--- a/доп материалы/пробные варианты/pravo_variant_1.docx
+++ b/доп материалы/пробные варианты/pravo_variant_1.docx
@@ -4,157 +4,238 @@
   <w:body>
     <w:p>
       <w:pPr>
-        <w:jc w:val="center"/>
+        <w:widowControl/>
+        <w:spacing w:line="240" w:lineRule="auto" w:after="120"/>
+        <w:jc w:val="left"/>
       </w:pPr>
       <w:r>
         <w:rPr>
+          <w:rFonts w:ascii="Times New Roman" w:hAnsi="Times New Roman" w:eastAsia="Times New Roman"/>
           <w:b/>
-          <w:color w:val="2975E5"/>
-          <w:sz w:val="32"/>
+          <w:color w:val="181A1F"/>
+          <w:sz w:val="28"/>
         </w:rPr>
-        <w:t>ЕГЭ ПО ОБЩЕСТВОЗНАНИЮ — 2026</w:t>
+        <w:t>Тематический пробный вариант № 1. Право</w:t>
       </w:r>
     </w:p>
     <w:p>
       <w:pPr>
-        <w:jc w:val="center"/>
+        <w:widowControl/>
+        <w:spacing w:line="240" w:lineRule="auto" w:after="140"/>
+        <w:jc w:val="left"/>
       </w:pPr>
       <w:r>
         <w:rPr>
-          <w:b/>
-          <w:sz w:val="30"/>
+          <w:rFonts w:ascii="Times New Roman" w:hAnsi="Times New Roman" w:eastAsia="Times New Roman"/>
+          <w:color w:val="181A1F"/>
+          <w:sz w:val="28"/>
         </w:rPr>
-        <w:t>Тематический пробный вариант № 1</w:t>
-        <w:br/>
-        <w:t>Право</w:t>
-      </w:r>
-    </w:p>
-    <w:p>
-      <w:r>
         <w:t>25 заданий • максимальный первичный балл — 58 • рекомендуемое время — 3 часа 30 минут</w:t>
       </w:r>
     </w:p>
     <w:p>
+      <w:pPr>
+        <w:pStyle w:val="Heading1"/>
+        <w:keepNext/>
+        <w:widowControl/>
+        <w:spacing w:line="240" w:lineRule="auto" w:after="60" w:before="160"/>
+      </w:pPr>
       <w:r>
         <w:rPr>
-          <w:i/>
+          <w:rFonts w:ascii="Times New Roman" w:hAnsi="Times New Roman" w:eastAsia="Times New Roman"/>
+          <w:b/>
+          <w:color w:val="181A1F"/>
+          <w:sz w:val="28"/>
         </w:rPr>
-        <w:t>Все задания относятся к указанному разделу; фиксированные тематические номера заменены равноценными по максимальному баллу.</w:t>
-      </w:r>
-    </w:p>
-    <w:p>
-      <w:pPr>
-        <w:pStyle w:val="Heading1"/>
-      </w:pPr>
-      <w:r>
         <w:t>Часть 1</w:t>
       </w:r>
     </w:p>
     <w:p>
+      <w:pPr>
+        <w:widowControl/>
+        <w:spacing w:line="240" w:lineRule="auto" w:after="0"/>
+      </w:pPr>
       <w:r>
+        <w:rPr>
+          <w:rFonts w:ascii="Times New Roman" w:hAnsi="Times New Roman" w:eastAsia="Times New Roman"/>
+          <w:color w:val="181A1F"/>
+          <w:sz w:val="28"/>
+        </w:rPr>
         <w:t>Ответами к заданиям 1–16 являются последовательности цифр. Запишите ответ без пробелов и дополнительных символов.</w:t>
       </w:r>
     </w:p>
     <w:p>
+      <w:pPr>
+        <w:keepNext/>
+        <w:widowControl/>
+        <w:spacing w:line="240" w:lineRule="auto" w:after="0" w:before="120"/>
+      </w:pPr>
       <w:r>
         <w:rPr>
+          <w:rFonts w:ascii="Times New Roman" w:hAnsi="Times New Roman" w:eastAsia="Times New Roman"/>
           <w:b/>
-          <w:sz w:val="24"/>
+          <w:color w:val="181A1F"/>
+          <w:sz w:val="28"/>
         </w:rPr>
         <w:t>1.</w:t>
       </w:r>
     </w:p>
     <w:p>
+      <w:pPr>
+        <w:widowControl/>
+        <w:spacing w:line="240" w:lineRule="auto" w:after="0"/>
+      </w:pPr>
       <w:r>
         <w:rPr>
+          <w:rFonts w:ascii="Times New Roman" w:hAnsi="Times New Roman" w:eastAsia="Times New Roman"/>
           <w:b w:val="0"/>
           <w:i w:val="0"/>
+          <w:color w:val="181A1F"/>
+          <w:sz w:val="28"/>
         </w:rPr>
         <w:t>Ниже приведён перечень санкций. Все они, за исключением двух, согласно Уголовно-процессуальному кодексу Российской Федерации относятся к мерам пресечения.</w:t>
       </w:r>
     </w:p>
     <w:p>
+      <w:pPr>
+        <w:widowControl/>
+        <w:spacing w:line="240" w:lineRule="auto" w:after="0"/>
+      </w:pPr>
       <w:r>
         <w:rPr>
+          <w:rFonts w:ascii="Times New Roman" w:hAnsi="Times New Roman" w:eastAsia="Times New Roman"/>
           <w:b w:val="0"/>
           <w:i w:val="0"/>
+          <w:color w:val="181A1F"/>
+          <w:sz w:val="28"/>
         </w:rPr>
         <w:t xml:space="preserve">1) залог; </w:t>
       </w:r>
     </w:p>
     <w:p>
+      <w:pPr>
+        <w:widowControl/>
+        <w:spacing w:line="240" w:lineRule="auto" w:after="0"/>
+      </w:pPr>
       <w:r>
         <w:rPr>
+          <w:rFonts w:ascii="Times New Roman" w:hAnsi="Times New Roman" w:eastAsia="Times New Roman"/>
           <w:b w:val="0"/>
           <w:i w:val="0"/>
+          <w:color w:val="181A1F"/>
+          <w:sz w:val="28"/>
         </w:rPr>
         <w:t xml:space="preserve">2) исправительные работы; </w:t>
       </w:r>
     </w:p>
     <w:p>
+      <w:pPr>
+        <w:widowControl/>
+        <w:spacing w:line="240" w:lineRule="auto" w:after="0"/>
+      </w:pPr>
       <w:r>
         <w:rPr>
+          <w:rFonts w:ascii="Times New Roman" w:hAnsi="Times New Roman" w:eastAsia="Times New Roman"/>
           <w:b w:val="0"/>
           <w:i w:val="0"/>
+          <w:color w:val="181A1F"/>
+          <w:sz w:val="28"/>
         </w:rPr>
         <w:t xml:space="preserve">3) предупреждение; </w:t>
       </w:r>
     </w:p>
     <w:p>
+      <w:pPr>
+        <w:widowControl/>
+        <w:spacing w:line="240" w:lineRule="auto" w:after="0"/>
+      </w:pPr>
       <w:r>
         <w:rPr>
+          <w:rFonts w:ascii="Times New Roman" w:hAnsi="Times New Roman" w:eastAsia="Times New Roman"/>
           <w:b w:val="0"/>
           <w:i w:val="0"/>
+          <w:color w:val="181A1F"/>
+          <w:sz w:val="28"/>
         </w:rPr>
         <w:t xml:space="preserve">4) личное поручительство; </w:t>
       </w:r>
     </w:p>
     <w:p>
+      <w:pPr>
+        <w:widowControl/>
+        <w:spacing w:line="240" w:lineRule="auto" w:after="0"/>
+      </w:pPr>
       <w:r>
         <w:rPr>
+          <w:rFonts w:ascii="Times New Roman" w:hAnsi="Times New Roman" w:eastAsia="Times New Roman"/>
           <w:b w:val="0"/>
           <w:i w:val="0"/>
+          <w:color w:val="181A1F"/>
+          <w:sz w:val="28"/>
         </w:rPr>
         <w:t>5) присмотр за несовершеннолетним обвиняемым;</w:t>
       </w:r>
     </w:p>
     <w:p>
+      <w:pPr>
+        <w:widowControl/>
+        <w:spacing w:line="240" w:lineRule="auto" w:after="0"/>
+      </w:pPr>
       <w:r>
         <w:rPr>
+          <w:rFonts w:ascii="Times New Roman" w:hAnsi="Times New Roman" w:eastAsia="Times New Roman"/>
           <w:b w:val="0"/>
           <w:i w:val="0"/>
+          <w:color w:val="181A1F"/>
+          <w:sz w:val="28"/>
         </w:rPr>
         <w:t>6) запрет определённых действий.</w:t>
       </w:r>
     </w:p>
     <w:p>
+      <w:pPr>
+        <w:widowControl/>
+        <w:spacing w:line="240" w:lineRule="auto" w:after="0"/>
+      </w:pPr>
       <w:r>
         <w:rPr>
+          <w:rFonts w:ascii="Times New Roman" w:hAnsi="Times New Roman" w:eastAsia="Times New Roman"/>
           <w:b w:val="0"/>
           <w:i w:val="0"/>
+          <w:color w:val="181A1F"/>
+          <w:sz w:val="28"/>
         </w:rPr>
         <w:t>Найдите две санкции, «выпадающие» из общего ряда, и запишите в таблицу цифры, под которыми они указаны.</w:t>
       </w:r>
     </w:p>
     <w:p>
-      <w:r>
-        <w:t>Ответ: ______________________________</w:t>
-      </w:r>
-    </w:p>
-    <w:p>
+      <w:pPr>
+        <w:keepNext/>
+        <w:widowControl/>
+        <w:spacing w:line="240" w:lineRule="auto" w:after="0" w:before="120"/>
+      </w:pPr>
       <w:r>
         <w:rPr>
+          <w:rFonts w:ascii="Times New Roman" w:hAnsi="Times New Roman" w:eastAsia="Times New Roman"/>
           <w:b/>
-          <w:sz w:val="24"/>
+          <w:color w:val="181A1F"/>
+          <w:sz w:val="28"/>
         </w:rPr>
         <w:t>2.</w:t>
       </w:r>
     </w:p>
     <w:p>
+      <w:pPr>
+        <w:widowControl/>
+        <w:spacing w:line="240" w:lineRule="auto" w:after="0"/>
+      </w:pPr>
       <w:r>
         <w:rPr>
+          <w:rFonts w:ascii="Times New Roman" w:hAnsi="Times New Roman" w:eastAsia="Times New Roman"/>
           <w:b w:val="0"/>
           <w:i w:val="0"/>
+          <w:color w:val="181A1F"/>
+          <w:sz w:val="28"/>
         </w:rPr>
         <w:t>Установите соответствие между субъектами и участниками уголовного судопроизводства в соответствии с Уголовно-процессуальным кодексом РФ: к каждой позиции, данной в первом столбце, подберите соответствующую позицию из второго столбца.</w:t>
       </w:r>
@@ -163,6 +244,7 @@
       <w:tblPr>
         <w:tblStyle w:val="TableGrid"/>
         <w:tblW w:type="auto" w:w="0"/>
+        <w:tblLayout w:type="autofit"/>
         <w:tblLook w:firstColumn="1" w:firstRow="1" w:lastColumn="0" w:lastRow="0" w:noHBand="0" w:noVBand="1" w:val="04A0"/>
       </w:tblPr>
       <w:tblGrid>
@@ -175,7 +257,16 @@
             <w:tcW w:type="dxa" w:w="5128"/>
           </w:tcPr>
           <w:p>
+            <w:pPr>
+              <w:spacing w:after="0" w:line="240" w:lineRule="auto"/>
+            </w:pPr>
             <w:r>
+              <w:rPr>
+                <w:rFonts w:ascii="Times New Roman" w:hAnsi="Times New Roman" w:eastAsia="Times New Roman"/>
+                <w:b/>
+                <w:color w:val="181A1F"/>
+                <w:sz w:val="28"/>
+              </w:rPr>
               <w:t>СУБЪЕКТЫ</w:t>
             </w:r>
           </w:p>
@@ -185,7 +276,16 @@
             <w:tcW w:type="dxa" w:w="5128"/>
           </w:tcPr>
           <w:p>
+            <w:pPr>
+              <w:spacing w:after="0" w:line="240" w:lineRule="auto"/>
+            </w:pPr>
             <w:r>
+              <w:rPr>
+                <w:rFonts w:ascii="Times New Roman" w:hAnsi="Times New Roman" w:eastAsia="Times New Roman"/>
+                <w:b/>
+                <w:color w:val="181A1F"/>
+                <w:sz w:val="28"/>
+              </w:rPr>
               <w:t>УЧАСТНИКИ УГОЛОВНОГО СУДОПРОИЗВОДСТВА</w:t>
             </w:r>
           </w:p>
@@ -197,8 +297,24 @@
             <w:tcW w:type="dxa" w:w="5128"/>
           </w:tcPr>
           <w:p>
+            <w:pPr>
+              <w:spacing w:after="0" w:line="240" w:lineRule="auto"/>
+            </w:pPr>
             <w:r>
-              <w:t>А) экспертБ) следовательВ) обвиняемыйГ) свидетельД) потерпевший</w:t>
+              <w:rPr>
+                <w:rFonts w:ascii="Times New Roman" w:hAnsi="Times New Roman" w:eastAsia="Times New Roman"/>
+                <w:color w:val="181A1F"/>
+                <w:sz w:val="28"/>
+              </w:rPr>
+              <w:t>А) эксперт</w:t>
+              <w:br/>
+              <w:t>Б) следователь</w:t>
+              <w:br/>
+              <w:t>В) обвиняемый</w:t>
+              <w:br/>
+              <w:t>Г) свидетель</w:t>
+              <w:br/>
+              <w:t>Д) потерпевший</w:t>
             </w:r>
           </w:p>
         </w:tc>
@@ -207,18 +323,37 @@
             <w:tcW w:type="dxa" w:w="5128"/>
           </w:tcPr>
           <w:p>
+            <w:pPr>
+              <w:spacing w:after="0" w:line="240" w:lineRule="auto"/>
+            </w:pPr>
             <w:r>
-              <w:t>1) сторона защиты2) сторона обвинения3) иные участники</w:t>
+              <w:rPr>
+                <w:rFonts w:ascii="Times New Roman" w:hAnsi="Times New Roman" w:eastAsia="Times New Roman"/>
+                <w:color w:val="181A1F"/>
+                <w:sz w:val="28"/>
+              </w:rPr>
+              <w:t>1) сторона защиты</w:t>
+              <w:br/>
+              <w:t>2) сторона обвинения</w:t>
+              <w:br/>
+              <w:t>3) иные участники</w:t>
             </w:r>
           </w:p>
         </w:tc>
       </w:tr>
     </w:tbl>
     <w:p>
+      <w:pPr>
+        <w:widowControl/>
+        <w:spacing w:line="240" w:lineRule="auto" w:after="0"/>
+      </w:pPr>
       <w:r>
         <w:rPr>
+          <w:rFonts w:ascii="Times New Roman" w:hAnsi="Times New Roman" w:eastAsia="Times New Roman"/>
           <w:b w:val="0"/>
           <w:i w:val="0"/>
+          <w:color w:val="181A1F"/>
+          <w:sz w:val="28"/>
         </w:rPr>
         <w:t>Запишите в ответ цифры, расположив их в порядке, соответствующем буквам:</w:t>
       </w:r>
@@ -227,6 +362,7 @@
       <w:tblPr>
         <w:tblStyle w:val="TableGrid"/>
         <w:tblW w:type="auto" w:w="0"/>
+        <w:tblLayout w:type="autofit"/>
         <w:tblLook w:firstColumn="1" w:firstRow="1" w:lastColumn="0" w:lastRow="0" w:noHBand="0" w:noVBand="1" w:val="04A0"/>
       </w:tblPr>
       <w:tblGrid>
@@ -242,7 +378,16 @@
             <w:tcW w:type="dxa" w:w="2051"/>
           </w:tcPr>
           <w:p>
+            <w:pPr>
+              <w:spacing w:after="0" w:line="240" w:lineRule="auto"/>
+            </w:pPr>
             <w:r>
+              <w:rPr>
+                <w:rFonts w:ascii="Times New Roman" w:hAnsi="Times New Roman" w:eastAsia="Times New Roman"/>
+                <w:b/>
+                <w:color w:val="181A1F"/>
+                <w:sz w:val="28"/>
+              </w:rPr>
               <w:t>A</w:t>
             </w:r>
           </w:p>
@@ -252,7 +397,16 @@
             <w:tcW w:type="dxa" w:w="2051"/>
           </w:tcPr>
           <w:p>
+            <w:pPr>
+              <w:spacing w:after="0" w:line="240" w:lineRule="auto"/>
+            </w:pPr>
             <w:r>
+              <w:rPr>
+                <w:rFonts w:ascii="Times New Roman" w:hAnsi="Times New Roman" w:eastAsia="Times New Roman"/>
+                <w:b/>
+                <w:color w:val="181A1F"/>
+                <w:sz w:val="28"/>
+              </w:rPr>
               <w:t>Б</w:t>
             </w:r>
           </w:p>
@@ -262,7 +416,16 @@
             <w:tcW w:type="dxa" w:w="2051"/>
           </w:tcPr>
           <w:p>
+            <w:pPr>
+              <w:spacing w:after="0" w:line="240" w:lineRule="auto"/>
+            </w:pPr>
             <w:r>
+              <w:rPr>
+                <w:rFonts w:ascii="Times New Roman" w:hAnsi="Times New Roman" w:eastAsia="Times New Roman"/>
+                <w:b/>
+                <w:color w:val="181A1F"/>
+                <w:sz w:val="28"/>
+              </w:rPr>
               <w:t>В</w:t>
             </w:r>
           </w:p>
@@ -272,7 +435,16 @@
             <w:tcW w:type="dxa" w:w="2051"/>
           </w:tcPr>
           <w:p>
+            <w:pPr>
+              <w:spacing w:after="0" w:line="240" w:lineRule="auto"/>
+            </w:pPr>
             <w:r>
+              <w:rPr>
+                <w:rFonts w:ascii="Times New Roman" w:hAnsi="Times New Roman" w:eastAsia="Times New Roman"/>
+                <w:b/>
+                <w:color w:val="181A1F"/>
+                <w:sz w:val="28"/>
+              </w:rPr>
               <w:t>Г</w:t>
             </w:r>
           </w:p>
@@ -282,7 +454,16 @@
             <w:tcW w:type="dxa" w:w="2051"/>
           </w:tcPr>
           <w:p>
+            <w:pPr>
+              <w:spacing w:after="0" w:line="240" w:lineRule="auto"/>
+            </w:pPr>
             <w:r>
+              <w:rPr>
+                <w:rFonts w:ascii="Times New Roman" w:hAnsi="Times New Roman" w:eastAsia="Times New Roman"/>
+                <w:b/>
+                <w:color w:val="181A1F"/>
+                <w:sz w:val="28"/>
+              </w:rPr>
               <w:t>Д</w:t>
             </w:r>
           </w:p>
@@ -294,7 +475,16 @@
             <w:tcW w:type="dxa" w:w="2051"/>
           </w:tcPr>
           <w:p>
-            <w:r/>
+            <w:pPr>
+              <w:spacing w:after="0" w:line="240" w:lineRule="auto"/>
+            </w:pPr>
+            <w:r>
+              <w:rPr>
+                <w:rFonts w:ascii="Times New Roman" w:hAnsi="Times New Roman" w:eastAsia="Times New Roman"/>
+                <w:color w:val="181A1F"/>
+                <w:sz w:val="28"/>
+              </w:rPr>
+            </w:r>
           </w:p>
         </w:tc>
         <w:tc>
@@ -302,7 +492,16 @@
             <w:tcW w:type="dxa" w:w="2051"/>
           </w:tcPr>
           <w:p>
-            <w:r/>
+            <w:pPr>
+              <w:spacing w:after="0" w:line="240" w:lineRule="auto"/>
+            </w:pPr>
+            <w:r>
+              <w:rPr>
+                <w:rFonts w:ascii="Times New Roman" w:hAnsi="Times New Roman" w:eastAsia="Times New Roman"/>
+                <w:color w:val="181A1F"/>
+                <w:sz w:val="28"/>
+              </w:rPr>
+            </w:r>
           </w:p>
         </w:tc>
         <w:tc>
@@ -310,7 +509,16 @@
             <w:tcW w:type="dxa" w:w="2051"/>
           </w:tcPr>
           <w:p>
-            <w:r/>
+            <w:pPr>
+              <w:spacing w:after="0" w:line="240" w:lineRule="auto"/>
+            </w:pPr>
+            <w:r>
+              <w:rPr>
+                <w:rFonts w:ascii="Times New Roman" w:hAnsi="Times New Roman" w:eastAsia="Times New Roman"/>
+                <w:color w:val="181A1F"/>
+                <w:sz w:val="28"/>
+              </w:rPr>
+            </w:r>
           </w:p>
         </w:tc>
         <w:tc>
@@ -318,7 +526,16 @@
             <w:tcW w:type="dxa" w:w="2051"/>
           </w:tcPr>
           <w:p>
-            <w:r/>
+            <w:pPr>
+              <w:spacing w:after="0" w:line="240" w:lineRule="auto"/>
+            </w:pPr>
+            <w:r>
+              <w:rPr>
+                <w:rFonts w:ascii="Times New Roman" w:hAnsi="Times New Roman" w:eastAsia="Times New Roman"/>
+                <w:color w:val="181A1F"/>
+                <w:sz w:val="28"/>
+              </w:rPr>
+            </w:r>
           </w:p>
         </w:tc>
         <w:tc>
@@ -326,116 +543,192 @@
             <w:tcW w:type="dxa" w:w="2051"/>
           </w:tcPr>
           <w:p>
-            <w:r/>
+            <w:pPr>
+              <w:spacing w:after="0" w:line="240" w:lineRule="auto"/>
+            </w:pPr>
+            <w:r>
+              <w:rPr>
+                <w:rFonts w:ascii="Times New Roman" w:hAnsi="Times New Roman" w:eastAsia="Times New Roman"/>
+                <w:color w:val="181A1F"/>
+                <w:sz w:val="28"/>
+              </w:rPr>
+            </w:r>
           </w:p>
         </w:tc>
       </w:tr>
     </w:tbl>
     <w:p>
-      <w:r>
-        <w:t>Ответ: ______________________________</w:t>
-      </w:r>
-    </w:p>
-    <w:p>
+      <w:pPr>
+        <w:keepNext/>
+        <w:widowControl/>
+        <w:spacing w:line="240" w:lineRule="auto" w:after="0" w:before="120"/>
+      </w:pPr>
       <w:r>
         <w:rPr>
+          <w:rFonts w:ascii="Times New Roman" w:hAnsi="Times New Roman" w:eastAsia="Times New Roman"/>
           <w:b/>
-          <w:sz w:val="24"/>
+          <w:color w:val="181A1F"/>
+          <w:sz w:val="28"/>
         </w:rPr>
         <w:t>3.</w:t>
       </w:r>
     </w:p>
     <w:p>
+      <w:pPr>
+        <w:widowControl/>
+        <w:spacing w:line="240" w:lineRule="auto" w:after="0"/>
+      </w:pPr>
       <w:r>
         <w:rPr>
+          <w:rFonts w:ascii="Times New Roman" w:hAnsi="Times New Roman" w:eastAsia="Times New Roman"/>
           <w:b w:val="0"/>
           <w:i w:val="0"/>
+          <w:color w:val="181A1F"/>
+          <w:sz w:val="28"/>
         </w:rPr>
         <w:t>Ниже приведён перечень мер. Все они, за исключением двух, согласно Уголовно-процессуальному кодексу Российской Федерации относятся к мерам пресечения.</w:t>
       </w:r>
     </w:p>
     <w:p>
+      <w:pPr>
+        <w:widowControl/>
+        <w:spacing w:line="240" w:lineRule="auto" w:after="0"/>
+      </w:pPr>
       <w:r>
         <w:rPr>
+          <w:rFonts w:ascii="Times New Roman" w:hAnsi="Times New Roman" w:eastAsia="Times New Roman"/>
           <w:b w:val="0"/>
           <w:i w:val="0"/>
+          <w:color w:val="181A1F"/>
+          <w:sz w:val="28"/>
         </w:rPr>
         <w:t xml:space="preserve">1) домашний арест; </w:t>
       </w:r>
     </w:p>
     <w:p>
+      <w:pPr>
+        <w:widowControl/>
+        <w:spacing w:line="240" w:lineRule="auto" w:after="0"/>
+      </w:pPr>
       <w:r>
         <w:rPr>
+          <w:rFonts w:ascii="Times New Roman" w:hAnsi="Times New Roman" w:eastAsia="Times New Roman"/>
           <w:b w:val="0"/>
           <w:i w:val="0"/>
+          <w:color w:val="181A1F"/>
+          <w:sz w:val="28"/>
         </w:rPr>
         <w:t xml:space="preserve">2) принудительные работы; </w:t>
       </w:r>
     </w:p>
     <w:p>
+      <w:pPr>
+        <w:widowControl/>
+        <w:spacing w:line="240" w:lineRule="auto" w:after="0"/>
+      </w:pPr>
       <w:r>
         <w:rPr>
+          <w:rFonts w:ascii="Times New Roman" w:hAnsi="Times New Roman" w:eastAsia="Times New Roman"/>
           <w:b w:val="0"/>
           <w:i w:val="0"/>
+          <w:color w:val="181A1F"/>
+          <w:sz w:val="28"/>
         </w:rPr>
         <w:t xml:space="preserve">3) заключение под стражу; </w:t>
       </w:r>
     </w:p>
     <w:p>
+      <w:pPr>
+        <w:widowControl/>
+        <w:spacing w:line="240" w:lineRule="auto" w:after="0"/>
+      </w:pPr>
       <w:r>
         <w:rPr>
+          <w:rFonts w:ascii="Times New Roman" w:hAnsi="Times New Roman" w:eastAsia="Times New Roman"/>
           <w:b w:val="0"/>
           <w:i w:val="0"/>
+          <w:color w:val="181A1F"/>
+          <w:sz w:val="28"/>
         </w:rPr>
         <w:t xml:space="preserve">4) предупреждение; </w:t>
       </w:r>
     </w:p>
     <w:p>
+      <w:pPr>
+        <w:widowControl/>
+        <w:spacing w:line="240" w:lineRule="auto" w:after="0"/>
+      </w:pPr>
       <w:r>
         <w:rPr>
+          <w:rFonts w:ascii="Times New Roman" w:hAnsi="Times New Roman" w:eastAsia="Times New Roman"/>
           <w:b w:val="0"/>
           <w:i w:val="0"/>
+          <w:color w:val="181A1F"/>
+          <w:sz w:val="28"/>
         </w:rPr>
         <w:t xml:space="preserve">5) запрет определённых действий; </w:t>
       </w:r>
     </w:p>
     <w:p>
+      <w:pPr>
+        <w:widowControl/>
+        <w:spacing w:line="240" w:lineRule="auto" w:after="0"/>
+      </w:pPr>
       <w:r>
         <w:rPr>
+          <w:rFonts w:ascii="Times New Roman" w:hAnsi="Times New Roman" w:eastAsia="Times New Roman"/>
           <w:b w:val="0"/>
           <w:i w:val="0"/>
+          <w:color w:val="181A1F"/>
+          <w:sz w:val="28"/>
         </w:rPr>
         <w:t>6) личное поручительство.</w:t>
       </w:r>
     </w:p>
     <w:p>
+      <w:pPr>
+        <w:widowControl/>
+        <w:spacing w:line="240" w:lineRule="auto" w:after="0"/>
+      </w:pPr>
       <w:r>
         <w:rPr>
+          <w:rFonts w:ascii="Times New Roman" w:hAnsi="Times New Roman" w:eastAsia="Times New Roman"/>
           <w:b w:val="0"/>
           <w:i w:val="0"/>
+          <w:color w:val="181A1F"/>
+          <w:sz w:val="28"/>
         </w:rPr>
         <w:t>Найдите две меры, «выпадающие» из общего ряда, и запишите в таблицу цифры, под которыми они указаны.</w:t>
       </w:r>
     </w:p>
     <w:p>
-      <w:r>
-        <w:t>Ответ: ______________________________</w:t>
-      </w:r>
-    </w:p>
-    <w:p>
+      <w:pPr>
+        <w:keepNext/>
+        <w:widowControl/>
+        <w:spacing w:line="240" w:lineRule="auto" w:after="0" w:before="120"/>
+      </w:pPr>
       <w:r>
         <w:rPr>
+          <w:rFonts w:ascii="Times New Roman" w:hAnsi="Times New Roman" w:eastAsia="Times New Roman"/>
           <w:b/>
-          <w:sz w:val="24"/>
+          <w:color w:val="181A1F"/>
+          <w:sz w:val="28"/>
         </w:rPr>
         <w:t>4.</w:t>
       </w:r>
     </w:p>
     <w:p>
+      <w:pPr>
+        <w:widowControl/>
+        <w:spacing w:line="240" w:lineRule="auto" w:after="0"/>
+      </w:pPr>
       <w:r>
         <w:rPr>
+          <w:rFonts w:ascii="Times New Roman" w:hAnsi="Times New Roman" w:eastAsia="Times New Roman"/>
           <w:b w:val="0"/>
           <w:i w:val="0"/>
+          <w:color w:val="181A1F"/>
+          <w:sz w:val="28"/>
         </w:rPr>
         <w:t>Установите соответствие между проступками и их видами: к каждой позиции, данной в первом столбце, подберите соответствующую позицию из второго столбца.</w:t>
       </w:r>
@@ -444,6 +737,7 @@
       <w:tblPr>
         <w:tblStyle w:val="TableGrid"/>
         <w:tblW w:type="auto" w:w="0"/>
+        <w:tblLayout w:type="autofit"/>
         <w:tblLook w:firstColumn="1" w:firstRow="1" w:lastColumn="0" w:lastRow="0" w:noHBand="0" w:noVBand="1" w:val="04A0"/>
       </w:tblPr>
       <w:tblGrid>
@@ -456,7 +750,16 @@
             <w:tcW w:type="dxa" w:w="5128"/>
           </w:tcPr>
           <w:p>
+            <w:pPr>
+              <w:spacing w:after="0" w:line="240" w:lineRule="auto"/>
+            </w:pPr>
             <w:r>
+              <w:rPr>
+                <w:rFonts w:ascii="Times New Roman" w:hAnsi="Times New Roman" w:eastAsia="Times New Roman"/>
+                <w:b/>
+                <w:color w:val="181A1F"/>
+                <w:sz w:val="28"/>
+              </w:rPr>
               <w:t>ПРОСТУПКИ</w:t>
             </w:r>
           </w:p>
@@ -466,7 +769,16 @@
             <w:tcW w:type="dxa" w:w="5128"/>
           </w:tcPr>
           <w:p>
+            <w:pPr>
+              <w:spacing w:after="0" w:line="240" w:lineRule="auto"/>
+            </w:pPr>
             <w:r>
+              <w:rPr>
+                <w:rFonts w:ascii="Times New Roman" w:hAnsi="Times New Roman" w:eastAsia="Times New Roman"/>
+                <w:b/>
+                <w:color w:val="181A1F"/>
+                <w:sz w:val="28"/>
+              </w:rPr>
               <w:t>ВИДЫ ПРОСТУПКОВ</w:t>
             </w:r>
           </w:p>
@@ -478,8 +790,24 @@
             <w:tcW w:type="dxa" w:w="5128"/>
           </w:tcPr>
           <w:p>
+            <w:pPr>
+              <w:spacing w:after="0" w:line="240" w:lineRule="auto"/>
+            </w:pPr>
             <w:r>
-              <w:t>А) остановка автомобиля под запрещающим знакомБ) нарушение авторского праваВ) опоздание на службуГ) невыплата процентов по кредитуД) нарушение правил пожарной безопасности</w:t>
+              <w:rPr>
+                <w:rFonts w:ascii="Times New Roman" w:hAnsi="Times New Roman" w:eastAsia="Times New Roman"/>
+                <w:color w:val="181A1F"/>
+                <w:sz w:val="28"/>
+              </w:rPr>
+              <w:t>А) остановка автомобиля под запрещающим знаком</w:t>
+              <w:br/>
+              <w:t>Б) нарушение авторского права</w:t>
+              <w:br/>
+              <w:t>В) опоздание на службу</w:t>
+              <w:br/>
+              <w:t>Г) невыплата процентов по кредиту</w:t>
+              <w:br/>
+              <w:t>Д) нарушение правил пожарной безопасности</w:t>
             </w:r>
           </w:p>
         </w:tc>
@@ -488,18 +816,37 @@
             <w:tcW w:type="dxa" w:w="5128"/>
           </w:tcPr>
           <w:p>
+            <w:pPr>
+              <w:spacing w:after="0" w:line="240" w:lineRule="auto"/>
+            </w:pPr>
             <w:r>
-              <w:t>1) гражданские проступки2) административные проступки3) дисциплинарные проступки</w:t>
+              <w:rPr>
+                <w:rFonts w:ascii="Times New Roman" w:hAnsi="Times New Roman" w:eastAsia="Times New Roman"/>
+                <w:color w:val="181A1F"/>
+                <w:sz w:val="28"/>
+              </w:rPr>
+              <w:t>1) гражданские проступки</w:t>
+              <w:br/>
+              <w:t>2) административные проступки</w:t>
+              <w:br/>
+              <w:t>3) дисциплинарные проступки</w:t>
             </w:r>
           </w:p>
         </w:tc>
       </w:tr>
     </w:tbl>
     <w:p>
+      <w:pPr>
+        <w:widowControl/>
+        <w:spacing w:line="240" w:lineRule="auto" w:after="0"/>
+      </w:pPr>
       <w:r>
         <w:rPr>
+          <w:rFonts w:ascii="Times New Roman" w:hAnsi="Times New Roman" w:eastAsia="Times New Roman"/>
           <w:b w:val="0"/>
           <w:i w:val="0"/>
+          <w:color w:val="181A1F"/>
+          <w:sz w:val="28"/>
         </w:rPr>
         <w:t>Запишите в ответ цифры, расположив их в порядке, соответствующем буквам:</w:t>
       </w:r>
@@ -508,6 +855,7 @@
       <w:tblPr>
         <w:tblStyle w:val="TableGrid"/>
         <w:tblW w:type="auto" w:w="0"/>
+        <w:tblLayout w:type="autofit"/>
         <w:tblLook w:firstColumn="1" w:firstRow="1" w:lastColumn="0" w:lastRow="0" w:noHBand="0" w:noVBand="1" w:val="04A0"/>
       </w:tblPr>
       <w:tblGrid>
@@ -523,7 +871,16 @@
             <w:tcW w:type="dxa" w:w="2051"/>
           </w:tcPr>
           <w:p>
+            <w:pPr>
+              <w:spacing w:after="0" w:line="240" w:lineRule="auto"/>
+            </w:pPr>
             <w:r>
+              <w:rPr>
+                <w:rFonts w:ascii="Times New Roman" w:hAnsi="Times New Roman" w:eastAsia="Times New Roman"/>
+                <w:b/>
+                <w:color w:val="181A1F"/>
+                <w:sz w:val="28"/>
+              </w:rPr>
               <w:t>A</w:t>
             </w:r>
           </w:p>
@@ -533,7 +890,16 @@
             <w:tcW w:type="dxa" w:w="2051"/>
           </w:tcPr>
           <w:p>
+            <w:pPr>
+              <w:spacing w:after="0" w:line="240" w:lineRule="auto"/>
+            </w:pPr>
             <w:r>
+              <w:rPr>
+                <w:rFonts w:ascii="Times New Roman" w:hAnsi="Times New Roman" w:eastAsia="Times New Roman"/>
+                <w:b/>
+                <w:color w:val="181A1F"/>
+                <w:sz w:val="28"/>
+              </w:rPr>
               <w:t>Б</w:t>
             </w:r>
           </w:p>
@@ -543,7 +909,16 @@
             <w:tcW w:type="dxa" w:w="2051"/>
           </w:tcPr>
           <w:p>
+            <w:pPr>
+              <w:spacing w:after="0" w:line="240" w:lineRule="auto"/>
+            </w:pPr>
             <w:r>
+              <w:rPr>
+                <w:rFonts w:ascii="Times New Roman" w:hAnsi="Times New Roman" w:eastAsia="Times New Roman"/>
+                <w:b/>
+                <w:color w:val="181A1F"/>
+                <w:sz w:val="28"/>
+              </w:rPr>
               <w:t>В</w:t>
             </w:r>
           </w:p>
@@ -553,7 +928,16 @@
             <w:tcW w:type="dxa" w:w="2051"/>
           </w:tcPr>
           <w:p>
+            <w:pPr>
+              <w:spacing w:after="0" w:line="240" w:lineRule="auto"/>
+            </w:pPr>
             <w:r>
+              <w:rPr>
+                <w:rFonts w:ascii="Times New Roman" w:hAnsi="Times New Roman" w:eastAsia="Times New Roman"/>
+                <w:b/>
+                <w:color w:val="181A1F"/>
+                <w:sz w:val="28"/>
+              </w:rPr>
               <w:t>Г</w:t>
             </w:r>
           </w:p>
@@ -563,7 +947,16 @@
             <w:tcW w:type="dxa" w:w="2051"/>
           </w:tcPr>
           <w:p>
+            <w:pPr>
+              <w:spacing w:after="0" w:line="240" w:lineRule="auto"/>
+            </w:pPr>
             <w:r>
+              <w:rPr>
+                <w:rFonts w:ascii="Times New Roman" w:hAnsi="Times New Roman" w:eastAsia="Times New Roman"/>
+                <w:b/>
+                <w:color w:val="181A1F"/>
+                <w:sz w:val="28"/>
+              </w:rPr>
               <w:t>Д</w:t>
             </w:r>
           </w:p>
@@ -575,7 +968,16 @@
             <w:tcW w:type="dxa" w:w="2051"/>
           </w:tcPr>
           <w:p>
-            <w:r/>
+            <w:pPr>
+              <w:spacing w:after="0" w:line="240" w:lineRule="auto"/>
+            </w:pPr>
+            <w:r>
+              <w:rPr>
+                <w:rFonts w:ascii="Times New Roman" w:hAnsi="Times New Roman" w:eastAsia="Times New Roman"/>
+                <w:color w:val="181A1F"/>
+                <w:sz w:val="28"/>
+              </w:rPr>
+            </w:r>
           </w:p>
         </w:tc>
         <w:tc>
@@ -583,7 +985,16 @@
             <w:tcW w:type="dxa" w:w="2051"/>
           </w:tcPr>
           <w:p>
-            <w:r/>
+            <w:pPr>
+              <w:spacing w:after="0" w:line="240" w:lineRule="auto"/>
+            </w:pPr>
+            <w:r>
+              <w:rPr>
+                <w:rFonts w:ascii="Times New Roman" w:hAnsi="Times New Roman" w:eastAsia="Times New Roman"/>
+                <w:color w:val="181A1F"/>
+                <w:sz w:val="28"/>
+              </w:rPr>
+            </w:r>
           </w:p>
         </w:tc>
         <w:tc>
@@ -591,7 +1002,16 @@
             <w:tcW w:type="dxa" w:w="2051"/>
           </w:tcPr>
           <w:p>
-            <w:r/>
+            <w:pPr>
+              <w:spacing w:after="0" w:line="240" w:lineRule="auto"/>
+            </w:pPr>
+            <w:r>
+              <w:rPr>
+                <w:rFonts w:ascii="Times New Roman" w:hAnsi="Times New Roman" w:eastAsia="Times New Roman"/>
+                <w:color w:val="181A1F"/>
+                <w:sz w:val="28"/>
+              </w:rPr>
+            </w:r>
           </w:p>
         </w:tc>
         <w:tc>
@@ -599,7 +1019,16 @@
             <w:tcW w:type="dxa" w:w="2051"/>
           </w:tcPr>
           <w:p>
-            <w:r/>
+            <w:pPr>
+              <w:spacing w:after="0" w:line="240" w:lineRule="auto"/>
+            </w:pPr>
+            <w:r>
+              <w:rPr>
+                <w:rFonts w:ascii="Times New Roman" w:hAnsi="Times New Roman" w:eastAsia="Times New Roman"/>
+                <w:color w:val="181A1F"/>
+                <w:sz w:val="28"/>
+              </w:rPr>
+            </w:r>
           </w:p>
         </w:tc>
         <w:tc>
@@ -607,175 +1036,288 @@
             <w:tcW w:type="dxa" w:w="2051"/>
           </w:tcPr>
           <w:p>
-            <w:r/>
+            <w:pPr>
+              <w:spacing w:after="0" w:line="240" w:lineRule="auto"/>
+            </w:pPr>
+            <w:r>
+              <w:rPr>
+                <w:rFonts w:ascii="Times New Roman" w:hAnsi="Times New Roman" w:eastAsia="Times New Roman"/>
+                <w:color w:val="181A1F"/>
+                <w:sz w:val="28"/>
+              </w:rPr>
+            </w:r>
           </w:p>
         </w:tc>
       </w:tr>
     </w:tbl>
     <w:p>
-      <w:r>
-        <w:t>Ответ: ______________________________</w:t>
-      </w:r>
-    </w:p>
-    <w:p>
+      <w:pPr>
+        <w:keepNext/>
+        <w:widowControl/>
+        <w:spacing w:line="240" w:lineRule="auto" w:after="0" w:before="120"/>
+      </w:pPr>
       <w:r>
         <w:rPr>
+          <w:rFonts w:ascii="Times New Roman" w:hAnsi="Times New Roman" w:eastAsia="Times New Roman"/>
           <w:b/>
-          <w:sz w:val="24"/>
+          <w:color w:val="181A1F"/>
+          <w:sz w:val="28"/>
         </w:rPr>
         <w:t>5.</w:t>
       </w:r>
     </w:p>
     <w:p>
+      <w:pPr>
+        <w:widowControl/>
+        <w:spacing w:line="240" w:lineRule="auto" w:after="0"/>
+      </w:pPr>
       <w:r>
         <w:rPr>
+          <w:rFonts w:ascii="Times New Roman" w:hAnsi="Times New Roman" w:eastAsia="Times New Roman"/>
           <w:b w:val="0"/>
           <w:i w:val="0"/>
+          <w:color w:val="181A1F"/>
+          <w:sz w:val="28"/>
         </w:rPr>
         <w:t xml:space="preserve">Пётр Васильевич — совершеннолетний гражданин Российской Федерации. Что из перечисленного ниже относится к его правам как налогоплательщика? Запишите цифры, под которыми указаны соответствующие положения. </w:t>
       </w:r>
     </w:p>
     <w:p>
+      <w:pPr>
+        <w:widowControl/>
+        <w:spacing w:line="240" w:lineRule="auto" w:after="0"/>
+      </w:pPr>
       <w:r>
         <w:rPr>
+          <w:rFonts w:ascii="Times New Roman" w:hAnsi="Times New Roman" w:eastAsia="Times New Roman"/>
           <w:b w:val="0"/>
           <w:i w:val="0"/>
+          <w:color w:val="181A1F"/>
+          <w:sz w:val="28"/>
         </w:rPr>
         <w:t>1) получать по месту своего учёта от налоговых органов бесплатную информацию (в том числе в письменной форме) о действующих налогах и сборах</w:t>
       </w:r>
     </w:p>
     <w:p>
+      <w:pPr>
+        <w:widowControl/>
+        <w:spacing w:line="240" w:lineRule="auto" w:after="0"/>
+      </w:pPr>
       <w:r>
         <w:rPr>
+          <w:rFonts w:ascii="Times New Roman" w:hAnsi="Times New Roman" w:eastAsia="Times New Roman"/>
           <w:b w:val="0"/>
           <w:i w:val="0"/>
+          <w:color w:val="181A1F"/>
+          <w:sz w:val="28"/>
         </w:rPr>
         <w:t>2) уплачивать законно установленные налоги</w:t>
       </w:r>
     </w:p>
     <w:p>
+      <w:pPr>
+        <w:widowControl/>
+        <w:spacing w:line="240" w:lineRule="auto" w:after="0"/>
+      </w:pPr>
       <w:r>
         <w:rPr>
+          <w:rFonts w:ascii="Times New Roman" w:hAnsi="Times New Roman" w:eastAsia="Times New Roman"/>
           <w:b w:val="0"/>
           <w:i w:val="0"/>
+          <w:color w:val="181A1F"/>
+          <w:sz w:val="28"/>
         </w:rPr>
         <w:t>3) использовать налоговые льготы при наличии оснований и в порядке, установленном законодательством о налогах и сборах</w:t>
       </w:r>
     </w:p>
     <w:p>
+      <w:pPr>
+        <w:widowControl/>
+        <w:spacing w:line="240" w:lineRule="auto" w:after="0"/>
+      </w:pPr>
       <w:r>
         <w:rPr>
+          <w:rFonts w:ascii="Times New Roman" w:hAnsi="Times New Roman" w:eastAsia="Times New Roman"/>
           <w:b w:val="0"/>
           <w:i w:val="0"/>
+          <w:color w:val="181A1F"/>
+          <w:sz w:val="28"/>
         </w:rPr>
         <w:t>4) требовать от должностных лиц налоговых органов и иных уполномоченных органов соблюдения законодательства о налогах и сборах при совершении ими действий в отношении налогоплательщика</w:t>
       </w:r>
     </w:p>
     <w:p>
+      <w:pPr>
+        <w:widowControl/>
+        <w:spacing w:line="240" w:lineRule="auto" w:after="0"/>
+      </w:pPr>
       <w:r>
         <w:rPr>
+          <w:rFonts w:ascii="Times New Roman" w:hAnsi="Times New Roman" w:eastAsia="Times New Roman"/>
           <w:b w:val="0"/>
           <w:i w:val="0"/>
+          <w:color w:val="181A1F"/>
+          <w:sz w:val="28"/>
         </w:rPr>
         <w:t>5) встать на учёт в налоговых органах, если это предусмотрено Налоговым кодексом РФ</w:t>
       </w:r>
     </w:p>
     <w:p>
+      <w:pPr>
+        <w:widowControl/>
+        <w:spacing w:line="240" w:lineRule="auto" w:after="0"/>
+      </w:pPr>
       <w:r>
         <w:rPr>
+          <w:rFonts w:ascii="Times New Roman" w:hAnsi="Times New Roman" w:eastAsia="Times New Roman"/>
           <w:b w:val="0"/>
           <w:i w:val="0"/>
+          <w:color w:val="181A1F"/>
+          <w:sz w:val="28"/>
         </w:rPr>
         <w:t>6) вести в установленном порядке учёт своих доходов (расходов) и объектов налогообложения, если это предусмотрено законодательством о налогах и сборах</w:t>
       </w:r>
     </w:p>
     <w:p>
-      <w:r>
-        <w:t>Ответ: ______________________________</w:t>
-      </w:r>
-    </w:p>
-    <w:p>
+      <w:pPr>
+        <w:keepNext/>
+        <w:widowControl/>
+        <w:spacing w:line="240" w:lineRule="auto" w:after="0" w:before="120"/>
+      </w:pPr>
       <w:r>
         <w:rPr>
+          <w:rFonts w:ascii="Times New Roman" w:hAnsi="Times New Roman" w:eastAsia="Times New Roman"/>
           <w:b/>
-          <w:sz w:val="24"/>
+          <w:color w:val="181A1F"/>
+          <w:sz w:val="28"/>
         </w:rPr>
         <w:t>6.</w:t>
       </w:r>
     </w:p>
     <w:p>
+      <w:pPr>
+        <w:widowControl/>
+        <w:spacing w:line="240" w:lineRule="auto" w:after="0"/>
+      </w:pPr>
       <w:r>
         <w:rPr>
+          <w:rFonts w:ascii="Times New Roman" w:hAnsi="Times New Roman" w:eastAsia="Times New Roman"/>
           <w:b w:val="0"/>
           <w:i w:val="0"/>
+          <w:color w:val="181A1F"/>
+          <w:sz w:val="28"/>
         </w:rPr>
         <w:t>Выберите верные суждения о нормах семейного права РФ и запишите цифры, под которыми они указаны.</w:t>
       </w:r>
     </w:p>
     <w:p>
+      <w:pPr>
+        <w:widowControl/>
+        <w:spacing w:line="240" w:lineRule="auto" w:after="0"/>
+      </w:pPr>
       <w:r>
         <w:rPr>
+          <w:rFonts w:ascii="Times New Roman" w:hAnsi="Times New Roman" w:eastAsia="Times New Roman"/>
           <w:b w:val="0"/>
           <w:i w:val="0"/>
+          <w:color w:val="181A1F"/>
+          <w:sz w:val="28"/>
         </w:rPr>
         <w:t>1) Заключение брака производится в личном присутствии лиц, вступающих в брак.</w:t>
       </w:r>
     </w:p>
     <w:p>
+      <w:pPr>
+        <w:widowControl/>
+        <w:spacing w:line="240" w:lineRule="auto" w:after="0"/>
+      </w:pPr>
       <w:r>
         <w:rPr>
+          <w:rFonts w:ascii="Times New Roman" w:hAnsi="Times New Roman" w:eastAsia="Times New Roman"/>
           <w:b w:val="0"/>
           <w:i w:val="0"/>
+          <w:color w:val="181A1F"/>
+          <w:sz w:val="28"/>
         </w:rPr>
         <w:t>2) В РФ допускается брак между усыновлёнными и усыновителями.</w:t>
       </w:r>
     </w:p>
     <w:p>
+      <w:pPr>
+        <w:widowControl/>
+        <w:spacing w:line="240" w:lineRule="auto" w:after="0"/>
+      </w:pPr>
       <w:r>
         <w:rPr>
+          <w:rFonts w:ascii="Times New Roman" w:hAnsi="Times New Roman" w:eastAsia="Times New Roman"/>
           <w:b w:val="0"/>
           <w:i w:val="0"/>
+          <w:color w:val="181A1F"/>
+          <w:sz w:val="28"/>
         </w:rPr>
         <w:t>3) Фактическое прекращение супружеских отношений влечёт прекращения брака после пяти лет раздельного проживания супругов.</w:t>
       </w:r>
     </w:p>
     <w:p>
+      <w:pPr>
+        <w:widowControl/>
+        <w:spacing w:line="240" w:lineRule="auto" w:after="0"/>
+      </w:pPr>
       <w:r>
         <w:rPr>
+          <w:rFonts w:ascii="Times New Roman" w:hAnsi="Times New Roman" w:eastAsia="Times New Roman"/>
           <w:b w:val="0"/>
           <w:i w:val="0"/>
+          <w:color w:val="181A1F"/>
+          <w:sz w:val="28"/>
         </w:rPr>
         <w:t>4) Каждый из супругов свободен в выборе рода занятий, профессии, мест пребывания и жительства.</w:t>
       </w:r>
     </w:p>
     <w:p>
+      <w:pPr>
+        <w:widowControl/>
+        <w:spacing w:line="240" w:lineRule="auto" w:after="0"/>
+      </w:pPr>
       <w:r>
         <w:rPr>
+          <w:rFonts w:ascii="Times New Roman" w:hAnsi="Times New Roman" w:eastAsia="Times New Roman"/>
           <w:b w:val="0"/>
           <w:i w:val="0"/>
+          <w:color w:val="181A1F"/>
+          <w:sz w:val="28"/>
         </w:rPr>
         <w:t>5) Родители имеют равные права и несут равные обязанности в отношении своих детей.</w:t>
       </w:r>
     </w:p>
     <w:p>
-      <w:r>
-        <w:t>Ответ: ______________________________</w:t>
-      </w:r>
-    </w:p>
-    <w:p>
+      <w:pPr>
+        <w:keepNext/>
+        <w:widowControl/>
+        <w:spacing w:line="240" w:lineRule="auto" w:after="0" w:before="120"/>
+      </w:pPr>
       <w:r>
         <w:rPr>
+          <w:rFonts w:ascii="Times New Roman" w:hAnsi="Times New Roman" w:eastAsia="Times New Roman"/>
           <w:b/>
-          <w:sz w:val="24"/>
+          <w:color w:val="181A1F"/>
+          <w:sz w:val="28"/>
         </w:rPr>
         <w:t>7.</w:t>
       </w:r>
     </w:p>
     <w:p>
+      <w:pPr>
+        <w:widowControl/>
+        <w:spacing w:line="240" w:lineRule="auto" w:after="0"/>
+      </w:pPr>
       <w:r>
         <w:rPr>
+          <w:rFonts w:ascii="Times New Roman" w:hAnsi="Times New Roman" w:eastAsia="Times New Roman"/>
           <w:b w:val="0"/>
           <w:i w:val="0"/>
+          <w:color w:val="181A1F"/>
+          <w:sz w:val="28"/>
         </w:rPr>
         <w:t>Установите соответствие между санкциями и видами юридической ответственности в Российской Федерации: к каждой позиции, данной в первом столбце, подберите соответствующую позицию из второго столбца.</w:t>
       </w:r>
@@ -784,6 +1326,7 @@
       <w:tblPr>
         <w:tblStyle w:val="TableGrid"/>
         <w:tblW w:type="auto" w:w="0"/>
+        <w:tblLayout w:type="autofit"/>
         <w:tblLook w:firstColumn="1" w:firstRow="1" w:lastColumn="0" w:lastRow="0" w:noHBand="0" w:noVBand="1" w:val="04A0"/>
       </w:tblPr>
       <w:tblGrid>
@@ -796,7 +1339,16 @@
             <w:tcW w:type="dxa" w:w="5128"/>
           </w:tcPr>
           <w:p>
+            <w:pPr>
+              <w:spacing w:after="0" w:line="240" w:lineRule="auto"/>
+            </w:pPr>
             <w:r>
+              <w:rPr>
+                <w:rFonts w:ascii="Times New Roman" w:hAnsi="Times New Roman" w:eastAsia="Times New Roman"/>
+                <w:b/>
+                <w:color w:val="181A1F"/>
+                <w:sz w:val="28"/>
+              </w:rPr>
               <w:t>САНКЦИИ</w:t>
             </w:r>
           </w:p>
@@ -806,7 +1358,16 @@
             <w:tcW w:type="dxa" w:w="5128"/>
           </w:tcPr>
           <w:p>
+            <w:pPr>
+              <w:spacing w:after="0" w:line="240" w:lineRule="auto"/>
+            </w:pPr>
             <w:r>
+              <w:rPr>
+                <w:rFonts w:ascii="Times New Roman" w:hAnsi="Times New Roman" w:eastAsia="Times New Roman"/>
+                <w:b/>
+                <w:color w:val="181A1F"/>
+                <w:sz w:val="28"/>
+              </w:rPr>
               <w:t>ВИДЫ ЮРИДИЧЕСКОЙ ОТВЕТСТВЕННОСТИ В РОССИЙСКОЙ ФЕДЕРАЦИИ</w:t>
             </w:r>
           </w:p>
@@ -818,8 +1379,24 @@
             <w:tcW w:type="dxa" w:w="5128"/>
           </w:tcPr>
           <w:p>
+            <w:pPr>
+              <w:spacing w:after="0" w:line="240" w:lineRule="auto"/>
+            </w:pPr>
             <w:r>
-              <w:t>А) лишение специального права, предоставленного физическому лицуБ) предупреждениеВ) компенсация морального вредаГ) замечаниеД) признание недействительным решение собрания</w:t>
+              <w:rPr>
+                <w:rFonts w:ascii="Times New Roman" w:hAnsi="Times New Roman" w:eastAsia="Times New Roman"/>
+                <w:color w:val="181A1F"/>
+                <w:sz w:val="28"/>
+              </w:rPr>
+              <w:t>А) лишение специального права, предоставленного физическому лицу</w:t>
+              <w:br/>
+              <w:t>Б) предупреждение</w:t>
+              <w:br/>
+              <w:t>В) компенсация морального вреда</w:t>
+              <w:br/>
+              <w:t>Г) замечание</w:t>
+              <w:br/>
+              <w:t>Д) признание недействительным решение собрания</w:t>
             </w:r>
           </w:p>
         </w:tc>
@@ -828,18 +1405,37 @@
             <w:tcW w:type="dxa" w:w="5128"/>
           </w:tcPr>
           <w:p>
+            <w:pPr>
+              <w:spacing w:after="0" w:line="240" w:lineRule="auto"/>
+            </w:pPr>
             <w:r>
-              <w:t>1) административная ответственность (административные наказания)2) дисциплинарная ответственность (дисциплинарные взыскания) 3) гражданско-правовая ответственность (способы защиты гражданских прав)</w:t>
+              <w:rPr>
+                <w:rFonts w:ascii="Times New Roman" w:hAnsi="Times New Roman" w:eastAsia="Times New Roman"/>
+                <w:color w:val="181A1F"/>
+                <w:sz w:val="28"/>
+              </w:rPr>
+              <w:t>1) административная ответственность (административные наказания)</w:t>
+              <w:br/>
+              <w:t xml:space="preserve">2) дисциплинарная ответственность (дисциплинарные взыскания) </w:t>
+              <w:br/>
+              <w:t>3) гражданско-правовая ответственность (способы защиты гражданских прав)</w:t>
             </w:r>
           </w:p>
         </w:tc>
       </w:tr>
     </w:tbl>
     <w:p>
+      <w:pPr>
+        <w:widowControl/>
+        <w:spacing w:line="240" w:lineRule="auto" w:after="0"/>
+      </w:pPr>
       <w:r>
         <w:rPr>
+          <w:rFonts w:ascii="Times New Roman" w:hAnsi="Times New Roman" w:eastAsia="Times New Roman"/>
           <w:b w:val="0"/>
           <w:i w:val="0"/>
+          <w:color w:val="181A1F"/>
+          <w:sz w:val="28"/>
         </w:rPr>
         <w:t>Запишите в ответ цифры, расположив их в порядке, соответствующем буквам:</w:t>
       </w:r>
@@ -848,6 +1444,7 @@
       <w:tblPr>
         <w:tblStyle w:val="TableGrid"/>
         <w:tblW w:type="auto" w:w="0"/>
+        <w:tblLayout w:type="autofit"/>
         <w:tblLook w:firstColumn="1" w:firstRow="1" w:lastColumn="0" w:lastRow="0" w:noHBand="0" w:noVBand="1" w:val="04A0"/>
       </w:tblPr>
       <w:tblGrid>
@@ -863,7 +1460,16 @@
             <w:tcW w:type="dxa" w:w="2051"/>
           </w:tcPr>
           <w:p>
+            <w:pPr>
+              <w:spacing w:after="0" w:line="240" w:lineRule="auto"/>
+            </w:pPr>
             <w:r>
+              <w:rPr>
+                <w:rFonts w:ascii="Times New Roman" w:hAnsi="Times New Roman" w:eastAsia="Times New Roman"/>
+                <w:b/>
+                <w:color w:val="181A1F"/>
+                <w:sz w:val="28"/>
+              </w:rPr>
               <w:t>A</w:t>
             </w:r>
           </w:p>
@@ -873,7 +1479,16 @@
             <w:tcW w:type="dxa" w:w="2051"/>
           </w:tcPr>
           <w:p>
+            <w:pPr>
+              <w:spacing w:after="0" w:line="240" w:lineRule="auto"/>
+            </w:pPr>
             <w:r>
+              <w:rPr>
+                <w:rFonts w:ascii="Times New Roman" w:hAnsi="Times New Roman" w:eastAsia="Times New Roman"/>
+                <w:b/>
+                <w:color w:val="181A1F"/>
+                <w:sz w:val="28"/>
+              </w:rPr>
               <w:t>Б</w:t>
             </w:r>
           </w:p>
@@ -883,7 +1498,16 @@
             <w:tcW w:type="dxa" w:w="2051"/>
           </w:tcPr>
           <w:p>
+            <w:pPr>
+              <w:spacing w:after="0" w:line="240" w:lineRule="auto"/>
+            </w:pPr>
             <w:r>
+              <w:rPr>
+                <w:rFonts w:ascii="Times New Roman" w:hAnsi="Times New Roman" w:eastAsia="Times New Roman"/>
+                <w:b/>
+                <w:color w:val="181A1F"/>
+                <w:sz w:val="28"/>
+              </w:rPr>
               <w:t>В</w:t>
             </w:r>
           </w:p>
@@ -893,7 +1517,16 @@
             <w:tcW w:type="dxa" w:w="2051"/>
           </w:tcPr>
           <w:p>
+            <w:pPr>
+              <w:spacing w:after="0" w:line="240" w:lineRule="auto"/>
+            </w:pPr>
             <w:r>
+              <w:rPr>
+                <w:rFonts w:ascii="Times New Roman" w:hAnsi="Times New Roman" w:eastAsia="Times New Roman"/>
+                <w:b/>
+                <w:color w:val="181A1F"/>
+                <w:sz w:val="28"/>
+              </w:rPr>
               <w:t>Г</w:t>
             </w:r>
           </w:p>
@@ -903,7 +1536,16 @@
             <w:tcW w:type="dxa" w:w="2051"/>
           </w:tcPr>
           <w:p>
+            <w:pPr>
+              <w:spacing w:after="0" w:line="240" w:lineRule="auto"/>
+            </w:pPr>
             <w:r>
+              <w:rPr>
+                <w:rFonts w:ascii="Times New Roman" w:hAnsi="Times New Roman" w:eastAsia="Times New Roman"/>
+                <w:b/>
+                <w:color w:val="181A1F"/>
+                <w:sz w:val="28"/>
+              </w:rPr>
               <w:t>Д</w:t>
             </w:r>
           </w:p>
@@ -915,7 +1557,16 @@
             <w:tcW w:type="dxa" w:w="2051"/>
           </w:tcPr>
           <w:p>
-            <w:r/>
+            <w:pPr>
+              <w:spacing w:after="0" w:line="240" w:lineRule="auto"/>
+            </w:pPr>
+            <w:r>
+              <w:rPr>
+                <w:rFonts w:ascii="Times New Roman" w:hAnsi="Times New Roman" w:eastAsia="Times New Roman"/>
+                <w:color w:val="181A1F"/>
+                <w:sz w:val="28"/>
+              </w:rPr>
+            </w:r>
           </w:p>
         </w:tc>
         <w:tc>
@@ -923,7 +1574,16 @@
             <w:tcW w:type="dxa" w:w="2051"/>
           </w:tcPr>
           <w:p>
-            <w:r/>
+            <w:pPr>
+              <w:spacing w:after="0" w:line="240" w:lineRule="auto"/>
+            </w:pPr>
+            <w:r>
+              <w:rPr>
+                <w:rFonts w:ascii="Times New Roman" w:hAnsi="Times New Roman" w:eastAsia="Times New Roman"/>
+                <w:color w:val="181A1F"/>
+                <w:sz w:val="28"/>
+              </w:rPr>
+            </w:r>
           </w:p>
         </w:tc>
         <w:tc>
@@ -931,7 +1591,16 @@
             <w:tcW w:type="dxa" w:w="2051"/>
           </w:tcPr>
           <w:p>
-            <w:r/>
+            <w:pPr>
+              <w:spacing w:after="0" w:line="240" w:lineRule="auto"/>
+            </w:pPr>
+            <w:r>
+              <w:rPr>
+                <w:rFonts w:ascii="Times New Roman" w:hAnsi="Times New Roman" w:eastAsia="Times New Roman"/>
+                <w:color w:val="181A1F"/>
+                <w:sz w:val="28"/>
+              </w:rPr>
+            </w:r>
           </w:p>
         </w:tc>
         <w:tc>
@@ -939,7 +1608,16 @@
             <w:tcW w:type="dxa" w:w="2051"/>
           </w:tcPr>
           <w:p>
-            <w:r/>
+            <w:pPr>
+              <w:spacing w:after="0" w:line="240" w:lineRule="auto"/>
+            </w:pPr>
+            <w:r>
+              <w:rPr>
+                <w:rFonts w:ascii="Times New Roman" w:hAnsi="Times New Roman" w:eastAsia="Times New Roman"/>
+                <w:color w:val="181A1F"/>
+                <w:sz w:val="28"/>
+              </w:rPr>
+            </w:r>
           </w:p>
         </w:tc>
         <w:tc>
@@ -947,270 +1625,448 @@
             <w:tcW w:type="dxa" w:w="2051"/>
           </w:tcPr>
           <w:p>
-            <w:r/>
+            <w:pPr>
+              <w:spacing w:after="0" w:line="240" w:lineRule="auto"/>
+            </w:pPr>
+            <w:r>
+              <w:rPr>
+                <w:rFonts w:ascii="Times New Roman" w:hAnsi="Times New Roman" w:eastAsia="Times New Roman"/>
+                <w:color w:val="181A1F"/>
+                <w:sz w:val="28"/>
+              </w:rPr>
+            </w:r>
           </w:p>
         </w:tc>
       </w:tr>
     </w:tbl>
     <w:p>
-      <w:r>
-        <w:t>Ответ: ______________________________</w:t>
-      </w:r>
-    </w:p>
-    <w:p>
+      <w:pPr>
+        <w:keepNext/>
+        <w:widowControl/>
+        <w:spacing w:line="240" w:lineRule="auto" w:after="0" w:before="120"/>
+      </w:pPr>
       <w:r>
         <w:rPr>
+          <w:rFonts w:ascii="Times New Roman" w:hAnsi="Times New Roman" w:eastAsia="Times New Roman"/>
           <w:b/>
-          <w:sz w:val="24"/>
+          <w:color w:val="181A1F"/>
+          <w:sz w:val="28"/>
         </w:rPr>
         <w:t>8.</w:t>
       </w:r>
     </w:p>
     <w:p>
+      <w:pPr>
+        <w:widowControl/>
+        <w:spacing w:line="240" w:lineRule="auto" w:after="0"/>
+      </w:pPr>
       <w:r>
         <w:rPr>
+          <w:rFonts w:ascii="Times New Roman" w:hAnsi="Times New Roman" w:eastAsia="Times New Roman"/>
           <w:b w:val="0"/>
           <w:i w:val="0"/>
+          <w:color w:val="181A1F"/>
+          <w:sz w:val="28"/>
         </w:rPr>
         <w:t>Найдите в приведённом списке действия, которые может самостоятельно осуществлять несовершеннолетний, достигший 14 лет. Запишите цифры, под которыми они указаны.</w:t>
       </w:r>
     </w:p>
     <w:p>
+      <w:pPr>
+        <w:widowControl/>
+        <w:spacing w:line="240" w:lineRule="auto" w:after="0"/>
+      </w:pPr>
       <w:r>
         <w:rPr>
+          <w:rFonts w:ascii="Times New Roman" w:hAnsi="Times New Roman" w:eastAsia="Times New Roman"/>
           <w:b w:val="0"/>
           <w:i w:val="0"/>
+          <w:color w:val="181A1F"/>
+          <w:sz w:val="28"/>
         </w:rPr>
         <w:t>1) осуществлять права автора интернет-сайта</w:t>
       </w:r>
     </w:p>
     <w:p>
+      <w:pPr>
+        <w:widowControl/>
+        <w:spacing w:line="240" w:lineRule="auto" w:after="0"/>
+      </w:pPr>
       <w:r>
         <w:rPr>
+          <w:rFonts w:ascii="Times New Roman" w:hAnsi="Times New Roman" w:eastAsia="Times New Roman"/>
           <w:b w:val="0"/>
           <w:i w:val="0"/>
+          <w:color w:val="181A1F"/>
+          <w:sz w:val="28"/>
         </w:rPr>
         <w:t>2) распоряжаться заработной платой, полученной в летнем трудовом лагере</w:t>
       </w:r>
     </w:p>
     <w:p>
+      <w:pPr>
+        <w:widowControl/>
+        <w:spacing w:line="240" w:lineRule="auto" w:after="0"/>
+      </w:pPr>
       <w:r>
         <w:rPr>
+          <w:rFonts w:ascii="Times New Roman" w:hAnsi="Times New Roman" w:eastAsia="Times New Roman"/>
           <w:b w:val="0"/>
           <w:i w:val="0"/>
+          <w:color w:val="181A1F"/>
+          <w:sz w:val="28"/>
         </w:rPr>
         <w:t>3) продать автомобиль</w:t>
       </w:r>
     </w:p>
     <w:p>
+      <w:pPr>
+        <w:widowControl/>
+        <w:spacing w:line="240" w:lineRule="auto" w:after="0"/>
+      </w:pPr>
       <w:r>
         <w:rPr>
+          <w:rFonts w:ascii="Times New Roman" w:hAnsi="Times New Roman" w:eastAsia="Times New Roman"/>
           <w:b w:val="0"/>
           <w:i w:val="0"/>
+          <w:color w:val="181A1F"/>
+          <w:sz w:val="28"/>
         </w:rPr>
         <w:t>4) купить квартиру</w:t>
       </w:r>
     </w:p>
     <w:p>
+      <w:pPr>
+        <w:widowControl/>
+        <w:spacing w:line="240" w:lineRule="auto" w:after="0"/>
+      </w:pPr>
       <w:r>
         <w:rPr>
+          <w:rFonts w:ascii="Times New Roman" w:hAnsi="Times New Roman" w:eastAsia="Times New Roman"/>
           <w:b w:val="0"/>
           <w:i w:val="0"/>
+          <w:color w:val="181A1F"/>
+          <w:sz w:val="28"/>
         </w:rPr>
         <w:t>5) внести подаренные родителями деньги на счёт в банке</w:t>
       </w:r>
     </w:p>
     <w:p>
+      <w:pPr>
+        <w:widowControl/>
+        <w:spacing w:line="240" w:lineRule="auto" w:after="0"/>
+      </w:pPr>
       <w:r>
         <w:rPr>
+          <w:rFonts w:ascii="Times New Roman" w:hAnsi="Times New Roman" w:eastAsia="Times New Roman"/>
           <w:b w:val="0"/>
           <w:i w:val="0"/>
+          <w:color w:val="181A1F"/>
+          <w:sz w:val="28"/>
         </w:rPr>
         <w:t>6) потратить часть своей стипендии на покупку книги</w:t>
       </w:r>
     </w:p>
     <w:p>
-      <w:r>
-        <w:t>Ответ: ______________________________</w:t>
-      </w:r>
-    </w:p>
-    <w:p>
+      <w:pPr>
+        <w:keepNext/>
+        <w:widowControl/>
+        <w:spacing w:line="240" w:lineRule="auto" w:after="0" w:before="120"/>
+      </w:pPr>
       <w:r>
         <w:rPr>
+          <w:rFonts w:ascii="Times New Roman" w:hAnsi="Times New Roman" w:eastAsia="Times New Roman"/>
           <w:b/>
-          <w:sz w:val="24"/>
+          <w:color w:val="181A1F"/>
+          <w:sz w:val="28"/>
         </w:rPr>
         <w:t>9.</w:t>
       </w:r>
     </w:p>
     <w:p>
+      <w:pPr>
+        <w:widowControl/>
+        <w:spacing w:line="240" w:lineRule="auto" w:after="0"/>
+      </w:pPr>
       <w:r>
         <w:rPr>
+          <w:rFonts w:ascii="Times New Roman" w:hAnsi="Times New Roman" w:eastAsia="Times New Roman"/>
           <w:b w:val="0"/>
           <w:i w:val="0"/>
+          <w:color w:val="181A1F"/>
+          <w:sz w:val="28"/>
         </w:rPr>
         <w:t>Ниже приведён перечень позиций, характеризующих статус работника в соответствии с Трудовым кодексом РФ. Все они, за исключением двух, относятся к правам работника.</w:t>
       </w:r>
     </w:p>
     <w:p>
+      <w:pPr>
+        <w:widowControl/>
+        <w:spacing w:line="240" w:lineRule="auto" w:after="0"/>
+      </w:pPr>
       <w:r>
         <w:rPr>
+          <w:rFonts w:ascii="Times New Roman" w:hAnsi="Times New Roman" w:eastAsia="Times New Roman"/>
           <w:b w:val="0"/>
           <w:i w:val="0"/>
+          <w:color w:val="181A1F"/>
+          <w:sz w:val="28"/>
         </w:rPr>
         <w:t>1) заключать трудовой договор;</w:t>
       </w:r>
     </w:p>
     <w:p>
+      <w:pPr>
+        <w:widowControl/>
+        <w:spacing w:line="240" w:lineRule="auto" w:after="0"/>
+      </w:pPr>
       <w:r>
         <w:rPr>
+          <w:rFonts w:ascii="Times New Roman" w:hAnsi="Times New Roman" w:eastAsia="Times New Roman"/>
           <w:b w:val="0"/>
           <w:i w:val="0"/>
+          <w:color w:val="181A1F"/>
+          <w:sz w:val="28"/>
         </w:rPr>
         <w:t>2) получать работу, обусловленную трудовым договором;</w:t>
       </w:r>
     </w:p>
     <w:p>
+      <w:pPr>
+        <w:widowControl/>
+        <w:spacing w:line="240" w:lineRule="auto" w:after="0"/>
+      </w:pPr>
       <w:r>
         <w:rPr>
+          <w:rFonts w:ascii="Times New Roman" w:hAnsi="Times New Roman" w:eastAsia="Times New Roman"/>
           <w:b w:val="0"/>
           <w:i w:val="0"/>
+          <w:color w:val="181A1F"/>
+          <w:sz w:val="28"/>
         </w:rPr>
         <w:t>3) получать своевременно и в полном объёме заработную плату;</w:t>
       </w:r>
     </w:p>
     <w:p>
+      <w:pPr>
+        <w:widowControl/>
+        <w:spacing w:line="240" w:lineRule="auto" w:after="0"/>
+      </w:pPr>
       <w:r>
         <w:rPr>
+          <w:rFonts w:ascii="Times New Roman" w:hAnsi="Times New Roman" w:eastAsia="Times New Roman"/>
           <w:b w:val="0"/>
           <w:i w:val="0"/>
+          <w:color w:val="181A1F"/>
+          <w:sz w:val="28"/>
         </w:rPr>
         <w:t>4) иметь полную достоверную информацию об условиях труда;</w:t>
       </w:r>
     </w:p>
     <w:p>
+      <w:pPr>
+        <w:widowControl/>
+        <w:spacing w:line="240" w:lineRule="auto" w:after="0"/>
+      </w:pPr>
       <w:r>
         <w:rPr>
+          <w:rFonts w:ascii="Times New Roman" w:hAnsi="Times New Roman" w:eastAsia="Times New Roman"/>
           <w:b w:val="0"/>
           <w:i w:val="0"/>
+          <w:color w:val="181A1F"/>
+          <w:sz w:val="28"/>
         </w:rPr>
         <w:t>5) соблюдать трудовую дисциплину;</w:t>
       </w:r>
     </w:p>
     <w:p>
+      <w:pPr>
+        <w:widowControl/>
+        <w:spacing w:line="240" w:lineRule="auto" w:after="0"/>
+      </w:pPr>
       <w:r>
         <w:rPr>
+          <w:rFonts w:ascii="Times New Roman" w:hAnsi="Times New Roman" w:eastAsia="Times New Roman"/>
           <w:b w:val="0"/>
           <w:i w:val="0"/>
+          <w:color w:val="181A1F"/>
+          <w:sz w:val="28"/>
         </w:rPr>
         <w:t>6) бережно относиться к имуществу работодателя.</w:t>
       </w:r>
     </w:p>
     <w:p>
+      <w:pPr>
+        <w:widowControl/>
+        <w:spacing w:line="240" w:lineRule="auto" w:after="0"/>
+      </w:pPr>
       <w:r>
         <w:rPr>
+          <w:rFonts w:ascii="Times New Roman" w:hAnsi="Times New Roman" w:eastAsia="Times New Roman"/>
           <w:b w:val="0"/>
           <w:i w:val="0"/>
+          <w:color w:val="181A1F"/>
+          <w:sz w:val="28"/>
         </w:rPr>
         <w:t>Найдите две позиции, «выпадающие» из общего ряда, и запишите в таблицу цифры, под которыми они указаны.</w:t>
       </w:r>
     </w:p>
     <w:p>
-      <w:r>
-        <w:t>Ответ: ______________________________</w:t>
-      </w:r>
-    </w:p>
-    <w:p>
+      <w:pPr>
+        <w:keepNext/>
+        <w:widowControl/>
+        <w:spacing w:line="240" w:lineRule="auto" w:after="0" w:before="120"/>
+      </w:pPr>
       <w:r>
         <w:rPr>
+          <w:rFonts w:ascii="Times New Roman" w:hAnsi="Times New Roman" w:eastAsia="Times New Roman"/>
           <w:b/>
-          <w:sz w:val="24"/>
+          <w:color w:val="181A1F"/>
+          <w:sz w:val="28"/>
         </w:rPr>
         <w:t>10.</w:t>
       </w:r>
     </w:p>
     <w:p>
+      <w:pPr>
+        <w:widowControl/>
+        <w:spacing w:line="240" w:lineRule="auto" w:after="0"/>
+      </w:pPr>
       <w:r>
         <w:rPr>
+          <w:rFonts w:ascii="Times New Roman" w:hAnsi="Times New Roman" w:eastAsia="Times New Roman"/>
           <w:b w:val="0"/>
           <w:i w:val="0"/>
+          <w:color w:val="181A1F"/>
+          <w:sz w:val="28"/>
         </w:rPr>
         <w:t>В семье Рублёвых муж работает, а жена вышла на пенсию и занимается домашним хозяйством. Найдите в списке примеры личной собственности супругов и запишите цифры, под которыми они указаны.</w:t>
       </w:r>
     </w:p>
     <w:p>
+      <w:pPr>
+        <w:widowControl/>
+        <w:spacing w:line="240" w:lineRule="auto" w:after="0"/>
+      </w:pPr>
       <w:r>
         <w:rPr>
+          <w:rFonts w:ascii="Times New Roman" w:hAnsi="Times New Roman" w:eastAsia="Times New Roman"/>
           <w:b w:val="0"/>
           <w:i w:val="0"/>
+          <w:color w:val="181A1F"/>
+          <w:sz w:val="28"/>
         </w:rPr>
         <w:t>1) заработная плата мужа</w:t>
       </w:r>
     </w:p>
     <w:p>
+      <w:pPr>
+        <w:widowControl/>
+        <w:spacing w:line="240" w:lineRule="auto" w:after="0"/>
+      </w:pPr>
       <w:r>
         <w:rPr>
+          <w:rFonts w:ascii="Times New Roman" w:hAnsi="Times New Roman" w:eastAsia="Times New Roman"/>
           <w:b w:val="0"/>
           <w:i w:val="0"/>
+          <w:color w:val="181A1F"/>
+          <w:sz w:val="28"/>
         </w:rPr>
         <w:t>2) пенсия жены</w:t>
       </w:r>
     </w:p>
     <w:p>
+      <w:pPr>
+        <w:widowControl/>
+        <w:spacing w:line="240" w:lineRule="auto" w:after="0"/>
+      </w:pPr>
       <w:r>
         <w:rPr>
+          <w:rFonts w:ascii="Times New Roman" w:hAnsi="Times New Roman" w:eastAsia="Times New Roman"/>
           <w:b w:val="0"/>
           <w:i w:val="0"/>
+          <w:color w:val="181A1F"/>
+          <w:sz w:val="28"/>
         </w:rPr>
         <w:t>3) машина, подаренная жене</w:t>
       </w:r>
     </w:p>
     <w:p>
+      <w:pPr>
+        <w:widowControl/>
+        <w:spacing w:line="240" w:lineRule="auto" w:after="0"/>
+      </w:pPr>
       <w:r>
         <w:rPr>
+          <w:rFonts w:ascii="Times New Roman" w:hAnsi="Times New Roman" w:eastAsia="Times New Roman"/>
           <w:b w:val="0"/>
           <w:i w:val="0"/>
+          <w:color w:val="181A1F"/>
+          <w:sz w:val="28"/>
         </w:rPr>
         <w:t>4) дом, который жена купила за 2 года до вступления в брак</w:t>
       </w:r>
     </w:p>
     <w:p>
+      <w:pPr>
+        <w:widowControl/>
+        <w:spacing w:line="240" w:lineRule="auto" w:after="0"/>
+      </w:pPr>
       <w:r>
         <w:rPr>
+          <w:rFonts w:ascii="Times New Roman" w:hAnsi="Times New Roman" w:eastAsia="Times New Roman"/>
           <w:b w:val="0"/>
           <w:i w:val="0"/>
+          <w:color w:val="181A1F"/>
+          <w:sz w:val="28"/>
         </w:rPr>
         <w:t>5) трёхкомнатная квартира, полученная в наследство женой</w:t>
       </w:r>
     </w:p>
     <w:p>
+      <w:pPr>
+        <w:widowControl/>
+        <w:spacing w:line="240" w:lineRule="auto" w:after="0"/>
+      </w:pPr>
       <w:r>
         <w:rPr>
+          <w:rFonts w:ascii="Times New Roman" w:hAnsi="Times New Roman" w:eastAsia="Times New Roman"/>
           <w:b w:val="0"/>
           <w:i w:val="0"/>
+          <w:color w:val="181A1F"/>
+          <w:sz w:val="28"/>
         </w:rPr>
         <w:t>6) акции, приобретенные одним из супругов в течение совместной жизни</w:t>
       </w:r>
     </w:p>
     <w:p>
-      <w:r>
-        <w:t>Ответ: ______________________________</w:t>
-      </w:r>
-    </w:p>
-    <w:p>
+      <w:pPr>
+        <w:keepNext/>
+        <w:widowControl/>
+        <w:spacing w:line="240" w:lineRule="auto" w:after="0" w:before="120"/>
+      </w:pPr>
       <w:r>
         <w:rPr>
+          <w:rFonts w:ascii="Times New Roman" w:hAnsi="Times New Roman" w:eastAsia="Times New Roman"/>
           <w:b/>
-          <w:sz w:val="24"/>
+          <w:color w:val="181A1F"/>
+          <w:sz w:val="28"/>
         </w:rPr>
         <w:t>11.</w:t>
       </w:r>
     </w:p>
     <w:p>
+      <w:pPr>
+        <w:widowControl/>
+        <w:spacing w:line="240" w:lineRule="auto" w:after="0"/>
+      </w:pPr>
       <w:r>
         <w:rPr>
+          <w:rFonts w:ascii="Times New Roman" w:hAnsi="Times New Roman" w:eastAsia="Times New Roman"/>
           <w:b w:val="0"/>
           <w:i w:val="0"/>
+          <w:color w:val="181A1F"/>
+          <w:sz w:val="28"/>
         </w:rPr>
         <w:t>Установите соответствие между примерами и мерами юридической ответственности в Российской Федерации: к каждой позиции, данной в первом столбце, подберите соответствующую позицию из второго столбца.</w:t>
       </w:r>
@@ -1219,6 +2075,7 @@
       <w:tblPr>
         <w:tblStyle w:val="TableGrid"/>
         <w:tblW w:type="auto" w:w="0"/>
+        <w:tblLayout w:type="autofit"/>
         <w:tblLook w:firstColumn="1" w:firstRow="1" w:lastColumn="0" w:lastRow="0" w:noHBand="0" w:noVBand="1" w:val="04A0"/>
       </w:tblPr>
       <w:tblGrid>
@@ -1231,7 +2088,16 @@
             <w:tcW w:type="dxa" w:w="5128"/>
           </w:tcPr>
           <w:p>
+            <w:pPr>
+              <w:spacing w:after="0" w:line="240" w:lineRule="auto"/>
+            </w:pPr>
             <w:r>
+              <w:rPr>
+                <w:rFonts w:ascii="Times New Roman" w:hAnsi="Times New Roman" w:eastAsia="Times New Roman"/>
+                <w:b/>
+                <w:color w:val="181A1F"/>
+                <w:sz w:val="28"/>
+              </w:rPr>
               <w:t>ПРИМЕРЫ</w:t>
             </w:r>
           </w:p>
@@ -1241,7 +2107,16 @@
             <w:tcW w:type="dxa" w:w="5128"/>
           </w:tcPr>
           <w:p>
+            <w:pPr>
+              <w:spacing w:after="0" w:line="240" w:lineRule="auto"/>
+            </w:pPr>
             <w:r>
+              <w:rPr>
+                <w:rFonts w:ascii="Times New Roman" w:hAnsi="Times New Roman" w:eastAsia="Times New Roman"/>
+                <w:b/>
+                <w:color w:val="181A1F"/>
+                <w:sz w:val="28"/>
+              </w:rPr>
               <w:t>МЕРЫ ЮРИДИЧЕСКОЙ ОТВЕТСТВЕННОСТИ В РОССИЙСКОЙ ФЕДЕРАЦИИ</w:t>
             </w:r>
           </w:p>
@@ -1253,8 +2128,24 @@
             <w:tcW w:type="dxa" w:w="5128"/>
           </w:tcPr>
           <w:p>
+            <w:pPr>
+              <w:spacing w:after="0" w:line="240" w:lineRule="auto"/>
+            </w:pPr>
             <w:r>
-              <w:t>А) принудительные работыБ) арестВ) компенсация морального вредаГ) замечаниеД) штраф</w:t>
+              <w:rPr>
+                <w:rFonts w:ascii="Times New Roman" w:hAnsi="Times New Roman" w:eastAsia="Times New Roman"/>
+                <w:color w:val="181A1F"/>
+                <w:sz w:val="28"/>
+              </w:rPr>
+              <w:t>А) принудительные работы</w:t>
+              <w:br/>
+              <w:t>Б) арест</w:t>
+              <w:br/>
+              <w:t>В) компенсация морального вреда</w:t>
+              <w:br/>
+              <w:t>Г) замечание</w:t>
+              <w:br/>
+              <w:t>Д) штраф</w:t>
             </w:r>
           </w:p>
         </w:tc>
@@ -1263,18 +2154,37 @@
             <w:tcW w:type="dxa" w:w="5128"/>
           </w:tcPr>
           <w:p>
+            <w:pPr>
+              <w:spacing w:after="0" w:line="240" w:lineRule="auto"/>
+            </w:pPr>
             <w:r>
-              <w:t>1) способы защиты гражданских прав по Гражданскому кодексу Российской Федерации2) дисциплинарные взыскания по Трудовому кодексу Российской Федерации3) наказания по Уголовному кодексу Российской Федерации</w:t>
+              <w:rPr>
+                <w:rFonts w:ascii="Times New Roman" w:hAnsi="Times New Roman" w:eastAsia="Times New Roman"/>
+                <w:color w:val="181A1F"/>
+                <w:sz w:val="28"/>
+              </w:rPr>
+              <w:t>1) способы защиты гражданских прав по Гражданскому кодексу Российской Федерации</w:t>
+              <w:br/>
+              <w:t>2) дисциплинарные взыскания по Трудовому кодексу Российской Федерации</w:t>
+              <w:br/>
+              <w:t>3) наказания по Уголовному кодексу Российской Федерации</w:t>
             </w:r>
           </w:p>
         </w:tc>
       </w:tr>
     </w:tbl>
     <w:p>
+      <w:pPr>
+        <w:widowControl/>
+        <w:spacing w:line="240" w:lineRule="auto" w:after="0"/>
+      </w:pPr>
       <w:r>
         <w:rPr>
+          <w:rFonts w:ascii="Times New Roman" w:hAnsi="Times New Roman" w:eastAsia="Times New Roman"/>
           <w:b w:val="0"/>
           <w:i w:val="0"/>
+          <w:color w:val="181A1F"/>
+          <w:sz w:val="28"/>
         </w:rPr>
         <w:t>Запишите в ответ цифры, расположив их в порядке, соответствующем буквам:</w:t>
       </w:r>
@@ -1283,6 +2193,7 @@
       <w:tblPr>
         <w:tblStyle w:val="TableGrid"/>
         <w:tblW w:type="auto" w:w="0"/>
+        <w:tblLayout w:type="autofit"/>
         <w:tblLook w:firstColumn="1" w:firstRow="1" w:lastColumn="0" w:lastRow="0" w:noHBand="0" w:noVBand="1" w:val="04A0"/>
       </w:tblPr>
       <w:tblGrid>
@@ -1298,7 +2209,16 @@
             <w:tcW w:type="dxa" w:w="2051"/>
           </w:tcPr>
           <w:p>
+            <w:pPr>
+              <w:spacing w:after="0" w:line="240" w:lineRule="auto"/>
+            </w:pPr>
             <w:r>
+              <w:rPr>
+                <w:rFonts w:ascii="Times New Roman" w:hAnsi="Times New Roman" w:eastAsia="Times New Roman"/>
+                <w:b/>
+                <w:color w:val="181A1F"/>
+                <w:sz w:val="28"/>
+              </w:rPr>
               <w:t>A</w:t>
             </w:r>
           </w:p>
@@ -1308,7 +2228,16 @@
             <w:tcW w:type="dxa" w:w="2051"/>
           </w:tcPr>
           <w:p>
+            <w:pPr>
+              <w:spacing w:after="0" w:line="240" w:lineRule="auto"/>
+            </w:pPr>
             <w:r>
+              <w:rPr>
+                <w:rFonts w:ascii="Times New Roman" w:hAnsi="Times New Roman" w:eastAsia="Times New Roman"/>
+                <w:b/>
+                <w:color w:val="181A1F"/>
+                <w:sz w:val="28"/>
+              </w:rPr>
               <w:t>Б</w:t>
             </w:r>
           </w:p>
@@ -1318,7 +2247,16 @@
             <w:tcW w:type="dxa" w:w="2051"/>
           </w:tcPr>
           <w:p>
+            <w:pPr>
+              <w:spacing w:after="0" w:line="240" w:lineRule="auto"/>
+            </w:pPr>
             <w:r>
+              <w:rPr>
+                <w:rFonts w:ascii="Times New Roman" w:hAnsi="Times New Roman" w:eastAsia="Times New Roman"/>
+                <w:b/>
+                <w:color w:val="181A1F"/>
+                <w:sz w:val="28"/>
+              </w:rPr>
               <w:t>В</w:t>
             </w:r>
           </w:p>
@@ -1328,7 +2266,16 @@
             <w:tcW w:type="dxa" w:w="2051"/>
           </w:tcPr>
           <w:p>
+            <w:pPr>
+              <w:spacing w:after="0" w:line="240" w:lineRule="auto"/>
+            </w:pPr>
             <w:r>
+              <w:rPr>
+                <w:rFonts w:ascii="Times New Roman" w:hAnsi="Times New Roman" w:eastAsia="Times New Roman"/>
+                <w:b/>
+                <w:color w:val="181A1F"/>
+                <w:sz w:val="28"/>
+              </w:rPr>
               <w:t>Г</w:t>
             </w:r>
           </w:p>
@@ -1338,7 +2285,16 @@
             <w:tcW w:type="dxa" w:w="2051"/>
           </w:tcPr>
           <w:p>
+            <w:pPr>
+              <w:spacing w:after="0" w:line="240" w:lineRule="auto"/>
+            </w:pPr>
             <w:r>
+              <w:rPr>
+                <w:rFonts w:ascii="Times New Roman" w:hAnsi="Times New Roman" w:eastAsia="Times New Roman"/>
+                <w:b/>
+                <w:color w:val="181A1F"/>
+                <w:sz w:val="28"/>
+              </w:rPr>
               <w:t>Д</w:t>
             </w:r>
           </w:p>
@@ -1350,7 +2306,16 @@
             <w:tcW w:type="dxa" w:w="2051"/>
           </w:tcPr>
           <w:p>
-            <w:r/>
+            <w:pPr>
+              <w:spacing w:after="0" w:line="240" w:lineRule="auto"/>
+            </w:pPr>
+            <w:r>
+              <w:rPr>
+                <w:rFonts w:ascii="Times New Roman" w:hAnsi="Times New Roman" w:eastAsia="Times New Roman"/>
+                <w:color w:val="181A1F"/>
+                <w:sz w:val="28"/>
+              </w:rPr>
+            </w:r>
           </w:p>
         </w:tc>
         <w:tc>
@@ -1358,7 +2323,16 @@
             <w:tcW w:type="dxa" w:w="2051"/>
           </w:tcPr>
           <w:p>
-            <w:r/>
+            <w:pPr>
+              <w:spacing w:after="0" w:line="240" w:lineRule="auto"/>
+            </w:pPr>
+            <w:r>
+              <w:rPr>
+                <w:rFonts w:ascii="Times New Roman" w:hAnsi="Times New Roman" w:eastAsia="Times New Roman"/>
+                <w:color w:val="181A1F"/>
+                <w:sz w:val="28"/>
+              </w:rPr>
+            </w:r>
           </w:p>
         </w:tc>
         <w:tc>
@@ -1366,7 +2340,16 @@
             <w:tcW w:type="dxa" w:w="2051"/>
           </w:tcPr>
           <w:p>
-            <w:r/>
+            <w:pPr>
+              <w:spacing w:after="0" w:line="240" w:lineRule="auto"/>
+            </w:pPr>
+            <w:r>
+              <w:rPr>
+                <w:rFonts w:ascii="Times New Roman" w:hAnsi="Times New Roman" w:eastAsia="Times New Roman"/>
+                <w:color w:val="181A1F"/>
+                <w:sz w:val="28"/>
+              </w:rPr>
+            </w:r>
           </w:p>
         </w:tc>
         <w:tc>
@@ -1374,7 +2357,16 @@
             <w:tcW w:type="dxa" w:w="2051"/>
           </w:tcPr>
           <w:p>
-            <w:r/>
+            <w:pPr>
+              <w:spacing w:after="0" w:line="240" w:lineRule="auto"/>
+            </w:pPr>
+            <w:r>
+              <w:rPr>
+                <w:rFonts w:ascii="Times New Roman" w:hAnsi="Times New Roman" w:eastAsia="Times New Roman"/>
+                <w:color w:val="181A1F"/>
+                <w:sz w:val="28"/>
+              </w:rPr>
+            </w:r>
           </w:p>
         </w:tc>
         <w:tc>
@@ -1382,184 +2374,304 @@
             <w:tcW w:type="dxa" w:w="2051"/>
           </w:tcPr>
           <w:p>
-            <w:r/>
+            <w:pPr>
+              <w:spacing w:after="0" w:line="240" w:lineRule="auto"/>
+            </w:pPr>
+            <w:r>
+              <w:rPr>
+                <w:rFonts w:ascii="Times New Roman" w:hAnsi="Times New Roman" w:eastAsia="Times New Roman"/>
+                <w:color w:val="181A1F"/>
+                <w:sz w:val="28"/>
+              </w:rPr>
+            </w:r>
           </w:p>
         </w:tc>
       </w:tr>
     </w:tbl>
     <w:p>
-      <w:r>
-        <w:t>Ответ: ______________________________</w:t>
-      </w:r>
-    </w:p>
-    <w:p>
+      <w:pPr>
+        <w:keepNext/>
+        <w:widowControl/>
+        <w:spacing w:line="240" w:lineRule="auto" w:after="0" w:before="120"/>
+      </w:pPr>
       <w:r>
         <w:rPr>
+          <w:rFonts w:ascii="Times New Roman" w:hAnsi="Times New Roman" w:eastAsia="Times New Roman"/>
           <w:b/>
-          <w:sz w:val="24"/>
+          <w:color w:val="181A1F"/>
+          <w:sz w:val="28"/>
         </w:rPr>
         <w:t>12.</w:t>
       </w:r>
     </w:p>
     <w:p>
+      <w:pPr>
+        <w:widowControl/>
+        <w:spacing w:line="240" w:lineRule="auto" w:after="0"/>
+      </w:pPr>
       <w:r>
         <w:rPr>
+          <w:rFonts w:ascii="Times New Roman" w:hAnsi="Times New Roman" w:eastAsia="Times New Roman"/>
           <w:b w:val="0"/>
           <w:i w:val="0"/>
+          <w:color w:val="181A1F"/>
+          <w:sz w:val="28"/>
         </w:rPr>
         <w:t>Ниже приведён перечень характеристик. Все они, за исключением двух, относятся к юридическим основаниям прекращения трудового договора.</w:t>
       </w:r>
     </w:p>
     <w:p>
+      <w:pPr>
+        <w:widowControl/>
+        <w:spacing w:line="240" w:lineRule="auto" w:after="0"/>
+      </w:pPr>
       <w:r>
         <w:rPr>
+          <w:rFonts w:ascii="Times New Roman" w:hAnsi="Times New Roman" w:eastAsia="Times New Roman"/>
           <w:b w:val="0"/>
           <w:i w:val="0"/>
+          <w:color w:val="181A1F"/>
+          <w:sz w:val="28"/>
         </w:rPr>
         <w:t xml:space="preserve">1) соглашение сторон; </w:t>
       </w:r>
     </w:p>
     <w:p>
+      <w:pPr>
+        <w:widowControl/>
+        <w:spacing w:line="240" w:lineRule="auto" w:after="0"/>
+      </w:pPr>
       <w:r>
         <w:rPr>
+          <w:rFonts w:ascii="Times New Roman" w:hAnsi="Times New Roman" w:eastAsia="Times New Roman"/>
           <w:b w:val="0"/>
           <w:i w:val="0"/>
+          <w:color w:val="181A1F"/>
+          <w:sz w:val="28"/>
         </w:rPr>
         <w:t xml:space="preserve">2) ежегодный отпуск; </w:t>
       </w:r>
     </w:p>
     <w:p>
+      <w:pPr>
+        <w:widowControl/>
+        <w:spacing w:line="240" w:lineRule="auto" w:after="0"/>
+      </w:pPr>
       <w:r>
         <w:rPr>
+          <w:rFonts w:ascii="Times New Roman" w:hAnsi="Times New Roman" w:eastAsia="Times New Roman"/>
           <w:b w:val="0"/>
           <w:i w:val="0"/>
+          <w:color w:val="181A1F"/>
+          <w:sz w:val="28"/>
         </w:rPr>
         <w:t xml:space="preserve">3) желание работника; </w:t>
       </w:r>
     </w:p>
     <w:p>
+      <w:pPr>
+        <w:widowControl/>
+        <w:spacing w:line="240" w:lineRule="auto" w:after="0"/>
+      </w:pPr>
       <w:r>
         <w:rPr>
+          <w:rFonts w:ascii="Times New Roman" w:hAnsi="Times New Roman" w:eastAsia="Times New Roman"/>
           <w:b w:val="0"/>
           <w:i w:val="0"/>
+          <w:color w:val="181A1F"/>
+          <w:sz w:val="28"/>
         </w:rPr>
         <w:t xml:space="preserve">4) истечение срока договора; </w:t>
       </w:r>
     </w:p>
     <w:p>
+      <w:pPr>
+        <w:widowControl/>
+        <w:spacing w:line="240" w:lineRule="auto" w:after="0"/>
+      </w:pPr>
       <w:r>
         <w:rPr>
+          <w:rFonts w:ascii="Times New Roman" w:hAnsi="Times New Roman" w:eastAsia="Times New Roman"/>
           <w:b w:val="0"/>
           <w:i w:val="0"/>
+          <w:color w:val="181A1F"/>
+          <w:sz w:val="28"/>
         </w:rPr>
         <w:t xml:space="preserve">5) призыв работника в армию; </w:t>
       </w:r>
     </w:p>
     <w:p>
+      <w:pPr>
+        <w:widowControl/>
+        <w:spacing w:line="240" w:lineRule="auto" w:after="0"/>
+      </w:pPr>
       <w:r>
         <w:rPr>
+          <w:rFonts w:ascii="Times New Roman" w:hAnsi="Times New Roman" w:eastAsia="Times New Roman"/>
           <w:b w:val="0"/>
           <w:i w:val="0"/>
+          <w:color w:val="181A1F"/>
+          <w:sz w:val="28"/>
         </w:rPr>
         <w:t>6) рождение ребенка.</w:t>
       </w:r>
     </w:p>
     <w:p>
+      <w:pPr>
+        <w:widowControl/>
+        <w:spacing w:line="240" w:lineRule="auto" w:after="0"/>
+      </w:pPr>
       <w:r>
         <w:rPr>
+          <w:rFonts w:ascii="Times New Roman" w:hAnsi="Times New Roman" w:eastAsia="Times New Roman"/>
           <w:b w:val="0"/>
           <w:i w:val="0"/>
+          <w:color w:val="181A1F"/>
+          <w:sz w:val="28"/>
         </w:rPr>
         <w:t>Найдите две характеристики, «выпадающие» из общего ряда, и запишите в таблицу цифры, под которыми они указаны.</w:t>
       </w:r>
     </w:p>
     <w:p>
-      <w:r>
-        <w:t>Ответ: ______________________________</w:t>
-      </w:r>
-    </w:p>
-    <w:p>
+      <w:pPr>
+        <w:keepNext/>
+        <w:widowControl/>
+        <w:spacing w:line="240" w:lineRule="auto" w:after="0" w:before="120"/>
+      </w:pPr>
       <w:r>
         <w:rPr>
+          <w:rFonts w:ascii="Times New Roman" w:hAnsi="Times New Roman" w:eastAsia="Times New Roman"/>
           <w:b/>
-          <w:sz w:val="24"/>
+          <w:color w:val="181A1F"/>
+          <w:sz w:val="28"/>
         </w:rPr>
         <w:t>13.</w:t>
       </w:r>
     </w:p>
     <w:p>
+      <w:pPr>
+        <w:widowControl/>
+        <w:spacing w:line="240" w:lineRule="auto" w:after="0"/>
+      </w:pPr>
       <w:r>
         <w:rPr>
+          <w:rFonts w:ascii="Times New Roman" w:hAnsi="Times New Roman" w:eastAsia="Times New Roman"/>
           <w:b w:val="0"/>
           <w:i w:val="0"/>
+          <w:color w:val="181A1F"/>
+          <w:sz w:val="28"/>
         </w:rPr>
         <w:t>Выберите верные суждения о военной службе и альтернативной государственной службе в РФ. Запишите цифры, под которыми они указаны.</w:t>
       </w:r>
     </w:p>
     <w:p>
+      <w:pPr>
+        <w:widowControl/>
+        <w:spacing w:line="240" w:lineRule="auto" w:after="0"/>
+      </w:pPr>
       <w:r>
         <w:rPr>
+          <w:rFonts w:ascii="Times New Roman" w:hAnsi="Times New Roman" w:eastAsia="Times New Roman"/>
           <w:b w:val="0"/>
           <w:i w:val="0"/>
+          <w:color w:val="181A1F"/>
+          <w:sz w:val="28"/>
         </w:rPr>
         <w:t>1) Воинская обязанность — вид трудовой деятельности, связанный с обороной страны, регулируемый нормами Трудового кодекса РФ.</w:t>
       </w:r>
     </w:p>
     <w:p>
+      <w:pPr>
+        <w:widowControl/>
+        <w:spacing w:line="240" w:lineRule="auto" w:after="0"/>
+      </w:pPr>
       <w:r>
         <w:rPr>
+          <w:rFonts w:ascii="Times New Roman" w:hAnsi="Times New Roman" w:eastAsia="Times New Roman"/>
           <w:b w:val="0"/>
           <w:i w:val="0"/>
+          <w:color w:val="181A1F"/>
+          <w:sz w:val="28"/>
         </w:rPr>
         <w:t>2) На военную службу призываются все граждане мужского пола установленного возраста, не имеющие права на освобождение или отсрочку от призыва.</w:t>
       </w:r>
     </w:p>
     <w:p>
+      <w:pPr>
+        <w:widowControl/>
+        <w:spacing w:line="240" w:lineRule="auto" w:after="0"/>
+      </w:pPr>
       <w:r>
         <w:rPr>
+          <w:rFonts w:ascii="Times New Roman" w:hAnsi="Times New Roman" w:eastAsia="Times New Roman"/>
           <w:b w:val="0"/>
           <w:i w:val="0"/>
+          <w:color w:val="181A1F"/>
+          <w:sz w:val="28"/>
         </w:rPr>
         <w:t>3) Гражданин имеет право на замену военной службы по призыву альтернативной гражданской службой, если несение военной службы противоречит его убеждениям или вероисповеданию.</w:t>
       </w:r>
     </w:p>
     <w:p>
+      <w:pPr>
+        <w:widowControl/>
+        <w:spacing w:line="240" w:lineRule="auto" w:after="0"/>
+      </w:pPr>
       <w:r>
         <w:rPr>
+          <w:rFonts w:ascii="Times New Roman" w:hAnsi="Times New Roman" w:eastAsia="Times New Roman"/>
           <w:b w:val="0"/>
           <w:i w:val="0"/>
+          <w:color w:val="181A1F"/>
+          <w:sz w:val="28"/>
         </w:rPr>
         <w:t>4) Срок альтернативной гражданской службы в 1,75 раза больше установленного срока военной службы по призыву.</w:t>
       </w:r>
     </w:p>
     <w:p>
+      <w:pPr>
+        <w:widowControl/>
+        <w:spacing w:line="240" w:lineRule="auto" w:after="0"/>
+      </w:pPr>
       <w:r>
         <w:rPr>
+          <w:rFonts w:ascii="Times New Roman" w:hAnsi="Times New Roman" w:eastAsia="Times New Roman"/>
           <w:b w:val="0"/>
           <w:i w:val="0"/>
+          <w:color w:val="181A1F"/>
+          <w:sz w:val="28"/>
         </w:rPr>
         <w:t>5) Молодой человек в год достижения 14-летнего возраста обязан встать на воинский учёт в районном военном комиссариате по месту жительства.</w:t>
       </w:r>
     </w:p>
     <w:p>
-      <w:r>
-        <w:t>Ответ: ______________________________</w:t>
-      </w:r>
-    </w:p>
-    <w:p>
+      <w:pPr>
+        <w:keepNext/>
+        <w:widowControl/>
+        <w:spacing w:line="240" w:lineRule="auto" w:after="0" w:before="120"/>
+      </w:pPr>
       <w:r>
         <w:rPr>
+          <w:rFonts w:ascii="Times New Roman" w:hAnsi="Times New Roman" w:eastAsia="Times New Roman"/>
           <w:b/>
-          <w:sz w:val="24"/>
+          <w:color w:val="181A1F"/>
+          <w:sz w:val="28"/>
         </w:rPr>
         <w:t>14.</w:t>
       </w:r>
     </w:p>
     <w:p>
+      <w:pPr>
+        <w:widowControl/>
+        <w:spacing w:line="240" w:lineRule="auto" w:after="0"/>
+      </w:pPr>
       <w:r>
         <w:rPr>
+          <w:rFonts w:ascii="Times New Roman" w:hAnsi="Times New Roman" w:eastAsia="Times New Roman"/>
           <w:b w:val="0"/>
           <w:i w:val="0"/>
+          <w:color w:val="181A1F"/>
+          <w:sz w:val="28"/>
         </w:rPr>
         <w:t>Установите соответствие между организационно-правовыми формами и видами юридических лиц: к каждой позиции, данной в первом столбце, подберите соответствующую позицию из второго столбца.</w:t>
       </w:r>
@@ -1568,6 +2680,7 @@
       <w:tblPr>
         <w:tblStyle w:val="TableGrid"/>
         <w:tblW w:type="auto" w:w="0"/>
+        <w:tblLayout w:type="autofit"/>
         <w:tblLook w:firstColumn="1" w:firstRow="1" w:lastColumn="0" w:lastRow="0" w:noHBand="0" w:noVBand="1" w:val="04A0"/>
       </w:tblPr>
       <w:tblGrid>
@@ -1580,7 +2693,16 @@
             <w:tcW w:type="dxa" w:w="5128"/>
           </w:tcPr>
           <w:p>
+            <w:pPr>
+              <w:spacing w:after="0" w:line="240" w:lineRule="auto"/>
+            </w:pPr>
             <w:r>
+              <w:rPr>
+                <w:rFonts w:ascii="Times New Roman" w:hAnsi="Times New Roman" w:eastAsia="Times New Roman"/>
+                <w:b/>
+                <w:color w:val="181A1F"/>
+                <w:sz w:val="28"/>
+              </w:rPr>
               <w:t>ОРГАНИЗАЦИОННО-ПРАВОВЫЕ ФОРМЫ ЮРИДИЧЕСКИХ ЛИЦ</w:t>
             </w:r>
           </w:p>
@@ -1590,7 +2712,16 @@
             <w:tcW w:type="dxa" w:w="5128"/>
           </w:tcPr>
           <w:p>
+            <w:pPr>
+              <w:spacing w:after="0" w:line="240" w:lineRule="auto"/>
+            </w:pPr>
             <w:r>
+              <w:rPr>
+                <w:rFonts w:ascii="Times New Roman" w:hAnsi="Times New Roman" w:eastAsia="Times New Roman"/>
+                <w:b/>
+                <w:color w:val="181A1F"/>
+                <w:sz w:val="28"/>
+              </w:rPr>
               <w:t>ВИДЫ ЮРИДИЧЕСКИХ ЛИЦ</w:t>
             </w:r>
           </w:p>
@@ -1602,8 +2733,22 @@
             <w:tcW w:type="dxa" w:w="5128"/>
           </w:tcPr>
           <w:p>
+            <w:pPr>
+              <w:spacing w:after="0" w:line="240" w:lineRule="auto"/>
+            </w:pPr>
             <w:r>
-              <w:t>А) производственные кооперативыБ) товарищества собственников жильяB) хозяйственные товариществаГ) муниципальные унитарные предприятияД) общины коренных малочисленных народов РФ</w:t>
+              <w:rPr>
+                <w:rFonts w:ascii="Times New Roman" w:hAnsi="Times New Roman" w:eastAsia="Times New Roman"/>
+                <w:color w:val="181A1F"/>
+                <w:sz w:val="28"/>
+              </w:rPr>
+              <w:t>А) производственные кооперативы</w:t>
+              <w:br/>
+              <w:t>Б) товарищества собственников жильяB) хозяйственные товарищества</w:t>
+              <w:br/>
+              <w:t>Г) муниципальные унитарные предприятия</w:t>
+              <w:br/>
+              <w:t>Д) общины коренных малочисленных народов РФ</w:t>
             </w:r>
           </w:p>
         </w:tc>
@@ -1612,18 +2757,35 @@
             <w:tcW w:type="dxa" w:w="5128"/>
           </w:tcPr>
           <w:p>
+            <w:pPr>
+              <w:spacing w:after="0" w:line="240" w:lineRule="auto"/>
+            </w:pPr>
             <w:r>
-              <w:t>1) коммерческие2) некоммерческие</w:t>
+              <w:rPr>
+                <w:rFonts w:ascii="Times New Roman" w:hAnsi="Times New Roman" w:eastAsia="Times New Roman"/>
+                <w:color w:val="181A1F"/>
+                <w:sz w:val="28"/>
+              </w:rPr>
+              <w:t>1) коммерческие</w:t>
+              <w:br/>
+              <w:t>2) некоммерческие</w:t>
             </w:r>
           </w:p>
         </w:tc>
       </w:tr>
     </w:tbl>
     <w:p>
+      <w:pPr>
+        <w:widowControl/>
+        <w:spacing w:line="240" w:lineRule="auto" w:after="0"/>
+      </w:pPr>
       <w:r>
         <w:rPr>
+          <w:rFonts w:ascii="Times New Roman" w:hAnsi="Times New Roman" w:eastAsia="Times New Roman"/>
           <w:b w:val="0"/>
           <w:i w:val="0"/>
+          <w:color w:val="181A1F"/>
+          <w:sz w:val="28"/>
         </w:rPr>
         <w:t>Запишите в ответ цифры, расположив их в порядке, соответствующем буквам:</w:t>
       </w:r>
@@ -1632,6 +2794,7 @@
       <w:tblPr>
         <w:tblStyle w:val="TableGrid"/>
         <w:tblW w:type="auto" w:w="0"/>
+        <w:tblLayout w:type="autofit"/>
         <w:tblLook w:firstColumn="1" w:firstRow="1" w:lastColumn="0" w:lastRow="0" w:noHBand="0" w:noVBand="1" w:val="04A0"/>
       </w:tblPr>
       <w:tblGrid>
@@ -1647,7 +2810,16 @@
             <w:tcW w:type="dxa" w:w="2051"/>
           </w:tcPr>
           <w:p>
+            <w:pPr>
+              <w:spacing w:after="0" w:line="240" w:lineRule="auto"/>
+            </w:pPr>
             <w:r>
+              <w:rPr>
+                <w:rFonts w:ascii="Times New Roman" w:hAnsi="Times New Roman" w:eastAsia="Times New Roman"/>
+                <w:b/>
+                <w:color w:val="181A1F"/>
+                <w:sz w:val="28"/>
+              </w:rPr>
               <w:t>A</w:t>
             </w:r>
           </w:p>
@@ -1657,7 +2829,16 @@
             <w:tcW w:type="dxa" w:w="2051"/>
           </w:tcPr>
           <w:p>
+            <w:pPr>
+              <w:spacing w:after="0" w:line="240" w:lineRule="auto"/>
+            </w:pPr>
             <w:r>
+              <w:rPr>
+                <w:rFonts w:ascii="Times New Roman" w:hAnsi="Times New Roman" w:eastAsia="Times New Roman"/>
+                <w:b/>
+                <w:color w:val="181A1F"/>
+                <w:sz w:val="28"/>
+              </w:rPr>
               <w:t>Б</w:t>
             </w:r>
           </w:p>
@@ -1667,7 +2848,16 @@
             <w:tcW w:type="dxa" w:w="2051"/>
           </w:tcPr>
           <w:p>
+            <w:pPr>
+              <w:spacing w:after="0" w:line="240" w:lineRule="auto"/>
+            </w:pPr>
             <w:r>
+              <w:rPr>
+                <w:rFonts w:ascii="Times New Roman" w:hAnsi="Times New Roman" w:eastAsia="Times New Roman"/>
+                <w:b/>
+                <w:color w:val="181A1F"/>
+                <w:sz w:val="28"/>
+              </w:rPr>
               <w:t>В</w:t>
             </w:r>
           </w:p>
@@ -1677,7 +2867,16 @@
             <w:tcW w:type="dxa" w:w="2051"/>
           </w:tcPr>
           <w:p>
+            <w:pPr>
+              <w:spacing w:after="0" w:line="240" w:lineRule="auto"/>
+            </w:pPr>
             <w:r>
+              <w:rPr>
+                <w:rFonts w:ascii="Times New Roman" w:hAnsi="Times New Roman" w:eastAsia="Times New Roman"/>
+                <w:b/>
+                <w:color w:val="181A1F"/>
+                <w:sz w:val="28"/>
+              </w:rPr>
               <w:t>Г</w:t>
             </w:r>
           </w:p>
@@ -1687,7 +2886,16 @@
             <w:tcW w:type="dxa" w:w="2051"/>
           </w:tcPr>
           <w:p>
+            <w:pPr>
+              <w:spacing w:after="0" w:line="240" w:lineRule="auto"/>
+            </w:pPr>
             <w:r>
+              <w:rPr>
+                <w:rFonts w:ascii="Times New Roman" w:hAnsi="Times New Roman" w:eastAsia="Times New Roman"/>
+                <w:b/>
+                <w:color w:val="181A1F"/>
+                <w:sz w:val="28"/>
+              </w:rPr>
               <w:t>Д</w:t>
             </w:r>
           </w:p>
@@ -1699,7 +2907,16 @@
             <w:tcW w:type="dxa" w:w="2051"/>
           </w:tcPr>
           <w:p>
-            <w:r/>
+            <w:pPr>
+              <w:spacing w:after="0" w:line="240" w:lineRule="auto"/>
+            </w:pPr>
+            <w:r>
+              <w:rPr>
+                <w:rFonts w:ascii="Times New Roman" w:hAnsi="Times New Roman" w:eastAsia="Times New Roman"/>
+                <w:color w:val="181A1F"/>
+                <w:sz w:val="28"/>
+              </w:rPr>
+            </w:r>
           </w:p>
         </w:tc>
         <w:tc>
@@ -1707,7 +2924,16 @@
             <w:tcW w:type="dxa" w:w="2051"/>
           </w:tcPr>
           <w:p>
-            <w:r/>
+            <w:pPr>
+              <w:spacing w:after="0" w:line="240" w:lineRule="auto"/>
+            </w:pPr>
+            <w:r>
+              <w:rPr>
+                <w:rFonts w:ascii="Times New Roman" w:hAnsi="Times New Roman" w:eastAsia="Times New Roman"/>
+                <w:color w:val="181A1F"/>
+                <w:sz w:val="28"/>
+              </w:rPr>
+            </w:r>
           </w:p>
         </w:tc>
         <w:tc>
@@ -1715,7 +2941,16 @@
             <w:tcW w:type="dxa" w:w="2051"/>
           </w:tcPr>
           <w:p>
-            <w:r/>
+            <w:pPr>
+              <w:spacing w:after="0" w:line="240" w:lineRule="auto"/>
+            </w:pPr>
+            <w:r>
+              <w:rPr>
+                <w:rFonts w:ascii="Times New Roman" w:hAnsi="Times New Roman" w:eastAsia="Times New Roman"/>
+                <w:color w:val="181A1F"/>
+                <w:sz w:val="28"/>
+              </w:rPr>
+            </w:r>
           </w:p>
         </w:tc>
         <w:tc>
@@ -1723,7 +2958,16 @@
             <w:tcW w:type="dxa" w:w="2051"/>
           </w:tcPr>
           <w:p>
-            <w:r/>
+            <w:pPr>
+              <w:spacing w:after="0" w:line="240" w:lineRule="auto"/>
+            </w:pPr>
+            <w:r>
+              <w:rPr>
+                <w:rFonts w:ascii="Times New Roman" w:hAnsi="Times New Roman" w:eastAsia="Times New Roman"/>
+                <w:color w:val="181A1F"/>
+                <w:sz w:val="28"/>
+              </w:rPr>
+            </w:r>
           </w:p>
         </w:tc>
         <w:tc>
@@ -1731,30 +2975,48 @@
             <w:tcW w:type="dxa" w:w="2051"/>
           </w:tcPr>
           <w:p>
-            <w:r/>
+            <w:pPr>
+              <w:spacing w:after="0" w:line="240" w:lineRule="auto"/>
+            </w:pPr>
+            <w:r>
+              <w:rPr>
+                <w:rFonts w:ascii="Times New Roman" w:hAnsi="Times New Roman" w:eastAsia="Times New Roman"/>
+                <w:color w:val="181A1F"/>
+                <w:sz w:val="28"/>
+              </w:rPr>
+            </w:r>
           </w:p>
         </w:tc>
       </w:tr>
     </w:tbl>
     <w:p>
-      <w:r>
-        <w:t>Ответ: ______________________________</w:t>
-      </w:r>
-    </w:p>
-    <w:p>
+      <w:pPr>
+        <w:keepNext/>
+        <w:widowControl/>
+        <w:spacing w:line="240" w:lineRule="auto" w:after="0" w:before="120"/>
+      </w:pPr>
       <w:r>
         <w:rPr>
+          <w:rFonts w:ascii="Times New Roman" w:hAnsi="Times New Roman" w:eastAsia="Times New Roman"/>
           <w:b/>
-          <w:sz w:val="24"/>
+          <w:color w:val="181A1F"/>
+          <w:sz w:val="28"/>
         </w:rPr>
         <w:t>15.</w:t>
       </w:r>
     </w:p>
     <w:p>
+      <w:pPr>
+        <w:widowControl/>
+        <w:spacing w:line="240" w:lineRule="auto" w:after="0"/>
+      </w:pPr>
       <w:r>
         <w:rPr>
+          <w:rFonts w:ascii="Times New Roman" w:hAnsi="Times New Roman" w:eastAsia="Times New Roman"/>
           <w:b w:val="0"/>
           <w:i w:val="0"/>
+          <w:color w:val="181A1F"/>
+          <w:sz w:val="28"/>
         </w:rPr>
         <w:t>Установите соответствие между примерами и основаниями прекращения трудового договора в соответствии с Трудовым кодексом РФ: к каждой позиции, данной в первом столбце, подберите соответствующую позицию из второго столбца.</w:t>
       </w:r>
@@ -1763,6 +3025,7 @@
       <w:tblPr>
         <w:tblStyle w:val="TableGrid"/>
         <w:tblW w:type="auto" w:w="0"/>
+        <w:tblLayout w:type="autofit"/>
         <w:tblLook w:firstColumn="1" w:firstRow="1" w:lastColumn="0" w:lastRow="0" w:noHBand="0" w:noVBand="1" w:val="04A0"/>
       </w:tblPr>
       <w:tblGrid>
@@ -1775,7 +3038,16 @@
             <w:tcW w:type="dxa" w:w="5128"/>
           </w:tcPr>
           <w:p>
+            <w:pPr>
+              <w:spacing w:after="0" w:line="240" w:lineRule="auto"/>
+            </w:pPr>
             <w:r>
+              <w:rPr>
+                <w:rFonts w:ascii="Times New Roman" w:hAnsi="Times New Roman" w:eastAsia="Times New Roman"/>
+                <w:b/>
+                <w:color w:val="181A1F"/>
+                <w:sz w:val="28"/>
+              </w:rPr>
               <w:t>ПРИМЕРЫ</w:t>
             </w:r>
           </w:p>
@@ -1785,7 +3057,16 @@
             <w:tcW w:type="dxa" w:w="5128"/>
           </w:tcPr>
           <w:p>
+            <w:pPr>
+              <w:spacing w:after="0" w:line="240" w:lineRule="auto"/>
+            </w:pPr>
             <w:r>
+              <w:rPr>
+                <w:rFonts w:ascii="Times New Roman" w:hAnsi="Times New Roman" w:eastAsia="Times New Roman"/>
+                <w:b/>
+                <w:color w:val="181A1F"/>
+                <w:sz w:val="28"/>
+              </w:rPr>
               <w:t>ОСНОВАНИЯ ПРЕКРАЩЕНИЯ ТРУДОВОГО ДОГОВОРА</w:t>
             </w:r>
           </w:p>
@@ -1797,8 +3078,24 @@
             <w:tcW w:type="dxa" w:w="5128"/>
           </w:tcPr>
           <w:p>
+            <w:pPr>
+              <w:spacing w:after="0" w:line="240" w:lineRule="auto"/>
+            </w:pPr>
             <w:r>
-              <w:t>А) Матвей З. был признан полностью неспособным к трудовой деятельности в соответствии с медицинским заключением.Б) Виктория К. нашла более престижную работу.В) Комиссия по охране труда установила, что Иван Ж. нарушил требования охраны труда, что повлекло несчастный случай на производстве.Г) Ираклий З. без уважительных причин не исполнял трудовых обязанностей и имел несколько дисциплинарных взысканий.Д) 26-летний Пётр Ч. был направлен на альтернативную гражданскую службу.</w:t>
+              <w:rPr>
+                <w:rFonts w:ascii="Times New Roman" w:hAnsi="Times New Roman" w:eastAsia="Times New Roman"/>
+                <w:color w:val="181A1F"/>
+                <w:sz w:val="28"/>
+              </w:rPr>
+              <w:t>А) Матвей З. был признан полностью неспособным к трудовой деятельности в соответствии с медицинским заключением.</w:t>
+              <w:br/>
+              <w:t>Б) Виктория К. нашла более престижную работу.</w:t>
+              <w:br/>
+              <w:t>В) Комиссия по охране труда установила, что Иван Ж. нарушил требования охраны труда, что повлекло несчастный случай на производстве.</w:t>
+              <w:br/>
+              <w:t>Г) Ираклий З. без уважительных причин не исполнял трудовых обязанностей и имел несколько дисциплинарных взысканий.</w:t>
+              <w:br/>
+              <w:t>Д) 26-летний Пётр Ч. был направлен на альтернативную гражданскую службу.</w:t>
             </w:r>
           </w:p>
         </w:tc>
@@ -1807,18 +3104,37 @@
             <w:tcW w:type="dxa" w:w="5128"/>
           </w:tcPr>
           <w:p>
+            <w:pPr>
+              <w:spacing w:after="0" w:line="240" w:lineRule="auto"/>
+            </w:pPr>
             <w:r>
-              <w:t>1) инициатива работника2) инициатива работодателя3) обстоятельства, не зависящие от воли сторон</w:t>
+              <w:rPr>
+                <w:rFonts w:ascii="Times New Roman" w:hAnsi="Times New Roman" w:eastAsia="Times New Roman"/>
+                <w:color w:val="181A1F"/>
+                <w:sz w:val="28"/>
+              </w:rPr>
+              <w:t>1) инициатива работника</w:t>
+              <w:br/>
+              <w:t>2) инициатива работодателя</w:t>
+              <w:br/>
+              <w:t>3) обстоятельства, не зависящие от воли сторон</w:t>
             </w:r>
           </w:p>
         </w:tc>
       </w:tr>
     </w:tbl>
     <w:p>
+      <w:pPr>
+        <w:widowControl/>
+        <w:spacing w:line="240" w:lineRule="auto" w:after="0"/>
+      </w:pPr>
       <w:r>
         <w:rPr>
+          <w:rFonts w:ascii="Times New Roman" w:hAnsi="Times New Roman" w:eastAsia="Times New Roman"/>
           <w:b w:val="0"/>
           <w:i w:val="0"/>
+          <w:color w:val="181A1F"/>
+          <w:sz w:val="28"/>
         </w:rPr>
         <w:t>Запишите в ответ цифры, расположив их в порядке, соответствующем буквам:</w:t>
       </w:r>
@@ -1827,6 +3143,7 @@
       <w:tblPr>
         <w:tblStyle w:val="TableGrid"/>
         <w:tblW w:type="auto" w:w="0"/>
+        <w:tblLayout w:type="autofit"/>
         <w:tblLook w:firstColumn="1" w:firstRow="1" w:lastColumn="0" w:lastRow="0" w:noHBand="0" w:noVBand="1" w:val="04A0"/>
       </w:tblPr>
       <w:tblGrid>
@@ -1842,7 +3159,16 @@
             <w:tcW w:type="dxa" w:w="2051"/>
           </w:tcPr>
           <w:p>
+            <w:pPr>
+              <w:spacing w:after="0" w:line="240" w:lineRule="auto"/>
+            </w:pPr>
             <w:r>
+              <w:rPr>
+                <w:rFonts w:ascii="Times New Roman" w:hAnsi="Times New Roman" w:eastAsia="Times New Roman"/>
+                <w:b/>
+                <w:color w:val="181A1F"/>
+                <w:sz w:val="28"/>
+              </w:rPr>
               <w:t>А</w:t>
             </w:r>
           </w:p>
@@ -1852,7 +3178,16 @@
             <w:tcW w:type="dxa" w:w="2051"/>
           </w:tcPr>
           <w:p>
+            <w:pPr>
+              <w:spacing w:after="0" w:line="240" w:lineRule="auto"/>
+            </w:pPr>
             <w:r>
+              <w:rPr>
+                <w:rFonts w:ascii="Times New Roman" w:hAnsi="Times New Roman" w:eastAsia="Times New Roman"/>
+                <w:b/>
+                <w:color w:val="181A1F"/>
+                <w:sz w:val="28"/>
+              </w:rPr>
               <w:t>Б</w:t>
             </w:r>
           </w:p>
@@ -1862,7 +3197,16 @@
             <w:tcW w:type="dxa" w:w="2051"/>
           </w:tcPr>
           <w:p>
+            <w:pPr>
+              <w:spacing w:after="0" w:line="240" w:lineRule="auto"/>
+            </w:pPr>
             <w:r>
+              <w:rPr>
+                <w:rFonts w:ascii="Times New Roman" w:hAnsi="Times New Roman" w:eastAsia="Times New Roman"/>
+                <w:b/>
+                <w:color w:val="181A1F"/>
+                <w:sz w:val="28"/>
+              </w:rPr>
               <w:t>В</w:t>
             </w:r>
           </w:p>
@@ -1872,7 +3216,16 @@
             <w:tcW w:type="dxa" w:w="2051"/>
           </w:tcPr>
           <w:p>
+            <w:pPr>
+              <w:spacing w:after="0" w:line="240" w:lineRule="auto"/>
+            </w:pPr>
             <w:r>
+              <w:rPr>
+                <w:rFonts w:ascii="Times New Roman" w:hAnsi="Times New Roman" w:eastAsia="Times New Roman"/>
+                <w:b/>
+                <w:color w:val="181A1F"/>
+                <w:sz w:val="28"/>
+              </w:rPr>
               <w:t>Г</w:t>
             </w:r>
           </w:p>
@@ -1882,7 +3235,16 @@
             <w:tcW w:type="dxa" w:w="2051"/>
           </w:tcPr>
           <w:p>
+            <w:pPr>
+              <w:spacing w:after="0" w:line="240" w:lineRule="auto"/>
+            </w:pPr>
             <w:r>
+              <w:rPr>
+                <w:rFonts w:ascii="Times New Roman" w:hAnsi="Times New Roman" w:eastAsia="Times New Roman"/>
+                <w:b/>
+                <w:color w:val="181A1F"/>
+                <w:sz w:val="28"/>
+              </w:rPr>
               <w:t>Д</w:t>
             </w:r>
           </w:p>
@@ -1894,7 +3256,16 @@
             <w:tcW w:type="dxa" w:w="2051"/>
           </w:tcPr>
           <w:p>
-            <w:r/>
+            <w:pPr>
+              <w:spacing w:after="0" w:line="240" w:lineRule="auto"/>
+            </w:pPr>
+            <w:r>
+              <w:rPr>
+                <w:rFonts w:ascii="Times New Roman" w:hAnsi="Times New Roman" w:eastAsia="Times New Roman"/>
+                <w:color w:val="181A1F"/>
+                <w:sz w:val="28"/>
+              </w:rPr>
+            </w:r>
           </w:p>
         </w:tc>
         <w:tc>
@@ -1902,7 +3273,16 @@
             <w:tcW w:type="dxa" w:w="2051"/>
           </w:tcPr>
           <w:p>
-            <w:r/>
+            <w:pPr>
+              <w:spacing w:after="0" w:line="240" w:lineRule="auto"/>
+            </w:pPr>
+            <w:r>
+              <w:rPr>
+                <w:rFonts w:ascii="Times New Roman" w:hAnsi="Times New Roman" w:eastAsia="Times New Roman"/>
+                <w:color w:val="181A1F"/>
+                <w:sz w:val="28"/>
+              </w:rPr>
+            </w:r>
           </w:p>
         </w:tc>
         <w:tc>
@@ -1910,7 +3290,16 @@
             <w:tcW w:type="dxa" w:w="2051"/>
           </w:tcPr>
           <w:p>
-            <w:r/>
+            <w:pPr>
+              <w:spacing w:after="0" w:line="240" w:lineRule="auto"/>
+            </w:pPr>
+            <w:r>
+              <w:rPr>
+                <w:rFonts w:ascii="Times New Roman" w:hAnsi="Times New Roman" w:eastAsia="Times New Roman"/>
+                <w:color w:val="181A1F"/>
+                <w:sz w:val="28"/>
+              </w:rPr>
+            </w:r>
           </w:p>
         </w:tc>
         <w:tc>
@@ -1918,7 +3307,16 @@
             <w:tcW w:type="dxa" w:w="2051"/>
           </w:tcPr>
           <w:p>
-            <w:r/>
+            <w:pPr>
+              <w:spacing w:after="0" w:line="240" w:lineRule="auto"/>
+            </w:pPr>
+            <w:r>
+              <w:rPr>
+                <w:rFonts w:ascii="Times New Roman" w:hAnsi="Times New Roman" w:eastAsia="Times New Roman"/>
+                <w:color w:val="181A1F"/>
+                <w:sz w:val="28"/>
+              </w:rPr>
+            </w:r>
           </w:p>
         </w:tc>
         <w:tc>
@@ -1926,1557 +3324,864 @@
             <w:tcW w:type="dxa" w:w="2051"/>
           </w:tcPr>
           <w:p>
-            <w:r/>
-          </w:p>
-        </w:tc>
-      </w:tr>
-    </w:tbl>
-    <w:p>
-      <w:r>
-        <w:t>Ответ: ______________________________</w:t>
-      </w:r>
-    </w:p>
-    <w:p>
-      <w:r>
-        <w:rPr>
-          <w:b/>
-          <w:sz w:val="24"/>
-        </w:rPr>
-        <w:t>16.</w:t>
-      </w:r>
-    </w:p>
-    <w:p>
-      <w:r>
-        <w:rPr>
-          <w:b w:val="0"/>
-          <w:i w:val="0"/>
-        </w:rPr>
-        <w:t xml:space="preserve">Выберите верные суждения о правонарушениях и юридической ответственности. Запишите цифры, под которыми они указаны. </w:t>
-      </w:r>
-    </w:p>
-    <w:p>
-      <w:r>
-        <w:rPr>
-          <w:b w:val="0"/>
-          <w:i w:val="0"/>
-        </w:rPr>
-        <w:t>1) Привлечение к юридической ответственности возможно при наличии вины правонарушителя.</w:t>
-      </w:r>
-    </w:p>
-    <w:p>
-      <w:r>
-        <w:rPr>
-          <w:b w:val="0"/>
-          <w:i w:val="0"/>
-        </w:rPr>
-        <w:t xml:space="preserve">2) Гражданско-правовые проступки выражаются в нанесении организациям или отдельным гражданам имущественного или морального вреда. </w:t>
-      </w:r>
-    </w:p>
-    <w:p>
-      <w:r>
-        <w:rPr>
-          <w:b w:val="0"/>
-          <w:i w:val="0"/>
-        </w:rPr>
-        <w:t xml:space="preserve">3) Административная ответственность налагается только судом на лицо, совершившее преступление. </w:t>
-      </w:r>
-    </w:p>
-    <w:p>
-      <w:r>
-        <w:rPr>
-          <w:b w:val="0"/>
-          <w:i w:val="0"/>
-        </w:rPr>
-        <w:t xml:space="preserve">4) Субъектом правонарушения может быть только индивид. </w:t>
-      </w:r>
-    </w:p>
-    <w:p>
-      <w:r>
-        <w:rPr>
-          <w:b w:val="0"/>
-          <w:i w:val="0"/>
-        </w:rPr>
-        <w:t>5) Уголовная ответственность, в отличие от гражданско-правовой ответственности, носит имущественный характер и направлена на компенсацию причинённых убытков.</w:t>
-      </w:r>
-    </w:p>
-    <w:p>
-      <w:r>
-        <w:t>Ответ: ______________________________</w:t>
-      </w:r>
-    </w:p>
-    <w:p>
-      <w:r>
-        <w:br w:type="page"/>
-      </w:r>
-    </w:p>
-    <w:p>
-      <w:pPr>
-        <w:pStyle w:val="Heading1"/>
-      </w:pPr>
-      <w:r>
-        <w:t>Часть 2</w:t>
-      </w:r>
-    </w:p>
-    <w:p>
-      <w:r>
-        <w:t>Для заданий 17–25 запишите полный развёрнутый ответ. Каждый вопрос самодостаточен и тематически соответствует варианту.</w:t>
-      </w:r>
-    </w:p>
-    <w:p>
-      <w:r>
-        <w:rPr>
-          <w:b/>
-          <w:sz w:val="24"/>
-        </w:rPr>
-        <w:t>17.</w:t>
-      </w:r>
-    </w:p>
-    <w:p>
-      <w:r>
-        <w:rPr>
-          <w:b w:val="0"/>
-          <w:i w:val="0"/>
-        </w:rPr>
-        <w:t>Сопоставительный анализ права и власти, а затем права и морали показывает значительную силу права. В связи с развитием направления философской мысли, называемого аксиологией (учением о ценностях), стало возможным охарактеризовать эту значительную силу права как регулятора в современных и высокозначимых категориях.</w:t>
-      </w:r>
-    </w:p>
-    <w:p>
-      <w:r>
-        <w:rPr>
-          <w:b w:val="0"/>
-          <w:i w:val="0"/>
-        </w:rPr>
-        <w:t>Право в обществе в условиях цивилизации, его сила с аксиологической точки зрения — это не только необходимость, не просто средство социального регулирования, но такое «средство», которое выступает как ценность, социальное благо. Исходным для понимания права в этом качестве являются его особенности как институционного образования. Благодаря своей институционности право обладает рядом существенных социально значимых свойств — общеобязательной нормативностью, высокой (формальной) определённостью по содержанию, государственной гарантированностью, раскрывающими его миссию существенной социальной силы общества, носителя значительной социальной энергии. Это и связано как раз с характеристикой права в качестве социального феномена, обладающего социальной ценностью — инструментальной и собственной.</w:t>
-      </w:r>
-    </w:p>
-    <w:p>
-      <w:r>
-        <w:rPr>
-          <w:b w:val="0"/>
-          <w:i w:val="0"/>
-        </w:rPr>
-        <w:t>Если не идти дальше рассмотрения права как регулятора общественных отношений, то его миссия в обществе состоит прежде всего в инструментальной ценности, т. е. ценности «инструмента», «средства» решения задач, относимых к различным сторонам жизни общества — экономической, политической, культурной…</w:t>
-      </w:r>
-    </w:p>
-    <w:p>
-      <w:r>
-        <w:rPr>
-          <w:b w:val="0"/>
-          <w:i w:val="0"/>
-        </w:rPr>
-        <w:t>Вместе с тем важно подчеркнуть, что право имеет и собственную ценность, которая в демократическом обществе приобретает доминирующее значение. Эта собственная ценность даёт о себе знать и в сугубо «регулятивном плане». В том, что право способно «воспроизводить» данную социальную систему, вносить в неё нормативные начала.</w:t>
-      </w:r>
-    </w:p>
-    <w:p>
-      <w:r>
-        <w:rPr>
-          <w:b w:val="0"/>
-          <w:i w:val="0"/>
-        </w:rPr>
-        <w:t>Но есть здесь нечто совсем своеобразное, исконно правовое. Самым общим образом собственную ценность права в этом отношении можно определить как выражение и олицетворение правом свободы и активности людей на основе упорядоченных отношений и в соответствии со справедливостью, необходимостью согласования воли и интересов различных слоёв населения, социальных групп. Иными словами, право в идеале — это ценность, которая не присуща никакому другому социально-политическому явлению, ценность упорядоченной свободы человека, справедливости, консенсуса. В этом своём качестве право может предоставлять людям, их коллективам в виде субъективных прав простор для свободы, для активности в поведении, и в то же время оно направлено на то, чтобы исключить произвол и своеволие, противостоять им, сообразовать поведение с моралью, со справедливостью. Именно как явление, противостоящее произволу и беззаконию и в то же время обеспечивающее простор для упорядоченной социальной свободы и активности, право само по себе занимает высокозначимое место в социальной жизни, выступает как фактор социального прогресса. И именно в этом отношении право и является значительной и притом — самостоятельной социальной ценностью... (С. С. Алексеев )</w:t>
-      </w:r>
-    </w:p>
-    <w:p>
-      <w:r>
-        <w:rPr>
-          <w:b w:val="0"/>
-          <w:i w:val="0"/>
-        </w:rPr>
-        <w:t>Какие три социально значимых свойства права как институционного образования приведены автором? Как он характеризует силу права с аксиологической точки зрения? В чём, по мнению автора, проявляется собственная ценность права?</w:t>
-      </w:r>
-    </w:p>
-    <w:p>
-      <w:r>
-        <w:t>Ответ:</w:t>
-      </w:r>
-    </w:p>
-    <w:p>
-      <w:r>
-        <w:t>__________________________________________________________________________________________</w:t>
-      </w:r>
-    </w:p>
-    <w:p>
-      <w:r>
-        <w:t>__________________________________________________________________________________________</w:t>
-      </w:r>
-    </w:p>
-    <w:p>
-      <w:r>
-        <w:t>__________________________________________________________________________________________</w:t>
-      </w:r>
-    </w:p>
-    <w:p>
-      <w:r>
-        <w:rPr>
-          <w:b/>
-          <w:sz w:val="24"/>
-        </w:rPr>
-        <w:t>18.</w:t>
-      </w:r>
-    </w:p>
-    <w:p>
-      <w:r>
-        <w:rPr>
-          <w:b w:val="0"/>
-          <w:i w:val="0"/>
-        </w:rPr>
-        <w:t>В тексте упомянуты ключевые понятия социально-гуманитарных наук.</w:t>
-      </w:r>
-    </w:p>
-    <w:p>
-      <w:r>
-        <w:rPr>
-          <w:b w:val="0"/>
-          <w:i w:val="0"/>
-        </w:rPr>
-        <w:t>Используя обществоведческие знания,</w:t>
-      </w:r>
-    </w:p>
-    <w:p>
-      <w:r>
-        <w:rPr>
-          <w:b w:val="0"/>
-          <w:i w:val="0"/>
-        </w:rPr>
-        <w:t>– укажите не менее трёх основных признаков налога как платежа физических и юридических лиц;</w:t>
-      </w:r>
-    </w:p>
-    <w:p>
-      <w:r>
-        <w:rPr>
-          <w:b w:val="0"/>
-          <w:i w:val="0"/>
-        </w:rPr>
-        <w:t>– объясните, в чём заключается значимость предмета регулирования конституционного права. (Объяснение может быть дано в одном или нескольких распространённых предложениях.)</w:t>
-      </w:r>
-    </w:p>
-    <w:p>
-      <w:r>
-        <w:rPr>
-          <w:b w:val="0"/>
-          <w:i w:val="0"/>
-        </w:rPr>
-        <w:t xml:space="preserve">Под конституционным правом понимается система юридических норм, регулирующих целостный комплекс общественных отношений, которые складываются в процессе определения устоев общества и государства, закрепления основ правового статуса человека, личности и гражданина, установления системы, организации и функционирования государственной власти... </w:t>
-      </w:r>
-    </w:p>
-    <w:p>
-      <w:r>
-        <w:rPr>
-          <w:b w:val="0"/>
-          <w:i w:val="0"/>
-        </w:rPr>
-        <w:t xml:space="preserve">Конституционное право является ведущей отраслью в системе национального права каждой страны. Это обусловлено значительностью предмета правового регулирования, исключительной ролью заглавного акта конституционного права, учредительным характером его норм. Объём и пределы конституционно-правового регулирования общественных отношений определяются государством с политических позиций. Государство просто вынуждено выражать в нормах конституционного права стабильное соотношение различных социальных сил, сложившееся во взаимоотношениях между классами, народами, нациями и государством по поводу определения формы государства, осуществления публичной власти, закрепления правового статуса человека, личности и гражданина... Каждая отрасль национальной системы права почти всегда имеет свой заглавный нормативный правовой акт. В России, например, роль заглавного акта в гражданском праве выполняет Гражданский кодекс РФ, в трудовом — Трудовой кодекс РФ, в земельном — Земельный кодекс РФ и т. д. </w:t>
-      </w:r>
-    </w:p>
-    <w:p>
-      <w:r>
-        <w:rPr>
-          <w:b w:val="0"/>
-          <w:i w:val="0"/>
-        </w:rPr>
-        <w:t>В отношении конституционного права в качестве заглавного нормативного правового акта выступает конституция. Её исключительная роль проявляется в том, что она обладает верховенством на всей территории суверенного государства, имеет приоритет над всеми другими законами, является базой текущего законодательства, имеет прямое действие и применяется на всей территории страны (ст. 15 Конституции РФ). Из всех законов лишь одна конституция служит основным источником не только конституционного права, но и всех других отраслей национальной системы права. В этом смысле все отрасли права являются производными от конституции, коренятся в её содержании. Учредительный характер конституционно-правовых норм означает, что они устанавливают основные начала, своеобразные истоки всех других отраслей национальной системы права. Нормы конституционного права определяют место и роль органов исполнительной власти в системе органов государства, их виды, устанавливают подотчётность и ответственность правительства перед парламентом или главой государства. Тем самым они закладывают основы, формируют исходные положения для административного права, нормы которого регулируют отношения, возникающие в процессе деятельности исполнительных органов государственной власти, осуществления государственного управления. Конституционно-правовые нормы в большинстве стран определяют экономическую систему государства и соответствующие ей формы собственности.</w:t>
-      </w:r>
-    </w:p>
-    <w:p>
-      <w:r>
-        <w:t>Ответ:</w:t>
-      </w:r>
-    </w:p>
-    <w:p>
-      <w:r>
-        <w:t>__________________________________________________________________________________________</w:t>
-      </w:r>
-    </w:p>
-    <w:p>
-      <w:r>
-        <w:t>__________________________________________________________________________________________</w:t>
-      </w:r>
-    </w:p>
-    <w:p>
-      <w:r>
-        <w:t>__________________________________________________________________________________________</w:t>
-      </w:r>
-    </w:p>
-    <w:p>
-      <w:r>
-        <w:rPr>
-          <w:b/>
-          <w:sz w:val="24"/>
-        </w:rPr>
-        <w:t>19.</w:t>
-      </w:r>
-    </w:p>
-    <w:p>
-      <w:r>
-        <w:rPr>
-          <w:b w:val="0"/>
-          <w:i w:val="0"/>
-        </w:rPr>
-        <w:t>Проиллюстрируйте тремя примерами действия государственных органов по охране правопорядка. (Сначала назовите государственный орган, затем приведите соответствующий пример. Каждый пример должен быть сформулирован развёрнуто).</w:t>
-      </w:r>
-    </w:p>
-    <w:p>
-      <w:r>
-        <w:t>Ответ:</w:t>
-      </w:r>
-    </w:p>
-    <w:p>
-      <w:r>
-        <w:t>__________________________________________________________________________________________</w:t>
-      </w:r>
-    </w:p>
-    <w:p>
-      <w:r>
-        <w:t>__________________________________________________________________________________________</w:t>
-      </w:r>
-    </w:p>
-    <w:p>
-      <w:r>
-        <w:t>__________________________________________________________________________________________</w:t>
-      </w:r>
-    </w:p>
-    <w:p>
-      <w:r>
-        <w:rPr>
-          <w:b/>
-          <w:sz w:val="24"/>
-        </w:rPr>
-        <w:t>20.</w:t>
-      </w:r>
-    </w:p>
-    <w:p>
-      <w:r>
-        <w:rPr>
-          <w:b w:val="0"/>
-          <w:i w:val="0"/>
-        </w:rPr>
-        <w:t>Существует мысль о том, что посредством установления запретов право предупреждает и пресекает поступки, которые противоречат интересам государства, общества и индивида. Проиллюстрируйте эту мысль примерами из любых трёх отраслей российского права. (В каждом случае сначала укажите отрасль российского права, а затем приведите соответствующий пример).</w:t>
-      </w:r>
-    </w:p>
-    <w:p>
-      <w:r>
-        <w:t>Ответ:</w:t>
-      </w:r>
-    </w:p>
-    <w:p>
-      <w:r>
-        <w:t>__________________________________________________________________________________________</w:t>
-      </w:r>
-    </w:p>
-    <w:p>
-      <w:r>
-        <w:t>__________________________________________________________________________________________</w:t>
-      </w:r>
-    </w:p>
-    <w:p>
-      <w:r>
-        <w:t>__________________________________________________________________________________________</w:t>
-      </w:r>
-    </w:p>
-    <w:p>
-      <w:r>
-        <w:rPr>
-          <w:b/>
-          <w:sz w:val="24"/>
-        </w:rPr>
-        <w:t>21.</w:t>
-      </w:r>
-    </w:p>
-    <w:p>
-      <w:r>
-        <w:rPr>
-          <w:b w:val="0"/>
-          <w:i w:val="0"/>
-        </w:rPr>
-        <w:t xml:space="preserve">Приведите три аргумента в пользу негативного влияния низкого уровня правовой культуры на общественную жизнь и правопорядок. (Каждый аргумент должен быть сформулирован как распространенное предложение.) </w:t>
-      </w:r>
-    </w:p>
-    <w:p>
-      <w:r>
-        <w:t>Ответ:</w:t>
-      </w:r>
-    </w:p>
-    <w:p>
-      <w:r>
-        <w:t>__________________________________________________________________________________________</w:t>
-      </w:r>
-    </w:p>
-    <w:p>
-      <w:r>
-        <w:t>__________________________________________________________________________________________</w:t>
-      </w:r>
-    </w:p>
-    <w:p>
-      <w:r>
-        <w:t>__________________________________________________________________________________________</w:t>
-      </w:r>
-    </w:p>
-    <w:p>
-      <w:r>
-        <w:rPr>
-          <w:b/>
-          <w:sz w:val="24"/>
-        </w:rPr>
-        <w:t>22.</w:t>
-      </w:r>
-    </w:p>
-    <w:p>
-      <w:r>
-        <w:rPr>
-          <w:b w:val="0"/>
-          <w:i w:val="0"/>
-        </w:rPr>
-        <w:t>Работающий пенсионер И. Н. Кулебякин, обеспокоенный процессом обесценивания денег, проявляющемся в виде устойчивого долговременного повышения общего уровня цен, купил новый смартфон и подарил его своей внучке Глафире. Глафира с помощью нового гаджета ознакомилась с записями о своей успеваемости в электронном журнале и скачала домашнее задание по нескольким предметам. Глафире предстояло выполнить несколько задач по обществознанию, одна из которых вызвала у неё затруднение. Приведём ее условие: «Законодательную власть в государстве Z осуществляет парламент, а всенародно избираемый глава государства формирует правительство и возглавляет исполнительную власть. Какая форма правления в государстве Z? (Дайте полное название.)»</w:t>
-      </w:r>
-    </w:p>
-    <w:p>
-      <w:r>
-        <w:rPr>
-          <w:b w:val="0"/>
-          <w:i w:val="0"/>
-        </w:rPr>
-        <w:t>Какое экономическое явление обеспокоило И. Н. Кулебякина? (Дайте название описанному процессу.) Какое правомочие собственника он реализовал? Какая тенденция современного образования может быть проиллюстрирована действиями Глафиры по использованию гаджета? Каков правильный ответ на задачу, вызвавшую затруднение у девочки?</w:t>
-      </w:r>
-    </w:p>
-    <w:p>
-      <w:r>
-        <w:t>Ответ:</w:t>
-      </w:r>
-    </w:p>
-    <w:p>
-      <w:r>
-        <w:t>__________________________________________________________________________________________</w:t>
-      </w:r>
-    </w:p>
-    <w:p>
-      <w:r>
-        <w:t>__________________________________________________________________________________________</w:t>
-      </w:r>
-    </w:p>
-    <w:p>
-      <w:r>
-        <w:t>__________________________________________________________________________________________</w:t>
-      </w:r>
-    </w:p>
-    <w:p>
-      <w:r>
-        <w:rPr>
-          <w:b/>
-          <w:sz w:val="24"/>
-        </w:rPr>
-        <w:t>23.</w:t>
-      </w:r>
-    </w:p>
-    <w:p>
-      <w:r>
-        <w:rPr>
-          <w:b w:val="0"/>
-          <w:i w:val="0"/>
-        </w:rPr>
-        <w:t>Используя обществоведческие знания и факты общественной жизни, приведите три примера, иллюстрирующих действие федерального закона, федерального конституционного закона и закона субъекта РФ. (Каждый пример должен быть сформулирован развернуто.)</w:t>
-      </w:r>
-    </w:p>
-    <w:p>
-      <w:r>
-        <w:t>Ответ:</w:t>
-      </w:r>
-    </w:p>
-    <w:p>
-      <w:r>
-        <w:t>__________________________________________________________________________________________</w:t>
-      </w:r>
-    </w:p>
-    <w:p>
-      <w:r>
-        <w:t>__________________________________________________________________________________________</w:t>
-      </w:r>
-    </w:p>
-    <w:p>
-      <w:r>
-        <w:t>__________________________________________________________________________________________</w:t>
-      </w:r>
-    </w:p>
-    <w:p>
-      <w:r>
-        <w:rPr>
-          <w:b/>
-          <w:sz w:val="24"/>
-        </w:rPr>
-        <w:t>24.</w:t>
-      </w:r>
-    </w:p>
-    <w:p>
-      <w:r>
-        <w:rPr>
-          <w:b w:val="0"/>
-          <w:i w:val="0"/>
-        </w:rPr>
-        <w:t>Антон работает инженером-технологом на кондитерской фабрике. Уставный капитал предприятия разделен на определенное число ценных бумаг, владельцы которых ежегодно получают часть прибыли в виде дивидендов.</w:t>
-      </w:r>
-    </w:p>
-    <w:p>
-      <w:r>
-        <w:rPr>
-          <w:b w:val="0"/>
-          <w:i w:val="0"/>
-        </w:rPr>
-        <w:t>Какова организационно-правовая форма данного предприятия? Как владельцы ценных бумаг несут риск убытков, связанных с деятельностью данного предприятия? Отвечают ли они по обязательствам данного предприятия? К какому виду юридических лиц по целям деятельности относится эта организация?</w:t>
-      </w:r>
-    </w:p>
-    <w:p>
-      <w:r>
-        <w:t>Ответ:</w:t>
-      </w:r>
-    </w:p>
-    <w:p>
-      <w:r>
-        <w:t>__________________________________________________________________________________________</w:t>
-      </w:r>
-    </w:p>
-    <w:p>
-      <w:r>
-        <w:t>__________________________________________________________________________________________</w:t>
-      </w:r>
-    </w:p>
-    <w:p>
-      <w:r>
-        <w:t>__________________________________________________________________________________________</w:t>
-      </w:r>
-    </w:p>
-    <w:p>
-      <w:r>
-        <w:t>__________________________________________________________________________________________</w:t>
-      </w:r>
-    </w:p>
-    <w:p>
-      <w:r>
-        <w:t>__________________________________________________________________________________________</w:t>
-      </w:r>
-    </w:p>
-    <w:p>
-      <w:r>
-        <w:rPr>
-          <w:b/>
-          <w:sz w:val="24"/>
-        </w:rPr>
-        <w:t>25.</w:t>
-      </w:r>
-    </w:p>
-    <w:p>
-      <w:r>
-        <w:rPr>
-          <w:b w:val="0"/>
-          <w:i w:val="0"/>
-        </w:rPr>
-        <w:t>Объясните необходимость защиты окружающей среды для устойчивого развития современного общества. (Обоснование должно быть дано с опорой на обществоведческие знания в нескольких связанных между  собой распространенных предложениях, раскрывать причинно-следственные и (или) функциональные связи.)</w:t>
-      </w:r>
-    </w:p>
-    <w:p>
-      <w:r>
-        <w:rPr>
-          <w:b w:val="0"/>
-          <w:i w:val="0"/>
-        </w:rPr>
-        <w:t>Назовите виды юридической ответственности за нарушение норм экологического права. (Назовите любые три вида юридической ответственности.)</w:t>
-      </w:r>
-    </w:p>
-    <w:p>
-      <w:r>
-        <w:rPr>
-          <w:b w:val="0"/>
-          <w:i w:val="0"/>
-        </w:rPr>
-        <w:t>Для каждого вида приведенного в пункте 2 юридической ответственности приведите по одному примеру, иллюстрирующему применение мер юридической ответственности за экологические правонарушения. (Каждый пример должен быть сформулирован развернуто. В совокупности примеры должны иллюстрировать три различных вида юридической ответственности.)</w:t>
-      </w:r>
-    </w:p>
-    <w:p>
-      <w:r>
-        <w:t>Ответ:</w:t>
-      </w:r>
-    </w:p>
-    <w:p>
-      <w:r>
-        <w:t>__________________________________________________________________________________________</w:t>
-      </w:r>
-    </w:p>
-    <w:p>
-      <w:r>
-        <w:t>__________________________________________________________________________________________</w:t>
-      </w:r>
-    </w:p>
-    <w:p>
-      <w:r>
-        <w:t>__________________________________________________________________________________________</w:t>
-      </w:r>
-    </w:p>
-    <w:p>
-      <w:r>
-        <w:t>__________________________________________________________________________________________</w:t>
-      </w:r>
-    </w:p>
-    <w:p>
-      <w:r>
-        <w:t>__________________________________________________________________________________________</w:t>
-      </w:r>
-    </w:p>
-    <w:p>
-      <w:r>
-        <w:br w:type="page"/>
-      </w:r>
-    </w:p>
-    <w:p>
-      <w:pPr>
-        <w:pStyle w:val="Heading1"/>
-      </w:pPr>
-      <w:r>
-        <w:t>Ответы и критерии</w:t>
-      </w:r>
-    </w:p>
-    <w:tbl>
-      <w:tblPr>
-        <w:tblStyle w:val="TableGrid"/>
-        <w:tblW w:type="auto" w:w="0"/>
-        <w:tblLook w:firstColumn="1" w:firstRow="1" w:lastColumn="0" w:lastRow="0" w:noHBand="0" w:noVBand="1" w:val="04A0"/>
-      </w:tblPr>
-      <w:tblGrid>
-        <w:gridCol w:w="3419"/>
-        <w:gridCol w:w="3419"/>
-        <w:gridCol w:w="3419"/>
-      </w:tblGrid>
-      <w:tr>
-        <w:tc>
-          <w:tcPr>
-            <w:tcW w:type="dxa" w:w="3419"/>
-            <w:shd w:fill="DCE9FA"/>
-          </w:tcPr>
-          <w:p>
+            <w:pPr>
+              <w:spacing w:after="0" w:line="240" w:lineRule="auto"/>
+            </w:pPr>
             <w:r>
-              <w:t>№</w:t>
-            </w:r>
-          </w:p>
-        </w:tc>
-        <w:tc>
-          <w:tcPr>
-            <w:tcW w:type="dxa" w:w="3419"/>
-            <w:shd w:fill="DCE9FA"/>
-          </w:tcPr>
-          <w:p>
-            <w:r>
-              <w:t>Ответ</w:t>
-            </w:r>
-          </w:p>
-        </w:tc>
-        <w:tc>
-          <w:tcPr>
-            <w:tcW w:type="dxa" w:w="3419"/>
-            <w:shd w:fill="DCE9FA"/>
-          </w:tcPr>
-          <w:p>
-            <w:r>
-              <w:t>Макс. балл</w:t>
-            </w:r>
-          </w:p>
-        </w:tc>
-      </w:tr>
-      <w:tr>
-        <w:tc>
-          <w:tcPr>
-            <w:tcW w:type="dxa" w:w="3419"/>
-          </w:tcPr>
-          <w:p>
-            <w:r>
-              <w:t>1</w:t>
-            </w:r>
-          </w:p>
-        </w:tc>
-        <w:tc>
-          <w:tcPr>
-            <w:tcW w:type="dxa" w:w="3419"/>
-          </w:tcPr>
-          <w:p>
-            <w:r>
-              <w:t>23</w:t>
-            </w:r>
-          </w:p>
-        </w:tc>
-        <w:tc>
-          <w:tcPr>
-            <w:tcW w:type="dxa" w:w="3419"/>
-          </w:tcPr>
-          <w:p>
-            <w:r>
-              <w:t>1</w:t>
-            </w:r>
-          </w:p>
-        </w:tc>
-      </w:tr>
-      <w:tr>
-        <w:tc>
-          <w:tcPr>
-            <w:tcW w:type="dxa" w:w="3419"/>
-          </w:tcPr>
-          <w:p>
-            <w:r>
-              <w:t>2</w:t>
-            </w:r>
-          </w:p>
-        </w:tc>
-        <w:tc>
-          <w:tcPr>
-            <w:tcW w:type="dxa" w:w="3419"/>
-          </w:tcPr>
-          <w:p>
-            <w:r>
-              <w:t>32132</w:t>
-            </w:r>
-          </w:p>
-        </w:tc>
-        <w:tc>
-          <w:tcPr>
-            <w:tcW w:type="dxa" w:w="3419"/>
-          </w:tcPr>
-          <w:p>
-            <w:r>
-              <w:t>2</w:t>
-            </w:r>
-          </w:p>
-        </w:tc>
-      </w:tr>
-      <w:tr>
-        <w:tc>
-          <w:tcPr>
-            <w:tcW w:type="dxa" w:w="3419"/>
-          </w:tcPr>
-          <w:p>
-            <w:r>
-              <w:t>3</w:t>
-            </w:r>
-          </w:p>
-        </w:tc>
-        <w:tc>
-          <w:tcPr>
-            <w:tcW w:type="dxa" w:w="3419"/>
-          </w:tcPr>
-          <w:p>
-            <w:r>
-              <w:t>24</w:t>
-            </w:r>
-          </w:p>
-        </w:tc>
-        <w:tc>
-          <w:tcPr>
-            <w:tcW w:type="dxa" w:w="3419"/>
-          </w:tcPr>
-          <w:p>
-            <w:r>
-              <w:t>1</w:t>
-            </w:r>
-          </w:p>
-        </w:tc>
-      </w:tr>
-      <w:tr>
-        <w:tc>
-          <w:tcPr>
-            <w:tcW w:type="dxa" w:w="3419"/>
-          </w:tcPr>
-          <w:p>
-            <w:r>
-              <w:t>4</w:t>
-            </w:r>
-          </w:p>
-        </w:tc>
-        <w:tc>
-          <w:tcPr>
-            <w:tcW w:type="dxa" w:w="3419"/>
-          </w:tcPr>
-          <w:p>
-            <w:r>
-              <w:t>21312</w:t>
-            </w:r>
-          </w:p>
-        </w:tc>
-        <w:tc>
-          <w:tcPr>
-            <w:tcW w:type="dxa" w:w="3419"/>
-          </w:tcPr>
-          <w:p>
-            <w:r>
-              <w:t>2</w:t>
-            </w:r>
-          </w:p>
-        </w:tc>
-      </w:tr>
-      <w:tr>
-        <w:tc>
-          <w:tcPr>
-            <w:tcW w:type="dxa" w:w="3419"/>
-          </w:tcPr>
-          <w:p>
-            <w:r>
-              <w:t>5</w:t>
-            </w:r>
-          </w:p>
-        </w:tc>
-        <w:tc>
-          <w:tcPr>
-            <w:tcW w:type="dxa" w:w="3419"/>
-          </w:tcPr>
-          <w:p>
-            <w:r>
-              <w:t>134</w:t>
-            </w:r>
-          </w:p>
-        </w:tc>
-        <w:tc>
-          <w:tcPr>
-            <w:tcW w:type="dxa" w:w="3419"/>
-          </w:tcPr>
-          <w:p>
-            <w:r>
-              <w:t>2</w:t>
-            </w:r>
-          </w:p>
-        </w:tc>
-      </w:tr>
-      <w:tr>
-        <w:tc>
-          <w:tcPr>
-            <w:tcW w:type="dxa" w:w="3419"/>
-          </w:tcPr>
-          <w:p>
-            <w:r>
-              <w:t>6</w:t>
-            </w:r>
-          </w:p>
-        </w:tc>
-        <w:tc>
-          <w:tcPr>
-            <w:tcW w:type="dxa" w:w="3419"/>
-          </w:tcPr>
-          <w:p>
-            <w:r>
-              <w:t>145</w:t>
-            </w:r>
-          </w:p>
-        </w:tc>
-        <w:tc>
-          <w:tcPr>
-            <w:tcW w:type="dxa" w:w="3419"/>
-          </w:tcPr>
-          <w:p>
-            <w:r>
-              <w:t>2</w:t>
-            </w:r>
-          </w:p>
-        </w:tc>
-      </w:tr>
-      <w:tr>
-        <w:tc>
-          <w:tcPr>
-            <w:tcW w:type="dxa" w:w="3419"/>
-          </w:tcPr>
-          <w:p>
-            <w:r>
-              <w:t>7</w:t>
-            </w:r>
-          </w:p>
-        </w:tc>
-        <w:tc>
-          <w:tcPr>
-            <w:tcW w:type="dxa" w:w="3419"/>
-          </w:tcPr>
-          <w:p>
-            <w:r>
-              <w:t>11323</w:t>
-            </w:r>
-          </w:p>
-        </w:tc>
-        <w:tc>
-          <w:tcPr>
-            <w:tcW w:type="dxa" w:w="3419"/>
-          </w:tcPr>
-          <w:p>
-            <w:r>
-              <w:t>2</w:t>
-            </w:r>
-          </w:p>
-        </w:tc>
-      </w:tr>
-      <w:tr>
-        <w:tc>
-          <w:tcPr>
-            <w:tcW w:type="dxa" w:w="3419"/>
-          </w:tcPr>
-          <w:p>
-            <w:r>
-              <w:t>8</w:t>
-            </w:r>
-          </w:p>
-        </w:tc>
-        <w:tc>
-          <w:tcPr>
-            <w:tcW w:type="dxa" w:w="3419"/>
-          </w:tcPr>
-          <w:p>
-            <w:r>
-              <w:t>1256</w:t>
-            </w:r>
-          </w:p>
-        </w:tc>
-        <w:tc>
-          <w:tcPr>
-            <w:tcW w:type="dxa" w:w="3419"/>
-          </w:tcPr>
-          <w:p>
-            <w:r>
-              <w:t>2</w:t>
-            </w:r>
-          </w:p>
-        </w:tc>
-      </w:tr>
-      <w:tr>
-        <w:tc>
-          <w:tcPr>
-            <w:tcW w:type="dxa" w:w="3419"/>
-          </w:tcPr>
-          <w:p>
-            <w:r>
-              <w:t>9</w:t>
-            </w:r>
-          </w:p>
-        </w:tc>
-        <w:tc>
-          <w:tcPr>
-            <w:tcW w:type="dxa" w:w="3419"/>
-          </w:tcPr>
-          <w:p>
-            <w:r>
-              <w:t>56</w:t>
-            </w:r>
-          </w:p>
-        </w:tc>
-        <w:tc>
-          <w:tcPr>
-            <w:tcW w:type="dxa" w:w="3419"/>
-          </w:tcPr>
-          <w:p>
-            <w:r>
-              <w:t>1</w:t>
-            </w:r>
-          </w:p>
-        </w:tc>
-      </w:tr>
-      <w:tr>
-        <w:tc>
-          <w:tcPr>
-            <w:tcW w:type="dxa" w:w="3419"/>
-          </w:tcPr>
-          <w:p>
-            <w:r>
-              <w:t>10</w:t>
-            </w:r>
-          </w:p>
-        </w:tc>
-        <w:tc>
-          <w:tcPr>
-            <w:tcW w:type="dxa" w:w="3419"/>
-          </w:tcPr>
-          <w:p>
-            <w:r>
-              <w:t>345</w:t>
-            </w:r>
-          </w:p>
-        </w:tc>
-        <w:tc>
-          <w:tcPr>
-            <w:tcW w:type="dxa" w:w="3419"/>
-          </w:tcPr>
-          <w:p>
-            <w:r>
-              <w:t>2</w:t>
-            </w:r>
-          </w:p>
-        </w:tc>
-      </w:tr>
-      <w:tr>
-        <w:tc>
-          <w:tcPr>
-            <w:tcW w:type="dxa" w:w="3419"/>
-          </w:tcPr>
-          <w:p>
-            <w:r>
-              <w:t>11</w:t>
-            </w:r>
-          </w:p>
-        </w:tc>
-        <w:tc>
-          <w:tcPr>
-            <w:tcW w:type="dxa" w:w="3419"/>
-          </w:tcPr>
-          <w:p>
-            <w:r>
-              <w:t>33123</w:t>
-            </w:r>
-          </w:p>
-        </w:tc>
-        <w:tc>
-          <w:tcPr>
-            <w:tcW w:type="dxa" w:w="3419"/>
-          </w:tcPr>
-          <w:p>
-            <w:r>
-              <w:t>2</w:t>
-            </w:r>
-          </w:p>
-        </w:tc>
-      </w:tr>
-      <w:tr>
-        <w:tc>
-          <w:tcPr>
-            <w:tcW w:type="dxa" w:w="3419"/>
-          </w:tcPr>
-          <w:p>
-            <w:r>
-              <w:t>12</w:t>
-            </w:r>
-          </w:p>
-        </w:tc>
-        <w:tc>
-          <w:tcPr>
-            <w:tcW w:type="dxa" w:w="3419"/>
-          </w:tcPr>
-          <w:p>
-            <w:r>
-              <w:t>26</w:t>
-            </w:r>
-          </w:p>
-        </w:tc>
-        <w:tc>
-          <w:tcPr>
-            <w:tcW w:type="dxa" w:w="3419"/>
-          </w:tcPr>
-          <w:p>
-            <w:r>
-              <w:t>1</w:t>
-            </w:r>
-          </w:p>
-        </w:tc>
-      </w:tr>
-      <w:tr>
-        <w:tc>
-          <w:tcPr>
-            <w:tcW w:type="dxa" w:w="3419"/>
-          </w:tcPr>
-          <w:p>
-            <w:r>
-              <w:t>13</w:t>
-            </w:r>
-          </w:p>
-        </w:tc>
-        <w:tc>
-          <w:tcPr>
-            <w:tcW w:type="dxa" w:w="3419"/>
-          </w:tcPr>
-          <w:p>
-            <w:r>
-              <w:t>234</w:t>
-            </w:r>
-          </w:p>
-        </w:tc>
-        <w:tc>
-          <w:tcPr>
-            <w:tcW w:type="dxa" w:w="3419"/>
-          </w:tcPr>
-          <w:p>
-            <w:r>
-              <w:t>2</w:t>
-            </w:r>
-          </w:p>
-        </w:tc>
-      </w:tr>
-      <w:tr>
-        <w:tc>
-          <w:tcPr>
-            <w:tcW w:type="dxa" w:w="3419"/>
-          </w:tcPr>
-          <w:p>
-            <w:r>
-              <w:t>14</w:t>
-            </w:r>
-          </w:p>
-        </w:tc>
-        <w:tc>
-          <w:tcPr>
-            <w:tcW w:type="dxa" w:w="3419"/>
-          </w:tcPr>
-          <w:p>
-            <w:r>
-              <w:t>12112</w:t>
-            </w:r>
-          </w:p>
-        </w:tc>
-        <w:tc>
-          <w:tcPr>
-            <w:tcW w:type="dxa" w:w="3419"/>
-          </w:tcPr>
-          <w:p>
-            <w:r>
-              <w:t>2</w:t>
-            </w:r>
-          </w:p>
-        </w:tc>
-      </w:tr>
-      <w:tr>
-        <w:tc>
-          <w:tcPr>
-            <w:tcW w:type="dxa" w:w="3419"/>
-          </w:tcPr>
-          <w:p>
-            <w:r>
-              <w:t>15</w:t>
-            </w:r>
-          </w:p>
-        </w:tc>
-        <w:tc>
-          <w:tcPr>
-            <w:tcW w:type="dxa" w:w="3419"/>
-          </w:tcPr>
-          <w:p>
-            <w:r>
-              <w:t>31223</w:t>
-            </w:r>
-          </w:p>
-        </w:tc>
-        <w:tc>
-          <w:tcPr>
-            <w:tcW w:type="dxa" w:w="3419"/>
-          </w:tcPr>
-          <w:p>
-            <w:r>
-              <w:t>2</w:t>
-            </w:r>
-          </w:p>
-        </w:tc>
-      </w:tr>
-      <w:tr>
-        <w:tc>
-          <w:tcPr>
-            <w:tcW w:type="dxa" w:w="3419"/>
-          </w:tcPr>
-          <w:p>
-            <w:r>
-              <w:t>16</w:t>
-            </w:r>
-          </w:p>
-        </w:tc>
-        <w:tc>
-          <w:tcPr>
-            <w:tcW w:type="dxa" w:w="3419"/>
-          </w:tcPr>
-          <w:p>
-            <w:r>
-              <w:t>12</w:t>
-            </w:r>
-          </w:p>
-        </w:tc>
-        <w:tc>
-          <w:tcPr>
-            <w:tcW w:type="dxa" w:w="3419"/>
-          </w:tcPr>
-          <w:p>
-            <w:r>
-              <w:t>2</w:t>
+              <w:rPr>
+                <w:rFonts w:ascii="Times New Roman" w:hAnsi="Times New Roman" w:eastAsia="Times New Roman"/>
+                <w:color w:val="181A1F"/>
+                <w:sz w:val="28"/>
+              </w:rPr>
             </w:r>
           </w:p>
         </w:tc>
       </w:tr>
     </w:tbl>
     <w:p>
+      <w:pPr>
+        <w:keepNext/>
+        <w:widowControl/>
+        <w:spacing w:line="240" w:lineRule="auto" w:after="0" w:before="120"/>
+      </w:pPr>
       <w:r>
         <w:rPr>
+          <w:rFonts w:ascii="Times New Roman" w:hAnsi="Times New Roman" w:eastAsia="Times New Roman"/>
           <w:b/>
+          <w:color w:val="181A1F"/>
+          <w:sz w:val="28"/>
         </w:rPr>
-        <w:t>Задание 17 — до 2 баллов</w:t>
+        <w:t>16.</w:t>
       </w:r>
     </w:p>
     <w:p>
+      <w:pPr>
+        <w:widowControl/>
+        <w:spacing w:line="240" w:lineRule="auto" w:after="0"/>
+      </w:pPr>
       <w:r>
         <w:rPr>
+          <w:rFonts w:ascii="Times New Roman" w:hAnsi="Times New Roman" w:eastAsia="Times New Roman"/>
           <w:b w:val="0"/>
           <w:i w:val="0"/>
+          <w:color w:val="181A1F"/>
+          <w:sz w:val="28"/>
         </w:rPr>
-        <w:t>1) Общеобязательная нормативность, высокая (формальная) определённость по содержанию, государственная гарантированность, раскрывающими его миссию существенной социальной силы общества, носителя значительной социальной энергии.</w:t>
+        <w:t xml:space="preserve">Выберите верные суждения о правонарушениях и юридической ответственности. Запишите цифры, под которыми они указаны. </w:t>
       </w:r>
     </w:p>
     <w:p>
+      <w:pPr>
+        <w:widowControl/>
+        <w:spacing w:line="240" w:lineRule="auto" w:after="0"/>
+      </w:pPr>
       <w:r>
         <w:rPr>
+          <w:rFonts w:ascii="Times New Roman" w:hAnsi="Times New Roman" w:eastAsia="Times New Roman"/>
           <w:b w:val="0"/>
           <w:i w:val="0"/>
+          <w:color w:val="181A1F"/>
+          <w:sz w:val="28"/>
         </w:rPr>
-        <w:t>2) Его сила с аксиологической точки зрения — это не только необходимость, не просто средство социального регулирования, но такое «средство», которое выступает как ценность, социальное благо.</w:t>
+        <w:t>1) Привлечение к юридической ответственности возможно при наличии вины правонарушителя.</w:t>
       </w:r>
     </w:p>
     <w:p>
+      <w:pPr>
+        <w:widowControl/>
+        <w:spacing w:line="240" w:lineRule="auto" w:after="0"/>
+      </w:pPr>
       <w:r>
         <w:rPr>
+          <w:rFonts w:ascii="Times New Roman" w:hAnsi="Times New Roman" w:eastAsia="Times New Roman"/>
           <w:b w:val="0"/>
           <w:i w:val="0"/>
+          <w:color w:val="181A1F"/>
+          <w:sz w:val="28"/>
         </w:rPr>
-        <w:t>3) В том, что право способно «воспроизводить» данную социальную систему, вносить в нее нормативные начала.</w:t>
+        <w:t xml:space="preserve">2) Гражданско-правовые проступки выражаются в нанесении организациям или отдельным гражданам имущественного или морального вреда. </w:t>
       </w:r>
     </w:p>
     <w:p>
+      <w:pPr>
+        <w:widowControl/>
+        <w:spacing w:line="240" w:lineRule="auto" w:after="0"/>
+      </w:pPr>
       <w:r>
         <w:rPr>
-          <w:b/>
+          <w:rFonts w:ascii="Times New Roman" w:hAnsi="Times New Roman" w:eastAsia="Times New Roman"/>
+          <w:b w:val="0"/>
+          <w:i w:val="0"/>
+          <w:color w:val="181A1F"/>
+          <w:sz w:val="28"/>
         </w:rPr>
-        <w:t>Задание 18 — до 2 баллов</w:t>
+        <w:t xml:space="preserve">3) Административная ответственность налагается только судом на лицо, совершившее преступление. </w:t>
       </w:r>
     </w:p>
     <w:p>
+      <w:pPr>
+        <w:widowControl/>
+        <w:spacing w:line="240" w:lineRule="auto" w:after="0"/>
+      </w:pPr>
       <w:r>
         <w:rPr>
+          <w:rFonts w:ascii="Times New Roman" w:hAnsi="Times New Roman" w:eastAsia="Times New Roman"/>
           <w:b w:val="0"/>
           <w:i w:val="0"/>
+          <w:color w:val="181A1F"/>
+          <w:sz w:val="28"/>
         </w:rPr>
-        <w:t>1) Признаки налога как платежа физических и юридических лиц:</w:t>
+        <w:t xml:space="preserve">4) Субъектом правонарушения может быть только индивид. </w:t>
       </w:r>
     </w:p>
     <w:p>
+      <w:pPr>
+        <w:widowControl/>
+        <w:spacing w:line="240" w:lineRule="auto" w:after="0"/>
+      </w:pPr>
       <w:r>
         <w:rPr>
+          <w:rFonts w:ascii="Times New Roman" w:hAnsi="Times New Roman" w:eastAsia="Times New Roman"/>
           <w:b w:val="0"/>
           <w:i w:val="0"/>
+          <w:color w:val="181A1F"/>
+          <w:sz w:val="28"/>
         </w:rPr>
-        <w:t>а) общеобязательность;</w:t>
+        <w:t>5) Уголовная ответственность, в отличие от гражданско-правовой ответственности, носит имущественный характер и направлена на компенсацию причинённых убытков.</w:t>
       </w:r>
     </w:p>
     <w:p>
+      <w:pPr>
+        <w:widowControl/>
+        <w:spacing w:line="240" w:lineRule="auto" w:after="0"/>
+      </w:pPr>
       <w:r>
         <w:rPr>
-          <w:b w:val="0"/>
-          <w:i w:val="0"/>
+          <w:rFonts w:ascii="Times New Roman" w:hAnsi="Times New Roman" w:eastAsia="Times New Roman"/>
+          <w:color w:val="181A1F"/>
+          <w:sz w:val="28"/>
         </w:rPr>
-        <w:t>б) осуществляется в пользу государства для финансирования его деятельности;</w:t>
+        <w:br w:type="page"/>
       </w:r>
     </w:p>
     <w:p>
+      <w:pPr>
+        <w:pStyle w:val="Heading1"/>
+        <w:keepNext/>
+        <w:widowControl/>
+        <w:spacing w:line="240" w:lineRule="auto" w:after="60" w:before="160"/>
+      </w:pPr>
       <w:r>
         <w:rPr>
-          <w:b w:val="0"/>
-          <w:i w:val="0"/>
+          <w:rFonts w:ascii="Times New Roman" w:hAnsi="Times New Roman" w:eastAsia="Times New Roman"/>
+          <w:b/>
+          <w:color w:val="181A1F"/>
+          <w:sz w:val="28"/>
         </w:rPr>
-        <w:t xml:space="preserve">в) взимается в форме отчуждения принадлежащих физическим и юридическим лицам на праве собственности, хозяйственного ведения или оперативного управления денежных средств. </w:t>
+        <w:t>Часть 2</w:t>
       </w:r>
     </w:p>
     <w:p>
+      <w:pPr>
+        <w:widowControl/>
+        <w:spacing w:line="240" w:lineRule="auto" w:after="0"/>
+      </w:pPr>
       <w:r>
         <w:rPr>
-          <w:b w:val="0"/>
-          <w:i w:val="0"/>
+          <w:rFonts w:ascii="Times New Roman" w:hAnsi="Times New Roman" w:eastAsia="Times New Roman"/>
+          <w:color w:val="181A1F"/>
+          <w:sz w:val="28"/>
         </w:rPr>
-        <w:t>2) Значимость предмета регулирования конституционного права заключается в том, что он определяет основы государства, на которых строятся остальные, производные правоотношения, устанавливая в них общие принципы регулирования.</w:t>
+        <w:t>Для заданий 17–25 запишите полный развёрнутый ответ. Каждый вопрос самодостаточен и тематически соответствует варианту.</w:t>
       </w:r>
     </w:p>
     <w:p>
+      <w:pPr>
+        <w:keepNext/>
+        <w:widowControl/>
+        <w:spacing w:line="240" w:lineRule="auto" w:after="0" w:before="120"/>
+      </w:pPr>
       <w:r>
         <w:rPr>
+          <w:rFonts w:ascii="Times New Roman" w:hAnsi="Times New Roman" w:eastAsia="Times New Roman"/>
           <w:b/>
+          <w:color w:val="181A1F"/>
+          <w:sz w:val="28"/>
         </w:rPr>
-        <w:t>Задание 19 — до 3 баллов</w:t>
+        <w:t>17.</w:t>
       </w:r>
     </w:p>
     <w:p>
+      <w:pPr>
+        <w:widowControl/>
+        <w:spacing w:line="240" w:lineRule="auto" w:after="0"/>
+      </w:pPr>
       <w:r>
         <w:rPr>
+          <w:rFonts w:ascii="Times New Roman" w:hAnsi="Times New Roman" w:eastAsia="Times New Roman"/>
           <w:b w:val="0"/>
           <w:i w:val="0"/>
+          <w:color w:val="181A1F"/>
+          <w:sz w:val="28"/>
         </w:rPr>
-        <w:t>1) Полиция (В Казани сотрудники ДПС остановили автомобиль, за рулём которого находился водитель в состоянии алкогольного опьянения, после чего отстранили его от управления, составили административный протокол и изъяли транспортное средство, тем самым пресекли правонарушение и обеспечили безопасность дорожного движения).</w:t>
+        <w:t>Сопоставительный анализ права и власти, а затем права и морали показывает значительную силу права. В связи с развитием направления философской мысли, называемого аксиологией (учением о ценностях), стало возможным охарактеризовать эту значительную силу права как регулятора в современных и высокозначимых категориях.</w:t>
       </w:r>
     </w:p>
     <w:p>
+      <w:pPr>
+        <w:widowControl/>
+        <w:spacing w:line="240" w:lineRule="auto" w:after="0"/>
+      </w:pPr>
       <w:r>
         <w:rPr>
+          <w:rFonts w:ascii="Times New Roman" w:hAnsi="Times New Roman" w:eastAsia="Times New Roman"/>
           <w:b w:val="0"/>
           <w:i w:val="0"/>
+          <w:color w:val="181A1F"/>
+          <w:sz w:val="28"/>
         </w:rPr>
-        <w:t>2) Росгвардия (В Екатеринбурге сотрудники Росгвардии задержали мужчину, который на улице угрожал прохожим ножом, после чего доставили его в отдел полиции, тем самым пресекли противоправные действия и обеспечили защиту граждан).</w:t>
+        <w:t>Право в обществе в условиях цивилизации, его сила с аксиологической точки зрения — это не только необходимость, не просто средство социального регулирования, но такое «средство», которое выступает как ценность, социальное благо. Исходным для понимания права в этом качестве являются его особенности как институционного образования. Благодаря своей институционности право обладает рядом существенных социально значимых свойств — общеобязательной нормативностью, высокой (формальной) определённостью по содержанию, государственной гарантированностью, раскрывающими его миссию существенной социальной силы общества, носителя значительной социальной энергии. Это и связано как раз с характеристикой права в качестве социального феномена, обладающего социальной ценностью — инструментальной и собственной.</w:t>
       </w:r>
     </w:p>
     <w:p>
+      <w:pPr>
+        <w:widowControl/>
+        <w:spacing w:line="240" w:lineRule="auto" w:after="0"/>
+      </w:pPr>
       <w:r>
         <w:rPr>
+          <w:rFonts w:ascii="Times New Roman" w:hAnsi="Times New Roman" w:eastAsia="Times New Roman"/>
           <w:b w:val="0"/>
           <w:i w:val="0"/>
+          <w:color w:val="181A1F"/>
+          <w:sz w:val="28"/>
         </w:rPr>
-        <w:t>3) Прокуратура (Прокуратура города Омска провела проверку соблюдения законодательства в сфере ЖКХ и выявила нарушения в деятельности управляющей компании, после чего внесла представление об их устранении, в результате чего нарушения были устранены и права жильцов восстановлены).</w:t>
+        <w:t>Если не идти дальше рассмотрения права как регулятора общественных отношений, то его миссия в обществе состоит прежде всего в инструментальной ценности, т. е. ценности «инструмента», «средства» решения задач, относимых к различным сторонам жизни общества — экономической, политической, культурной…</w:t>
       </w:r>
     </w:p>
     <w:p>
+      <w:pPr>
+        <w:widowControl/>
+        <w:spacing w:line="240" w:lineRule="auto" w:after="0"/>
+      </w:pPr>
       <w:r>
         <w:rPr>
-          <w:b/>
+          <w:rFonts w:ascii="Times New Roman" w:hAnsi="Times New Roman" w:eastAsia="Times New Roman"/>
+          <w:b w:val="0"/>
+          <w:i w:val="0"/>
+          <w:color w:val="181A1F"/>
+          <w:sz w:val="28"/>
         </w:rPr>
-        <w:t>Задание 20 — до 3 баллов</w:t>
+        <w:t>Вместе с тем важно подчеркнуть, что право имеет и собственную ценность, которая в демократическом обществе приобретает доминирующее значение. Эта собственная ценность даёт о себе знать и в сугубо «регулятивном плане». В том, что право способно «воспроизводить» данную социальную систему, вносить в неё нормативные начала.</w:t>
       </w:r>
     </w:p>
     <w:p>
+      <w:pPr>
+        <w:widowControl/>
+        <w:spacing w:line="240" w:lineRule="auto" w:after="0"/>
+      </w:pPr>
       <w:r>
         <w:rPr>
+          <w:rFonts w:ascii="Times New Roman" w:hAnsi="Times New Roman" w:eastAsia="Times New Roman"/>
           <w:b w:val="0"/>
           <w:i w:val="0"/>
+          <w:color w:val="181A1F"/>
+          <w:sz w:val="28"/>
         </w:rPr>
-        <w:t>1) Конституционное право (Иван Семенов — член участковой избирательной комиссии. Ему запрещено  отказывать гражданину Петрову в выдаче бюллетеня и тем самым препятствовать его участию в выборах, поскольку это нарушает его избирательные права и противоречит интересам демократического государства и общества).</w:t>
+        <w:t>Но есть здесь нечто совсем своеобразное, исконно правовое. Самым общим образом собственную ценность права в этом отношении можно определить как выражение и олицетворение правом свободы и активности людей на основе упорядоченных отношений и в соответствии со справедливостью, необходимостью согласования воли и интересов различных слоёв населения, социальных групп. Иными словами, право в идеале — это ценность, которая не присуща никакому другому социально-политическому явлению, ценность упорядоченной свободы человека, справедливости, консенсуса. В этом своём качестве право может предоставлять людям, их коллективам в виде субъективных прав простор для свободы, для активности в поведении, и в то же время оно направлено на то, чтобы исключить произвол и своеволие, противостоять им, сообразовать поведение с моралью, со справедливостью. Именно как явление, противостоящее произволу и беззаконию и в то же время обеспечивающее простор для упорядоченной социальной свободы и активности, право само по себе занимает высокозначимое место в социальной жизни, выступает как фактор социального прогресса. И именно в этом отношении право и является значительной и притом — самостоятельной социальной ценностью... (С. С. Алексеев )</w:t>
       </w:r>
     </w:p>
     <w:p>
+      <w:pPr>
+        <w:widowControl/>
+        <w:spacing w:line="240" w:lineRule="auto" w:after="0"/>
+      </w:pPr>
       <w:r>
         <w:rPr>
+          <w:rFonts w:ascii="Times New Roman" w:hAnsi="Times New Roman" w:eastAsia="Times New Roman"/>
           <w:b w:val="0"/>
           <w:i w:val="0"/>
+          <w:color w:val="181A1F"/>
+          <w:sz w:val="28"/>
         </w:rPr>
-        <w:t>2) Административное право (Гражданин Сидоров знает, что ему запрещено переходить дорогу на запрещающий сигнал светофора, так как это создаёт угрозу его жизни и безопасности других людей, что противоречит интересам индивида и общества в целом).</w:t>
+        <w:t>Какие три социально значимых свойства права как институционного образования приведены автором? Как он характеризует силу права с аксиологической точки зрения? В чём, по мнению автора, проявляется собственная ценность права?</w:t>
       </w:r>
     </w:p>
     <w:p>
+      <w:pPr>
+        <w:widowControl/>
+        <w:spacing w:line="240" w:lineRule="auto" w:after="0"/>
+      </w:pPr>
       <w:r>
         <w:rPr>
-          <w:b w:val="0"/>
-          <w:i w:val="0"/>
+          <w:rFonts w:ascii="Times New Roman" w:hAnsi="Times New Roman" w:eastAsia="Times New Roman"/>
+          <w:color w:val="181A1F"/>
+          <w:sz w:val="28"/>
         </w:rPr>
-        <w:t>3) Семейное право (Гражданин Волков планировал подать на развод без согласия жены  во время её беременности, однако в органах ЗАГС ему отказали, поскольку это нарушает интересы матери и ребёнка и противоречит принципу защиты семьи государством).</w:t>
+        <w:t>Ответ:</w:t>
       </w:r>
     </w:p>
     <w:p>
+      <w:pPr>
+        <w:keepNext/>
+        <w:widowControl/>
+        <w:spacing w:line="240" w:lineRule="auto" w:after="0" w:before="120"/>
+      </w:pPr>
       <w:r>
         <w:rPr>
+          <w:rFonts w:ascii="Times New Roman" w:hAnsi="Times New Roman" w:eastAsia="Times New Roman"/>
           <w:b/>
+          <w:color w:val="181A1F"/>
+          <w:sz w:val="28"/>
         </w:rPr>
-        <w:t>Задание 21 — до 3 баллов</w:t>
+        <w:t>18.</w:t>
       </w:r>
     </w:p>
     <w:p>
+      <w:pPr>
+        <w:widowControl/>
+        <w:spacing w:line="240" w:lineRule="auto" w:after="0"/>
+      </w:pPr>
       <w:r>
         <w:rPr>
+          <w:rFonts w:ascii="Times New Roman" w:hAnsi="Times New Roman" w:eastAsia="Times New Roman"/>
           <w:b w:val="0"/>
           <w:i w:val="0"/>
+          <w:color w:val="181A1F"/>
+          <w:sz w:val="28"/>
         </w:rPr>
-        <w:t>1) Низкий уровень правовой культуры приводит к несоблюдению гражданами правовых норм, что вызывает рост правонарушений и преступности и, как следствие, подрывает общественный порядок и стабильность в обществе;</w:t>
+        <w:t>В тексте упомянуты ключевые понятия социально-гуманитарных наук.</w:t>
       </w:r>
     </w:p>
     <w:p>
+      <w:pPr>
+        <w:widowControl/>
+        <w:spacing w:line="240" w:lineRule="auto" w:after="0"/>
+      </w:pPr>
       <w:r>
         <w:rPr>
+          <w:rFonts w:ascii="Times New Roman" w:hAnsi="Times New Roman" w:eastAsia="Times New Roman"/>
           <w:b w:val="0"/>
           <w:i w:val="0"/>
+          <w:color w:val="181A1F"/>
+          <w:sz w:val="28"/>
         </w:rPr>
-        <w:t>2) Низкий уровень правовой культуры снижает уважение к закону и государственным институтам, что приводит к правовому нигилизму и ослаблению легитимности власти, вследствие чего нарушается нормальное функционирование правопорядка;</w:t>
+        <w:t>Используя обществоведческие знания,</w:t>
       </w:r>
     </w:p>
     <w:p>
+      <w:pPr>
+        <w:widowControl/>
+        <w:spacing w:line="240" w:lineRule="auto" w:after="0"/>
+      </w:pPr>
       <w:r>
         <w:rPr>
+          <w:rFonts w:ascii="Times New Roman" w:hAnsi="Times New Roman" w:eastAsia="Times New Roman"/>
           <w:b w:val="0"/>
           <w:i w:val="0"/>
+          <w:color w:val="181A1F"/>
+          <w:sz w:val="28"/>
         </w:rPr>
-        <w:t>3) Низкий уровень правовой культуры препятствует реализации и защите гражданами своих прав законными способами, что создаёт условия для злоупотреблений, социальной несправедливости и усиления конфликтов в обществе.</w:t>
+        <w:t>– укажите не менее трёх основных признаков налога как платежа физических и юридических лиц;</w:t>
       </w:r>
     </w:p>
     <w:p>
+      <w:pPr>
+        <w:widowControl/>
+        <w:spacing w:line="240" w:lineRule="auto" w:after="0"/>
+      </w:pPr>
       <w:r>
         <w:rPr>
-          <w:b/>
+          <w:rFonts w:ascii="Times New Roman" w:hAnsi="Times New Roman" w:eastAsia="Times New Roman"/>
+          <w:b w:val="0"/>
+          <w:i w:val="0"/>
+          <w:color w:val="181A1F"/>
+          <w:sz w:val="28"/>
         </w:rPr>
-        <w:t>Задание 22 — до 4 баллов</w:t>
+        <w:t>– объясните, в чём заключается значимость предмета регулирования конституционного права. (Объяснение может быть дано в одном или нескольких распространённых предложениях.)</w:t>
       </w:r>
     </w:p>
     <w:p>
+      <w:pPr>
+        <w:widowControl/>
+        <w:spacing w:line="240" w:lineRule="auto" w:after="0"/>
+      </w:pPr>
       <w:r>
         <w:rPr>
+          <w:rFonts w:ascii="Times New Roman" w:hAnsi="Times New Roman" w:eastAsia="Times New Roman"/>
           <w:b w:val="0"/>
           <w:i w:val="0"/>
+          <w:color w:val="181A1F"/>
+          <w:sz w:val="28"/>
         </w:rPr>
-        <w:t>1) Инфляция;</w:t>
+        <w:t xml:space="preserve">Под конституционным правом понимается система юридических норм, регулирующих целостный комплекс общественных отношений, которые складываются в процессе определения устоев общества и государства, закрепления основ правового статуса человека, личности и гражданина, установления системы, организации и функционирования государственной власти... </w:t>
       </w:r>
     </w:p>
     <w:p>
+      <w:pPr>
+        <w:widowControl/>
+        <w:spacing w:line="240" w:lineRule="auto" w:after="0"/>
+      </w:pPr>
       <w:r>
         <w:rPr>
+          <w:rFonts w:ascii="Times New Roman" w:hAnsi="Times New Roman" w:eastAsia="Times New Roman"/>
           <w:b w:val="0"/>
           <w:i w:val="0"/>
+          <w:color w:val="181A1F"/>
+          <w:sz w:val="28"/>
         </w:rPr>
-        <w:t>2) Распоряжение;</w:t>
+        <w:t xml:space="preserve">Конституционное право является ведущей отраслью в системе национального права каждой страны. Это обусловлено значительностью предмета правового регулирования, исключительной ролью заглавного акта конституционного права, учредительным характером его норм. Объём и пределы конституционно-правового регулирования общественных отношений определяются государством с политических позиций. Государство просто вынуждено выражать в нормах конституционного права стабильное соотношение различных социальных сил, сложившееся во взаимоотношениях между классами, народами, нациями и государством по поводу определения формы государства, осуществления публичной власти, закрепления правового статуса человека, личности и гражданина... Каждая отрасль национальной системы права почти всегда имеет свой заглавный нормативный правовой акт. В России, например, роль заглавного акта в гражданском праве выполняет Гражданский кодекс РФ, в трудовом — Трудовой кодекс РФ, в земельном — Земельный кодекс РФ и т. д. </w:t>
       </w:r>
     </w:p>
     <w:p>
+      <w:pPr>
+        <w:widowControl/>
+        <w:spacing w:line="240" w:lineRule="auto" w:after="0"/>
+      </w:pPr>
       <w:r>
         <w:rPr>
+          <w:rFonts w:ascii="Times New Roman" w:hAnsi="Times New Roman" w:eastAsia="Times New Roman"/>
           <w:b w:val="0"/>
           <w:i w:val="0"/>
+          <w:color w:val="181A1F"/>
+          <w:sz w:val="28"/>
         </w:rPr>
-        <w:t>3) Компьютеризация (информатизация);</w:t>
+        <w:t>В отношении конституционного права в качестве заглавного нормативного правового акта выступает конституция. Её исключительная роль проявляется в том, что она обладает верховенством на всей территории суверенного государства, имеет приоритет над всеми другими законами, является базой текущего законодательства, имеет прямое действие и применяется на всей территории страны (ст. 15 Конституции РФ). Из всех законов лишь одна конституция служит основным источником не только конституционного права, но и всех других отраслей национальной системы права. В этом смысле все отрасли права являются производными от конституции, коренятся в её содержании. Учредительный характер конституционно-правовых норм означает, что они устанавливают основные начала, своеобразные истоки всех других отраслей национальной системы права. Нормы конституционного права определяют место и роль органов исполнительной власти в системе органов государства, их виды, устанавливают подотчётность и ответственность правительства перед парламентом или главой государства. Тем самым они закладывают основы, формируют исходные положения для административного права, нормы которого регулируют отношения, возникающие в процессе деятельности исполнительных органов государственной власти, осуществления государственного управления. Конституционно-правовые нормы в большинстве стран определяют экономическую систему государства и соответствующие ей формы собственности.</w:t>
       </w:r>
     </w:p>
     <w:p>
+      <w:pPr>
+        <w:widowControl/>
+        <w:spacing w:line="240" w:lineRule="auto" w:after="0"/>
+      </w:pPr>
       <w:r>
         <w:rPr>
-          <w:b w:val="0"/>
-          <w:i w:val="0"/>
+          <w:rFonts w:ascii="Times New Roman" w:hAnsi="Times New Roman" w:eastAsia="Times New Roman"/>
+          <w:color w:val="181A1F"/>
+          <w:sz w:val="28"/>
         </w:rPr>
-        <w:t>4) Президентская республика.</w:t>
+        <w:t>Ответ:</w:t>
       </w:r>
     </w:p>
     <w:p>
+      <w:pPr>
+        <w:keepNext/>
+        <w:widowControl/>
+        <w:spacing w:line="240" w:lineRule="auto" w:after="0" w:before="120"/>
+      </w:pPr>
       <w:r>
         <w:rPr>
+          <w:rFonts w:ascii="Times New Roman" w:hAnsi="Times New Roman" w:eastAsia="Times New Roman"/>
           <w:b/>
+          <w:color w:val="181A1F"/>
+          <w:sz w:val="28"/>
         </w:rPr>
-        <w:t>Задание 23 — до 3 баллов</w:t>
+        <w:t>19.</w:t>
       </w:r>
     </w:p>
     <w:p>
+      <w:pPr>
+        <w:widowControl/>
+        <w:spacing w:line="240" w:lineRule="auto" w:after="0"/>
+      </w:pPr>
       <w:r>
         <w:rPr>
+          <w:rFonts w:ascii="Times New Roman" w:hAnsi="Times New Roman" w:eastAsia="Times New Roman"/>
           <w:b w:val="0"/>
           <w:i w:val="0"/>
+          <w:color w:val="181A1F"/>
+          <w:sz w:val="28"/>
         </w:rPr>
-        <w:t>1) Федеральный закон (Уголовный Кодексом РФ, принятый Федеральным Собранием, определяет основы уголовной ответственности, перечень преступлений и меру наказания за их совершение).</w:t>
+        <w:t>Проиллюстрируйте тремя примерами действия государственных органов по охране правопорядка. (Сначала назовите государственный орган, затем приведите соответствующий пример. Каждый пример должен быть сформулирован развёрнуто).</w:t>
       </w:r>
     </w:p>
     <w:p>
+      <w:pPr>
+        <w:widowControl/>
+        <w:spacing w:line="240" w:lineRule="auto" w:after="0"/>
+      </w:pPr>
       <w:r>
         <w:rPr>
-          <w:b w:val="0"/>
-          <w:i w:val="0"/>
+          <w:rFonts w:ascii="Times New Roman" w:hAnsi="Times New Roman" w:eastAsia="Times New Roman"/>
+          <w:color w:val="181A1F"/>
+          <w:sz w:val="28"/>
         </w:rPr>
-        <w:t>2) Федеральный конституционный закон (в соответствии с ФКЗ «О Конституционном Суде РФ»  лицо, назначенное на должность судьи Конституционного Суда РФ, дает присягу).</w:t>
+        <w:t>Ответ:</w:t>
       </w:r>
     </w:p>
     <w:p>
+      <w:pPr>
+        <w:keepNext/>
+        <w:widowControl/>
+        <w:spacing w:line="240" w:lineRule="auto" w:after="0" w:before="120"/>
+      </w:pPr>
       <w:r>
         <w:rPr>
-          <w:b w:val="0"/>
-          <w:i w:val="0"/>
+          <w:rFonts w:ascii="Times New Roman" w:hAnsi="Times New Roman" w:eastAsia="Times New Roman"/>
+          <w:b/>
+          <w:color w:val="181A1F"/>
+          <w:sz w:val="28"/>
         </w:rPr>
-        <w:t>3) Закон субъекта РФ (Камчатский край имеет собственный устав, который в соответствии с Конституцией РФ устанавливает конституционно-правовой статус Камчатского края, а также на основе которого принимаются иные акты регионального законодательства).</w:t>
+        <w:t>20.</w:t>
       </w:r>
     </w:p>
     <w:p>
+      <w:pPr>
+        <w:widowControl/>
+        <w:spacing w:line="240" w:lineRule="auto" w:after="0"/>
+      </w:pPr>
       <w:r>
         <w:rPr>
-          <w:b/>
+          <w:rFonts w:ascii="Times New Roman" w:hAnsi="Times New Roman" w:eastAsia="Times New Roman"/>
+          <w:b w:val="0"/>
+          <w:i w:val="0"/>
+          <w:color w:val="181A1F"/>
+          <w:sz w:val="28"/>
         </w:rPr>
-        <w:t>Задание 24 — до 4 баллов</w:t>
+        <w:t>Существует мысль о том, что посредством установления запретов право предупреждает и пресекает поступки, которые противоречат интересам государства, общества и индивида. Проиллюстрируйте эту мысль примерами из любых трёх отраслей российского права. (В каждом случае сначала укажите отрасль российского права, а затем приведите соответствующий пример).</w:t>
       </w:r>
     </w:p>
     <w:p>
+      <w:pPr>
+        <w:widowControl/>
+        <w:spacing w:line="240" w:lineRule="auto" w:after="0"/>
+      </w:pPr>
       <w:r>
         <w:rPr>
-          <w:b w:val="0"/>
-          <w:i w:val="0"/>
+          <w:rFonts w:ascii="Times New Roman" w:hAnsi="Times New Roman" w:eastAsia="Times New Roman"/>
+          <w:color w:val="181A1F"/>
+          <w:sz w:val="28"/>
         </w:rPr>
-        <w:t>1) Акционерное общество;</w:t>
+        <w:t>Ответ:</w:t>
       </w:r>
     </w:p>
     <w:p>
+      <w:pPr>
+        <w:keepNext/>
+        <w:widowControl/>
+        <w:spacing w:line="240" w:lineRule="auto" w:after="0" w:before="120"/>
+      </w:pPr>
       <w:r>
         <w:rPr>
-          <w:b w:val="0"/>
-          <w:i w:val="0"/>
+          <w:rFonts w:ascii="Times New Roman" w:hAnsi="Times New Roman" w:eastAsia="Times New Roman"/>
+          <w:b/>
+          <w:color w:val="181A1F"/>
+          <w:sz w:val="28"/>
         </w:rPr>
-        <w:t>2) В пределах стоимости принадлежащих им акций;</w:t>
+        <w:t>21.</w:t>
       </w:r>
     </w:p>
     <w:p>
+      <w:pPr>
+        <w:widowControl/>
+        <w:spacing w:line="240" w:lineRule="auto" w:after="0"/>
+      </w:pPr>
       <w:r>
         <w:rPr>
+          <w:rFonts w:ascii="Times New Roman" w:hAnsi="Times New Roman" w:eastAsia="Times New Roman"/>
           <w:b w:val="0"/>
           <w:i w:val="0"/>
+          <w:color w:val="181A1F"/>
+          <w:sz w:val="28"/>
         </w:rPr>
-        <w:t>3) Нет;</w:t>
+        <w:t xml:space="preserve">Приведите три аргумента в пользу негативного влияния низкого уровня правовой культуры на общественную жизнь и правопорядок. (Каждый аргумент должен быть сформулирован как распространенное предложение.) </w:t>
       </w:r>
     </w:p>
     <w:p>
+      <w:pPr>
+        <w:widowControl/>
+        <w:spacing w:line="240" w:lineRule="auto" w:after="0"/>
+      </w:pPr>
       <w:r>
         <w:rPr>
-          <w:b w:val="0"/>
-          <w:i w:val="0"/>
+          <w:rFonts w:ascii="Times New Roman" w:hAnsi="Times New Roman" w:eastAsia="Times New Roman"/>
+          <w:color w:val="181A1F"/>
+          <w:sz w:val="28"/>
         </w:rPr>
-        <w:t>4) Коммерческое.</w:t>
+        <w:t>Ответ:</w:t>
       </w:r>
     </w:p>
     <w:p>
+      <w:pPr>
+        <w:keepNext/>
+        <w:widowControl/>
+        <w:spacing w:line="240" w:lineRule="auto" w:after="0" w:before="120"/>
+      </w:pPr>
       <w:r>
         <w:rPr>
+          <w:rFonts w:ascii="Times New Roman" w:hAnsi="Times New Roman" w:eastAsia="Times New Roman"/>
           <w:b/>
+          <w:color w:val="181A1F"/>
+          <w:sz w:val="28"/>
         </w:rPr>
-        <w:t>Задание 25 — до 6 баллов</w:t>
+        <w:t>22.</w:t>
       </w:r>
     </w:p>
     <w:p>
+      <w:pPr>
+        <w:widowControl/>
+        <w:spacing w:line="240" w:lineRule="auto" w:after="0"/>
+      </w:pPr>
       <w:r>
         <w:rPr>
+          <w:rFonts w:ascii="Times New Roman" w:hAnsi="Times New Roman" w:eastAsia="Times New Roman"/>
           <w:b w:val="0"/>
           <w:i w:val="0"/>
+          <w:color w:val="181A1F"/>
+          <w:sz w:val="28"/>
         </w:rPr>
-        <w:t xml:space="preserve">1) Защита окружающей среды является важным направлением деятельности государства. Необходимость защиты окружающей среды для устойчивого развития общества заключается в том, что окружающая среда оказывает огромное влияние на жизнь человека. От ее состояния зависит продолжительность и качество жизни человека, поэтому для развития человеческого потенциала необходимо благоприятное состояние окружающей среды, которое и обеспечивается за счет ее защиты. </w:t>
+        <w:t>Работающий пенсионер И. Н. Кулебякин, обеспокоенный процессом обесценивания денег, проявляющемся в виде устойчивого долговременного повышения общего уровня цен, купил новый смартфон и подарил его своей внучке Глафире. Глафира с помощью нового гаджета ознакомилась с записями о своей успеваемости в электронном журнале и скачала домашнее задание по нескольким предметам. Глафире предстояло выполнить несколько задач по обществознанию, одна из которых вызвала у неё затруднение. Приведём ее условие: «Законодательную власть в государстве Z осуществляет парламент, а всенародно избираемый глава государства формирует правительство и возглавляет исполнительную власть. Какая форма правления в государстве Z? (Дайте полное название.)»</w:t>
       </w:r>
     </w:p>
     <w:p>
+      <w:pPr>
+        <w:widowControl/>
+        <w:spacing w:line="240" w:lineRule="auto" w:after="0"/>
+      </w:pPr>
       <w:r>
         <w:rPr>
+          <w:rFonts w:ascii="Times New Roman" w:hAnsi="Times New Roman" w:eastAsia="Times New Roman"/>
           <w:b w:val="0"/>
           <w:i w:val="0"/>
+          <w:color w:val="181A1F"/>
+          <w:sz w:val="28"/>
         </w:rPr>
-        <w:t>2) Виды ответственности: уголовная, административная, гражданско-правовая.</w:t>
+        <w:t>Какое экономическое явление обеспокоило И. Н. Кулебякина? (Дайте название описанному процессу.) Какое правомочие собственника он реализовал? Какая тенденция современного образования может быть проиллюстрирована действиями Глафиры по использованию гаджета? Каков правильный ответ на задачу, вызвавшую затруднение у девочки?</w:t>
       </w:r>
     </w:p>
     <w:p>
+      <w:pPr>
+        <w:widowControl/>
+        <w:spacing w:line="240" w:lineRule="auto" w:after="0"/>
+      </w:pPr>
       <w:r>
         <w:rPr>
-          <w:b w:val="0"/>
-          <w:i w:val="0"/>
+          <w:rFonts w:ascii="Times New Roman" w:hAnsi="Times New Roman" w:eastAsia="Times New Roman"/>
+          <w:color w:val="181A1F"/>
+          <w:sz w:val="28"/>
         </w:rPr>
-        <w:t>3) Примеры:</w:t>
+        <w:t>Ответ:</w:t>
       </w:r>
     </w:p>
     <w:p>
+      <w:pPr>
+        <w:keepNext/>
+        <w:widowControl/>
+        <w:spacing w:line="240" w:lineRule="auto" w:after="0" w:before="120"/>
+      </w:pPr>
       <w:r>
         <w:rPr>
-          <w:b w:val="0"/>
-          <w:i w:val="0"/>
+          <w:rFonts w:ascii="Times New Roman" w:hAnsi="Times New Roman" w:eastAsia="Times New Roman"/>
+          <w:b/>
+          <w:color w:val="181A1F"/>
+          <w:sz w:val="28"/>
         </w:rPr>
-        <w:t>а) Уголовная ответственность (Директор "Красок" Кириллов организовал сброс химикатов в реку, что привело к экологической катастрофе. По статье 358 УК РФ он осужден на 15 лет за экоцид);</w:t>
+        <w:t>23.</w:t>
       </w:r>
     </w:p>
     <w:p>
+      <w:pPr>
+        <w:widowControl/>
+        <w:spacing w:line="240" w:lineRule="auto" w:after="0"/>
+      </w:pPr>
       <w:r>
         <w:rPr>
+          <w:rFonts w:ascii="Times New Roman" w:hAnsi="Times New Roman" w:eastAsia="Times New Roman"/>
           <w:b w:val="0"/>
           <w:i w:val="0"/>
+          <w:color w:val="181A1F"/>
+          <w:sz w:val="28"/>
         </w:rPr>
-        <w:t>б) Административная ответственность (Алексей пытался ловить рыбу в заповеднике, за что получил административный штраф за нарушение правил охраняемой территории);</w:t>
+        <w:t>Используя обществоведческие знания и факты общественной жизни, приведите три примера, иллюстрирующих действие федерального закона, федерального конституционного закона и закона субъекта РФ. (Каждый пример должен быть сформулирован развернуто.)</w:t>
       </w:r>
     </w:p>
     <w:p>
+      <w:pPr>
+        <w:widowControl/>
+        <w:spacing w:line="240" w:lineRule="auto" w:after="0"/>
+      </w:pPr>
       <w:r>
         <w:rPr>
+          <w:rFonts w:ascii="Times New Roman" w:hAnsi="Times New Roman" w:eastAsia="Times New Roman"/>
+          <w:color w:val="181A1F"/>
+          <w:sz w:val="28"/>
+        </w:rPr>
+        <w:t>Ответ:</w:t>
+      </w:r>
+    </w:p>
+    <w:p>
+      <w:pPr>
+        <w:keepNext/>
+        <w:widowControl/>
+        <w:spacing w:line="240" w:lineRule="auto" w:after="0" w:before="120"/>
+      </w:pPr>
+      <w:r>
+        <w:rPr>
+          <w:rFonts w:ascii="Times New Roman" w:hAnsi="Times New Roman" w:eastAsia="Times New Roman"/>
+          <w:b/>
+          <w:color w:val="181A1F"/>
+          <w:sz w:val="28"/>
+        </w:rPr>
+        <w:t>24.</w:t>
+      </w:r>
+    </w:p>
+    <w:p>
+      <w:pPr>
+        <w:widowControl/>
+        <w:spacing w:line="240" w:lineRule="auto" w:after="0"/>
+      </w:pPr>
+      <w:r>
+        <w:rPr>
+          <w:rFonts w:ascii="Times New Roman" w:hAnsi="Times New Roman" w:eastAsia="Times New Roman"/>
           <w:b w:val="0"/>
           <w:i w:val="0"/>
+          <w:color w:val="181A1F"/>
+          <w:sz w:val="28"/>
         </w:rPr>
-        <w:t>в) Гражданско-правовая ответственность (Евгений загрязнил пруд соседа и по решению суда выплатил 100 000 рублей в качестве возмещения ущерба).</w:t>
+        <w:t>Антон работает инженером-технологом на кондитерской фабрике. Уставный капитал предприятия разделен на определенное число ценных бумаг, владельцы которых ежегодно получают часть прибыли в виде дивидендов.</w:t>
+      </w:r>
+    </w:p>
+    <w:p>
+      <w:pPr>
+        <w:widowControl/>
+        <w:spacing w:line="240" w:lineRule="auto" w:after="0"/>
+      </w:pPr>
+      <w:r>
+        <w:rPr>
+          <w:rFonts w:ascii="Times New Roman" w:hAnsi="Times New Roman" w:eastAsia="Times New Roman"/>
+          <w:b w:val="0"/>
+          <w:i w:val="0"/>
+          <w:color w:val="181A1F"/>
+          <w:sz w:val="28"/>
+        </w:rPr>
+        <w:t>Какова организационно-правовая форма данного предприятия? Как владельцы ценных бумаг несут риск убытков, связанных с деятельностью данного предприятия? Отвечают ли они по обязательствам данного предприятия? К какому виду юридических лиц по целям деятельности относится эта организация?</w:t>
+      </w:r>
+    </w:p>
+    <w:p>
+      <w:pPr>
+        <w:widowControl/>
+        <w:spacing w:line="240" w:lineRule="auto" w:after="0"/>
+      </w:pPr>
+      <w:r>
+        <w:rPr>
+          <w:rFonts w:ascii="Times New Roman" w:hAnsi="Times New Roman" w:eastAsia="Times New Roman"/>
+          <w:color w:val="181A1F"/>
+          <w:sz w:val="28"/>
+        </w:rPr>
+        <w:t>Ответ:</w:t>
+      </w:r>
+    </w:p>
+    <w:p>
+      <w:pPr>
+        <w:keepNext/>
+        <w:widowControl/>
+        <w:spacing w:line="240" w:lineRule="auto" w:after="0" w:before="120"/>
+      </w:pPr>
+      <w:r>
+        <w:rPr>
+          <w:rFonts w:ascii="Times New Roman" w:hAnsi="Times New Roman" w:eastAsia="Times New Roman"/>
+          <w:b/>
+          <w:color w:val="181A1F"/>
+          <w:sz w:val="28"/>
+        </w:rPr>
+        <w:t>25.</w:t>
+      </w:r>
+    </w:p>
+    <w:p>
+      <w:pPr>
+        <w:widowControl/>
+        <w:spacing w:line="240" w:lineRule="auto" w:after="0"/>
+      </w:pPr>
+      <w:r>
+        <w:rPr>
+          <w:rFonts w:ascii="Times New Roman" w:hAnsi="Times New Roman" w:eastAsia="Times New Roman"/>
+          <w:b w:val="0"/>
+          <w:i w:val="0"/>
+          <w:color w:val="181A1F"/>
+          <w:sz w:val="28"/>
+        </w:rPr>
+        <w:t>Объясните необходимость защиты окружающей среды для устойчивого развития современного общества. (Обоснование должно быть дано с опорой на обществоведческие знания в нескольких связанных между  собой распространенных предложениях, раскрывать причинно-следственные и (или) функциональные связи.)</w:t>
+      </w:r>
+    </w:p>
+    <w:p>
+      <w:pPr>
+        <w:widowControl/>
+        <w:spacing w:line="240" w:lineRule="auto" w:after="0"/>
+      </w:pPr>
+      <w:r>
+        <w:rPr>
+          <w:rFonts w:ascii="Times New Roman" w:hAnsi="Times New Roman" w:eastAsia="Times New Roman"/>
+          <w:b w:val="0"/>
+          <w:i w:val="0"/>
+          <w:color w:val="181A1F"/>
+          <w:sz w:val="28"/>
+        </w:rPr>
+        <w:t>Назовите виды юридической ответственности за нарушение норм экологического права. (Назовите любые три вида юридической ответственности.)</w:t>
+      </w:r>
+    </w:p>
+    <w:p>
+      <w:pPr>
+        <w:widowControl/>
+        <w:spacing w:line="240" w:lineRule="auto" w:after="0"/>
+      </w:pPr>
+      <w:r>
+        <w:rPr>
+          <w:rFonts w:ascii="Times New Roman" w:hAnsi="Times New Roman" w:eastAsia="Times New Roman"/>
+          <w:b w:val="0"/>
+          <w:i w:val="0"/>
+          <w:color w:val="181A1F"/>
+          <w:sz w:val="28"/>
+        </w:rPr>
+        <w:t>Для каждого вида приведенного в пункте 2 юридической ответственности приведите по одному примеру, иллюстрирующему применение мер юридической ответственности за экологические правонарушения. (Каждый пример должен быть сформулирован развернуто. В совокупности примеры должны иллюстрировать три различных вида юридической ответственности.)</w:t>
+      </w:r>
+    </w:p>
+    <w:p>
+      <w:pPr>
+        <w:widowControl/>
+        <w:spacing w:line="240" w:lineRule="auto" w:after="0"/>
+      </w:pPr>
+      <w:r>
+        <w:rPr>
+          <w:rFonts w:ascii="Times New Roman" w:hAnsi="Times New Roman" w:eastAsia="Times New Roman"/>
+          <w:color w:val="181A1F"/>
+          <w:sz w:val="28"/>
+        </w:rPr>
+        <w:t>Ответ:</w:t>
+      </w:r>
+    </w:p>
+    <w:p>
+      <w:pPr>
+        <w:widowControl/>
+        <w:spacing w:line="240" w:lineRule="auto" w:after="0"/>
+      </w:pPr>
+      <w:r>
+        <w:rPr>
+          <w:rFonts w:ascii="Times New Roman" w:hAnsi="Times New Roman" w:eastAsia="Times New Roman"/>
+          <w:color w:val="181A1F"/>
+          <w:sz w:val="28"/>
+        </w:rPr>
+        <w:br w:type="page"/>
       </w:r>
     </w:p>
     <w:sectPr>
-      <w:pgSz w:w="12240" w:h="15840"/>
-      <w:pgMar w:top="964" w:right="850" w:bottom="964" w:left="1134" w:header="720" w:footer="720" w:gutter="0"/>
+      <w:footerReference w:type="default" r:id="rId9"/>
+      <w:pgSz w:w="11906" w:h="16838"/>
+      <w:pgMar w:top="935" w:right="879" w:bottom="879" w:left="992" w:header="397" w:footer="397" w:gutter="0"/>
       <w:cols w:space="720"/>
       <w:docGrid w:linePitch="360"/>
     </w:sectPr>
   </w:body>
 </w:document>
+</file>
+
+<file path=word/footer1.xml><?xml version="1.0" encoding="utf-8"?>
+<w:ftr xmlns:m="http://schemas.openxmlformats.org/officeDocument/2006/math" xmlns:mc="http://schemas.openxmlformats.org/markup-compatibility/2006" xmlns:mo="http://schemas.microsoft.com/office/mac/office/2008/main" xmlns:mv="urn:schemas-microsoft-com:mac:vml" xmlns:o="urn:schemas-microsoft-com:office:office" xmlns:r="http://schemas.openxmlformats.org/officeDocument/2006/relationships" xmlns:v="urn:schemas-microsoft-com:vml" xmlns:w10="urn:schemas-microsoft-com:office:word" xmlns:w14="http://schemas.microsoft.com/office/word/2010/wordml" xmlns:w="http://schemas.openxmlformats.org/wordprocessingml/2006/main" xmlns:wne="http://schemas.microsoft.com/office/word/2006/wordml" xmlns:wp14="http://schemas.microsoft.com/office/word/2010/wordprocessingDrawing" xmlns:wp="http://schemas.openxmlformats.org/drawingml/2006/wordprocessingDrawing" xmlns:wpc="http://schemas.microsoft.com/office/word/2010/wordprocessingCanvas" xmlns:wpg="http://schemas.microsoft.com/office/word/2010/wordprocessingGroup" xmlns:wpi="http://schemas.microsoft.com/office/word/2010/wordprocessingInk" xmlns:wps="http://schemas.microsoft.com/office/word/2010/wordprocessingShape" mc:Ignorable="w14 wp14">
+  <w:p>
+    <w:pPr>
+      <w:pStyle w:val="Footer"/>
+    </w:pPr>
+  </w:p>
+</w:ftr>
 </file>
 
 <file path=word/numbering.xml><?xml version="1.0" encoding="utf-8"?>
@@ -3843,11 +4548,12 @@
     <w:qFormat/>
     <w:rsid w:val="00FC693F"/>
     <w:pPr>
-      <w:spacing w:after="100"/>
+      <w:spacing w:after="0" w:line="240" w:lineRule="auto"/>
     </w:pPr>
     <w:rPr>
-      <w:rFonts w:ascii="Arial" w:hAnsi="Arial"/>
-      <w:sz w:val="22"/>
+      <w:rFonts w:ascii="Times New Roman" w:hAnsi="Times New Roman"/>
+      <w:color w:val="181A1F"/>
+      <w:sz w:val="28"/>
     </w:rPr>
   </w:style>
   <w:style w:type="paragraph" w:styleId="Header">
@@ -3909,10 +4615,10 @@
       <w:outlineLvl w:val="0"/>
     </w:pPr>
     <w:rPr>
-      <w:rFonts w:asciiTheme="majorHAnsi" w:eastAsiaTheme="majorEastAsia" w:hAnsiTheme="majorHAnsi" w:cstheme="majorBidi" w:ascii="Arial" w:hAnsi="Arial"/>
+      <w:rFonts w:asciiTheme="majorHAnsi" w:eastAsiaTheme="majorEastAsia" w:hAnsiTheme="majorHAnsi" w:cstheme="majorBidi" w:ascii="Times New Roman" w:hAnsi="Times New Roman"/>
       <w:b/>
       <w:bCs/>
-      <w:color w:val="365F91" w:themeColor="accent1" w:themeShade="BF"/>
+      <w:color w:val="181A1F"/>
       <w:sz w:val="28"/>
       <w:szCs w:val="28"/>
     </w:rPr>

--- a/доп материалы/пробные варианты/pravo_variant_1.docx
+++ b/доп материалы/пробные варианты/pravo_variant_1.docx
@@ -4,240 +4,346 @@
   <w:body>
     <w:p>
       <w:pPr>
-        <w:widowControl/>
-        <w:spacing w:line="240" w:lineRule="auto" w:after="120"/>
-        <w:jc w:val="left"/>
+        <w:keepNext/>
+        <w:spacing w:after="60" w:line="240" w:lineRule="auto"/>
+        <w:jc w:val="center"/>
       </w:pPr>
       <w:r>
         <w:rPr>
           <w:rFonts w:ascii="Times New Roman" w:hAnsi="Times New Roman" w:eastAsia="Times New Roman"/>
           <w:b/>
-          <w:color w:val="181A1F"/>
+          <w:i w:val="0"/>
           <w:sz w:val="28"/>
         </w:rPr>
-        <w:t>Тематический пробный вариант № 1. Право</w:t>
+        <w:t>Пробный ЕГЭ по обществознанию</w:t>
       </w:r>
     </w:p>
     <w:p>
       <w:pPr>
-        <w:widowControl/>
-        <w:spacing w:line="240" w:lineRule="auto" w:after="140"/>
-        <w:jc w:val="left"/>
-      </w:pPr>
-      <w:r>
-        <w:rPr>
-          <w:rFonts w:ascii="Times New Roman" w:hAnsi="Times New Roman" w:eastAsia="Times New Roman"/>
-          <w:color w:val="181A1F"/>
-          <w:sz w:val="28"/>
-        </w:rPr>
-        <w:t>25 заданий • максимальный первичный балл — 58 • рекомендуемое время — 3 часа 30 минут</w:t>
-      </w:r>
-    </w:p>
-    <w:p>
-      <w:pPr>
-        <w:pStyle w:val="Heading1"/>
-        <w:keepNext/>
-        <w:widowControl/>
-        <w:spacing w:line="240" w:lineRule="auto" w:after="60" w:before="160"/>
-      </w:pPr>
-      <w:r>
-        <w:rPr>
-          <w:rFonts w:ascii="Times New Roman" w:hAnsi="Times New Roman" w:eastAsia="Times New Roman"/>
-          <w:b/>
-          <w:color w:val="181A1F"/>
-          <w:sz w:val="28"/>
-        </w:rPr>
-        <w:t>Часть 1</w:t>
-      </w:r>
-    </w:p>
-    <w:p>
-      <w:pPr>
-        <w:widowControl/>
-        <w:spacing w:line="240" w:lineRule="auto" w:after="0"/>
-      </w:pPr>
-      <w:r>
-        <w:rPr>
-          <w:rFonts w:ascii="Times New Roman" w:hAnsi="Times New Roman" w:eastAsia="Times New Roman"/>
-          <w:color w:val="181A1F"/>
-          <w:sz w:val="28"/>
-        </w:rPr>
-        <w:t>Ответами к заданиям 1–16 являются последовательности цифр. Запишите ответ без пробелов и дополнительных символов.</w:t>
-      </w:r>
-    </w:p>
-    <w:p>
-      <w:pPr>
-        <w:keepNext/>
-        <w:widowControl/>
-        <w:spacing w:line="240" w:lineRule="auto" w:after="0" w:before="120"/>
-      </w:pPr>
-      <w:r>
-        <w:rPr>
-          <w:rFonts w:ascii="Times New Roman" w:hAnsi="Times New Roman" w:eastAsia="Times New Roman"/>
-          <w:b/>
-          <w:color w:val="181A1F"/>
-          <w:sz w:val="28"/>
-        </w:rPr>
-        <w:t>1.</w:t>
-      </w:r>
-    </w:p>
-    <w:p>
-      <w:pPr>
-        <w:widowControl/>
-        <w:spacing w:line="240" w:lineRule="auto" w:after="0"/>
+        <w:keepNext w:val="0"/>
+        <w:spacing w:after="60" w:line="240" w:lineRule="auto"/>
+        <w:jc w:val="center"/>
       </w:pPr>
       <w:r>
         <w:rPr>
           <w:rFonts w:ascii="Times New Roman" w:hAnsi="Times New Roman" w:eastAsia="Times New Roman"/>
           <w:b w:val="0"/>
           <w:i w:val="0"/>
-          <w:color w:val="181A1F"/>
           <w:sz w:val="28"/>
         </w:rPr>
-        <w:t>Ниже приведён перечень санкций. Все они, за исключением двух, согласно Уголовно-процессуальному кодексу Российской Федерации относятся к мерам пресечения.</w:t>
+        <w:t>Право. Вариант № 1</w:t>
       </w:r>
     </w:p>
     <w:p>
       <w:pPr>
-        <w:widowControl/>
-        <w:spacing w:line="240" w:lineRule="auto" w:after="0"/>
-      </w:pPr>
+        <w:keepNext/>
+        <w:spacing w:after="60" w:line="240" w:lineRule="auto"/>
+        <w:jc w:val="both"/>
+      </w:pPr>
+      <w:r>
+        <w:rPr>
+          <w:rFonts w:ascii="Times New Roman" w:hAnsi="Times New Roman" w:eastAsia="Times New Roman"/>
+          <w:b/>
+          <w:i w:val="0"/>
+          <w:sz w:val="28"/>
+        </w:rPr>
+        <w:t>Первая часть</w:t>
+      </w:r>
+    </w:p>
+    <w:p>
+      <w:pPr>
+        <w:keepNext w:val="0"/>
+        <w:spacing w:after="60" w:line="240" w:lineRule="auto"/>
+        <w:jc w:val="both"/>
+      </w:pPr>
+      <w:r>
+        <w:rPr>
+          <w:rFonts w:ascii="Times New Roman" w:hAnsi="Times New Roman" w:eastAsia="Times New Roman"/>
+          <w:b/>
+          <w:sz w:val="28"/>
+        </w:rPr>
+        <w:t xml:space="preserve">№1 </w:t>
+      </w:r>
       <w:r>
         <w:rPr>
           <w:rFonts w:ascii="Times New Roman" w:hAnsi="Times New Roman" w:eastAsia="Times New Roman"/>
           <w:b w:val="0"/>
           <w:i w:val="0"/>
-          <w:color w:val="181A1F"/>
           <w:sz w:val="28"/>
         </w:rPr>
-        <w:t xml:space="preserve">1) залог; </w:t>
+        <w:t>Ниже приведён перечень терминов. Все они, за исключением двух, относятся к личным неимущественным правам.</w:t>
       </w:r>
     </w:p>
     <w:p>
       <w:pPr>
-        <w:widowControl/>
-        <w:spacing w:line="240" w:lineRule="auto" w:after="0"/>
+        <w:keepNext w:val="0"/>
+        <w:spacing w:after="60" w:line="240" w:lineRule="auto"/>
+        <w:jc w:val="both"/>
       </w:pPr>
       <w:r>
         <w:rPr>
           <w:rFonts w:ascii="Times New Roman" w:hAnsi="Times New Roman" w:eastAsia="Times New Roman"/>
           <w:b w:val="0"/>
           <w:i w:val="0"/>
-          <w:color w:val="181A1F"/>
           <w:sz w:val="28"/>
         </w:rPr>
-        <w:t xml:space="preserve">2) исправительные работы; </w:t>
+        <w:t>1) право на жизнь;</w:t>
       </w:r>
     </w:p>
     <w:p>
       <w:pPr>
-        <w:widowControl/>
-        <w:spacing w:line="240" w:lineRule="auto" w:after="0"/>
+        <w:keepNext w:val="0"/>
+        <w:spacing w:after="60" w:line="240" w:lineRule="auto"/>
+        <w:jc w:val="both"/>
       </w:pPr>
       <w:r>
         <w:rPr>
           <w:rFonts w:ascii="Times New Roman" w:hAnsi="Times New Roman" w:eastAsia="Times New Roman"/>
           <w:b w:val="0"/>
           <w:i w:val="0"/>
-          <w:color w:val="181A1F"/>
           <w:sz w:val="28"/>
         </w:rPr>
-        <w:t xml:space="preserve">3) предупреждение; </w:t>
+        <w:t>2) семейная тайна;</w:t>
       </w:r>
     </w:p>
     <w:p>
       <w:pPr>
-        <w:widowControl/>
-        <w:spacing w:line="240" w:lineRule="auto" w:after="0"/>
+        <w:keepNext w:val="0"/>
+        <w:spacing w:after="60" w:line="240" w:lineRule="auto"/>
+        <w:jc w:val="both"/>
       </w:pPr>
       <w:r>
         <w:rPr>
           <w:rFonts w:ascii="Times New Roman" w:hAnsi="Times New Roman" w:eastAsia="Times New Roman"/>
           <w:b w:val="0"/>
           <w:i w:val="0"/>
-          <w:color w:val="181A1F"/>
           <w:sz w:val="28"/>
         </w:rPr>
-        <w:t xml:space="preserve">4) личное поручительство; </w:t>
+        <w:t>3) право на имя;</w:t>
       </w:r>
     </w:p>
     <w:p>
       <w:pPr>
-        <w:widowControl/>
-        <w:spacing w:line="240" w:lineRule="auto" w:after="0"/>
+        <w:keepNext w:val="0"/>
+        <w:spacing w:after="60" w:line="240" w:lineRule="auto"/>
+        <w:jc w:val="both"/>
       </w:pPr>
       <w:r>
         <w:rPr>
           <w:rFonts w:ascii="Times New Roman" w:hAnsi="Times New Roman" w:eastAsia="Times New Roman"/>
           <w:b w:val="0"/>
           <w:i w:val="0"/>
-          <w:color w:val="181A1F"/>
           <w:sz w:val="28"/>
         </w:rPr>
-        <w:t>5) присмотр за несовершеннолетним обвиняемым;</w:t>
+        <w:t>4) право на осуществление предпринимательской деятельности;</w:t>
       </w:r>
     </w:p>
     <w:p>
       <w:pPr>
-        <w:widowControl/>
-        <w:spacing w:line="240" w:lineRule="auto" w:after="0"/>
+        <w:keepNext w:val="0"/>
+        <w:spacing w:after="60" w:line="240" w:lineRule="auto"/>
+        <w:jc w:val="both"/>
       </w:pPr>
       <w:r>
         <w:rPr>
           <w:rFonts w:ascii="Times New Roman" w:hAnsi="Times New Roman" w:eastAsia="Times New Roman"/>
           <w:b w:val="0"/>
           <w:i w:val="0"/>
-          <w:color w:val="181A1F"/>
           <w:sz w:val="28"/>
         </w:rPr>
-        <w:t>6) запрет определённых действий.</w:t>
+        <w:t>5) право собственности;</w:t>
       </w:r>
     </w:p>
     <w:p>
       <w:pPr>
-        <w:widowControl/>
-        <w:spacing w:line="240" w:lineRule="auto" w:after="0"/>
+        <w:keepNext w:val="0"/>
+        <w:spacing w:after="60" w:line="240" w:lineRule="auto"/>
+        <w:jc w:val="both"/>
       </w:pPr>
       <w:r>
         <w:rPr>
           <w:rFonts w:ascii="Times New Roman" w:hAnsi="Times New Roman" w:eastAsia="Times New Roman"/>
           <w:b w:val="0"/>
           <w:i w:val="0"/>
-          <w:color w:val="181A1F"/>
           <w:sz w:val="28"/>
         </w:rPr>
-        <w:t>Найдите две санкции, «выпадающие» из общего ряда, и запишите в таблицу цифры, под которыми они указаны.</w:t>
+        <w:t>6) личная неприкосновенность.</w:t>
       </w:r>
     </w:p>
     <w:p>
       <w:pPr>
-        <w:keepNext/>
-        <w:widowControl/>
-        <w:spacing w:line="240" w:lineRule="auto" w:after="0" w:before="120"/>
-      </w:pPr>
-      <w:r>
-        <w:rPr>
-          <w:rFonts w:ascii="Times New Roman" w:hAnsi="Times New Roman" w:eastAsia="Times New Roman"/>
-          <w:b/>
-          <w:color w:val="181A1F"/>
-          <w:sz w:val="28"/>
-        </w:rPr>
-        <w:t>2.</w:t>
-      </w:r>
-    </w:p>
-    <w:p>
-      <w:pPr>
-        <w:widowControl/>
-        <w:spacing w:line="240" w:lineRule="auto" w:after="0"/>
+        <w:keepNext w:val="0"/>
+        <w:spacing w:after="60" w:line="240" w:lineRule="auto"/>
+        <w:jc w:val="both"/>
       </w:pPr>
       <w:r>
         <w:rPr>
           <w:rFonts w:ascii="Times New Roman" w:hAnsi="Times New Roman" w:eastAsia="Times New Roman"/>
           <w:b w:val="0"/>
           <w:i w:val="0"/>
-          <w:color w:val="181A1F"/>
           <w:sz w:val="28"/>
         </w:rPr>
-        <w:t>Установите соответствие между субъектами и участниками уголовного судопроизводства в соответствии с Уголовно-процессуальным кодексом РФ: к каждой позиции, данной в первом столбце, подберите соответствующую позицию из второго столбца.</w:t>
+        <w:t>Найдите два термина, «выпадающих» из общего ряда, и запишите в ответ цифры, под которыми они указаны.</w:t>
+      </w:r>
+    </w:p>
+    <w:p>
+      <w:pPr>
+        <w:keepNext w:val="0"/>
+        <w:spacing w:after="60" w:line="240" w:lineRule="auto"/>
+        <w:jc w:val="both"/>
+      </w:pPr>
+      <w:r>
+        <w:rPr>
+          <w:rFonts w:ascii="Times New Roman" w:hAnsi="Times New Roman" w:eastAsia="Times New Roman"/>
+          <w:b w:val="0"/>
+          <w:i w:val="0"/>
+          <w:sz w:val="28"/>
+        </w:rPr>
+        <w:t>Ответ:</w:t>
+      </w:r>
+    </w:p>
+    <w:p>
+      <w:pPr>
+        <w:keepNext w:val="0"/>
+        <w:spacing w:after="60" w:line="240" w:lineRule="auto"/>
+        <w:jc w:val="both"/>
+      </w:pPr>
+      <w:r>
+        <w:rPr>
+          <w:rFonts w:ascii="Times New Roman" w:hAnsi="Times New Roman" w:eastAsia="Times New Roman"/>
+          <w:b/>
+          <w:sz w:val="28"/>
+        </w:rPr>
+        <w:t xml:space="preserve">№2 </w:t>
+      </w:r>
+      <w:r>
+        <w:rPr>
+          <w:rFonts w:ascii="Times New Roman" w:hAnsi="Times New Roman" w:eastAsia="Times New Roman"/>
+          <w:b w:val="0"/>
+          <w:i w:val="0"/>
+          <w:sz w:val="28"/>
+        </w:rPr>
+        <w:t>Выберите верные суждения об образовании и запишите цифры, под которыми они указаны.</w:t>
+      </w:r>
+    </w:p>
+    <w:p>
+      <w:pPr>
+        <w:keepNext w:val="0"/>
+        <w:spacing w:after="60" w:line="240" w:lineRule="auto"/>
+        <w:jc w:val="both"/>
+      </w:pPr>
+      <w:r>
+        <w:rPr>
+          <w:rFonts w:ascii="Times New Roman" w:hAnsi="Times New Roman" w:eastAsia="Times New Roman"/>
+          <w:b w:val="0"/>
+          <w:i w:val="0"/>
+          <w:sz w:val="28"/>
+        </w:rPr>
+        <w:t>1) Обучающиеся в Российской Федерации обязаны одновременно осваивать несколько основных профессиональных образовательных программ, получать одну или несколько квалификаций.</w:t>
+      </w:r>
+    </w:p>
+    <w:p>
+      <w:pPr>
+        <w:keepNext w:val="0"/>
+        <w:spacing w:after="60" w:line="240" w:lineRule="auto"/>
+        <w:jc w:val="both"/>
+      </w:pPr>
+      <w:r>
+        <w:rPr>
+          <w:rFonts w:ascii="Times New Roman" w:hAnsi="Times New Roman" w:eastAsia="Times New Roman"/>
+          <w:b w:val="0"/>
+          <w:i w:val="0"/>
+          <w:sz w:val="28"/>
+        </w:rPr>
+        <w:t>2) Образование направлено на приобщение индивида к достижениям человеческой цивилизации, ретрансляцию и сохранение её культурного достояния.</w:t>
+      </w:r>
+    </w:p>
+    <w:p>
+      <w:pPr>
+        <w:keepNext w:val="0"/>
+        <w:spacing w:after="60" w:line="240" w:lineRule="auto"/>
+        <w:jc w:val="both"/>
+      </w:pPr>
+      <w:r>
+        <w:rPr>
+          <w:rFonts w:ascii="Times New Roman" w:hAnsi="Times New Roman" w:eastAsia="Times New Roman"/>
+          <w:b w:val="0"/>
+          <w:i w:val="0"/>
+          <w:sz w:val="28"/>
+        </w:rPr>
+        <w:t>3) Один из принципов государственной политики Российской Федерации в сфере образования — обеспечение права на образование в течение всей жизни в соответствии с потребностями личности.</w:t>
+      </w:r>
+    </w:p>
+    <w:p>
+      <w:pPr>
+        <w:keepNext w:val="0"/>
+        <w:spacing w:after="60" w:line="240" w:lineRule="auto"/>
+        <w:jc w:val="both"/>
+      </w:pPr>
+      <w:r>
+        <w:rPr>
+          <w:rFonts w:ascii="Times New Roman" w:hAnsi="Times New Roman" w:eastAsia="Times New Roman"/>
+          <w:b w:val="0"/>
+          <w:i w:val="0"/>
+          <w:sz w:val="28"/>
+        </w:rPr>
+        <w:t>4) Гуманитаризация образования предполагает повышение роли общественных дисциплин в образовательном процессе.</w:t>
+      </w:r>
+    </w:p>
+    <w:p>
+      <w:pPr>
+        <w:keepNext w:val="0"/>
+        <w:spacing w:after="60" w:line="240" w:lineRule="auto"/>
+        <w:jc w:val="both"/>
+      </w:pPr>
+      <w:r>
+        <w:rPr>
+          <w:rFonts w:ascii="Times New Roman" w:hAnsi="Times New Roman" w:eastAsia="Times New Roman"/>
+          <w:b w:val="0"/>
+          <w:i w:val="0"/>
+          <w:sz w:val="28"/>
+        </w:rPr>
+        <w:t>5) Обучающиеся в Российской Федерации вправе добросовестно осваивать образовательную программу, выполнять индивидуальный учебный план.</w:t>
+      </w:r>
+    </w:p>
+    <w:p>
+      <w:pPr>
+        <w:keepNext w:val="0"/>
+        <w:spacing w:after="60" w:line="240" w:lineRule="auto"/>
+        <w:jc w:val="both"/>
+      </w:pPr>
+      <w:r>
+        <w:rPr>
+          <w:rFonts w:ascii="Times New Roman" w:hAnsi="Times New Roman" w:eastAsia="Times New Roman"/>
+          <w:b w:val="0"/>
+          <w:i w:val="0"/>
+          <w:sz w:val="28"/>
+        </w:rPr>
+        <w:t>Ответ:</w:t>
+      </w:r>
+    </w:p>
+    <w:p>
+      <w:pPr>
+        <w:keepNext w:val="0"/>
+        <w:spacing w:after="60" w:line="240" w:lineRule="auto"/>
+        <w:jc w:val="both"/>
+      </w:pPr>
+      <w:r>
+        <w:rPr>
+          <w:rFonts w:ascii="Times New Roman" w:hAnsi="Times New Roman" w:eastAsia="Times New Roman"/>
+          <w:b/>
+          <w:sz w:val="28"/>
+        </w:rPr>
+        <w:t xml:space="preserve">№3 </w:t>
+      </w:r>
+      <w:r>
+        <w:rPr>
+          <w:rFonts w:ascii="Times New Roman" w:hAnsi="Times New Roman" w:eastAsia="Times New Roman"/>
+          <w:b w:val="0"/>
+          <w:i w:val="0"/>
+          <w:sz w:val="28"/>
+        </w:rPr>
+        <w:t>Установите соответствие между отличительными признаками и типами обществ: к каждой позиции, данной в первом столбце, подберите соответствующую позицию из второго столбца.</w:t>
       </w:r>
     </w:p>
     <w:tbl>
@@ -255,38 +361,52 @@
         <w:tc>
           <w:tcPr>
             <w:tcW w:type="dxa" w:w="5128"/>
+            <w:vAlign w:val="center"/>
+            <w:tcMar>
+              <w:top w:w="80" w:type="dxa"/>
+              <w:start w:w="100" w:type="dxa"/>
+              <w:bottom w:w="80" w:type="dxa"/>
+              <w:end w:w="100" w:type="dxa"/>
+            </w:tcMar>
           </w:tcPr>
           <w:p>
             <w:pPr>
+              <w:keepNext w:val="0"/>
               <w:spacing w:after="0" w:line="240" w:lineRule="auto"/>
+              <w:jc w:val="left"/>
             </w:pPr>
             <w:r>
               <w:rPr>
                 <w:rFonts w:ascii="Times New Roman" w:hAnsi="Times New Roman" w:eastAsia="Times New Roman"/>
-                <w:b/>
-                <w:color w:val="181A1F"/>
                 <w:sz w:val="28"/>
               </w:rPr>
-              <w:t>СУБЪЕКТЫ</w:t>
+              <w:t>ОТЛИЧИТЕЛЬНЫЕ ПРИЗНАКИ</w:t>
             </w:r>
           </w:p>
         </w:tc>
         <w:tc>
           <w:tcPr>
             <w:tcW w:type="dxa" w:w="5128"/>
+            <w:vAlign w:val="center"/>
+            <w:tcMar>
+              <w:top w:w="80" w:type="dxa"/>
+              <w:start w:w="100" w:type="dxa"/>
+              <w:bottom w:w="80" w:type="dxa"/>
+              <w:end w:w="100" w:type="dxa"/>
+            </w:tcMar>
           </w:tcPr>
           <w:p>
             <w:pPr>
+              <w:keepNext w:val="0"/>
               <w:spacing w:after="0" w:line="240" w:lineRule="auto"/>
+              <w:jc w:val="left"/>
             </w:pPr>
             <w:r>
               <w:rPr>
                 <w:rFonts w:ascii="Times New Roman" w:hAnsi="Times New Roman" w:eastAsia="Times New Roman"/>
-                <w:b/>
-                <w:color w:val="181A1F"/>
                 <w:sz w:val="28"/>
               </w:rPr>
-              <w:t>УЧАСТНИКИ УГОЛОВНОГО СУДОПРОИЗВОДСТВА</w:t>
+              <w:t>ТИПЫ ОБЩЕСТВ</w:t>
             </w:r>
           </w:p>
         </w:tc>
@@ -295,64 +415,69 @@
         <w:tc>
           <w:tcPr>
             <w:tcW w:type="dxa" w:w="5128"/>
+            <w:vAlign w:val="center"/>
+            <w:tcMar>
+              <w:top w:w="80" w:type="dxa"/>
+              <w:start w:w="100" w:type="dxa"/>
+              <w:bottom w:w="80" w:type="dxa"/>
+              <w:end w:w="100" w:type="dxa"/>
+            </w:tcMar>
           </w:tcPr>
           <w:p>
             <w:pPr>
+              <w:keepNext w:val="0"/>
               <w:spacing w:after="0" w:line="240" w:lineRule="auto"/>
+              <w:jc w:val="left"/>
             </w:pPr>
             <w:r>
               <w:rPr>
                 <w:rFonts w:ascii="Times New Roman" w:hAnsi="Times New Roman" w:eastAsia="Times New Roman"/>
-                <w:color w:val="181A1F"/>
                 <w:sz w:val="28"/>
               </w:rPr>
-              <w:t>А) эксперт</w:t>
-              <w:br/>
-              <w:t>Б) следователь</w:t>
-              <w:br/>
-              <w:t>В) обвиняемый</w:t>
-              <w:br/>
-              <w:t>Г) свидетель</w:t>
-              <w:br/>
-              <w:t>Д) потерпевший</w:t>
+              <w:t>A) появление массовой культурыБ) господство натурального хозяйстваB) преобладание сферы услуг в структуре экономикиГ) рост численности промышленного пролетариатаД) преобладание наукоёмких, высокотехнологичных производств</w:t>
             </w:r>
           </w:p>
         </w:tc>
         <w:tc>
           <w:tcPr>
             <w:tcW w:type="dxa" w:w="5128"/>
+            <w:vAlign w:val="center"/>
+            <w:tcMar>
+              <w:top w:w="80" w:type="dxa"/>
+              <w:start w:w="100" w:type="dxa"/>
+              <w:bottom w:w="80" w:type="dxa"/>
+              <w:end w:w="100" w:type="dxa"/>
+            </w:tcMar>
           </w:tcPr>
           <w:p>
             <w:pPr>
+              <w:keepNext w:val="0"/>
               <w:spacing w:after="0" w:line="240" w:lineRule="auto"/>
+              <w:jc w:val="left"/>
             </w:pPr>
             <w:r>
               <w:rPr>
                 <w:rFonts w:ascii="Times New Roman" w:hAnsi="Times New Roman" w:eastAsia="Times New Roman"/>
-                <w:color w:val="181A1F"/>
                 <w:sz w:val="28"/>
               </w:rPr>
-              <w:t>1) сторона защиты</w:t>
-              <w:br/>
-              <w:t>2) сторона обвинения</w:t>
-              <w:br/>
-              <w:t>3) иные участники</w:t>
+              <w:t>1) традиционное (аграрное) общество2) постиндустриальное (информационное) общество3) индустриальное общество</w:t>
             </w:r>
           </w:p>
         </w:tc>
       </w:tr>
     </w:tbl>
+    <w:p/>
     <w:p>
       <w:pPr>
-        <w:widowControl/>
-        <w:spacing w:line="240" w:lineRule="auto" w:after="0"/>
+        <w:keepNext w:val="0"/>
+        <w:spacing w:after="60" w:line="240" w:lineRule="auto"/>
+        <w:jc w:val="both"/>
       </w:pPr>
       <w:r>
         <w:rPr>
           <w:rFonts w:ascii="Times New Roman" w:hAnsi="Times New Roman" w:eastAsia="Times New Roman"/>
           <w:b w:val="0"/>
           <w:i w:val="0"/>
-          <w:color w:val="181A1F"/>
           <w:sz w:val="28"/>
         </w:rPr>
         <w:t>Запишите в ответ цифры, расположив их в порядке, соответствующем буквам:</w:t>
@@ -376,16 +501,23 @@
         <w:tc>
           <w:tcPr>
             <w:tcW w:type="dxa" w:w="2051"/>
+            <w:vAlign w:val="center"/>
+            <w:tcMar>
+              <w:top w:w="80" w:type="dxa"/>
+              <w:start w:w="100" w:type="dxa"/>
+              <w:bottom w:w="80" w:type="dxa"/>
+              <w:end w:w="100" w:type="dxa"/>
+            </w:tcMar>
           </w:tcPr>
           <w:p>
             <w:pPr>
+              <w:keepNext w:val="0"/>
               <w:spacing w:after="0" w:line="240" w:lineRule="auto"/>
+              <w:jc w:val="left"/>
             </w:pPr>
             <w:r>
               <w:rPr>
                 <w:rFonts w:ascii="Times New Roman" w:hAnsi="Times New Roman" w:eastAsia="Times New Roman"/>
-                <w:b/>
-                <w:color w:val="181A1F"/>
                 <w:sz w:val="28"/>
               </w:rPr>
               <w:t>A</w:t>
@@ -395,16 +527,23 @@
         <w:tc>
           <w:tcPr>
             <w:tcW w:type="dxa" w:w="2051"/>
+            <w:vAlign w:val="center"/>
+            <w:tcMar>
+              <w:top w:w="80" w:type="dxa"/>
+              <w:start w:w="100" w:type="dxa"/>
+              <w:bottom w:w="80" w:type="dxa"/>
+              <w:end w:w="100" w:type="dxa"/>
+            </w:tcMar>
           </w:tcPr>
           <w:p>
             <w:pPr>
+              <w:keepNext w:val="0"/>
               <w:spacing w:after="0" w:line="240" w:lineRule="auto"/>
+              <w:jc w:val="left"/>
             </w:pPr>
             <w:r>
               <w:rPr>
                 <w:rFonts w:ascii="Times New Roman" w:hAnsi="Times New Roman" w:eastAsia="Times New Roman"/>
-                <w:b/>
-                <w:color w:val="181A1F"/>
                 <w:sz w:val="28"/>
               </w:rPr>
               <w:t>Б</w:t>
@@ -414,16 +553,23 @@
         <w:tc>
           <w:tcPr>
             <w:tcW w:type="dxa" w:w="2051"/>
+            <w:vAlign w:val="center"/>
+            <w:tcMar>
+              <w:top w:w="80" w:type="dxa"/>
+              <w:start w:w="100" w:type="dxa"/>
+              <w:bottom w:w="80" w:type="dxa"/>
+              <w:end w:w="100" w:type="dxa"/>
+            </w:tcMar>
           </w:tcPr>
           <w:p>
             <w:pPr>
+              <w:keepNext w:val="0"/>
               <w:spacing w:after="0" w:line="240" w:lineRule="auto"/>
+              <w:jc w:val="left"/>
             </w:pPr>
             <w:r>
               <w:rPr>
                 <w:rFonts w:ascii="Times New Roman" w:hAnsi="Times New Roman" w:eastAsia="Times New Roman"/>
-                <w:b/>
-                <w:color w:val="181A1F"/>
                 <w:sz w:val="28"/>
               </w:rPr>
               <w:t>В</w:t>
@@ -433,16 +579,23 @@
         <w:tc>
           <w:tcPr>
             <w:tcW w:type="dxa" w:w="2051"/>
+            <w:vAlign w:val="center"/>
+            <w:tcMar>
+              <w:top w:w="80" w:type="dxa"/>
+              <w:start w:w="100" w:type="dxa"/>
+              <w:bottom w:w="80" w:type="dxa"/>
+              <w:end w:w="100" w:type="dxa"/>
+            </w:tcMar>
           </w:tcPr>
           <w:p>
             <w:pPr>
+              <w:keepNext w:val="0"/>
               <w:spacing w:after="0" w:line="240" w:lineRule="auto"/>
+              <w:jc w:val="left"/>
             </w:pPr>
             <w:r>
               <w:rPr>
                 <w:rFonts w:ascii="Times New Roman" w:hAnsi="Times New Roman" w:eastAsia="Times New Roman"/>
-                <w:b/>
-                <w:color w:val="181A1F"/>
                 <w:sz w:val="28"/>
               </w:rPr>
               <w:t>Г</w:t>
@@ -452,16 +605,23 @@
         <w:tc>
           <w:tcPr>
             <w:tcW w:type="dxa" w:w="2051"/>
+            <w:vAlign w:val="center"/>
+            <w:tcMar>
+              <w:top w:w="80" w:type="dxa"/>
+              <w:start w:w="100" w:type="dxa"/>
+              <w:bottom w:w="80" w:type="dxa"/>
+              <w:end w:w="100" w:type="dxa"/>
+            </w:tcMar>
           </w:tcPr>
           <w:p>
             <w:pPr>
+              <w:keepNext w:val="0"/>
               <w:spacing w:after="0" w:line="240" w:lineRule="auto"/>
+              <w:jc w:val="left"/>
             </w:pPr>
             <w:r>
               <w:rPr>
                 <w:rFonts w:ascii="Times New Roman" w:hAnsi="Times New Roman" w:eastAsia="Times New Roman"/>
-                <w:b/>
-                <w:color w:val="181A1F"/>
                 <w:sz w:val="28"/>
               </w:rPr>
               <w:t>Д</w:t>
@@ -473,15 +633,23 @@
         <w:tc>
           <w:tcPr>
             <w:tcW w:type="dxa" w:w="2051"/>
+            <w:vAlign w:val="center"/>
+            <w:tcMar>
+              <w:top w:w="80" w:type="dxa"/>
+              <w:start w:w="100" w:type="dxa"/>
+              <w:bottom w:w="80" w:type="dxa"/>
+              <w:end w:w="100" w:type="dxa"/>
+            </w:tcMar>
           </w:tcPr>
           <w:p>
             <w:pPr>
+              <w:keepNext w:val="0"/>
               <w:spacing w:after="0" w:line="240" w:lineRule="auto"/>
+              <w:jc w:val="left"/>
             </w:pPr>
             <w:r>
               <w:rPr>
                 <w:rFonts w:ascii="Times New Roman" w:hAnsi="Times New Roman" w:eastAsia="Times New Roman"/>
-                <w:color w:val="181A1F"/>
                 <w:sz w:val="28"/>
               </w:rPr>
             </w:r>
@@ -490,15 +658,23 @@
         <w:tc>
           <w:tcPr>
             <w:tcW w:type="dxa" w:w="2051"/>
+            <w:vAlign w:val="center"/>
+            <w:tcMar>
+              <w:top w:w="80" w:type="dxa"/>
+              <w:start w:w="100" w:type="dxa"/>
+              <w:bottom w:w="80" w:type="dxa"/>
+              <w:end w:w="100" w:type="dxa"/>
+            </w:tcMar>
           </w:tcPr>
           <w:p>
             <w:pPr>
+              <w:keepNext w:val="0"/>
               <w:spacing w:after="0" w:line="240" w:lineRule="auto"/>
+              <w:jc w:val="left"/>
             </w:pPr>
             <w:r>
               <w:rPr>
                 <w:rFonts w:ascii="Times New Roman" w:hAnsi="Times New Roman" w:eastAsia="Times New Roman"/>
-                <w:color w:val="181A1F"/>
                 <w:sz w:val="28"/>
               </w:rPr>
             </w:r>
@@ -507,15 +683,23 @@
         <w:tc>
           <w:tcPr>
             <w:tcW w:type="dxa" w:w="2051"/>
+            <w:vAlign w:val="center"/>
+            <w:tcMar>
+              <w:top w:w="80" w:type="dxa"/>
+              <w:start w:w="100" w:type="dxa"/>
+              <w:bottom w:w="80" w:type="dxa"/>
+              <w:end w:w="100" w:type="dxa"/>
+            </w:tcMar>
           </w:tcPr>
           <w:p>
             <w:pPr>
+              <w:keepNext w:val="0"/>
               <w:spacing w:after="0" w:line="240" w:lineRule="auto"/>
+              <w:jc w:val="left"/>
             </w:pPr>
             <w:r>
               <w:rPr>
                 <w:rFonts w:ascii="Times New Roman" w:hAnsi="Times New Roman" w:eastAsia="Times New Roman"/>
-                <w:color w:val="181A1F"/>
                 <w:sz w:val="28"/>
               </w:rPr>
             </w:r>
@@ -524,15 +708,23 @@
         <w:tc>
           <w:tcPr>
             <w:tcW w:type="dxa" w:w="2051"/>
+            <w:vAlign w:val="center"/>
+            <w:tcMar>
+              <w:top w:w="80" w:type="dxa"/>
+              <w:start w:w="100" w:type="dxa"/>
+              <w:bottom w:w="80" w:type="dxa"/>
+              <w:end w:w="100" w:type="dxa"/>
+            </w:tcMar>
           </w:tcPr>
           <w:p>
             <w:pPr>
+              <w:keepNext w:val="0"/>
               <w:spacing w:after="0" w:line="240" w:lineRule="auto"/>
+              <w:jc w:val="left"/>
             </w:pPr>
             <w:r>
               <w:rPr>
                 <w:rFonts w:ascii="Times New Roman" w:hAnsi="Times New Roman" w:eastAsia="Times New Roman"/>
-                <w:color w:val="181A1F"/>
                 <w:sz w:val="28"/>
               </w:rPr>
             </w:r>
@@ -541,15 +733,23 @@
         <w:tc>
           <w:tcPr>
             <w:tcW w:type="dxa" w:w="2051"/>
+            <w:vAlign w:val="center"/>
+            <w:tcMar>
+              <w:top w:w="80" w:type="dxa"/>
+              <w:start w:w="100" w:type="dxa"/>
+              <w:bottom w:w="80" w:type="dxa"/>
+              <w:end w:w="100" w:type="dxa"/>
+            </w:tcMar>
           </w:tcPr>
           <w:p>
             <w:pPr>
+              <w:keepNext w:val="0"/>
               <w:spacing w:after="0" w:line="240" w:lineRule="auto"/>
+              <w:jc w:val="left"/>
             </w:pPr>
             <w:r>
               <w:rPr>
                 <w:rFonts w:ascii="Times New Roman" w:hAnsi="Times New Roman" w:eastAsia="Times New Roman"/>
-                <w:color w:val="181A1F"/>
                 <w:sz w:val="28"/>
               </w:rPr>
             </w:r>
@@ -557,180 +757,301 @@
         </w:tc>
       </w:tr>
     </w:tbl>
+    <w:p/>
     <w:p>
       <w:pPr>
-        <w:keepNext/>
-        <w:widowControl/>
-        <w:spacing w:line="240" w:lineRule="auto" w:after="0" w:before="120"/>
-      </w:pPr>
-      <w:r>
-        <w:rPr>
-          <w:rFonts w:ascii="Times New Roman" w:hAnsi="Times New Roman" w:eastAsia="Times New Roman"/>
-          <w:b/>
-          <w:color w:val="181A1F"/>
-          <w:sz w:val="28"/>
-        </w:rPr>
-        <w:t>3.</w:t>
-      </w:r>
-    </w:p>
-    <w:p>
-      <w:pPr>
-        <w:widowControl/>
-        <w:spacing w:line="240" w:lineRule="auto" w:after="0"/>
+        <w:keepNext w:val="0"/>
+        <w:spacing w:after="60" w:line="240" w:lineRule="auto"/>
+        <w:jc w:val="both"/>
       </w:pPr>
       <w:r>
         <w:rPr>
           <w:rFonts w:ascii="Times New Roman" w:hAnsi="Times New Roman" w:eastAsia="Times New Roman"/>
           <w:b w:val="0"/>
           <w:i w:val="0"/>
-          <w:color w:val="181A1F"/>
           <w:sz w:val="28"/>
         </w:rPr>
-        <w:t>Ниже приведён перечень мер. Все они, за исключением двух, согласно Уголовно-процессуальному кодексу Российской Федерации относятся к мерам пресечения.</w:t>
+        <w:t>Ответ:</w:t>
       </w:r>
     </w:p>
     <w:p>
       <w:pPr>
-        <w:widowControl/>
-        <w:spacing w:line="240" w:lineRule="auto" w:after="0"/>
-      </w:pPr>
+        <w:keepNext w:val="0"/>
+        <w:spacing w:after="60" w:line="240" w:lineRule="auto"/>
+        <w:jc w:val="both"/>
+      </w:pPr>
+      <w:r>
+        <w:rPr>
+          <w:rFonts w:ascii="Times New Roman" w:hAnsi="Times New Roman" w:eastAsia="Times New Roman"/>
+          <w:b/>
+          <w:sz w:val="28"/>
+        </w:rPr>
+        <w:t xml:space="preserve">№4 </w:t>
+      </w:r>
       <w:r>
         <w:rPr>
           <w:rFonts w:ascii="Times New Roman" w:hAnsi="Times New Roman" w:eastAsia="Times New Roman"/>
           <w:b w:val="0"/>
           <w:i w:val="0"/>
-          <w:color w:val="181A1F"/>
           <w:sz w:val="28"/>
         </w:rPr>
-        <w:t xml:space="preserve">1) домашний арест; </w:t>
+        <w:t>Найдите в приведённом списке характерные признаки искусства. Запишите цифры, под которыми они указаны.</w:t>
       </w:r>
     </w:p>
     <w:p>
       <w:pPr>
-        <w:widowControl/>
-        <w:spacing w:line="240" w:lineRule="auto" w:after="0"/>
+        <w:keepNext w:val="0"/>
+        <w:spacing w:after="60" w:line="240" w:lineRule="auto"/>
+        <w:jc w:val="both"/>
       </w:pPr>
       <w:r>
         <w:rPr>
           <w:rFonts w:ascii="Times New Roman" w:hAnsi="Times New Roman" w:eastAsia="Times New Roman"/>
           <w:b w:val="0"/>
           <w:i w:val="0"/>
-          <w:color w:val="181A1F"/>
           <w:sz w:val="28"/>
         </w:rPr>
-        <w:t xml:space="preserve">2) принудительные работы; </w:t>
+        <w:t>1) установление границ свободы личности</w:t>
       </w:r>
     </w:p>
     <w:p>
       <w:pPr>
-        <w:widowControl/>
-        <w:spacing w:line="240" w:lineRule="auto" w:after="0"/>
+        <w:keepNext w:val="0"/>
+        <w:spacing w:after="60" w:line="240" w:lineRule="auto"/>
+        <w:jc w:val="both"/>
       </w:pPr>
       <w:r>
         <w:rPr>
           <w:rFonts w:ascii="Times New Roman" w:hAnsi="Times New Roman" w:eastAsia="Times New Roman"/>
           <w:b w:val="0"/>
           <w:i w:val="0"/>
-          <w:color w:val="181A1F"/>
           <w:sz w:val="28"/>
         </w:rPr>
-        <w:t xml:space="preserve">3) заключение под стражу; </w:t>
+        <w:t>2) выстраивание системы доказательств</w:t>
       </w:r>
     </w:p>
     <w:p>
       <w:pPr>
-        <w:widowControl/>
-        <w:spacing w:line="240" w:lineRule="auto" w:after="0"/>
+        <w:keepNext w:val="0"/>
+        <w:spacing w:after="60" w:line="240" w:lineRule="auto"/>
+        <w:jc w:val="both"/>
       </w:pPr>
       <w:r>
         <w:rPr>
           <w:rFonts w:ascii="Times New Roman" w:hAnsi="Times New Roman" w:eastAsia="Times New Roman"/>
           <w:b w:val="0"/>
           <w:i w:val="0"/>
-          <w:color w:val="181A1F"/>
           <w:sz w:val="28"/>
         </w:rPr>
-        <w:t xml:space="preserve">4) предупреждение; </w:t>
+        <w:t>3) форма познания мира</w:t>
       </w:r>
     </w:p>
     <w:p>
       <w:pPr>
-        <w:widowControl/>
-        <w:spacing w:line="240" w:lineRule="auto" w:after="0"/>
+        <w:keepNext w:val="0"/>
+        <w:spacing w:after="60" w:line="240" w:lineRule="auto"/>
+        <w:jc w:val="both"/>
       </w:pPr>
       <w:r>
         <w:rPr>
           <w:rFonts w:ascii="Times New Roman" w:hAnsi="Times New Roman" w:eastAsia="Times New Roman"/>
           <w:b w:val="0"/>
           <w:i w:val="0"/>
-          <w:color w:val="181A1F"/>
           <w:sz w:val="28"/>
         </w:rPr>
-        <w:t xml:space="preserve">5) запрет определённых действий; </w:t>
+        <w:t>4) образное отражение действительности</w:t>
       </w:r>
     </w:p>
     <w:p>
       <w:pPr>
-        <w:widowControl/>
-        <w:spacing w:line="240" w:lineRule="auto" w:after="0"/>
+        <w:keepNext w:val="0"/>
+        <w:spacing w:after="60" w:line="240" w:lineRule="auto"/>
+        <w:jc w:val="both"/>
       </w:pPr>
       <w:r>
         <w:rPr>
           <w:rFonts w:ascii="Times New Roman" w:hAnsi="Times New Roman" w:eastAsia="Times New Roman"/>
           <w:b w:val="0"/>
           <w:i w:val="0"/>
-          <w:color w:val="181A1F"/>
           <w:sz w:val="28"/>
         </w:rPr>
-        <w:t>6) личное поручительство.</w:t>
+        <w:t>5) эмоциональное воздействие</w:t>
       </w:r>
     </w:p>
     <w:p>
       <w:pPr>
-        <w:widowControl/>
-        <w:spacing w:line="240" w:lineRule="auto" w:after="0"/>
+        <w:keepNext w:val="0"/>
+        <w:spacing w:after="60" w:line="240" w:lineRule="auto"/>
+        <w:jc w:val="both"/>
       </w:pPr>
       <w:r>
         <w:rPr>
           <w:rFonts w:ascii="Times New Roman" w:hAnsi="Times New Roman" w:eastAsia="Times New Roman"/>
           <w:b w:val="0"/>
           <w:i w:val="0"/>
-          <w:color w:val="181A1F"/>
           <w:sz w:val="28"/>
         </w:rPr>
-        <w:t>Найдите две меры, «выпадающие» из общего ряда, и запишите в таблицу цифры, под которыми они указаны.</w:t>
+        <w:t>6) логическая стройность</w:t>
       </w:r>
     </w:p>
     <w:p>
       <w:pPr>
-        <w:keepNext/>
-        <w:widowControl/>
-        <w:spacing w:line="240" w:lineRule="auto" w:after="0" w:before="120"/>
-      </w:pPr>
-      <w:r>
-        <w:rPr>
-          <w:rFonts w:ascii="Times New Roman" w:hAnsi="Times New Roman" w:eastAsia="Times New Roman"/>
-          <w:b/>
-          <w:color w:val="181A1F"/>
-          <w:sz w:val="28"/>
-        </w:rPr>
-        <w:t>4.</w:t>
-      </w:r>
-    </w:p>
-    <w:p>
-      <w:pPr>
-        <w:widowControl/>
-        <w:spacing w:line="240" w:lineRule="auto" w:after="0"/>
+        <w:keepNext w:val="0"/>
+        <w:spacing w:after="60" w:line="240" w:lineRule="auto"/>
+        <w:jc w:val="both"/>
       </w:pPr>
       <w:r>
         <w:rPr>
           <w:rFonts w:ascii="Times New Roman" w:hAnsi="Times New Roman" w:eastAsia="Times New Roman"/>
           <w:b w:val="0"/>
           <w:i w:val="0"/>
-          <w:color w:val="181A1F"/>
           <w:sz w:val="28"/>
         </w:rPr>
-        <w:t>Установите соответствие между проступками и их видами: к каждой позиции, данной в первом столбце, подберите соответствующую позицию из второго столбца.</w:t>
+        <w:t>Ответ:</w:t>
+      </w:r>
+    </w:p>
+    <w:p>
+      <w:pPr>
+        <w:keepNext w:val="0"/>
+        <w:spacing w:after="60" w:line="240" w:lineRule="auto"/>
+        <w:jc w:val="both"/>
+      </w:pPr>
+      <w:r>
+        <w:rPr>
+          <w:rFonts w:ascii="Times New Roman" w:hAnsi="Times New Roman" w:eastAsia="Times New Roman"/>
+          <w:b/>
+          <w:sz w:val="28"/>
+        </w:rPr>
+        <w:t xml:space="preserve">№5 </w:t>
+      </w:r>
+      <w:r>
+        <w:rPr>
+          <w:rFonts w:ascii="Times New Roman" w:hAnsi="Times New Roman" w:eastAsia="Times New Roman"/>
+          <w:b w:val="0"/>
+          <w:i w:val="0"/>
+          <w:sz w:val="28"/>
+        </w:rPr>
+        <w:t>Выберите верные суждения о рынке труда и безработице. Запишите цифры, под которыми они указаны.</w:t>
+      </w:r>
+    </w:p>
+    <w:p>
+      <w:pPr>
+        <w:keepNext w:val="0"/>
+        <w:spacing w:after="60" w:line="240" w:lineRule="auto"/>
+        <w:jc w:val="both"/>
+      </w:pPr>
+      <w:r>
+        <w:rPr>
+          <w:rFonts w:ascii="Times New Roman" w:hAnsi="Times New Roman" w:eastAsia="Times New Roman"/>
+          <w:b w:val="0"/>
+          <w:i w:val="0"/>
+          <w:sz w:val="28"/>
+        </w:rPr>
+        <w:t>1) Полная занятость предполагает отсутствие фрикционной и структурной безработицы.</w:t>
+      </w:r>
+    </w:p>
+    <w:p>
+      <w:pPr>
+        <w:keepNext w:val="0"/>
+        <w:spacing w:after="60" w:line="240" w:lineRule="auto"/>
+        <w:jc w:val="both"/>
+      </w:pPr>
+      <w:r>
+        <w:rPr>
+          <w:rFonts w:ascii="Times New Roman" w:hAnsi="Times New Roman" w:eastAsia="Times New Roman"/>
+          <w:b w:val="0"/>
+          <w:i w:val="0"/>
+          <w:sz w:val="28"/>
+        </w:rPr>
+        <w:t>2) Предложение на рынке труда формируют работодатели.</w:t>
+      </w:r>
+    </w:p>
+    <w:p>
+      <w:pPr>
+        <w:keepNext w:val="0"/>
+        <w:spacing w:after="60" w:line="240" w:lineRule="auto"/>
+        <w:jc w:val="both"/>
+      </w:pPr>
+      <w:r>
+        <w:rPr>
+          <w:rFonts w:ascii="Times New Roman" w:hAnsi="Times New Roman" w:eastAsia="Times New Roman"/>
+          <w:b w:val="0"/>
+          <w:i w:val="0"/>
+          <w:sz w:val="28"/>
+        </w:rPr>
+        <w:t>3) Фрикционная безработица связана с территориальной, профессиональной мобильностью работников.</w:t>
+      </w:r>
+    </w:p>
+    <w:p>
+      <w:pPr>
+        <w:keepNext w:val="0"/>
+        <w:spacing w:after="60" w:line="240" w:lineRule="auto"/>
+        <w:jc w:val="both"/>
+      </w:pPr>
+      <w:r>
+        <w:rPr>
+          <w:rFonts w:ascii="Times New Roman" w:hAnsi="Times New Roman" w:eastAsia="Times New Roman"/>
+          <w:b w:val="0"/>
+          <w:i w:val="0"/>
+          <w:sz w:val="28"/>
+        </w:rPr>
+        <w:t>4) Государственные меры обеспечения занятости включают содействие трудоустройству лиц, потерявших работу.</w:t>
+      </w:r>
+    </w:p>
+    <w:p>
+      <w:pPr>
+        <w:keepNext w:val="0"/>
+        <w:spacing w:after="60" w:line="240" w:lineRule="auto"/>
+        <w:jc w:val="both"/>
+      </w:pPr>
+      <w:r>
+        <w:rPr>
+          <w:rFonts w:ascii="Times New Roman" w:hAnsi="Times New Roman" w:eastAsia="Times New Roman"/>
+          <w:b w:val="0"/>
+          <w:i w:val="0"/>
+          <w:sz w:val="28"/>
+        </w:rPr>
+        <w:t>5) Безработные не включаются в состав трудоспособного населения и в численность рабочей силы страны.</w:t>
+      </w:r>
+    </w:p>
+    <w:p>
+      <w:pPr>
+        <w:keepNext w:val="0"/>
+        <w:spacing w:after="60" w:line="240" w:lineRule="auto"/>
+        <w:jc w:val="both"/>
+      </w:pPr>
+      <w:r>
+        <w:rPr>
+          <w:rFonts w:ascii="Times New Roman" w:hAnsi="Times New Roman" w:eastAsia="Times New Roman"/>
+          <w:b w:val="0"/>
+          <w:i w:val="0"/>
+          <w:sz w:val="28"/>
+        </w:rPr>
+        <w:t>Ответ:</w:t>
+      </w:r>
+    </w:p>
+    <w:p>
+      <w:pPr>
+        <w:keepNext w:val="0"/>
+        <w:spacing w:after="60" w:line="240" w:lineRule="auto"/>
+        <w:jc w:val="both"/>
+      </w:pPr>
+      <w:r>
+        <w:rPr>
+          <w:rFonts w:ascii="Times New Roman" w:hAnsi="Times New Roman" w:eastAsia="Times New Roman"/>
+          <w:b/>
+          <w:sz w:val="28"/>
+        </w:rPr>
+        <w:t xml:space="preserve">№6 </w:t>
+      </w:r>
+      <w:r>
+        <w:rPr>
+          <w:rFonts w:ascii="Times New Roman" w:hAnsi="Times New Roman" w:eastAsia="Times New Roman"/>
+          <w:b w:val="0"/>
+          <w:i w:val="0"/>
+          <w:sz w:val="28"/>
+        </w:rPr>
+        <w:t xml:space="preserve">Установите соответствие между социально-экономическими явлениями и инфляцией: к каждой позиции, данной в первом столбце, подберите соответствующую позицию из второго столбца. </w:t>
       </w:r>
     </w:p>
     <w:tbl>
@@ -748,38 +1069,52 @@
         <w:tc>
           <w:tcPr>
             <w:tcW w:type="dxa" w:w="5128"/>
+            <w:vAlign w:val="center"/>
+            <w:tcMar>
+              <w:top w:w="80" w:type="dxa"/>
+              <w:start w:w="100" w:type="dxa"/>
+              <w:bottom w:w="80" w:type="dxa"/>
+              <w:end w:w="100" w:type="dxa"/>
+            </w:tcMar>
           </w:tcPr>
           <w:p>
             <w:pPr>
+              <w:keepNext w:val="0"/>
               <w:spacing w:after="0" w:line="240" w:lineRule="auto"/>
+              <w:jc w:val="left"/>
             </w:pPr>
             <w:r>
               <w:rPr>
                 <w:rFonts w:ascii="Times New Roman" w:hAnsi="Times New Roman" w:eastAsia="Times New Roman"/>
-                <w:b/>
-                <w:color w:val="181A1F"/>
                 <w:sz w:val="28"/>
               </w:rPr>
-              <w:t>ПРОСТУПКИ</w:t>
+              <w:t>СОЦИАЛЬНО-ЭКОНОМИЧЕСКИЕ ЯВЛЕНИЯ</w:t>
             </w:r>
           </w:p>
         </w:tc>
         <w:tc>
           <w:tcPr>
             <w:tcW w:type="dxa" w:w="5128"/>
+            <w:vAlign w:val="center"/>
+            <w:tcMar>
+              <w:top w:w="80" w:type="dxa"/>
+              <w:start w:w="100" w:type="dxa"/>
+              <w:bottom w:w="80" w:type="dxa"/>
+              <w:end w:w="100" w:type="dxa"/>
+            </w:tcMar>
           </w:tcPr>
           <w:p>
             <w:pPr>
+              <w:keepNext w:val="0"/>
               <w:spacing w:after="0" w:line="240" w:lineRule="auto"/>
+              <w:jc w:val="left"/>
             </w:pPr>
             <w:r>
               <w:rPr>
                 <w:rFonts w:ascii="Times New Roman" w:hAnsi="Times New Roman" w:eastAsia="Times New Roman"/>
-                <w:b/>
-                <w:color w:val="181A1F"/>
                 <w:sz w:val="28"/>
               </w:rPr>
-              <w:t>ВИДЫ ПРОСТУПКОВ</w:t>
+              <w:t>ИНФЛЯЦИЯ</w:t>
             </w:r>
           </w:p>
         </w:tc>
@@ -788,64 +1123,69 @@
         <w:tc>
           <w:tcPr>
             <w:tcW w:type="dxa" w:w="5128"/>
+            <w:vAlign w:val="center"/>
+            <w:tcMar>
+              <w:top w:w="80" w:type="dxa"/>
+              <w:start w:w="100" w:type="dxa"/>
+              <w:bottom w:w="80" w:type="dxa"/>
+              <w:end w:w="100" w:type="dxa"/>
+            </w:tcMar>
           </w:tcPr>
           <w:p>
             <w:pPr>
+              <w:keepNext w:val="0"/>
               <w:spacing w:after="0" w:line="240" w:lineRule="auto"/>
+              <w:jc w:val="left"/>
             </w:pPr>
             <w:r>
               <w:rPr>
                 <w:rFonts w:ascii="Times New Roman" w:hAnsi="Times New Roman" w:eastAsia="Times New Roman"/>
-                <w:color w:val="181A1F"/>
                 <w:sz w:val="28"/>
               </w:rPr>
-              <w:t>А) остановка автомобиля под запрещающим знаком</w:t>
-              <w:br/>
-              <w:t>Б) нарушение авторского права</w:t>
-              <w:br/>
-              <w:t>В) опоздание на службу</w:t>
-              <w:br/>
-              <w:t>Г) невыплата процентов по кредиту</w:t>
-              <w:br/>
-              <w:t>Д) нарушение правил пожарной безопасности</w:t>
+              <w:t>A) чрезмерное расширение денежной массы за счёт проведения массового кредитования Б) дефицит государственного бюджета B) обесценивание денег Г) временный отказ от эмиссии денег Д) искажение всех основных экономических показателей</w:t>
             </w:r>
           </w:p>
         </w:tc>
         <w:tc>
           <w:tcPr>
             <w:tcW w:type="dxa" w:w="5128"/>
+            <w:vAlign w:val="center"/>
+            <w:tcMar>
+              <w:top w:w="80" w:type="dxa"/>
+              <w:start w:w="100" w:type="dxa"/>
+              <w:bottom w:w="80" w:type="dxa"/>
+              <w:end w:w="100" w:type="dxa"/>
+            </w:tcMar>
           </w:tcPr>
           <w:p>
             <w:pPr>
+              <w:keepNext w:val="0"/>
               <w:spacing w:after="0" w:line="240" w:lineRule="auto"/>
+              <w:jc w:val="left"/>
             </w:pPr>
             <w:r>
               <w:rPr>
                 <w:rFonts w:ascii="Times New Roman" w:hAnsi="Times New Roman" w:eastAsia="Times New Roman"/>
-                <w:color w:val="181A1F"/>
                 <w:sz w:val="28"/>
               </w:rPr>
-              <w:t>1) гражданские проступки</w:t>
-              <w:br/>
-              <w:t>2) административные проступки</w:t>
-              <w:br/>
-              <w:t>3) дисциплинарные проступки</w:t>
+              <w:t>1) причины 2) последствия</w:t>
             </w:r>
           </w:p>
         </w:tc>
       </w:tr>
     </w:tbl>
+    <w:p/>
     <w:p>
       <w:pPr>
-        <w:widowControl/>
-        <w:spacing w:line="240" w:lineRule="auto" w:after="0"/>
+        <w:keepNext w:val="0"/>
+        <w:spacing w:after="60" w:line="240" w:lineRule="auto"/>
+        <w:jc w:val="both"/>
       </w:pPr>
       <w:r>
         <w:rPr>
           <w:rFonts w:ascii="Times New Roman" w:hAnsi="Times New Roman" w:eastAsia="Times New Roman"/>
           <w:b w:val="0"/>
           <w:i w:val="0"/>
-          <w:color w:val="181A1F"/>
           <w:sz w:val="28"/>
         </w:rPr>
         <w:t>Запишите в ответ цифры, расположив их в порядке, соответствующем буквам:</w:t>
@@ -869,16 +1209,23 @@
         <w:tc>
           <w:tcPr>
             <w:tcW w:type="dxa" w:w="2051"/>
+            <w:vAlign w:val="center"/>
+            <w:tcMar>
+              <w:top w:w="80" w:type="dxa"/>
+              <w:start w:w="100" w:type="dxa"/>
+              <w:bottom w:w="80" w:type="dxa"/>
+              <w:end w:w="100" w:type="dxa"/>
+            </w:tcMar>
           </w:tcPr>
           <w:p>
             <w:pPr>
+              <w:keepNext w:val="0"/>
               <w:spacing w:after="0" w:line="240" w:lineRule="auto"/>
+              <w:jc w:val="left"/>
             </w:pPr>
             <w:r>
               <w:rPr>
                 <w:rFonts w:ascii="Times New Roman" w:hAnsi="Times New Roman" w:eastAsia="Times New Roman"/>
-                <w:b/>
-                <w:color w:val="181A1F"/>
                 <w:sz w:val="28"/>
               </w:rPr>
               <w:t>A</w:t>
@@ -888,16 +1235,23 @@
         <w:tc>
           <w:tcPr>
             <w:tcW w:type="dxa" w:w="2051"/>
+            <w:vAlign w:val="center"/>
+            <w:tcMar>
+              <w:top w:w="80" w:type="dxa"/>
+              <w:start w:w="100" w:type="dxa"/>
+              <w:bottom w:w="80" w:type="dxa"/>
+              <w:end w:w="100" w:type="dxa"/>
+            </w:tcMar>
           </w:tcPr>
           <w:p>
             <w:pPr>
+              <w:keepNext w:val="0"/>
               <w:spacing w:after="0" w:line="240" w:lineRule="auto"/>
+              <w:jc w:val="left"/>
             </w:pPr>
             <w:r>
               <w:rPr>
                 <w:rFonts w:ascii="Times New Roman" w:hAnsi="Times New Roman" w:eastAsia="Times New Roman"/>
-                <w:b/>
-                <w:color w:val="181A1F"/>
                 <w:sz w:val="28"/>
               </w:rPr>
               <w:t>Б</w:t>
@@ -907,16 +1261,23 @@
         <w:tc>
           <w:tcPr>
             <w:tcW w:type="dxa" w:w="2051"/>
+            <w:vAlign w:val="center"/>
+            <w:tcMar>
+              <w:top w:w="80" w:type="dxa"/>
+              <w:start w:w="100" w:type="dxa"/>
+              <w:bottom w:w="80" w:type="dxa"/>
+              <w:end w:w="100" w:type="dxa"/>
+            </w:tcMar>
           </w:tcPr>
           <w:p>
             <w:pPr>
+              <w:keepNext w:val="0"/>
               <w:spacing w:after="0" w:line="240" w:lineRule="auto"/>
+              <w:jc w:val="left"/>
             </w:pPr>
             <w:r>
               <w:rPr>
                 <w:rFonts w:ascii="Times New Roman" w:hAnsi="Times New Roman" w:eastAsia="Times New Roman"/>
-                <w:b/>
-                <w:color w:val="181A1F"/>
                 <w:sz w:val="28"/>
               </w:rPr>
               <w:t>В</w:t>
@@ -926,16 +1287,23 @@
         <w:tc>
           <w:tcPr>
             <w:tcW w:type="dxa" w:w="2051"/>
+            <w:vAlign w:val="center"/>
+            <w:tcMar>
+              <w:top w:w="80" w:type="dxa"/>
+              <w:start w:w="100" w:type="dxa"/>
+              <w:bottom w:w="80" w:type="dxa"/>
+              <w:end w:w="100" w:type="dxa"/>
+            </w:tcMar>
           </w:tcPr>
           <w:p>
             <w:pPr>
+              <w:keepNext w:val="0"/>
               <w:spacing w:after="0" w:line="240" w:lineRule="auto"/>
+              <w:jc w:val="left"/>
             </w:pPr>
             <w:r>
               <w:rPr>
                 <w:rFonts w:ascii="Times New Roman" w:hAnsi="Times New Roman" w:eastAsia="Times New Roman"/>
-                <w:b/>
-                <w:color w:val="181A1F"/>
                 <w:sz w:val="28"/>
               </w:rPr>
               <w:t>Г</w:t>
@@ -945,16 +1313,23 @@
         <w:tc>
           <w:tcPr>
             <w:tcW w:type="dxa" w:w="2051"/>
+            <w:vAlign w:val="center"/>
+            <w:tcMar>
+              <w:top w:w="80" w:type="dxa"/>
+              <w:start w:w="100" w:type="dxa"/>
+              <w:bottom w:w="80" w:type="dxa"/>
+              <w:end w:w="100" w:type="dxa"/>
+            </w:tcMar>
           </w:tcPr>
           <w:p>
             <w:pPr>
+              <w:keepNext w:val="0"/>
               <w:spacing w:after="0" w:line="240" w:lineRule="auto"/>
+              <w:jc w:val="left"/>
             </w:pPr>
             <w:r>
               <w:rPr>
                 <w:rFonts w:ascii="Times New Roman" w:hAnsi="Times New Roman" w:eastAsia="Times New Roman"/>
-                <w:b/>
-                <w:color w:val="181A1F"/>
                 <w:sz w:val="28"/>
               </w:rPr>
               <w:t>Д</w:t>
@@ -966,15 +1341,23 @@
         <w:tc>
           <w:tcPr>
             <w:tcW w:type="dxa" w:w="2051"/>
+            <w:vAlign w:val="center"/>
+            <w:tcMar>
+              <w:top w:w="80" w:type="dxa"/>
+              <w:start w:w="100" w:type="dxa"/>
+              <w:bottom w:w="80" w:type="dxa"/>
+              <w:end w:w="100" w:type="dxa"/>
+            </w:tcMar>
           </w:tcPr>
           <w:p>
             <w:pPr>
+              <w:keepNext w:val="0"/>
               <w:spacing w:after="0" w:line="240" w:lineRule="auto"/>
+              <w:jc w:val="left"/>
             </w:pPr>
             <w:r>
               <w:rPr>
                 <w:rFonts w:ascii="Times New Roman" w:hAnsi="Times New Roman" w:eastAsia="Times New Roman"/>
-                <w:color w:val="181A1F"/>
                 <w:sz w:val="28"/>
               </w:rPr>
             </w:r>
@@ -983,15 +1366,23 @@
         <w:tc>
           <w:tcPr>
             <w:tcW w:type="dxa" w:w="2051"/>
+            <w:vAlign w:val="center"/>
+            <w:tcMar>
+              <w:top w:w="80" w:type="dxa"/>
+              <w:start w:w="100" w:type="dxa"/>
+              <w:bottom w:w="80" w:type="dxa"/>
+              <w:end w:w="100" w:type="dxa"/>
+            </w:tcMar>
           </w:tcPr>
           <w:p>
             <w:pPr>
+              <w:keepNext w:val="0"/>
               <w:spacing w:after="0" w:line="240" w:lineRule="auto"/>
+              <w:jc w:val="left"/>
             </w:pPr>
             <w:r>
               <w:rPr>
                 <w:rFonts w:ascii="Times New Roman" w:hAnsi="Times New Roman" w:eastAsia="Times New Roman"/>
-                <w:color w:val="181A1F"/>
                 <w:sz w:val="28"/>
               </w:rPr>
             </w:r>
@@ -1000,15 +1391,23 @@
         <w:tc>
           <w:tcPr>
             <w:tcW w:type="dxa" w:w="2051"/>
+            <w:vAlign w:val="center"/>
+            <w:tcMar>
+              <w:top w:w="80" w:type="dxa"/>
+              <w:start w:w="100" w:type="dxa"/>
+              <w:bottom w:w="80" w:type="dxa"/>
+              <w:end w:w="100" w:type="dxa"/>
+            </w:tcMar>
           </w:tcPr>
           <w:p>
             <w:pPr>
+              <w:keepNext w:val="0"/>
               <w:spacing w:after="0" w:line="240" w:lineRule="auto"/>
+              <w:jc w:val="left"/>
             </w:pPr>
             <w:r>
               <w:rPr>
                 <w:rFonts w:ascii="Times New Roman" w:hAnsi="Times New Roman" w:eastAsia="Times New Roman"/>
-                <w:color w:val="181A1F"/>
                 <w:sz w:val="28"/>
               </w:rPr>
             </w:r>
@@ -1017,15 +1416,23 @@
         <w:tc>
           <w:tcPr>
             <w:tcW w:type="dxa" w:w="2051"/>
+            <w:vAlign w:val="center"/>
+            <w:tcMar>
+              <w:top w:w="80" w:type="dxa"/>
+              <w:start w:w="100" w:type="dxa"/>
+              <w:bottom w:w="80" w:type="dxa"/>
+              <w:end w:w="100" w:type="dxa"/>
+            </w:tcMar>
           </w:tcPr>
           <w:p>
             <w:pPr>
+              <w:keepNext w:val="0"/>
               <w:spacing w:after="0" w:line="240" w:lineRule="auto"/>
+              <w:jc w:val="left"/>
             </w:pPr>
             <w:r>
               <w:rPr>
                 <w:rFonts w:ascii="Times New Roman" w:hAnsi="Times New Roman" w:eastAsia="Times New Roman"/>
-                <w:color w:val="181A1F"/>
                 <w:sz w:val="28"/>
               </w:rPr>
             </w:r>
@@ -1034,15 +1441,23 @@
         <w:tc>
           <w:tcPr>
             <w:tcW w:type="dxa" w:w="2051"/>
+            <w:vAlign w:val="center"/>
+            <w:tcMar>
+              <w:top w:w="80" w:type="dxa"/>
+              <w:start w:w="100" w:type="dxa"/>
+              <w:bottom w:w="80" w:type="dxa"/>
+              <w:end w:w="100" w:type="dxa"/>
+            </w:tcMar>
           </w:tcPr>
           <w:p>
             <w:pPr>
+              <w:keepNext w:val="0"/>
               <w:spacing w:after="0" w:line="240" w:lineRule="auto"/>
+              <w:jc w:val="left"/>
             </w:pPr>
             <w:r>
               <w:rPr>
                 <w:rFonts w:ascii="Times New Roman" w:hAnsi="Times New Roman" w:eastAsia="Times New Roman"/>
-                <w:color w:val="181A1F"/>
                 <w:sz w:val="28"/>
               </w:rPr>
             </w:r>
@@ -1050,276 +1465,853 @@
         </w:tc>
       </w:tr>
     </w:tbl>
+    <w:p/>
     <w:p>
       <w:pPr>
-        <w:keepNext/>
-        <w:widowControl/>
-        <w:spacing w:line="240" w:lineRule="auto" w:after="0" w:before="120"/>
-      </w:pPr>
-      <w:r>
-        <w:rPr>
-          <w:rFonts w:ascii="Times New Roman" w:hAnsi="Times New Roman" w:eastAsia="Times New Roman"/>
-          <w:b/>
-          <w:color w:val="181A1F"/>
-          <w:sz w:val="28"/>
-        </w:rPr>
-        <w:t>5.</w:t>
-      </w:r>
-    </w:p>
-    <w:p>
-      <w:pPr>
-        <w:widowControl/>
-        <w:spacing w:line="240" w:lineRule="auto" w:after="0"/>
+        <w:keepNext w:val="0"/>
+        <w:spacing w:after="60" w:line="240" w:lineRule="auto"/>
+        <w:jc w:val="both"/>
       </w:pPr>
       <w:r>
         <w:rPr>
           <w:rFonts w:ascii="Times New Roman" w:hAnsi="Times New Roman" w:eastAsia="Times New Roman"/>
           <w:b w:val="0"/>
           <w:i w:val="0"/>
-          <w:color w:val="181A1F"/>
           <w:sz w:val="28"/>
         </w:rPr>
-        <w:t xml:space="preserve">Пётр Васильевич — совершеннолетний гражданин Российской Федерации. Что из перечисленного ниже относится к его правам как налогоплательщика? Запишите цифры, под которыми указаны соответствующие положения. </w:t>
+        <w:t>Ответ:</w:t>
       </w:r>
     </w:p>
     <w:p>
       <w:pPr>
-        <w:widowControl/>
-        <w:spacing w:line="240" w:lineRule="auto" w:after="0"/>
-      </w:pPr>
+        <w:keepNext w:val="0"/>
+        <w:spacing w:after="60" w:line="240" w:lineRule="auto"/>
+        <w:jc w:val="both"/>
+      </w:pPr>
+      <w:r>
+        <w:rPr>
+          <w:rFonts w:ascii="Times New Roman" w:hAnsi="Times New Roman" w:eastAsia="Times New Roman"/>
+          <w:b/>
+          <w:sz w:val="28"/>
+        </w:rPr>
+        <w:t xml:space="preserve">№7 </w:t>
+      </w:r>
       <w:r>
         <w:rPr>
           <w:rFonts w:ascii="Times New Roman" w:hAnsi="Times New Roman" w:eastAsia="Times New Roman"/>
           <w:b w:val="0"/>
           <w:i w:val="0"/>
-          <w:color w:val="181A1F"/>
           <w:sz w:val="28"/>
         </w:rPr>
-        <w:t>1) получать по месту своего учёта от налоговых органов бесплатную информацию (в том числе в письменной форме) о действующих налогах и сборах</w:t>
+        <w:t>Представьте, что Вы помогаете учителю оформить презентацию к уроку обществознания по теме «Налоговая система в Российской Федерации». Один из слайдов называется «Федеральные налоги и сборы». Что из перечисленного Вы включили бы в этот слайд? Запишите цифры, под которыми указаны федеральные налоги и сборы.</w:t>
       </w:r>
     </w:p>
     <w:p>
       <w:pPr>
-        <w:widowControl/>
-        <w:spacing w:line="240" w:lineRule="auto" w:after="0"/>
+        <w:keepNext w:val="0"/>
+        <w:spacing w:after="60" w:line="240" w:lineRule="auto"/>
+        <w:jc w:val="both"/>
       </w:pPr>
       <w:r>
         <w:rPr>
           <w:rFonts w:ascii="Times New Roman" w:hAnsi="Times New Roman" w:eastAsia="Times New Roman"/>
           <w:b w:val="0"/>
           <w:i w:val="0"/>
-          <w:color w:val="181A1F"/>
           <w:sz w:val="28"/>
         </w:rPr>
-        <w:t>2) уплачивать законно установленные налоги</w:t>
+        <w:t>1) налог на добавленную стоимость</w:t>
       </w:r>
     </w:p>
     <w:p>
       <w:pPr>
-        <w:widowControl/>
-        <w:spacing w:line="240" w:lineRule="auto" w:after="0"/>
+        <w:keepNext w:val="0"/>
+        <w:spacing w:after="60" w:line="240" w:lineRule="auto"/>
+        <w:jc w:val="both"/>
       </w:pPr>
       <w:r>
         <w:rPr>
           <w:rFonts w:ascii="Times New Roman" w:hAnsi="Times New Roman" w:eastAsia="Times New Roman"/>
           <w:b w:val="0"/>
           <w:i w:val="0"/>
-          <w:color w:val="181A1F"/>
           <w:sz w:val="28"/>
         </w:rPr>
-        <w:t>3) использовать налоговые льготы при наличии оснований и в порядке, установленном законодательством о налогах и сборах</w:t>
+        <w:t>2) земельный налог</w:t>
       </w:r>
     </w:p>
     <w:p>
       <w:pPr>
-        <w:widowControl/>
-        <w:spacing w:line="240" w:lineRule="auto" w:after="0"/>
+        <w:keepNext w:val="0"/>
+        <w:spacing w:after="60" w:line="240" w:lineRule="auto"/>
+        <w:jc w:val="both"/>
       </w:pPr>
       <w:r>
         <w:rPr>
           <w:rFonts w:ascii="Times New Roman" w:hAnsi="Times New Roman" w:eastAsia="Times New Roman"/>
           <w:b w:val="0"/>
           <w:i w:val="0"/>
-          <w:color w:val="181A1F"/>
           <w:sz w:val="28"/>
         </w:rPr>
-        <w:t>4) требовать от должностных лиц налоговых органов и иных уполномоченных органов соблюдения законодательства о налогах и сборах при совершении ими действий в отношении налогоплательщика</w:t>
+        <w:t>3) государственная пошлина</w:t>
       </w:r>
     </w:p>
     <w:p>
       <w:pPr>
-        <w:widowControl/>
-        <w:spacing w:line="240" w:lineRule="auto" w:after="0"/>
+        <w:keepNext w:val="0"/>
+        <w:spacing w:after="60" w:line="240" w:lineRule="auto"/>
+        <w:jc w:val="both"/>
       </w:pPr>
       <w:r>
         <w:rPr>
           <w:rFonts w:ascii="Times New Roman" w:hAnsi="Times New Roman" w:eastAsia="Times New Roman"/>
           <w:b w:val="0"/>
           <w:i w:val="0"/>
-          <w:color w:val="181A1F"/>
           <w:sz w:val="28"/>
         </w:rPr>
-        <w:t>5) встать на учёт в налоговых органах, если это предусмотрено Налоговым кодексом РФ</w:t>
+        <w:t>4) налог на имущество физических лиц</w:t>
       </w:r>
     </w:p>
     <w:p>
       <w:pPr>
-        <w:widowControl/>
-        <w:spacing w:line="240" w:lineRule="auto" w:after="0"/>
+        <w:keepNext w:val="0"/>
+        <w:spacing w:after="60" w:line="240" w:lineRule="auto"/>
+        <w:jc w:val="both"/>
       </w:pPr>
       <w:r>
         <w:rPr>
           <w:rFonts w:ascii="Times New Roman" w:hAnsi="Times New Roman" w:eastAsia="Times New Roman"/>
           <w:b w:val="0"/>
           <w:i w:val="0"/>
-          <w:color w:val="181A1F"/>
           <w:sz w:val="28"/>
         </w:rPr>
-        <w:t>6) вести в установленном порядке учёт своих доходов (расходов) и объектов налогообложения, если это предусмотрено законодательством о налогах и сборах</w:t>
+        <w:t>5) налог на прибыль организаций</w:t>
       </w:r>
     </w:p>
     <w:p>
       <w:pPr>
-        <w:keepNext/>
-        <w:widowControl/>
-        <w:spacing w:line="240" w:lineRule="auto" w:after="0" w:before="120"/>
-      </w:pPr>
-      <w:r>
-        <w:rPr>
-          <w:rFonts w:ascii="Times New Roman" w:hAnsi="Times New Roman" w:eastAsia="Times New Roman"/>
-          <w:b/>
-          <w:color w:val="181A1F"/>
-          <w:sz w:val="28"/>
-        </w:rPr>
-        <w:t>6.</w:t>
-      </w:r>
-    </w:p>
-    <w:p>
-      <w:pPr>
-        <w:widowControl/>
-        <w:spacing w:line="240" w:lineRule="auto" w:after="0"/>
+        <w:keepNext w:val="0"/>
+        <w:spacing w:after="60" w:line="240" w:lineRule="auto"/>
+        <w:jc w:val="both"/>
       </w:pPr>
       <w:r>
         <w:rPr>
           <w:rFonts w:ascii="Times New Roman" w:hAnsi="Times New Roman" w:eastAsia="Times New Roman"/>
           <w:b w:val="0"/>
           <w:i w:val="0"/>
-          <w:color w:val="181A1F"/>
           <w:sz w:val="28"/>
         </w:rPr>
-        <w:t>Выберите верные суждения о нормах семейного права РФ и запишите цифры, под которыми они указаны.</w:t>
+        <w:t>6) водный налог</w:t>
       </w:r>
     </w:p>
     <w:p>
       <w:pPr>
-        <w:widowControl/>
-        <w:spacing w:line="240" w:lineRule="auto" w:after="0"/>
+        <w:keepNext w:val="0"/>
+        <w:spacing w:after="60" w:line="240" w:lineRule="auto"/>
+        <w:jc w:val="both"/>
       </w:pPr>
       <w:r>
         <w:rPr>
           <w:rFonts w:ascii="Times New Roman" w:hAnsi="Times New Roman" w:eastAsia="Times New Roman"/>
           <w:b w:val="0"/>
           <w:i w:val="0"/>
-          <w:color w:val="181A1F"/>
           <w:sz w:val="28"/>
         </w:rPr>
-        <w:t>1) Заключение брака производится в личном присутствии лиц, вступающих в брак.</w:t>
+        <w:t>Ответ:</w:t>
       </w:r>
     </w:p>
     <w:p>
       <w:pPr>
-        <w:widowControl/>
-        <w:spacing w:line="240" w:lineRule="auto" w:after="0"/>
-      </w:pPr>
+        <w:keepNext w:val="0"/>
+        <w:spacing w:after="60" w:line="240" w:lineRule="auto"/>
+        <w:jc w:val="both"/>
+      </w:pPr>
+      <w:r>
+        <w:rPr>
+          <w:rFonts w:ascii="Times New Roman" w:hAnsi="Times New Roman" w:eastAsia="Times New Roman"/>
+          <w:b/>
+          <w:sz w:val="28"/>
+        </w:rPr>
+        <w:t xml:space="preserve">№8 </w:t>
+      </w:r>
       <w:r>
         <w:rPr>
           <w:rFonts w:ascii="Times New Roman" w:hAnsi="Times New Roman" w:eastAsia="Times New Roman"/>
           <w:b w:val="0"/>
           <w:i w:val="0"/>
-          <w:color w:val="181A1F"/>
           <w:sz w:val="28"/>
         </w:rPr>
-        <w:t>2) В РФ допускается брак между усыновлёнными и усыновителями.</w:t>
+        <w:t>Выберите верные суждения об отклоняющемся поведении и запишите цифры, под которыми они указаны.</w:t>
       </w:r>
     </w:p>
     <w:p>
       <w:pPr>
-        <w:widowControl/>
-        <w:spacing w:line="240" w:lineRule="auto" w:after="0"/>
+        <w:keepNext w:val="0"/>
+        <w:spacing w:after="60" w:line="240" w:lineRule="auto"/>
+        <w:jc w:val="both"/>
       </w:pPr>
       <w:r>
         <w:rPr>
           <w:rFonts w:ascii="Times New Roman" w:hAnsi="Times New Roman" w:eastAsia="Times New Roman"/>
           <w:b w:val="0"/>
           <w:i w:val="0"/>
-          <w:color w:val="181A1F"/>
           <w:sz w:val="28"/>
         </w:rPr>
-        <w:t>3) Фактическое прекращение супружеских отношений влечёт прекращения брака после пяти лет раздельного проживания супругов.</w:t>
+        <w:t>1) Отклоняющееся поведение подразумевает отклонение от принятых в обществе норм.</w:t>
       </w:r>
     </w:p>
     <w:p>
       <w:pPr>
-        <w:widowControl/>
-        <w:spacing w:line="240" w:lineRule="auto" w:after="0"/>
+        <w:keepNext w:val="0"/>
+        <w:spacing w:after="60" w:line="240" w:lineRule="auto"/>
+        <w:jc w:val="both"/>
       </w:pPr>
       <w:r>
         <w:rPr>
           <w:rFonts w:ascii="Times New Roman" w:hAnsi="Times New Roman" w:eastAsia="Times New Roman"/>
           <w:b w:val="0"/>
           <w:i w:val="0"/>
-          <w:color w:val="181A1F"/>
           <w:sz w:val="28"/>
         </w:rPr>
-        <w:t>4) Каждый из супругов свободен в выборе рода занятий, профессии, мест пребывания и жительства.</w:t>
+        <w:t>2) Отклоняющееся поведение всегда пресекается государственными органами правопорядка.</w:t>
       </w:r>
     </w:p>
     <w:p>
       <w:pPr>
-        <w:widowControl/>
-        <w:spacing w:line="240" w:lineRule="auto" w:after="0"/>
+        <w:keepNext w:val="0"/>
+        <w:spacing w:after="60" w:line="240" w:lineRule="auto"/>
+        <w:jc w:val="both"/>
       </w:pPr>
       <w:r>
         <w:rPr>
           <w:rFonts w:ascii="Times New Roman" w:hAnsi="Times New Roman" w:eastAsia="Times New Roman"/>
           <w:b w:val="0"/>
           <w:i w:val="0"/>
-          <w:color w:val="181A1F"/>
           <w:sz w:val="28"/>
         </w:rPr>
-        <w:t>5) Родители имеют равные права и несут равные обязанности в отношении своих детей.</w:t>
+        <w:t>3) Отклоняющееся поведение может быть проявлением недостатков социализации.</w:t>
       </w:r>
     </w:p>
     <w:p>
       <w:pPr>
-        <w:keepNext/>
-        <w:widowControl/>
-        <w:spacing w:line="240" w:lineRule="auto" w:after="0" w:before="120"/>
-      </w:pPr>
-      <w:r>
-        <w:rPr>
-          <w:rFonts w:ascii="Times New Roman" w:hAnsi="Times New Roman" w:eastAsia="Times New Roman"/>
-          <w:b/>
-          <w:color w:val="181A1F"/>
-          <w:sz w:val="28"/>
-        </w:rPr>
-        <w:t>7.</w:t>
-      </w:r>
-    </w:p>
-    <w:p>
-      <w:pPr>
-        <w:widowControl/>
-        <w:spacing w:line="240" w:lineRule="auto" w:after="0"/>
+        <w:keepNext w:val="0"/>
+        <w:spacing w:after="60" w:line="240" w:lineRule="auto"/>
+        <w:jc w:val="both"/>
       </w:pPr>
       <w:r>
         <w:rPr>
           <w:rFonts w:ascii="Times New Roman" w:hAnsi="Times New Roman" w:eastAsia="Times New Roman"/>
           <w:b w:val="0"/>
           <w:i w:val="0"/>
-          <w:color w:val="181A1F"/>
           <w:sz w:val="28"/>
         </w:rPr>
-        <w:t>Установите соответствие между санкциями и видами юридической ответственности в Российской Федерации: к каждой позиции, данной в первом столбце, подберите соответствующую позицию из второго столбца.</w:t>
+        <w:t>4) Отклоняющееся поведение связано только с негативными проявлениями.</w:t>
+      </w:r>
+    </w:p>
+    <w:p>
+      <w:pPr>
+        <w:keepNext w:val="0"/>
+        <w:spacing w:after="60" w:line="240" w:lineRule="auto"/>
+        <w:jc w:val="both"/>
+      </w:pPr>
+      <w:r>
+        <w:rPr>
+          <w:rFonts w:ascii="Times New Roman" w:hAnsi="Times New Roman" w:eastAsia="Times New Roman"/>
+          <w:b w:val="0"/>
+          <w:i w:val="0"/>
+          <w:sz w:val="28"/>
+        </w:rPr>
+        <w:t>5) Отклоняющееся поведение может иметь как коллективный, так и индивидуальный характер.</w:t>
+      </w:r>
+    </w:p>
+    <w:p>
+      <w:pPr>
+        <w:keepNext w:val="0"/>
+        <w:spacing w:after="60" w:line="240" w:lineRule="auto"/>
+        <w:jc w:val="both"/>
+      </w:pPr>
+      <w:r>
+        <w:rPr>
+          <w:rFonts w:ascii="Times New Roman" w:hAnsi="Times New Roman" w:eastAsia="Times New Roman"/>
+          <w:b w:val="0"/>
+          <w:i w:val="0"/>
+          <w:sz w:val="28"/>
+        </w:rPr>
+        <w:t>Ответ:</w:t>
+      </w:r>
+    </w:p>
+    <w:p>
+      <w:pPr>
+        <w:keepNext w:val="0"/>
+        <w:spacing w:after="60" w:line="240" w:lineRule="auto"/>
+        <w:jc w:val="both"/>
+      </w:pPr>
+      <w:r>
+        <w:rPr>
+          <w:rFonts w:ascii="Times New Roman" w:hAnsi="Times New Roman" w:eastAsia="Times New Roman"/>
+          <w:b/>
+          <w:sz w:val="28"/>
+        </w:rPr>
+        <w:t xml:space="preserve">№9 </w:t>
+      </w:r>
+      <w:r>
+        <w:rPr>
+          <w:rFonts w:ascii="Times New Roman" w:hAnsi="Times New Roman" w:eastAsia="Times New Roman"/>
+          <w:b w:val="0"/>
+          <w:i w:val="0"/>
+          <w:sz w:val="28"/>
+        </w:rPr>
+        <w:t>В 2005 г. и 2020 г. совершеннолетним жителям страны Z предложили сравнить количество отечественных и импортных продуктов в магазинах в их населённых пунктах. Полученные результаты (в % от числа опрошенных) представлены в виде диаграммы.</w:t>
+      </w:r>
+    </w:p>
+    <w:p>
+      <w:pPr>
+        <w:spacing w:after="80"/>
+        <w:jc w:val="center"/>
+      </w:pPr>
+      <w:r>
+        <w:drawing>
+          <wp:inline xmlns:a="http://schemas.openxmlformats.org/drawingml/2006/main" xmlns:pic="http://schemas.openxmlformats.org/drawingml/2006/picture">
+            <wp:extent cx="3780000" cy="3780000"/>
+            <wp:docPr id="1" name="Picture 1"/>
+            <wp:cNvGraphicFramePr>
+              <a:graphicFrameLocks noChangeAspect="1"/>
+            </wp:cNvGraphicFramePr>
+            <a:graphic>
+              <a:graphicData uri="http://schemas.openxmlformats.org/drawingml/2006/picture">
+                <pic:pic>
+                  <pic:nvPicPr>
+                    <pic:cNvPr id="0" name="asset-0113.png"/>
+                    <pic:cNvPicPr/>
+                  </pic:nvPicPr>
+                  <pic:blipFill>
+                    <a:blip r:embed="rId9"/>
+                    <a:stretch>
+                      <a:fillRect/>
+                    </a:stretch>
+                  </pic:blipFill>
+                  <pic:spPr>
+                    <a:xfrm>
+                      <a:off x="0" y="0"/>
+                      <a:ext cx="3780000" cy="3780000"/>
+                    </a:xfrm>
+                    <a:prstGeom prst="rect"/>
+                  </pic:spPr>
+                </pic:pic>
+              </a:graphicData>
+            </a:graphic>
+          </wp:inline>
+        </w:drawing>
+      </w:r>
+    </w:p>
+    <w:p>
+      <w:pPr>
+        <w:keepNext w:val="0"/>
+        <w:spacing w:after="60" w:line="240" w:lineRule="auto"/>
+        <w:jc w:val="both"/>
+      </w:pPr>
+      <w:r>
+        <w:rPr>
+          <w:rFonts w:ascii="Times New Roman" w:hAnsi="Times New Roman" w:eastAsia="Times New Roman"/>
+          <w:b w:val="0"/>
+          <w:i w:val="0"/>
+          <w:sz w:val="28"/>
+        </w:rPr>
+        <w:t>Найдите в приведённом списке выводы, которые можно сделать на основе диаграммы, и запишите цифры, под которыми они указаны.</w:t>
+      </w:r>
+    </w:p>
+    <w:p>
+      <w:pPr>
+        <w:keepNext w:val="0"/>
+        <w:spacing w:after="60" w:line="240" w:lineRule="auto"/>
+        <w:jc w:val="both"/>
+      </w:pPr>
+      <w:r>
+        <w:rPr>
+          <w:rFonts w:ascii="Times New Roman" w:hAnsi="Times New Roman" w:eastAsia="Times New Roman"/>
+          <w:b w:val="0"/>
+          <w:i w:val="0"/>
+          <w:sz w:val="28"/>
+        </w:rPr>
+        <w:t>1) Доля тех, кто отметил, что в магазинах больше импортных продуктов, не изменилась за 15 лет.</w:t>
+      </w:r>
+    </w:p>
+    <w:p>
+      <w:pPr>
+        <w:keepNext w:val="0"/>
+        <w:spacing w:after="60" w:line="240" w:lineRule="auto"/>
+        <w:jc w:val="both"/>
+      </w:pPr>
+      <w:r>
+        <w:rPr>
+          <w:rFonts w:ascii="Times New Roman" w:hAnsi="Times New Roman" w:eastAsia="Times New Roman"/>
+          <w:b w:val="0"/>
+          <w:i w:val="0"/>
+          <w:sz w:val="28"/>
+        </w:rPr>
+        <w:t>2) В 2005 г. доля тех, кто отметил, что в магазинах больше импортных продуктов, была меньше доли тех, кто затруднился ответить.</w:t>
+      </w:r>
+    </w:p>
+    <w:p>
+      <w:pPr>
+        <w:keepNext w:val="0"/>
+        <w:spacing w:after="60" w:line="240" w:lineRule="auto"/>
+        <w:jc w:val="both"/>
+      </w:pPr>
+      <w:r>
+        <w:rPr>
+          <w:rFonts w:ascii="Times New Roman" w:hAnsi="Times New Roman" w:eastAsia="Times New Roman"/>
+          <w:b w:val="0"/>
+          <w:i w:val="0"/>
+          <w:sz w:val="28"/>
+        </w:rPr>
+        <w:t>3) Доля тех, кто отметил, что в магазинах больше отечественных продуктов, выросла за 15 лет.</w:t>
+      </w:r>
+    </w:p>
+    <w:p>
+      <w:pPr>
+        <w:keepNext w:val="0"/>
+        <w:spacing w:after="60" w:line="240" w:lineRule="auto"/>
+        <w:jc w:val="both"/>
+      </w:pPr>
+      <w:r>
+        <w:rPr>
+          <w:rFonts w:ascii="Times New Roman" w:hAnsi="Times New Roman" w:eastAsia="Times New Roman"/>
+          <w:b w:val="0"/>
+          <w:i w:val="0"/>
+          <w:sz w:val="28"/>
+        </w:rPr>
+        <w:t>4) В 2020 г. половина опрошенных отметили, что в магазине больше отечественных продуктов.</w:t>
+      </w:r>
+    </w:p>
+    <w:p>
+      <w:pPr>
+        <w:keepNext w:val="0"/>
+        <w:spacing w:after="60" w:line="240" w:lineRule="auto"/>
+        <w:jc w:val="both"/>
+      </w:pPr>
+      <w:r>
+        <w:rPr>
+          <w:rFonts w:ascii="Times New Roman" w:hAnsi="Times New Roman" w:eastAsia="Times New Roman"/>
+          <w:b w:val="0"/>
+          <w:i w:val="0"/>
+          <w:sz w:val="28"/>
+        </w:rPr>
+        <w:t>5) Доля тех, кто отметил, что в магазинах примерно равное количество отечественных и импортных продуктов, за 15 лет сократилась.</w:t>
+      </w:r>
+    </w:p>
+    <w:p>
+      <w:pPr>
+        <w:keepNext w:val="0"/>
+        <w:spacing w:after="60" w:line="240" w:lineRule="auto"/>
+        <w:jc w:val="both"/>
+      </w:pPr>
+      <w:r>
+        <w:rPr>
+          <w:rFonts w:ascii="Times New Roman" w:hAnsi="Times New Roman" w:eastAsia="Times New Roman"/>
+          <w:b w:val="0"/>
+          <w:i w:val="0"/>
+          <w:sz w:val="28"/>
+        </w:rPr>
+        <w:t>Ответ:</w:t>
+      </w:r>
+    </w:p>
+    <w:p>
+      <w:pPr>
+        <w:keepNext w:val="0"/>
+        <w:spacing w:after="60" w:line="240" w:lineRule="auto"/>
+        <w:jc w:val="both"/>
+      </w:pPr>
+      <w:r>
+        <w:rPr>
+          <w:rFonts w:ascii="Times New Roman" w:hAnsi="Times New Roman" w:eastAsia="Times New Roman"/>
+          <w:b/>
+          <w:sz w:val="28"/>
+        </w:rPr>
+        <w:t xml:space="preserve">№10 </w:t>
+      </w:r>
+      <w:r>
+        <w:rPr>
+          <w:rFonts w:ascii="Times New Roman" w:hAnsi="Times New Roman" w:eastAsia="Times New Roman"/>
+          <w:b w:val="0"/>
+          <w:i w:val="0"/>
+          <w:sz w:val="28"/>
+        </w:rPr>
+        <w:t>Выберите верные суждения о демократии и запишите цифры, под которыми они указаны.</w:t>
+      </w:r>
+    </w:p>
+    <w:p>
+      <w:pPr>
+        <w:keepNext w:val="0"/>
+        <w:spacing w:after="60" w:line="240" w:lineRule="auto"/>
+        <w:jc w:val="both"/>
+      </w:pPr>
+      <w:r>
+        <w:rPr>
+          <w:rFonts w:ascii="Times New Roman" w:hAnsi="Times New Roman" w:eastAsia="Times New Roman"/>
+          <w:b w:val="0"/>
+          <w:i w:val="0"/>
+          <w:sz w:val="28"/>
+        </w:rPr>
+        <w:t>1) При демократии отсутствует общественный контроль над деятельностью правительства.</w:t>
+      </w:r>
+    </w:p>
+    <w:p>
+      <w:pPr>
+        <w:keepNext w:val="0"/>
+        <w:spacing w:after="60" w:line="240" w:lineRule="auto"/>
+        <w:jc w:val="both"/>
+      </w:pPr>
+      <w:r>
+        <w:rPr>
+          <w:rFonts w:ascii="Times New Roman" w:hAnsi="Times New Roman" w:eastAsia="Times New Roman"/>
+          <w:b w:val="0"/>
+          <w:i w:val="0"/>
+          <w:sz w:val="28"/>
+        </w:rPr>
+        <w:t>2) При демократии народ имеет право самостоятельно решать свою судьбу.</w:t>
+      </w:r>
+    </w:p>
+    <w:p>
+      <w:pPr>
+        <w:keepNext w:val="0"/>
+        <w:spacing w:after="60" w:line="240" w:lineRule="auto"/>
+        <w:jc w:val="both"/>
+      </w:pPr>
+      <w:r>
+        <w:rPr>
+          <w:rFonts w:ascii="Times New Roman" w:hAnsi="Times New Roman" w:eastAsia="Times New Roman"/>
+          <w:b w:val="0"/>
+          <w:i w:val="0"/>
+          <w:sz w:val="28"/>
+        </w:rPr>
+        <w:t>3) Личность человека признаётся наивысшей ценностью в демократическом государстве.</w:t>
+      </w:r>
+    </w:p>
+    <w:p>
+      <w:pPr>
+        <w:keepNext w:val="0"/>
+        <w:spacing w:after="60" w:line="240" w:lineRule="auto"/>
+        <w:jc w:val="both"/>
+      </w:pPr>
+      <w:r>
+        <w:rPr>
+          <w:rFonts w:ascii="Times New Roman" w:hAnsi="Times New Roman" w:eastAsia="Times New Roman"/>
+          <w:b w:val="0"/>
+          <w:i w:val="0"/>
+          <w:sz w:val="28"/>
+        </w:rPr>
+        <w:t>4) К признакам демократии относят подчинение суда законодательным органам.</w:t>
+      </w:r>
+    </w:p>
+    <w:p>
+      <w:pPr>
+        <w:keepNext w:val="0"/>
+        <w:spacing w:after="60" w:line="240" w:lineRule="auto"/>
+        <w:jc w:val="both"/>
+      </w:pPr>
+      <w:r>
+        <w:rPr>
+          <w:rFonts w:ascii="Times New Roman" w:hAnsi="Times New Roman" w:eastAsia="Times New Roman"/>
+          <w:b w:val="0"/>
+          <w:i w:val="0"/>
+          <w:sz w:val="28"/>
+        </w:rPr>
+        <w:t>5) В демократическом обществе при подсчете голосов на выборах присутствуют наблюдатели.</w:t>
+      </w:r>
+    </w:p>
+    <w:p>
+      <w:pPr>
+        <w:keepNext w:val="0"/>
+        <w:spacing w:after="60" w:line="240" w:lineRule="auto"/>
+        <w:jc w:val="both"/>
+      </w:pPr>
+      <w:r>
+        <w:rPr>
+          <w:rFonts w:ascii="Times New Roman" w:hAnsi="Times New Roman" w:eastAsia="Times New Roman"/>
+          <w:b w:val="0"/>
+          <w:i w:val="0"/>
+          <w:sz w:val="28"/>
+        </w:rPr>
+        <w:t>Ответ:</w:t>
+      </w:r>
+    </w:p>
+    <w:p>
+      <w:pPr>
+        <w:keepNext w:val="0"/>
+        <w:spacing w:after="60" w:line="240" w:lineRule="auto"/>
+        <w:jc w:val="both"/>
+      </w:pPr>
+      <w:r>
+        <w:rPr>
+          <w:rFonts w:ascii="Times New Roman" w:hAnsi="Times New Roman" w:eastAsia="Times New Roman"/>
+          <w:b/>
+          <w:sz w:val="28"/>
+        </w:rPr>
+        <w:t xml:space="preserve">№11 </w:t>
+      </w:r>
+      <w:r>
+        <w:rPr>
+          <w:rFonts w:ascii="Times New Roman" w:hAnsi="Times New Roman" w:eastAsia="Times New Roman"/>
+          <w:b w:val="0"/>
+          <w:i w:val="0"/>
+          <w:sz w:val="28"/>
+        </w:rPr>
+        <w:t xml:space="preserve">Согласно Указу Президента Российской Федерации «О Стратегии национальной безопасности Российской Федерации» обеспечение и защита национальных интересов России осуществляются за счет концентрации усилий и ресурсов органов публичной власти, организаций и институтов гражданского общества на реализации стратегических национальных приоритетов. Запишите цифры, под которыми указаны эти стратегические национальные приоритеты.  </w:t>
+      </w:r>
+    </w:p>
+    <w:p>
+      <w:pPr>
+        <w:keepNext w:val="0"/>
+        <w:spacing w:after="60" w:line="240" w:lineRule="auto"/>
+        <w:jc w:val="both"/>
+      </w:pPr>
+      <w:r>
+        <w:rPr>
+          <w:rFonts w:ascii="Times New Roman" w:hAnsi="Times New Roman" w:eastAsia="Times New Roman"/>
+          <w:b w:val="0"/>
+          <w:i w:val="0"/>
+          <w:sz w:val="28"/>
+        </w:rPr>
+        <w:t xml:space="preserve">1) сбережение народа России  </w:t>
+      </w:r>
+    </w:p>
+    <w:p>
+      <w:pPr>
+        <w:keepNext w:val="0"/>
+        <w:spacing w:after="60" w:line="240" w:lineRule="auto"/>
+        <w:jc w:val="both"/>
+      </w:pPr>
+      <w:r>
+        <w:rPr>
+          <w:rFonts w:ascii="Times New Roman" w:hAnsi="Times New Roman" w:eastAsia="Times New Roman"/>
+          <w:b w:val="0"/>
+          <w:i w:val="0"/>
+          <w:sz w:val="28"/>
+        </w:rPr>
+        <w:t xml:space="preserve">2) оборона страны  </w:t>
+      </w:r>
+    </w:p>
+    <w:p>
+      <w:pPr>
+        <w:keepNext w:val="0"/>
+        <w:spacing w:after="60" w:line="240" w:lineRule="auto"/>
+        <w:jc w:val="both"/>
+      </w:pPr>
+      <w:r>
+        <w:rPr>
+          <w:rFonts w:ascii="Times New Roman" w:hAnsi="Times New Roman" w:eastAsia="Times New Roman"/>
+          <w:b w:val="0"/>
+          <w:i w:val="0"/>
+          <w:sz w:val="28"/>
+        </w:rPr>
+        <w:t xml:space="preserve">3) научно-технологическое развитие  </w:t>
+      </w:r>
+    </w:p>
+    <w:p>
+      <w:pPr>
+        <w:keepNext w:val="0"/>
+        <w:spacing w:after="60" w:line="240" w:lineRule="auto"/>
+        <w:jc w:val="both"/>
+      </w:pPr>
+      <w:r>
+        <w:rPr>
+          <w:rFonts w:ascii="Times New Roman" w:hAnsi="Times New Roman" w:eastAsia="Times New Roman"/>
+          <w:b w:val="0"/>
+          <w:i w:val="0"/>
+          <w:sz w:val="28"/>
+        </w:rPr>
+        <w:t xml:space="preserve">4) экологическая безопасность  </w:t>
+      </w:r>
+    </w:p>
+    <w:p>
+      <w:pPr>
+        <w:keepNext w:val="0"/>
+        <w:spacing w:after="60" w:line="240" w:lineRule="auto"/>
+        <w:jc w:val="both"/>
+      </w:pPr>
+      <w:r>
+        <w:rPr>
+          <w:rFonts w:ascii="Times New Roman" w:hAnsi="Times New Roman" w:eastAsia="Times New Roman"/>
+          <w:b w:val="0"/>
+          <w:i w:val="0"/>
+          <w:sz w:val="28"/>
+        </w:rPr>
+        <w:t xml:space="preserve">5) политическое многообразие  </w:t>
+      </w:r>
+    </w:p>
+    <w:p>
+      <w:pPr>
+        <w:keepNext w:val="0"/>
+        <w:spacing w:after="60" w:line="240" w:lineRule="auto"/>
+        <w:jc w:val="both"/>
+      </w:pPr>
+      <w:r>
+        <w:rPr>
+          <w:rFonts w:ascii="Times New Roman" w:hAnsi="Times New Roman" w:eastAsia="Times New Roman"/>
+          <w:b w:val="0"/>
+          <w:i w:val="0"/>
+          <w:sz w:val="28"/>
+        </w:rPr>
+        <w:t>6) унификация стандартов потребления</w:t>
+      </w:r>
+    </w:p>
+    <w:p>
+      <w:pPr>
+        <w:keepNext w:val="0"/>
+        <w:spacing w:after="60" w:line="240" w:lineRule="auto"/>
+        <w:jc w:val="both"/>
+      </w:pPr>
+      <w:r>
+        <w:rPr>
+          <w:rFonts w:ascii="Times New Roman" w:hAnsi="Times New Roman" w:eastAsia="Times New Roman"/>
+          <w:b w:val="0"/>
+          <w:i w:val="0"/>
+          <w:sz w:val="28"/>
+        </w:rPr>
+        <w:t>Ответ:</w:t>
+      </w:r>
+    </w:p>
+    <w:p>
+      <w:pPr>
+        <w:keepNext w:val="0"/>
+        <w:spacing w:after="60" w:line="240" w:lineRule="auto"/>
+        <w:jc w:val="both"/>
+      </w:pPr>
+      <w:r>
+        <w:rPr>
+          <w:rFonts w:ascii="Times New Roman" w:hAnsi="Times New Roman" w:eastAsia="Times New Roman"/>
+          <w:b/>
+          <w:sz w:val="28"/>
+        </w:rPr>
+        <w:t xml:space="preserve">№12 </w:t>
+      </w:r>
+      <w:r>
+        <w:rPr>
+          <w:rFonts w:ascii="Times New Roman" w:hAnsi="Times New Roman" w:eastAsia="Times New Roman"/>
+          <w:b w:val="0"/>
+          <w:i w:val="0"/>
+          <w:sz w:val="28"/>
+        </w:rPr>
+        <w:t>Согласно Конституции РФ наша страна — федеративное государство. Найдите в приведенном списке признаки, характеризующие федеративное государство, и запишите цифры, под которыми они указаны.</w:t>
+      </w:r>
+    </w:p>
+    <w:p>
+      <w:pPr>
+        <w:keepNext w:val="0"/>
+        <w:spacing w:after="60" w:line="240" w:lineRule="auto"/>
+        <w:jc w:val="both"/>
+      </w:pPr>
+      <w:r>
+        <w:rPr>
+          <w:rFonts w:ascii="Times New Roman" w:hAnsi="Times New Roman" w:eastAsia="Times New Roman"/>
+          <w:b w:val="0"/>
+          <w:i w:val="0"/>
+          <w:sz w:val="28"/>
+        </w:rPr>
+        <w:t>1) В РФ признаётся идеологическое многообразие.</w:t>
+      </w:r>
+    </w:p>
+    <w:p>
+      <w:pPr>
+        <w:keepNext w:val="0"/>
+        <w:spacing w:after="60" w:line="240" w:lineRule="auto"/>
+        <w:jc w:val="both"/>
+      </w:pPr>
+      <w:r>
+        <w:rPr>
+          <w:rFonts w:ascii="Times New Roman" w:hAnsi="Times New Roman" w:eastAsia="Times New Roman"/>
+          <w:b w:val="0"/>
+          <w:i w:val="0"/>
+          <w:sz w:val="28"/>
+        </w:rPr>
+        <w:t>2) Властные полномочия разделены между центром и регионами.</w:t>
+      </w:r>
+    </w:p>
+    <w:p>
+      <w:pPr>
+        <w:keepNext w:val="0"/>
+        <w:spacing w:after="60" w:line="240" w:lineRule="auto"/>
+        <w:jc w:val="both"/>
+      </w:pPr>
+      <w:r>
+        <w:rPr>
+          <w:rFonts w:ascii="Times New Roman" w:hAnsi="Times New Roman" w:eastAsia="Times New Roman"/>
+          <w:b w:val="0"/>
+          <w:i w:val="0"/>
+          <w:sz w:val="28"/>
+        </w:rPr>
+        <w:t>3) Высший представительный орган законодательной власти состоит из двух палат, одна из которых отражает интересы субъектов.</w:t>
+      </w:r>
+    </w:p>
+    <w:p>
+      <w:pPr>
+        <w:keepNext w:val="0"/>
+        <w:spacing w:after="60" w:line="240" w:lineRule="auto"/>
+        <w:jc w:val="both"/>
+      </w:pPr>
+      <w:r>
+        <w:rPr>
+          <w:rFonts w:ascii="Times New Roman" w:hAnsi="Times New Roman" w:eastAsia="Times New Roman"/>
+          <w:b w:val="0"/>
+          <w:i w:val="0"/>
+          <w:sz w:val="28"/>
+        </w:rPr>
+        <w:t>4) Территория государства состоит из субъектов, обладающих определённой политической самостоятельностью.</w:t>
+      </w:r>
+    </w:p>
+    <w:p>
+      <w:pPr>
+        <w:keepNext w:val="0"/>
+        <w:spacing w:after="60" w:line="240" w:lineRule="auto"/>
+        <w:jc w:val="both"/>
+      </w:pPr>
+      <w:r>
+        <w:rPr>
+          <w:rFonts w:ascii="Times New Roman" w:hAnsi="Times New Roman" w:eastAsia="Times New Roman"/>
+          <w:b w:val="0"/>
+          <w:i w:val="0"/>
+          <w:sz w:val="28"/>
+        </w:rPr>
+        <w:t>5) Принцип разделения властей реализован на практике.</w:t>
+      </w:r>
+    </w:p>
+    <w:p>
+      <w:pPr>
+        <w:keepNext w:val="0"/>
+        <w:spacing w:after="60" w:line="240" w:lineRule="auto"/>
+        <w:jc w:val="both"/>
+      </w:pPr>
+      <w:r>
+        <w:rPr>
+          <w:rFonts w:ascii="Times New Roman" w:hAnsi="Times New Roman" w:eastAsia="Times New Roman"/>
+          <w:b w:val="0"/>
+          <w:i w:val="0"/>
+          <w:sz w:val="28"/>
+        </w:rPr>
+        <w:t>Ответ:</w:t>
+      </w:r>
+    </w:p>
+    <w:p>
+      <w:pPr>
+        <w:keepNext w:val="0"/>
+        <w:spacing w:after="60" w:line="240" w:lineRule="auto"/>
+        <w:jc w:val="both"/>
+      </w:pPr>
+      <w:r>
+        <w:rPr>
+          <w:rFonts w:ascii="Times New Roman" w:hAnsi="Times New Roman" w:eastAsia="Times New Roman"/>
+          <w:b/>
+          <w:sz w:val="28"/>
+        </w:rPr>
+        <w:t xml:space="preserve">№13 </w:t>
+      </w:r>
+      <w:r>
+        <w:rPr>
+          <w:rFonts w:ascii="Times New Roman" w:hAnsi="Times New Roman" w:eastAsia="Times New Roman"/>
+          <w:b w:val="0"/>
+          <w:i w:val="0"/>
+          <w:sz w:val="28"/>
+        </w:rPr>
+        <w:t>Установите соответствие между вопросами и субъектами власти Российской Федерации, к ведению которых они относятся: к каждой позиции, данной в первом столбце, подберите соответствующую позицию из второго столбца.</w:t>
       </w:r>
     </w:p>
     <w:tbl>
@@ -1337,38 +2329,52 @@
         <w:tc>
           <w:tcPr>
             <w:tcW w:type="dxa" w:w="5128"/>
+            <w:vAlign w:val="center"/>
+            <w:tcMar>
+              <w:top w:w="80" w:type="dxa"/>
+              <w:start w:w="100" w:type="dxa"/>
+              <w:bottom w:w="80" w:type="dxa"/>
+              <w:end w:w="100" w:type="dxa"/>
+            </w:tcMar>
           </w:tcPr>
           <w:p>
             <w:pPr>
+              <w:keepNext w:val="0"/>
               <w:spacing w:after="0" w:line="240" w:lineRule="auto"/>
+              <w:jc w:val="left"/>
             </w:pPr>
             <w:r>
               <w:rPr>
                 <w:rFonts w:ascii="Times New Roman" w:hAnsi="Times New Roman" w:eastAsia="Times New Roman"/>
-                <w:b/>
-                <w:color w:val="181A1F"/>
                 <w:sz w:val="28"/>
               </w:rPr>
-              <w:t>САНКЦИИ</w:t>
+              <w:t>ФУНКЦИИ</w:t>
             </w:r>
           </w:p>
         </w:tc>
         <w:tc>
           <w:tcPr>
             <w:tcW w:type="dxa" w:w="5128"/>
+            <w:vAlign w:val="center"/>
+            <w:tcMar>
+              <w:top w:w="80" w:type="dxa"/>
+              <w:start w:w="100" w:type="dxa"/>
+              <w:bottom w:w="80" w:type="dxa"/>
+              <w:end w:w="100" w:type="dxa"/>
+            </w:tcMar>
           </w:tcPr>
           <w:p>
             <w:pPr>
+              <w:keepNext w:val="0"/>
               <w:spacing w:after="0" w:line="240" w:lineRule="auto"/>
+              <w:jc w:val="left"/>
             </w:pPr>
             <w:r>
               <w:rPr>
                 <w:rFonts w:ascii="Times New Roman" w:hAnsi="Times New Roman" w:eastAsia="Times New Roman"/>
-                <w:b/>
-                <w:color w:val="181A1F"/>
                 <w:sz w:val="28"/>
               </w:rPr>
-              <w:t>ВИДЫ ЮРИДИЧЕСКОЙ ОТВЕТСТВЕННОСТИ В РОССИЙСКОЙ ФЕДЕРАЦИИ</w:t>
+              <w:t>СУБЪЕКТЫ ВЛАСТИ РФ</w:t>
             </w:r>
           </w:p>
         </w:tc>
@@ -1377,64 +2383,641 @@
         <w:tc>
           <w:tcPr>
             <w:tcW w:type="dxa" w:w="5128"/>
+            <w:vAlign w:val="center"/>
+            <w:tcMar>
+              <w:top w:w="80" w:type="dxa"/>
+              <w:start w:w="100" w:type="dxa"/>
+              <w:bottom w:w="80" w:type="dxa"/>
+              <w:end w:w="100" w:type="dxa"/>
+            </w:tcMar>
           </w:tcPr>
           <w:p>
             <w:pPr>
+              <w:keepNext w:val="0"/>
               <w:spacing w:after="0" w:line="240" w:lineRule="auto"/>
+              <w:jc w:val="left"/>
             </w:pPr>
             <w:r>
               <w:rPr>
                 <w:rFonts w:ascii="Times New Roman" w:hAnsi="Times New Roman" w:eastAsia="Times New Roman"/>
-                <w:color w:val="181A1F"/>
                 <w:sz w:val="28"/>
               </w:rPr>
-              <w:t>А) лишение специального права, предоставленного физическому лицу</w:t>
-              <w:br/>
-              <w:t>Б) предупреждение</w:t>
-              <w:br/>
-              <w:t>В) компенсация морального вреда</w:t>
-              <w:br/>
-              <w:t>Г) замечание</w:t>
-              <w:br/>
-              <w:t>Д) признание недействительным решение собрания</w:t>
+              <w:t>А) судоустройство, прокуратура Б) координация вопросов здравоохраненияВ) адвокатура, нотариатГ) государственные награды и почётные звания РФД) защита семьи, материнства, отцовства и детства</w:t>
             </w:r>
           </w:p>
         </w:tc>
         <w:tc>
           <w:tcPr>
             <w:tcW w:type="dxa" w:w="5128"/>
+            <w:vAlign w:val="center"/>
+            <w:tcMar>
+              <w:top w:w="80" w:type="dxa"/>
+              <w:start w:w="100" w:type="dxa"/>
+              <w:bottom w:w="80" w:type="dxa"/>
+              <w:end w:w="100" w:type="dxa"/>
+            </w:tcMar>
           </w:tcPr>
           <w:p>
             <w:pPr>
+              <w:keepNext w:val="0"/>
               <w:spacing w:after="0" w:line="240" w:lineRule="auto"/>
+              <w:jc w:val="left"/>
             </w:pPr>
             <w:r>
               <w:rPr>
                 <w:rFonts w:ascii="Times New Roman" w:hAnsi="Times New Roman" w:eastAsia="Times New Roman"/>
-                <w:color w:val="181A1F"/>
                 <w:sz w:val="28"/>
               </w:rPr>
-              <w:t>1) административная ответственность (административные наказания)</w:t>
-              <w:br/>
-              <w:t xml:space="preserve">2) дисциплинарная ответственность (дисциплинарные взыскания) </w:t>
-              <w:br/>
-              <w:t>3) гражданско-правовая ответственность (способы защиты гражданских прав)</w:t>
+              <w:t>1) только федеральный центр2) федеральный центр и субъекты РФ</w:t>
             </w:r>
           </w:p>
         </w:tc>
       </w:tr>
     </w:tbl>
+    <w:p/>
     <w:p>
       <w:pPr>
-        <w:widowControl/>
-        <w:spacing w:line="240" w:lineRule="auto" w:after="0"/>
+        <w:keepNext w:val="0"/>
+        <w:spacing w:after="60" w:line="240" w:lineRule="auto"/>
+        <w:jc w:val="both"/>
       </w:pPr>
       <w:r>
         <w:rPr>
           <w:rFonts w:ascii="Times New Roman" w:hAnsi="Times New Roman" w:eastAsia="Times New Roman"/>
           <w:b w:val="0"/>
           <w:i w:val="0"/>
-          <w:color w:val="181A1F"/>
+          <w:sz w:val="28"/>
+        </w:rPr>
+        <w:t>Запишите в строку выбранные цифры под соответствующими буквами:</w:t>
+      </w:r>
+    </w:p>
+    <w:tbl>
+      <w:tblPr>
+        <w:tblStyle w:val="TableGrid"/>
+        <w:tblW w:type="auto" w:w="0"/>
+        <w:tblLayout w:type="autofit"/>
+        <w:tblLook w:firstColumn="1" w:firstRow="1" w:lastColumn="0" w:lastRow="0" w:noHBand="0" w:noVBand="1" w:val="04A0"/>
+      </w:tblPr>
+      <w:tblGrid>
+        <w:gridCol w:w="2051"/>
+        <w:gridCol w:w="2051"/>
+        <w:gridCol w:w="2051"/>
+        <w:gridCol w:w="2051"/>
+        <w:gridCol w:w="2051"/>
+      </w:tblGrid>
+      <w:tr>
+        <w:tc>
+          <w:tcPr>
+            <w:tcW w:type="dxa" w:w="2051"/>
+            <w:vAlign w:val="center"/>
+            <w:tcMar>
+              <w:top w:w="80" w:type="dxa"/>
+              <w:start w:w="100" w:type="dxa"/>
+              <w:bottom w:w="80" w:type="dxa"/>
+              <w:end w:w="100" w:type="dxa"/>
+            </w:tcMar>
+          </w:tcPr>
+          <w:p>
+            <w:pPr>
+              <w:keepNext w:val="0"/>
+              <w:spacing w:after="0" w:line="240" w:lineRule="auto"/>
+              <w:jc w:val="left"/>
+            </w:pPr>
+            <w:r>
+              <w:rPr>
+                <w:rFonts w:ascii="Times New Roman" w:hAnsi="Times New Roman" w:eastAsia="Times New Roman"/>
+                <w:sz w:val="28"/>
+              </w:rPr>
+              <w:t>A</w:t>
+            </w:r>
+          </w:p>
+        </w:tc>
+        <w:tc>
+          <w:tcPr>
+            <w:tcW w:type="dxa" w:w="2051"/>
+            <w:vAlign w:val="center"/>
+            <w:tcMar>
+              <w:top w:w="80" w:type="dxa"/>
+              <w:start w:w="100" w:type="dxa"/>
+              <w:bottom w:w="80" w:type="dxa"/>
+              <w:end w:w="100" w:type="dxa"/>
+            </w:tcMar>
+          </w:tcPr>
+          <w:p>
+            <w:pPr>
+              <w:keepNext w:val="0"/>
+              <w:spacing w:after="0" w:line="240" w:lineRule="auto"/>
+              <w:jc w:val="left"/>
+            </w:pPr>
+            <w:r>
+              <w:rPr>
+                <w:rFonts w:ascii="Times New Roman" w:hAnsi="Times New Roman" w:eastAsia="Times New Roman"/>
+                <w:sz w:val="28"/>
+              </w:rPr>
+              <w:t>Б</w:t>
+            </w:r>
+          </w:p>
+        </w:tc>
+        <w:tc>
+          <w:tcPr>
+            <w:tcW w:type="dxa" w:w="2051"/>
+            <w:vAlign w:val="center"/>
+            <w:tcMar>
+              <w:top w:w="80" w:type="dxa"/>
+              <w:start w:w="100" w:type="dxa"/>
+              <w:bottom w:w="80" w:type="dxa"/>
+              <w:end w:w="100" w:type="dxa"/>
+            </w:tcMar>
+          </w:tcPr>
+          <w:p>
+            <w:pPr>
+              <w:keepNext w:val="0"/>
+              <w:spacing w:after="0" w:line="240" w:lineRule="auto"/>
+              <w:jc w:val="left"/>
+            </w:pPr>
+            <w:r>
+              <w:rPr>
+                <w:rFonts w:ascii="Times New Roman" w:hAnsi="Times New Roman" w:eastAsia="Times New Roman"/>
+                <w:sz w:val="28"/>
+              </w:rPr>
+              <w:t>В</w:t>
+            </w:r>
+          </w:p>
+        </w:tc>
+        <w:tc>
+          <w:tcPr>
+            <w:tcW w:type="dxa" w:w="2051"/>
+            <w:vAlign w:val="center"/>
+            <w:tcMar>
+              <w:top w:w="80" w:type="dxa"/>
+              <w:start w:w="100" w:type="dxa"/>
+              <w:bottom w:w="80" w:type="dxa"/>
+              <w:end w:w="100" w:type="dxa"/>
+            </w:tcMar>
+          </w:tcPr>
+          <w:p>
+            <w:pPr>
+              <w:keepNext w:val="0"/>
+              <w:spacing w:after="0" w:line="240" w:lineRule="auto"/>
+              <w:jc w:val="left"/>
+            </w:pPr>
+            <w:r>
+              <w:rPr>
+                <w:rFonts w:ascii="Times New Roman" w:hAnsi="Times New Roman" w:eastAsia="Times New Roman"/>
+                <w:sz w:val="28"/>
+              </w:rPr>
+              <w:t>Г</w:t>
+            </w:r>
+          </w:p>
+        </w:tc>
+        <w:tc>
+          <w:tcPr>
+            <w:tcW w:type="dxa" w:w="2051"/>
+            <w:vAlign w:val="center"/>
+            <w:tcMar>
+              <w:top w:w="80" w:type="dxa"/>
+              <w:start w:w="100" w:type="dxa"/>
+              <w:bottom w:w="80" w:type="dxa"/>
+              <w:end w:w="100" w:type="dxa"/>
+            </w:tcMar>
+          </w:tcPr>
+          <w:p>
+            <w:pPr>
+              <w:keepNext w:val="0"/>
+              <w:spacing w:after="0" w:line="240" w:lineRule="auto"/>
+              <w:jc w:val="left"/>
+            </w:pPr>
+            <w:r>
+              <w:rPr>
+                <w:rFonts w:ascii="Times New Roman" w:hAnsi="Times New Roman" w:eastAsia="Times New Roman"/>
+                <w:sz w:val="28"/>
+              </w:rPr>
+              <w:t>Д</w:t>
+            </w:r>
+          </w:p>
+        </w:tc>
+      </w:tr>
+      <w:tr>
+        <w:tc>
+          <w:tcPr>
+            <w:tcW w:type="dxa" w:w="2051"/>
+            <w:vAlign w:val="center"/>
+            <w:tcMar>
+              <w:top w:w="80" w:type="dxa"/>
+              <w:start w:w="100" w:type="dxa"/>
+              <w:bottom w:w="80" w:type="dxa"/>
+              <w:end w:w="100" w:type="dxa"/>
+            </w:tcMar>
+          </w:tcPr>
+          <w:p>
+            <w:pPr>
+              <w:keepNext w:val="0"/>
+              <w:spacing w:after="0" w:line="240" w:lineRule="auto"/>
+              <w:jc w:val="left"/>
+            </w:pPr>
+            <w:r>
+              <w:rPr>
+                <w:rFonts w:ascii="Times New Roman" w:hAnsi="Times New Roman" w:eastAsia="Times New Roman"/>
+                <w:sz w:val="28"/>
+              </w:rPr>
+            </w:r>
+          </w:p>
+        </w:tc>
+        <w:tc>
+          <w:tcPr>
+            <w:tcW w:type="dxa" w:w="2051"/>
+            <w:vAlign w:val="center"/>
+            <w:tcMar>
+              <w:top w:w="80" w:type="dxa"/>
+              <w:start w:w="100" w:type="dxa"/>
+              <w:bottom w:w="80" w:type="dxa"/>
+              <w:end w:w="100" w:type="dxa"/>
+            </w:tcMar>
+          </w:tcPr>
+          <w:p>
+            <w:pPr>
+              <w:keepNext w:val="0"/>
+              <w:spacing w:after="0" w:line="240" w:lineRule="auto"/>
+              <w:jc w:val="left"/>
+            </w:pPr>
+            <w:r>
+              <w:rPr>
+                <w:rFonts w:ascii="Times New Roman" w:hAnsi="Times New Roman" w:eastAsia="Times New Roman"/>
+                <w:sz w:val="28"/>
+              </w:rPr>
+            </w:r>
+          </w:p>
+        </w:tc>
+        <w:tc>
+          <w:tcPr>
+            <w:tcW w:type="dxa" w:w="2051"/>
+            <w:vAlign w:val="center"/>
+            <w:tcMar>
+              <w:top w:w="80" w:type="dxa"/>
+              <w:start w:w="100" w:type="dxa"/>
+              <w:bottom w:w="80" w:type="dxa"/>
+              <w:end w:w="100" w:type="dxa"/>
+            </w:tcMar>
+          </w:tcPr>
+          <w:p>
+            <w:pPr>
+              <w:keepNext w:val="0"/>
+              <w:spacing w:after="0" w:line="240" w:lineRule="auto"/>
+              <w:jc w:val="left"/>
+            </w:pPr>
+            <w:r>
+              <w:rPr>
+                <w:rFonts w:ascii="Times New Roman" w:hAnsi="Times New Roman" w:eastAsia="Times New Roman"/>
+                <w:sz w:val="28"/>
+              </w:rPr>
+            </w:r>
+          </w:p>
+        </w:tc>
+        <w:tc>
+          <w:tcPr>
+            <w:tcW w:type="dxa" w:w="2051"/>
+            <w:vAlign w:val="center"/>
+            <w:tcMar>
+              <w:top w:w="80" w:type="dxa"/>
+              <w:start w:w="100" w:type="dxa"/>
+              <w:bottom w:w="80" w:type="dxa"/>
+              <w:end w:w="100" w:type="dxa"/>
+            </w:tcMar>
+          </w:tcPr>
+          <w:p>
+            <w:pPr>
+              <w:keepNext w:val="0"/>
+              <w:spacing w:after="0" w:line="240" w:lineRule="auto"/>
+              <w:jc w:val="left"/>
+            </w:pPr>
+            <w:r>
+              <w:rPr>
+                <w:rFonts w:ascii="Times New Roman" w:hAnsi="Times New Roman" w:eastAsia="Times New Roman"/>
+                <w:sz w:val="28"/>
+              </w:rPr>
+            </w:r>
+          </w:p>
+        </w:tc>
+        <w:tc>
+          <w:tcPr>
+            <w:tcW w:type="dxa" w:w="2051"/>
+            <w:vAlign w:val="center"/>
+            <w:tcMar>
+              <w:top w:w="80" w:type="dxa"/>
+              <w:start w:w="100" w:type="dxa"/>
+              <w:bottom w:w="80" w:type="dxa"/>
+              <w:end w:w="100" w:type="dxa"/>
+            </w:tcMar>
+          </w:tcPr>
+          <w:p>
+            <w:pPr>
+              <w:keepNext w:val="0"/>
+              <w:spacing w:after="0" w:line="240" w:lineRule="auto"/>
+              <w:jc w:val="left"/>
+            </w:pPr>
+            <w:r>
+              <w:rPr>
+                <w:rFonts w:ascii="Times New Roman" w:hAnsi="Times New Roman" w:eastAsia="Times New Roman"/>
+                <w:sz w:val="28"/>
+              </w:rPr>
+            </w:r>
+          </w:p>
+        </w:tc>
+      </w:tr>
+    </w:tbl>
+    <w:p/>
+    <w:p>
+      <w:pPr>
+        <w:keepNext w:val="0"/>
+        <w:spacing w:after="60" w:line="240" w:lineRule="auto"/>
+        <w:jc w:val="both"/>
+      </w:pPr>
+      <w:r>
+        <w:rPr>
+          <w:rFonts w:ascii="Times New Roman" w:hAnsi="Times New Roman" w:eastAsia="Times New Roman"/>
+          <w:b w:val="0"/>
+          <w:i w:val="0"/>
+          <w:sz w:val="28"/>
+        </w:rPr>
+        <w:t>Ответ:</w:t>
+      </w:r>
+    </w:p>
+    <w:p>
+      <w:pPr>
+        <w:keepNext w:val="0"/>
+        <w:spacing w:after="60" w:line="240" w:lineRule="auto"/>
+        <w:jc w:val="both"/>
+      </w:pPr>
+      <w:r>
+        <w:rPr>
+          <w:rFonts w:ascii="Times New Roman" w:hAnsi="Times New Roman" w:eastAsia="Times New Roman"/>
+          <w:b/>
+          <w:sz w:val="28"/>
+        </w:rPr>
+        <w:t xml:space="preserve">№14 </w:t>
+      </w:r>
+      <w:r>
+        <w:rPr>
+          <w:rFonts w:ascii="Times New Roman" w:hAnsi="Times New Roman" w:eastAsia="Times New Roman"/>
+          <w:b w:val="0"/>
+          <w:i w:val="0"/>
+          <w:sz w:val="28"/>
+        </w:rPr>
+        <w:t>Выберите верные суждения об административном праве и запишите цифры, под которыми указаны соответствующие черты.</w:t>
+      </w:r>
+    </w:p>
+    <w:p>
+      <w:pPr>
+        <w:keepNext w:val="0"/>
+        <w:spacing w:after="60" w:line="240" w:lineRule="auto"/>
+        <w:jc w:val="both"/>
+      </w:pPr>
+      <w:r>
+        <w:rPr>
+          <w:rFonts w:ascii="Times New Roman" w:hAnsi="Times New Roman" w:eastAsia="Times New Roman"/>
+          <w:b w:val="0"/>
+          <w:i w:val="0"/>
+          <w:sz w:val="28"/>
+        </w:rPr>
+        <w:t>1) В отличие от других отраслей, административное право имеет один источник, в котором обозначены все виды преступлений как наиболее опасных противоправных проступков людей.</w:t>
+      </w:r>
+    </w:p>
+    <w:p>
+      <w:pPr>
+        <w:keepNext w:val="0"/>
+        <w:spacing w:after="60" w:line="240" w:lineRule="auto"/>
+        <w:jc w:val="both"/>
+      </w:pPr>
+      <w:r>
+        <w:rPr>
+          <w:rFonts w:ascii="Times New Roman" w:hAnsi="Times New Roman" w:eastAsia="Times New Roman"/>
+          <w:b w:val="0"/>
+          <w:i w:val="0"/>
+          <w:sz w:val="28"/>
+        </w:rPr>
+        <w:t>2) Административное право регулирует общественные отношения, возникающие в сфере государственного управления.</w:t>
+      </w:r>
+    </w:p>
+    <w:p>
+      <w:pPr>
+        <w:keepNext w:val="0"/>
+        <w:spacing w:after="60" w:line="240" w:lineRule="auto"/>
+        <w:jc w:val="both"/>
+      </w:pPr>
+      <w:r>
+        <w:rPr>
+          <w:rFonts w:ascii="Times New Roman" w:hAnsi="Times New Roman" w:eastAsia="Times New Roman"/>
+          <w:b w:val="0"/>
+          <w:i w:val="0"/>
+          <w:sz w:val="28"/>
+        </w:rPr>
+        <w:t>3) В административных правоотношениях воля одной из сторон главенствует над волей другой стороны.</w:t>
+      </w:r>
+    </w:p>
+    <w:p>
+      <w:pPr>
+        <w:keepNext w:val="0"/>
+        <w:spacing w:after="60" w:line="240" w:lineRule="auto"/>
+        <w:jc w:val="both"/>
+      </w:pPr>
+      <w:r>
+        <w:rPr>
+          <w:rFonts w:ascii="Times New Roman" w:hAnsi="Times New Roman" w:eastAsia="Times New Roman"/>
+          <w:b w:val="0"/>
+          <w:i w:val="0"/>
+          <w:sz w:val="28"/>
+        </w:rPr>
+        <w:t>4) К видам наказания за нарушения норм административного права относят конфискацию (изъятие) орудия совершения или предмета правонарушения.</w:t>
+      </w:r>
+    </w:p>
+    <w:p>
+      <w:pPr>
+        <w:keepNext w:val="0"/>
+        <w:spacing w:after="60" w:line="240" w:lineRule="auto"/>
+        <w:jc w:val="both"/>
+      </w:pPr>
+      <w:r>
+        <w:rPr>
+          <w:rFonts w:ascii="Times New Roman" w:hAnsi="Times New Roman" w:eastAsia="Times New Roman"/>
+          <w:b w:val="0"/>
+          <w:i w:val="0"/>
+          <w:sz w:val="28"/>
+        </w:rPr>
+        <w:t>5) К видам наказания за нарушения норм административного права относят пожизненное лишение свободы.</w:t>
+      </w:r>
+    </w:p>
+    <w:p>
+      <w:pPr>
+        <w:keepNext w:val="0"/>
+        <w:spacing w:after="60" w:line="240" w:lineRule="auto"/>
+        <w:jc w:val="both"/>
+      </w:pPr>
+      <w:r>
+        <w:rPr>
+          <w:rFonts w:ascii="Times New Roman" w:hAnsi="Times New Roman" w:eastAsia="Times New Roman"/>
+          <w:b w:val="0"/>
+          <w:i w:val="0"/>
+          <w:sz w:val="28"/>
+        </w:rPr>
+        <w:t>Ответ:</w:t>
+      </w:r>
+    </w:p>
+    <w:p>
+      <w:pPr>
+        <w:keepNext w:val="0"/>
+        <w:spacing w:after="60" w:line="240" w:lineRule="auto"/>
+        <w:jc w:val="both"/>
+      </w:pPr>
+      <w:r>
+        <w:rPr>
+          <w:rFonts w:ascii="Times New Roman" w:hAnsi="Times New Roman" w:eastAsia="Times New Roman"/>
+          <w:b/>
+          <w:sz w:val="28"/>
+        </w:rPr>
+        <w:t xml:space="preserve">№15 </w:t>
+      </w:r>
+      <w:r>
+        <w:rPr>
+          <w:rFonts w:ascii="Times New Roman" w:hAnsi="Times New Roman" w:eastAsia="Times New Roman"/>
+          <w:b w:val="0"/>
+          <w:i w:val="0"/>
+          <w:sz w:val="28"/>
+        </w:rPr>
+        <w:t>Установите соответствие между действиями и элементами правового статуса работника согласно Трудовому кодексу РФ: к каждой позиции, данной в первом столбце, подберите соответствующую позицию из второго столбца.</w:t>
+      </w:r>
+    </w:p>
+    <w:tbl>
+      <w:tblPr>
+        <w:tblStyle w:val="TableGrid"/>
+        <w:tblW w:type="auto" w:w="0"/>
+        <w:tblLayout w:type="autofit"/>
+        <w:tblLook w:firstColumn="1" w:firstRow="1" w:lastColumn="0" w:lastRow="0" w:noHBand="0" w:noVBand="1" w:val="04A0"/>
+      </w:tblPr>
+      <w:tblGrid>
+        <w:gridCol w:w="5128"/>
+        <w:gridCol w:w="5128"/>
+      </w:tblGrid>
+      <w:tr>
+        <w:tc>
+          <w:tcPr>
+            <w:tcW w:type="dxa" w:w="5128"/>
+            <w:vAlign w:val="center"/>
+            <w:tcMar>
+              <w:top w:w="80" w:type="dxa"/>
+              <w:start w:w="100" w:type="dxa"/>
+              <w:bottom w:w="80" w:type="dxa"/>
+              <w:end w:w="100" w:type="dxa"/>
+            </w:tcMar>
+          </w:tcPr>
+          <w:p>
+            <w:pPr>
+              <w:keepNext w:val="0"/>
+              <w:spacing w:after="0" w:line="240" w:lineRule="auto"/>
+              <w:jc w:val="left"/>
+            </w:pPr>
+            <w:r>
+              <w:rPr>
+                <w:rFonts w:ascii="Times New Roman" w:hAnsi="Times New Roman" w:eastAsia="Times New Roman"/>
+                <w:sz w:val="28"/>
+              </w:rPr>
+              <w:t>ДЕЙСТВИЯ</w:t>
+            </w:r>
+          </w:p>
+        </w:tc>
+        <w:tc>
+          <w:tcPr>
+            <w:tcW w:type="dxa" w:w="5128"/>
+            <w:vAlign w:val="center"/>
+            <w:tcMar>
+              <w:top w:w="80" w:type="dxa"/>
+              <w:start w:w="100" w:type="dxa"/>
+              <w:bottom w:w="80" w:type="dxa"/>
+              <w:end w:w="100" w:type="dxa"/>
+            </w:tcMar>
+          </w:tcPr>
+          <w:p>
+            <w:pPr>
+              <w:keepNext w:val="0"/>
+              <w:spacing w:after="0" w:line="240" w:lineRule="auto"/>
+              <w:jc w:val="left"/>
+            </w:pPr>
+            <w:r>
+              <w:rPr>
+                <w:rFonts w:ascii="Times New Roman" w:hAnsi="Times New Roman" w:eastAsia="Times New Roman"/>
+                <w:sz w:val="28"/>
+              </w:rPr>
+              <w:t>ЭЛЕМЕНТЫ ПРАВОВОГО СТАТУСА РАБОТНИКА</w:t>
+            </w:r>
+          </w:p>
+        </w:tc>
+      </w:tr>
+      <w:tr>
+        <w:tc>
+          <w:tcPr>
+            <w:tcW w:type="dxa" w:w="5128"/>
+            <w:vAlign w:val="center"/>
+            <w:tcMar>
+              <w:top w:w="80" w:type="dxa"/>
+              <w:start w:w="100" w:type="dxa"/>
+              <w:bottom w:w="80" w:type="dxa"/>
+              <w:end w:w="100" w:type="dxa"/>
+            </w:tcMar>
+          </w:tcPr>
+          <w:p>
+            <w:pPr>
+              <w:keepNext w:val="0"/>
+              <w:spacing w:after="0" w:line="240" w:lineRule="auto"/>
+              <w:jc w:val="left"/>
+            </w:pPr>
+            <w:r>
+              <w:rPr>
+                <w:rFonts w:ascii="Times New Roman" w:hAnsi="Times New Roman" w:eastAsia="Times New Roman"/>
+                <w:sz w:val="28"/>
+              </w:rPr>
+              <w:t>А) выполнять установленные нормы трудаБ) отдыхать в период оплачиваемого ежегодного отпускаВ) соблюдать трудовую дисциплинуГ) бережно относиться к имуществу работодателяД) получать полную достоверную информацию об условиях труда</w:t>
+            </w:r>
+          </w:p>
+        </w:tc>
+        <w:tc>
+          <w:tcPr>
+            <w:tcW w:type="dxa" w:w="5128"/>
+            <w:vAlign w:val="center"/>
+            <w:tcMar>
+              <w:top w:w="80" w:type="dxa"/>
+              <w:start w:w="100" w:type="dxa"/>
+              <w:bottom w:w="80" w:type="dxa"/>
+              <w:end w:w="100" w:type="dxa"/>
+            </w:tcMar>
+          </w:tcPr>
+          <w:p>
+            <w:pPr>
+              <w:keepNext w:val="0"/>
+              <w:spacing w:after="0" w:line="240" w:lineRule="auto"/>
+              <w:jc w:val="left"/>
+            </w:pPr>
+            <w:r>
+              <w:rPr>
+                <w:rFonts w:ascii="Times New Roman" w:hAnsi="Times New Roman" w:eastAsia="Times New Roman"/>
+                <w:sz w:val="28"/>
+              </w:rPr>
+              <w:t>1) обязанности2) права</w:t>
+            </w:r>
+          </w:p>
+        </w:tc>
+      </w:tr>
+    </w:tbl>
+    <w:p/>
+    <w:p>
+      <w:pPr>
+        <w:keepNext w:val="0"/>
+        <w:spacing w:after="60" w:line="240" w:lineRule="auto"/>
+        <w:jc w:val="both"/>
+      </w:pPr>
+      <w:r>
+        <w:rPr>
+          <w:rFonts w:ascii="Times New Roman" w:hAnsi="Times New Roman" w:eastAsia="Times New Roman"/>
+          <w:b w:val="0"/>
+          <w:i w:val="0"/>
           <w:sz w:val="28"/>
         </w:rPr>
         <w:t>Запишите в ответ цифры, расположив их в порядке, соответствующем буквам:</w:t>
@@ -1458,35 +3041,49 @@
         <w:tc>
           <w:tcPr>
             <w:tcW w:type="dxa" w:w="2051"/>
+            <w:vAlign w:val="center"/>
+            <w:tcMar>
+              <w:top w:w="80" w:type="dxa"/>
+              <w:start w:w="100" w:type="dxa"/>
+              <w:bottom w:w="80" w:type="dxa"/>
+              <w:end w:w="100" w:type="dxa"/>
+            </w:tcMar>
           </w:tcPr>
           <w:p>
             <w:pPr>
+              <w:keepNext w:val="0"/>
               <w:spacing w:after="0" w:line="240" w:lineRule="auto"/>
+              <w:jc w:val="left"/>
             </w:pPr>
             <w:r>
               <w:rPr>
                 <w:rFonts w:ascii="Times New Roman" w:hAnsi="Times New Roman" w:eastAsia="Times New Roman"/>
-                <w:b/>
-                <w:color w:val="181A1F"/>
                 <w:sz w:val="28"/>
               </w:rPr>
-              <w:t>A</w:t>
+              <w:t>А</w:t>
             </w:r>
           </w:p>
         </w:tc>
         <w:tc>
           <w:tcPr>
             <w:tcW w:type="dxa" w:w="2051"/>
+            <w:vAlign w:val="center"/>
+            <w:tcMar>
+              <w:top w:w="80" w:type="dxa"/>
+              <w:start w:w="100" w:type="dxa"/>
+              <w:bottom w:w="80" w:type="dxa"/>
+              <w:end w:w="100" w:type="dxa"/>
+            </w:tcMar>
           </w:tcPr>
           <w:p>
             <w:pPr>
+              <w:keepNext w:val="0"/>
               <w:spacing w:after="0" w:line="240" w:lineRule="auto"/>
+              <w:jc w:val="left"/>
             </w:pPr>
             <w:r>
               <w:rPr>
                 <w:rFonts w:ascii="Times New Roman" w:hAnsi="Times New Roman" w:eastAsia="Times New Roman"/>
-                <w:b/>
-                <w:color w:val="181A1F"/>
                 <w:sz w:val="28"/>
               </w:rPr>
               <w:t>Б</w:t>
@@ -1496,16 +3093,23 @@
         <w:tc>
           <w:tcPr>
             <w:tcW w:type="dxa" w:w="2051"/>
+            <w:vAlign w:val="center"/>
+            <w:tcMar>
+              <w:top w:w="80" w:type="dxa"/>
+              <w:start w:w="100" w:type="dxa"/>
+              <w:bottom w:w="80" w:type="dxa"/>
+              <w:end w:w="100" w:type="dxa"/>
+            </w:tcMar>
           </w:tcPr>
           <w:p>
             <w:pPr>
+              <w:keepNext w:val="0"/>
               <w:spacing w:after="0" w:line="240" w:lineRule="auto"/>
+              <w:jc w:val="left"/>
             </w:pPr>
             <w:r>
               <w:rPr>
                 <w:rFonts w:ascii="Times New Roman" w:hAnsi="Times New Roman" w:eastAsia="Times New Roman"/>
-                <w:b/>
-                <w:color w:val="181A1F"/>
                 <w:sz w:val="28"/>
               </w:rPr>
               <w:t>В</w:t>
@@ -1515,16 +3119,23 @@
         <w:tc>
           <w:tcPr>
             <w:tcW w:type="dxa" w:w="2051"/>
+            <w:vAlign w:val="center"/>
+            <w:tcMar>
+              <w:top w:w="80" w:type="dxa"/>
+              <w:start w:w="100" w:type="dxa"/>
+              <w:bottom w:w="80" w:type="dxa"/>
+              <w:end w:w="100" w:type="dxa"/>
+            </w:tcMar>
           </w:tcPr>
           <w:p>
             <w:pPr>
+              <w:keepNext w:val="0"/>
               <w:spacing w:after="0" w:line="240" w:lineRule="auto"/>
+              <w:jc w:val="left"/>
             </w:pPr>
             <w:r>
               <w:rPr>
                 <w:rFonts w:ascii="Times New Roman" w:hAnsi="Times New Roman" w:eastAsia="Times New Roman"/>
-                <w:b/>
-                <w:color w:val="181A1F"/>
                 <w:sz w:val="28"/>
               </w:rPr>
               <w:t>Г</w:t>
@@ -1534,16 +3145,23 @@
         <w:tc>
           <w:tcPr>
             <w:tcW w:type="dxa" w:w="2051"/>
+            <w:vAlign w:val="center"/>
+            <w:tcMar>
+              <w:top w:w="80" w:type="dxa"/>
+              <w:start w:w="100" w:type="dxa"/>
+              <w:bottom w:w="80" w:type="dxa"/>
+              <w:end w:w="100" w:type="dxa"/>
+            </w:tcMar>
           </w:tcPr>
           <w:p>
             <w:pPr>
+              <w:keepNext w:val="0"/>
               <w:spacing w:after="0" w:line="240" w:lineRule="auto"/>
+              <w:jc w:val="left"/>
             </w:pPr>
             <w:r>
               <w:rPr>
                 <w:rFonts w:ascii="Times New Roman" w:hAnsi="Times New Roman" w:eastAsia="Times New Roman"/>
-                <w:b/>
-                <w:color w:val="181A1F"/>
                 <w:sz w:val="28"/>
               </w:rPr>
               <w:t>Д</w:t>
@@ -1555,15 +3173,23 @@
         <w:tc>
           <w:tcPr>
             <w:tcW w:type="dxa" w:w="2051"/>
+            <w:vAlign w:val="center"/>
+            <w:tcMar>
+              <w:top w:w="80" w:type="dxa"/>
+              <w:start w:w="100" w:type="dxa"/>
+              <w:bottom w:w="80" w:type="dxa"/>
+              <w:end w:w="100" w:type="dxa"/>
+            </w:tcMar>
           </w:tcPr>
           <w:p>
             <w:pPr>
+              <w:keepNext w:val="0"/>
               <w:spacing w:after="0" w:line="240" w:lineRule="auto"/>
+              <w:jc w:val="left"/>
             </w:pPr>
             <w:r>
               <w:rPr>
                 <w:rFonts w:ascii="Times New Roman" w:hAnsi="Times New Roman" w:eastAsia="Times New Roman"/>
-                <w:color w:val="181A1F"/>
                 <w:sz w:val="28"/>
               </w:rPr>
             </w:r>
@@ -1572,15 +3198,23 @@
         <w:tc>
           <w:tcPr>
             <w:tcW w:type="dxa" w:w="2051"/>
+            <w:vAlign w:val="center"/>
+            <w:tcMar>
+              <w:top w:w="80" w:type="dxa"/>
+              <w:start w:w="100" w:type="dxa"/>
+              <w:bottom w:w="80" w:type="dxa"/>
+              <w:end w:w="100" w:type="dxa"/>
+            </w:tcMar>
           </w:tcPr>
           <w:p>
             <w:pPr>
+              <w:keepNext w:val="0"/>
               <w:spacing w:after="0" w:line="240" w:lineRule="auto"/>
+              <w:jc w:val="left"/>
             </w:pPr>
             <w:r>
               <w:rPr>
                 <w:rFonts w:ascii="Times New Roman" w:hAnsi="Times New Roman" w:eastAsia="Times New Roman"/>
-                <w:color w:val="181A1F"/>
                 <w:sz w:val="28"/>
               </w:rPr>
             </w:r>
@@ -1589,15 +3223,23 @@
         <w:tc>
           <w:tcPr>
             <w:tcW w:type="dxa" w:w="2051"/>
+            <w:vAlign w:val="center"/>
+            <w:tcMar>
+              <w:top w:w="80" w:type="dxa"/>
+              <w:start w:w="100" w:type="dxa"/>
+              <w:bottom w:w="80" w:type="dxa"/>
+              <w:end w:w="100" w:type="dxa"/>
+            </w:tcMar>
           </w:tcPr>
           <w:p>
             <w:pPr>
+              <w:keepNext w:val="0"/>
               <w:spacing w:after="0" w:line="240" w:lineRule="auto"/>
+              <w:jc w:val="left"/>
             </w:pPr>
             <w:r>
               <w:rPr>
                 <w:rFonts w:ascii="Times New Roman" w:hAnsi="Times New Roman" w:eastAsia="Times New Roman"/>
-                <w:color w:val="181A1F"/>
                 <w:sz w:val="28"/>
               </w:rPr>
             </w:r>
@@ -1606,15 +3248,23 @@
         <w:tc>
           <w:tcPr>
             <w:tcW w:type="dxa" w:w="2051"/>
+            <w:vAlign w:val="center"/>
+            <w:tcMar>
+              <w:top w:w="80" w:type="dxa"/>
+              <w:start w:w="100" w:type="dxa"/>
+              <w:bottom w:w="80" w:type="dxa"/>
+              <w:end w:w="100" w:type="dxa"/>
+            </w:tcMar>
           </w:tcPr>
           <w:p>
             <w:pPr>
+              <w:keepNext w:val="0"/>
               <w:spacing w:after="0" w:line="240" w:lineRule="auto"/>
+              <w:jc w:val="left"/>
             </w:pPr>
             <w:r>
               <w:rPr>
                 <w:rFonts w:ascii="Times New Roman" w:hAnsi="Times New Roman" w:eastAsia="Times New Roman"/>
-                <w:color w:val="181A1F"/>
                 <w:sz w:val="28"/>
               </w:rPr>
             </w:r>
@@ -1623,15 +3273,23 @@
         <w:tc>
           <w:tcPr>
             <w:tcW w:type="dxa" w:w="2051"/>
+            <w:vAlign w:val="center"/>
+            <w:tcMar>
+              <w:top w:w="80" w:type="dxa"/>
+              <w:start w:w="100" w:type="dxa"/>
+              <w:bottom w:w="80" w:type="dxa"/>
+              <w:end w:w="100" w:type="dxa"/>
+            </w:tcMar>
           </w:tcPr>
           <w:p>
             <w:pPr>
+              <w:keepNext w:val="0"/>
               <w:spacing w:after="0" w:line="240" w:lineRule="auto"/>
+              <w:jc w:val="left"/>
             </w:pPr>
             <w:r>
               <w:rPr>
                 <w:rFonts w:ascii="Times New Roman" w:hAnsi="Times New Roman" w:eastAsia="Times New Roman"/>
-                <w:color w:val="181A1F"/>
                 <w:sz w:val="28"/>
               </w:rPr>
             </w:r>
@@ -1639,1983 +3297,18 @@
         </w:tc>
       </w:tr>
     </w:tbl>
+    <w:p/>
     <w:p>
       <w:pPr>
-        <w:keepNext/>
-        <w:widowControl/>
-        <w:spacing w:line="240" w:lineRule="auto" w:after="0" w:before="120"/>
-      </w:pPr>
-      <w:r>
-        <w:rPr>
-          <w:rFonts w:ascii="Times New Roman" w:hAnsi="Times New Roman" w:eastAsia="Times New Roman"/>
-          <w:b/>
-          <w:color w:val="181A1F"/>
-          <w:sz w:val="28"/>
-        </w:rPr>
-        <w:t>8.</w:t>
-      </w:r>
-    </w:p>
-    <w:p>
-      <w:pPr>
-        <w:widowControl/>
-        <w:spacing w:line="240" w:lineRule="auto" w:after="0"/>
+        <w:keepNext w:val="0"/>
+        <w:spacing w:after="60" w:line="240" w:lineRule="auto"/>
+        <w:jc w:val="both"/>
       </w:pPr>
       <w:r>
         <w:rPr>
           <w:rFonts w:ascii="Times New Roman" w:hAnsi="Times New Roman" w:eastAsia="Times New Roman"/>
           <w:b w:val="0"/>
           <w:i w:val="0"/>
-          <w:color w:val="181A1F"/>
-          <w:sz w:val="28"/>
-        </w:rPr>
-        <w:t>Найдите в приведённом списке действия, которые может самостоятельно осуществлять несовершеннолетний, достигший 14 лет. Запишите цифры, под которыми они указаны.</w:t>
-      </w:r>
-    </w:p>
-    <w:p>
-      <w:pPr>
-        <w:widowControl/>
-        <w:spacing w:line="240" w:lineRule="auto" w:after="0"/>
-      </w:pPr>
-      <w:r>
-        <w:rPr>
-          <w:rFonts w:ascii="Times New Roman" w:hAnsi="Times New Roman" w:eastAsia="Times New Roman"/>
-          <w:b w:val="0"/>
-          <w:i w:val="0"/>
-          <w:color w:val="181A1F"/>
-          <w:sz w:val="28"/>
-        </w:rPr>
-        <w:t>1) осуществлять права автора интернет-сайта</w:t>
-      </w:r>
-    </w:p>
-    <w:p>
-      <w:pPr>
-        <w:widowControl/>
-        <w:spacing w:line="240" w:lineRule="auto" w:after="0"/>
-      </w:pPr>
-      <w:r>
-        <w:rPr>
-          <w:rFonts w:ascii="Times New Roman" w:hAnsi="Times New Roman" w:eastAsia="Times New Roman"/>
-          <w:b w:val="0"/>
-          <w:i w:val="0"/>
-          <w:color w:val="181A1F"/>
-          <w:sz w:val="28"/>
-        </w:rPr>
-        <w:t>2) распоряжаться заработной платой, полученной в летнем трудовом лагере</w:t>
-      </w:r>
-    </w:p>
-    <w:p>
-      <w:pPr>
-        <w:widowControl/>
-        <w:spacing w:line="240" w:lineRule="auto" w:after="0"/>
-      </w:pPr>
-      <w:r>
-        <w:rPr>
-          <w:rFonts w:ascii="Times New Roman" w:hAnsi="Times New Roman" w:eastAsia="Times New Roman"/>
-          <w:b w:val="0"/>
-          <w:i w:val="0"/>
-          <w:color w:val="181A1F"/>
-          <w:sz w:val="28"/>
-        </w:rPr>
-        <w:t>3) продать автомобиль</w:t>
-      </w:r>
-    </w:p>
-    <w:p>
-      <w:pPr>
-        <w:widowControl/>
-        <w:spacing w:line="240" w:lineRule="auto" w:after="0"/>
-      </w:pPr>
-      <w:r>
-        <w:rPr>
-          <w:rFonts w:ascii="Times New Roman" w:hAnsi="Times New Roman" w:eastAsia="Times New Roman"/>
-          <w:b w:val="0"/>
-          <w:i w:val="0"/>
-          <w:color w:val="181A1F"/>
-          <w:sz w:val="28"/>
-        </w:rPr>
-        <w:t>4) купить квартиру</w:t>
-      </w:r>
-    </w:p>
-    <w:p>
-      <w:pPr>
-        <w:widowControl/>
-        <w:spacing w:line="240" w:lineRule="auto" w:after="0"/>
-      </w:pPr>
-      <w:r>
-        <w:rPr>
-          <w:rFonts w:ascii="Times New Roman" w:hAnsi="Times New Roman" w:eastAsia="Times New Roman"/>
-          <w:b w:val="0"/>
-          <w:i w:val="0"/>
-          <w:color w:val="181A1F"/>
-          <w:sz w:val="28"/>
-        </w:rPr>
-        <w:t>5) внести подаренные родителями деньги на счёт в банке</w:t>
-      </w:r>
-    </w:p>
-    <w:p>
-      <w:pPr>
-        <w:widowControl/>
-        <w:spacing w:line="240" w:lineRule="auto" w:after="0"/>
-      </w:pPr>
-      <w:r>
-        <w:rPr>
-          <w:rFonts w:ascii="Times New Roman" w:hAnsi="Times New Roman" w:eastAsia="Times New Roman"/>
-          <w:b w:val="0"/>
-          <w:i w:val="0"/>
-          <w:color w:val="181A1F"/>
-          <w:sz w:val="28"/>
-        </w:rPr>
-        <w:t>6) потратить часть своей стипендии на покупку книги</w:t>
-      </w:r>
-    </w:p>
-    <w:p>
-      <w:pPr>
-        <w:keepNext/>
-        <w:widowControl/>
-        <w:spacing w:line="240" w:lineRule="auto" w:after="0" w:before="120"/>
-      </w:pPr>
-      <w:r>
-        <w:rPr>
-          <w:rFonts w:ascii="Times New Roman" w:hAnsi="Times New Roman" w:eastAsia="Times New Roman"/>
-          <w:b/>
-          <w:color w:val="181A1F"/>
-          <w:sz w:val="28"/>
-        </w:rPr>
-        <w:t>9.</w:t>
-      </w:r>
-    </w:p>
-    <w:p>
-      <w:pPr>
-        <w:widowControl/>
-        <w:spacing w:line="240" w:lineRule="auto" w:after="0"/>
-      </w:pPr>
-      <w:r>
-        <w:rPr>
-          <w:rFonts w:ascii="Times New Roman" w:hAnsi="Times New Roman" w:eastAsia="Times New Roman"/>
-          <w:b w:val="0"/>
-          <w:i w:val="0"/>
-          <w:color w:val="181A1F"/>
-          <w:sz w:val="28"/>
-        </w:rPr>
-        <w:t>Ниже приведён перечень позиций, характеризующих статус работника в соответствии с Трудовым кодексом РФ. Все они, за исключением двух, относятся к правам работника.</w:t>
-      </w:r>
-    </w:p>
-    <w:p>
-      <w:pPr>
-        <w:widowControl/>
-        <w:spacing w:line="240" w:lineRule="auto" w:after="0"/>
-      </w:pPr>
-      <w:r>
-        <w:rPr>
-          <w:rFonts w:ascii="Times New Roman" w:hAnsi="Times New Roman" w:eastAsia="Times New Roman"/>
-          <w:b w:val="0"/>
-          <w:i w:val="0"/>
-          <w:color w:val="181A1F"/>
-          <w:sz w:val="28"/>
-        </w:rPr>
-        <w:t>1) заключать трудовой договор;</w:t>
-      </w:r>
-    </w:p>
-    <w:p>
-      <w:pPr>
-        <w:widowControl/>
-        <w:spacing w:line="240" w:lineRule="auto" w:after="0"/>
-      </w:pPr>
-      <w:r>
-        <w:rPr>
-          <w:rFonts w:ascii="Times New Roman" w:hAnsi="Times New Roman" w:eastAsia="Times New Roman"/>
-          <w:b w:val="0"/>
-          <w:i w:val="0"/>
-          <w:color w:val="181A1F"/>
-          <w:sz w:val="28"/>
-        </w:rPr>
-        <w:t>2) получать работу, обусловленную трудовым договором;</w:t>
-      </w:r>
-    </w:p>
-    <w:p>
-      <w:pPr>
-        <w:widowControl/>
-        <w:spacing w:line="240" w:lineRule="auto" w:after="0"/>
-      </w:pPr>
-      <w:r>
-        <w:rPr>
-          <w:rFonts w:ascii="Times New Roman" w:hAnsi="Times New Roman" w:eastAsia="Times New Roman"/>
-          <w:b w:val="0"/>
-          <w:i w:val="0"/>
-          <w:color w:val="181A1F"/>
-          <w:sz w:val="28"/>
-        </w:rPr>
-        <w:t>3) получать своевременно и в полном объёме заработную плату;</w:t>
-      </w:r>
-    </w:p>
-    <w:p>
-      <w:pPr>
-        <w:widowControl/>
-        <w:spacing w:line="240" w:lineRule="auto" w:after="0"/>
-      </w:pPr>
-      <w:r>
-        <w:rPr>
-          <w:rFonts w:ascii="Times New Roman" w:hAnsi="Times New Roman" w:eastAsia="Times New Roman"/>
-          <w:b w:val="0"/>
-          <w:i w:val="0"/>
-          <w:color w:val="181A1F"/>
-          <w:sz w:val="28"/>
-        </w:rPr>
-        <w:t>4) иметь полную достоверную информацию об условиях труда;</w:t>
-      </w:r>
-    </w:p>
-    <w:p>
-      <w:pPr>
-        <w:widowControl/>
-        <w:spacing w:line="240" w:lineRule="auto" w:after="0"/>
-      </w:pPr>
-      <w:r>
-        <w:rPr>
-          <w:rFonts w:ascii="Times New Roman" w:hAnsi="Times New Roman" w:eastAsia="Times New Roman"/>
-          <w:b w:val="0"/>
-          <w:i w:val="0"/>
-          <w:color w:val="181A1F"/>
-          <w:sz w:val="28"/>
-        </w:rPr>
-        <w:t>5) соблюдать трудовую дисциплину;</w:t>
-      </w:r>
-    </w:p>
-    <w:p>
-      <w:pPr>
-        <w:widowControl/>
-        <w:spacing w:line="240" w:lineRule="auto" w:after="0"/>
-      </w:pPr>
-      <w:r>
-        <w:rPr>
-          <w:rFonts w:ascii="Times New Roman" w:hAnsi="Times New Roman" w:eastAsia="Times New Roman"/>
-          <w:b w:val="0"/>
-          <w:i w:val="0"/>
-          <w:color w:val="181A1F"/>
-          <w:sz w:val="28"/>
-        </w:rPr>
-        <w:t>6) бережно относиться к имуществу работодателя.</w:t>
-      </w:r>
-    </w:p>
-    <w:p>
-      <w:pPr>
-        <w:widowControl/>
-        <w:spacing w:line="240" w:lineRule="auto" w:after="0"/>
-      </w:pPr>
-      <w:r>
-        <w:rPr>
-          <w:rFonts w:ascii="Times New Roman" w:hAnsi="Times New Roman" w:eastAsia="Times New Roman"/>
-          <w:b w:val="0"/>
-          <w:i w:val="0"/>
-          <w:color w:val="181A1F"/>
-          <w:sz w:val="28"/>
-        </w:rPr>
-        <w:t>Найдите две позиции, «выпадающие» из общего ряда, и запишите в таблицу цифры, под которыми они указаны.</w:t>
-      </w:r>
-    </w:p>
-    <w:p>
-      <w:pPr>
-        <w:keepNext/>
-        <w:widowControl/>
-        <w:spacing w:line="240" w:lineRule="auto" w:after="0" w:before="120"/>
-      </w:pPr>
-      <w:r>
-        <w:rPr>
-          <w:rFonts w:ascii="Times New Roman" w:hAnsi="Times New Roman" w:eastAsia="Times New Roman"/>
-          <w:b/>
-          <w:color w:val="181A1F"/>
-          <w:sz w:val="28"/>
-        </w:rPr>
-        <w:t>10.</w:t>
-      </w:r>
-    </w:p>
-    <w:p>
-      <w:pPr>
-        <w:widowControl/>
-        <w:spacing w:line="240" w:lineRule="auto" w:after="0"/>
-      </w:pPr>
-      <w:r>
-        <w:rPr>
-          <w:rFonts w:ascii="Times New Roman" w:hAnsi="Times New Roman" w:eastAsia="Times New Roman"/>
-          <w:b w:val="0"/>
-          <w:i w:val="0"/>
-          <w:color w:val="181A1F"/>
-          <w:sz w:val="28"/>
-        </w:rPr>
-        <w:t>В семье Рублёвых муж работает, а жена вышла на пенсию и занимается домашним хозяйством. Найдите в списке примеры личной собственности супругов и запишите цифры, под которыми они указаны.</w:t>
-      </w:r>
-    </w:p>
-    <w:p>
-      <w:pPr>
-        <w:widowControl/>
-        <w:spacing w:line="240" w:lineRule="auto" w:after="0"/>
-      </w:pPr>
-      <w:r>
-        <w:rPr>
-          <w:rFonts w:ascii="Times New Roman" w:hAnsi="Times New Roman" w:eastAsia="Times New Roman"/>
-          <w:b w:val="0"/>
-          <w:i w:val="0"/>
-          <w:color w:val="181A1F"/>
-          <w:sz w:val="28"/>
-        </w:rPr>
-        <w:t>1) заработная плата мужа</w:t>
-      </w:r>
-    </w:p>
-    <w:p>
-      <w:pPr>
-        <w:widowControl/>
-        <w:spacing w:line="240" w:lineRule="auto" w:after="0"/>
-      </w:pPr>
-      <w:r>
-        <w:rPr>
-          <w:rFonts w:ascii="Times New Roman" w:hAnsi="Times New Roman" w:eastAsia="Times New Roman"/>
-          <w:b w:val="0"/>
-          <w:i w:val="0"/>
-          <w:color w:val="181A1F"/>
-          <w:sz w:val="28"/>
-        </w:rPr>
-        <w:t>2) пенсия жены</w:t>
-      </w:r>
-    </w:p>
-    <w:p>
-      <w:pPr>
-        <w:widowControl/>
-        <w:spacing w:line="240" w:lineRule="auto" w:after="0"/>
-      </w:pPr>
-      <w:r>
-        <w:rPr>
-          <w:rFonts w:ascii="Times New Roman" w:hAnsi="Times New Roman" w:eastAsia="Times New Roman"/>
-          <w:b w:val="0"/>
-          <w:i w:val="0"/>
-          <w:color w:val="181A1F"/>
-          <w:sz w:val="28"/>
-        </w:rPr>
-        <w:t>3) машина, подаренная жене</w:t>
-      </w:r>
-    </w:p>
-    <w:p>
-      <w:pPr>
-        <w:widowControl/>
-        <w:spacing w:line="240" w:lineRule="auto" w:after="0"/>
-      </w:pPr>
-      <w:r>
-        <w:rPr>
-          <w:rFonts w:ascii="Times New Roman" w:hAnsi="Times New Roman" w:eastAsia="Times New Roman"/>
-          <w:b w:val="0"/>
-          <w:i w:val="0"/>
-          <w:color w:val="181A1F"/>
-          <w:sz w:val="28"/>
-        </w:rPr>
-        <w:t>4) дом, который жена купила за 2 года до вступления в брак</w:t>
-      </w:r>
-    </w:p>
-    <w:p>
-      <w:pPr>
-        <w:widowControl/>
-        <w:spacing w:line="240" w:lineRule="auto" w:after="0"/>
-      </w:pPr>
-      <w:r>
-        <w:rPr>
-          <w:rFonts w:ascii="Times New Roman" w:hAnsi="Times New Roman" w:eastAsia="Times New Roman"/>
-          <w:b w:val="0"/>
-          <w:i w:val="0"/>
-          <w:color w:val="181A1F"/>
-          <w:sz w:val="28"/>
-        </w:rPr>
-        <w:t>5) трёхкомнатная квартира, полученная в наследство женой</w:t>
-      </w:r>
-    </w:p>
-    <w:p>
-      <w:pPr>
-        <w:widowControl/>
-        <w:spacing w:line="240" w:lineRule="auto" w:after="0"/>
-      </w:pPr>
-      <w:r>
-        <w:rPr>
-          <w:rFonts w:ascii="Times New Roman" w:hAnsi="Times New Roman" w:eastAsia="Times New Roman"/>
-          <w:b w:val="0"/>
-          <w:i w:val="0"/>
-          <w:color w:val="181A1F"/>
-          <w:sz w:val="28"/>
-        </w:rPr>
-        <w:t>6) акции, приобретенные одним из супругов в течение совместной жизни</w:t>
-      </w:r>
-    </w:p>
-    <w:p>
-      <w:pPr>
-        <w:keepNext/>
-        <w:widowControl/>
-        <w:spacing w:line="240" w:lineRule="auto" w:after="0" w:before="120"/>
-      </w:pPr>
-      <w:r>
-        <w:rPr>
-          <w:rFonts w:ascii="Times New Roman" w:hAnsi="Times New Roman" w:eastAsia="Times New Roman"/>
-          <w:b/>
-          <w:color w:val="181A1F"/>
-          <w:sz w:val="28"/>
-        </w:rPr>
-        <w:t>11.</w:t>
-      </w:r>
-    </w:p>
-    <w:p>
-      <w:pPr>
-        <w:widowControl/>
-        <w:spacing w:line="240" w:lineRule="auto" w:after="0"/>
-      </w:pPr>
-      <w:r>
-        <w:rPr>
-          <w:rFonts w:ascii="Times New Roman" w:hAnsi="Times New Roman" w:eastAsia="Times New Roman"/>
-          <w:b w:val="0"/>
-          <w:i w:val="0"/>
-          <w:color w:val="181A1F"/>
-          <w:sz w:val="28"/>
-        </w:rPr>
-        <w:t>Установите соответствие между примерами и мерами юридической ответственности в Российской Федерации: к каждой позиции, данной в первом столбце, подберите соответствующую позицию из второго столбца.</w:t>
-      </w:r>
-    </w:p>
-    <w:tbl>
-      <w:tblPr>
-        <w:tblStyle w:val="TableGrid"/>
-        <w:tblW w:type="auto" w:w="0"/>
-        <w:tblLayout w:type="autofit"/>
-        <w:tblLook w:firstColumn="1" w:firstRow="1" w:lastColumn="0" w:lastRow="0" w:noHBand="0" w:noVBand="1" w:val="04A0"/>
-      </w:tblPr>
-      <w:tblGrid>
-        <w:gridCol w:w="5128"/>
-        <w:gridCol w:w="5128"/>
-      </w:tblGrid>
-      <w:tr>
-        <w:tc>
-          <w:tcPr>
-            <w:tcW w:type="dxa" w:w="5128"/>
-          </w:tcPr>
-          <w:p>
-            <w:pPr>
-              <w:spacing w:after="0" w:line="240" w:lineRule="auto"/>
-            </w:pPr>
-            <w:r>
-              <w:rPr>
-                <w:rFonts w:ascii="Times New Roman" w:hAnsi="Times New Roman" w:eastAsia="Times New Roman"/>
-                <w:b/>
-                <w:color w:val="181A1F"/>
-                <w:sz w:val="28"/>
-              </w:rPr>
-              <w:t>ПРИМЕРЫ</w:t>
-            </w:r>
-          </w:p>
-        </w:tc>
-        <w:tc>
-          <w:tcPr>
-            <w:tcW w:type="dxa" w:w="5128"/>
-          </w:tcPr>
-          <w:p>
-            <w:pPr>
-              <w:spacing w:after="0" w:line="240" w:lineRule="auto"/>
-            </w:pPr>
-            <w:r>
-              <w:rPr>
-                <w:rFonts w:ascii="Times New Roman" w:hAnsi="Times New Roman" w:eastAsia="Times New Roman"/>
-                <w:b/>
-                <w:color w:val="181A1F"/>
-                <w:sz w:val="28"/>
-              </w:rPr>
-              <w:t>МЕРЫ ЮРИДИЧЕСКОЙ ОТВЕТСТВЕННОСТИ В РОССИЙСКОЙ ФЕДЕРАЦИИ</w:t>
-            </w:r>
-          </w:p>
-        </w:tc>
-      </w:tr>
-      <w:tr>
-        <w:tc>
-          <w:tcPr>
-            <w:tcW w:type="dxa" w:w="5128"/>
-          </w:tcPr>
-          <w:p>
-            <w:pPr>
-              <w:spacing w:after="0" w:line="240" w:lineRule="auto"/>
-            </w:pPr>
-            <w:r>
-              <w:rPr>
-                <w:rFonts w:ascii="Times New Roman" w:hAnsi="Times New Roman" w:eastAsia="Times New Roman"/>
-                <w:color w:val="181A1F"/>
-                <w:sz w:val="28"/>
-              </w:rPr>
-              <w:t>А) принудительные работы</w:t>
-              <w:br/>
-              <w:t>Б) арест</w:t>
-              <w:br/>
-              <w:t>В) компенсация морального вреда</w:t>
-              <w:br/>
-              <w:t>Г) замечание</w:t>
-              <w:br/>
-              <w:t>Д) штраф</w:t>
-            </w:r>
-          </w:p>
-        </w:tc>
-        <w:tc>
-          <w:tcPr>
-            <w:tcW w:type="dxa" w:w="5128"/>
-          </w:tcPr>
-          <w:p>
-            <w:pPr>
-              <w:spacing w:after="0" w:line="240" w:lineRule="auto"/>
-            </w:pPr>
-            <w:r>
-              <w:rPr>
-                <w:rFonts w:ascii="Times New Roman" w:hAnsi="Times New Roman" w:eastAsia="Times New Roman"/>
-                <w:color w:val="181A1F"/>
-                <w:sz w:val="28"/>
-              </w:rPr>
-              <w:t>1) способы защиты гражданских прав по Гражданскому кодексу Российской Федерации</w:t>
-              <w:br/>
-              <w:t>2) дисциплинарные взыскания по Трудовому кодексу Российской Федерации</w:t>
-              <w:br/>
-              <w:t>3) наказания по Уголовному кодексу Российской Федерации</w:t>
-            </w:r>
-          </w:p>
-        </w:tc>
-      </w:tr>
-    </w:tbl>
-    <w:p>
-      <w:pPr>
-        <w:widowControl/>
-        <w:spacing w:line="240" w:lineRule="auto" w:after="0"/>
-      </w:pPr>
-      <w:r>
-        <w:rPr>
-          <w:rFonts w:ascii="Times New Roman" w:hAnsi="Times New Roman" w:eastAsia="Times New Roman"/>
-          <w:b w:val="0"/>
-          <w:i w:val="0"/>
-          <w:color w:val="181A1F"/>
-          <w:sz w:val="28"/>
-        </w:rPr>
-        <w:t>Запишите в ответ цифры, расположив их в порядке, соответствующем буквам:</w:t>
-      </w:r>
-    </w:p>
-    <w:tbl>
-      <w:tblPr>
-        <w:tblStyle w:val="TableGrid"/>
-        <w:tblW w:type="auto" w:w="0"/>
-        <w:tblLayout w:type="autofit"/>
-        <w:tblLook w:firstColumn="1" w:firstRow="1" w:lastColumn="0" w:lastRow="0" w:noHBand="0" w:noVBand="1" w:val="04A0"/>
-      </w:tblPr>
-      <w:tblGrid>
-        <w:gridCol w:w="2051"/>
-        <w:gridCol w:w="2051"/>
-        <w:gridCol w:w="2051"/>
-        <w:gridCol w:w="2051"/>
-        <w:gridCol w:w="2051"/>
-      </w:tblGrid>
-      <w:tr>
-        <w:tc>
-          <w:tcPr>
-            <w:tcW w:type="dxa" w:w="2051"/>
-          </w:tcPr>
-          <w:p>
-            <w:pPr>
-              <w:spacing w:after="0" w:line="240" w:lineRule="auto"/>
-            </w:pPr>
-            <w:r>
-              <w:rPr>
-                <w:rFonts w:ascii="Times New Roman" w:hAnsi="Times New Roman" w:eastAsia="Times New Roman"/>
-                <w:b/>
-                <w:color w:val="181A1F"/>
-                <w:sz w:val="28"/>
-              </w:rPr>
-              <w:t>A</w:t>
-            </w:r>
-          </w:p>
-        </w:tc>
-        <w:tc>
-          <w:tcPr>
-            <w:tcW w:type="dxa" w:w="2051"/>
-          </w:tcPr>
-          <w:p>
-            <w:pPr>
-              <w:spacing w:after="0" w:line="240" w:lineRule="auto"/>
-            </w:pPr>
-            <w:r>
-              <w:rPr>
-                <w:rFonts w:ascii="Times New Roman" w:hAnsi="Times New Roman" w:eastAsia="Times New Roman"/>
-                <w:b/>
-                <w:color w:val="181A1F"/>
-                <w:sz w:val="28"/>
-              </w:rPr>
-              <w:t>Б</w:t>
-            </w:r>
-          </w:p>
-        </w:tc>
-        <w:tc>
-          <w:tcPr>
-            <w:tcW w:type="dxa" w:w="2051"/>
-          </w:tcPr>
-          <w:p>
-            <w:pPr>
-              <w:spacing w:after="0" w:line="240" w:lineRule="auto"/>
-            </w:pPr>
-            <w:r>
-              <w:rPr>
-                <w:rFonts w:ascii="Times New Roman" w:hAnsi="Times New Roman" w:eastAsia="Times New Roman"/>
-                <w:b/>
-                <w:color w:val="181A1F"/>
-                <w:sz w:val="28"/>
-              </w:rPr>
-              <w:t>В</w:t>
-            </w:r>
-          </w:p>
-        </w:tc>
-        <w:tc>
-          <w:tcPr>
-            <w:tcW w:type="dxa" w:w="2051"/>
-          </w:tcPr>
-          <w:p>
-            <w:pPr>
-              <w:spacing w:after="0" w:line="240" w:lineRule="auto"/>
-            </w:pPr>
-            <w:r>
-              <w:rPr>
-                <w:rFonts w:ascii="Times New Roman" w:hAnsi="Times New Roman" w:eastAsia="Times New Roman"/>
-                <w:b/>
-                <w:color w:val="181A1F"/>
-                <w:sz w:val="28"/>
-              </w:rPr>
-              <w:t>Г</w:t>
-            </w:r>
-          </w:p>
-        </w:tc>
-        <w:tc>
-          <w:tcPr>
-            <w:tcW w:type="dxa" w:w="2051"/>
-          </w:tcPr>
-          <w:p>
-            <w:pPr>
-              <w:spacing w:after="0" w:line="240" w:lineRule="auto"/>
-            </w:pPr>
-            <w:r>
-              <w:rPr>
-                <w:rFonts w:ascii="Times New Roman" w:hAnsi="Times New Roman" w:eastAsia="Times New Roman"/>
-                <w:b/>
-                <w:color w:val="181A1F"/>
-                <w:sz w:val="28"/>
-              </w:rPr>
-              <w:t>Д</w:t>
-            </w:r>
-          </w:p>
-        </w:tc>
-      </w:tr>
-      <w:tr>
-        <w:tc>
-          <w:tcPr>
-            <w:tcW w:type="dxa" w:w="2051"/>
-          </w:tcPr>
-          <w:p>
-            <w:pPr>
-              <w:spacing w:after="0" w:line="240" w:lineRule="auto"/>
-            </w:pPr>
-            <w:r>
-              <w:rPr>
-                <w:rFonts w:ascii="Times New Roman" w:hAnsi="Times New Roman" w:eastAsia="Times New Roman"/>
-                <w:color w:val="181A1F"/>
-                <w:sz w:val="28"/>
-              </w:rPr>
-            </w:r>
-          </w:p>
-        </w:tc>
-        <w:tc>
-          <w:tcPr>
-            <w:tcW w:type="dxa" w:w="2051"/>
-          </w:tcPr>
-          <w:p>
-            <w:pPr>
-              <w:spacing w:after="0" w:line="240" w:lineRule="auto"/>
-            </w:pPr>
-            <w:r>
-              <w:rPr>
-                <w:rFonts w:ascii="Times New Roman" w:hAnsi="Times New Roman" w:eastAsia="Times New Roman"/>
-                <w:color w:val="181A1F"/>
-                <w:sz w:val="28"/>
-              </w:rPr>
-            </w:r>
-          </w:p>
-        </w:tc>
-        <w:tc>
-          <w:tcPr>
-            <w:tcW w:type="dxa" w:w="2051"/>
-          </w:tcPr>
-          <w:p>
-            <w:pPr>
-              <w:spacing w:after="0" w:line="240" w:lineRule="auto"/>
-            </w:pPr>
-            <w:r>
-              <w:rPr>
-                <w:rFonts w:ascii="Times New Roman" w:hAnsi="Times New Roman" w:eastAsia="Times New Roman"/>
-                <w:color w:val="181A1F"/>
-                <w:sz w:val="28"/>
-              </w:rPr>
-            </w:r>
-          </w:p>
-        </w:tc>
-        <w:tc>
-          <w:tcPr>
-            <w:tcW w:type="dxa" w:w="2051"/>
-          </w:tcPr>
-          <w:p>
-            <w:pPr>
-              <w:spacing w:after="0" w:line="240" w:lineRule="auto"/>
-            </w:pPr>
-            <w:r>
-              <w:rPr>
-                <w:rFonts w:ascii="Times New Roman" w:hAnsi="Times New Roman" w:eastAsia="Times New Roman"/>
-                <w:color w:val="181A1F"/>
-                <w:sz w:val="28"/>
-              </w:rPr>
-            </w:r>
-          </w:p>
-        </w:tc>
-        <w:tc>
-          <w:tcPr>
-            <w:tcW w:type="dxa" w:w="2051"/>
-          </w:tcPr>
-          <w:p>
-            <w:pPr>
-              <w:spacing w:after="0" w:line="240" w:lineRule="auto"/>
-            </w:pPr>
-            <w:r>
-              <w:rPr>
-                <w:rFonts w:ascii="Times New Roman" w:hAnsi="Times New Roman" w:eastAsia="Times New Roman"/>
-                <w:color w:val="181A1F"/>
-                <w:sz w:val="28"/>
-              </w:rPr>
-            </w:r>
-          </w:p>
-        </w:tc>
-      </w:tr>
-    </w:tbl>
-    <w:p>
-      <w:pPr>
-        <w:keepNext/>
-        <w:widowControl/>
-        <w:spacing w:line="240" w:lineRule="auto" w:after="0" w:before="120"/>
-      </w:pPr>
-      <w:r>
-        <w:rPr>
-          <w:rFonts w:ascii="Times New Roman" w:hAnsi="Times New Roman" w:eastAsia="Times New Roman"/>
-          <w:b/>
-          <w:color w:val="181A1F"/>
-          <w:sz w:val="28"/>
-        </w:rPr>
-        <w:t>12.</w:t>
-      </w:r>
-    </w:p>
-    <w:p>
-      <w:pPr>
-        <w:widowControl/>
-        <w:spacing w:line="240" w:lineRule="auto" w:after="0"/>
-      </w:pPr>
-      <w:r>
-        <w:rPr>
-          <w:rFonts w:ascii="Times New Roman" w:hAnsi="Times New Roman" w:eastAsia="Times New Roman"/>
-          <w:b w:val="0"/>
-          <w:i w:val="0"/>
-          <w:color w:val="181A1F"/>
-          <w:sz w:val="28"/>
-        </w:rPr>
-        <w:t>Ниже приведён перечень характеристик. Все они, за исключением двух, относятся к юридическим основаниям прекращения трудового договора.</w:t>
-      </w:r>
-    </w:p>
-    <w:p>
-      <w:pPr>
-        <w:widowControl/>
-        <w:spacing w:line="240" w:lineRule="auto" w:after="0"/>
-      </w:pPr>
-      <w:r>
-        <w:rPr>
-          <w:rFonts w:ascii="Times New Roman" w:hAnsi="Times New Roman" w:eastAsia="Times New Roman"/>
-          <w:b w:val="0"/>
-          <w:i w:val="0"/>
-          <w:color w:val="181A1F"/>
-          <w:sz w:val="28"/>
-        </w:rPr>
-        <w:t xml:space="preserve">1) соглашение сторон; </w:t>
-      </w:r>
-    </w:p>
-    <w:p>
-      <w:pPr>
-        <w:widowControl/>
-        <w:spacing w:line="240" w:lineRule="auto" w:after="0"/>
-      </w:pPr>
-      <w:r>
-        <w:rPr>
-          <w:rFonts w:ascii="Times New Roman" w:hAnsi="Times New Roman" w:eastAsia="Times New Roman"/>
-          <w:b w:val="0"/>
-          <w:i w:val="0"/>
-          <w:color w:val="181A1F"/>
-          <w:sz w:val="28"/>
-        </w:rPr>
-        <w:t xml:space="preserve">2) ежегодный отпуск; </w:t>
-      </w:r>
-    </w:p>
-    <w:p>
-      <w:pPr>
-        <w:widowControl/>
-        <w:spacing w:line="240" w:lineRule="auto" w:after="0"/>
-      </w:pPr>
-      <w:r>
-        <w:rPr>
-          <w:rFonts w:ascii="Times New Roman" w:hAnsi="Times New Roman" w:eastAsia="Times New Roman"/>
-          <w:b w:val="0"/>
-          <w:i w:val="0"/>
-          <w:color w:val="181A1F"/>
-          <w:sz w:val="28"/>
-        </w:rPr>
-        <w:t xml:space="preserve">3) желание работника; </w:t>
-      </w:r>
-    </w:p>
-    <w:p>
-      <w:pPr>
-        <w:widowControl/>
-        <w:spacing w:line="240" w:lineRule="auto" w:after="0"/>
-      </w:pPr>
-      <w:r>
-        <w:rPr>
-          <w:rFonts w:ascii="Times New Roman" w:hAnsi="Times New Roman" w:eastAsia="Times New Roman"/>
-          <w:b w:val="0"/>
-          <w:i w:val="0"/>
-          <w:color w:val="181A1F"/>
-          <w:sz w:val="28"/>
-        </w:rPr>
-        <w:t xml:space="preserve">4) истечение срока договора; </w:t>
-      </w:r>
-    </w:p>
-    <w:p>
-      <w:pPr>
-        <w:widowControl/>
-        <w:spacing w:line="240" w:lineRule="auto" w:after="0"/>
-      </w:pPr>
-      <w:r>
-        <w:rPr>
-          <w:rFonts w:ascii="Times New Roman" w:hAnsi="Times New Roman" w:eastAsia="Times New Roman"/>
-          <w:b w:val="0"/>
-          <w:i w:val="0"/>
-          <w:color w:val="181A1F"/>
-          <w:sz w:val="28"/>
-        </w:rPr>
-        <w:t xml:space="preserve">5) призыв работника в армию; </w:t>
-      </w:r>
-    </w:p>
-    <w:p>
-      <w:pPr>
-        <w:widowControl/>
-        <w:spacing w:line="240" w:lineRule="auto" w:after="0"/>
-      </w:pPr>
-      <w:r>
-        <w:rPr>
-          <w:rFonts w:ascii="Times New Roman" w:hAnsi="Times New Roman" w:eastAsia="Times New Roman"/>
-          <w:b w:val="0"/>
-          <w:i w:val="0"/>
-          <w:color w:val="181A1F"/>
-          <w:sz w:val="28"/>
-        </w:rPr>
-        <w:t>6) рождение ребенка.</w:t>
-      </w:r>
-    </w:p>
-    <w:p>
-      <w:pPr>
-        <w:widowControl/>
-        <w:spacing w:line="240" w:lineRule="auto" w:after="0"/>
-      </w:pPr>
-      <w:r>
-        <w:rPr>
-          <w:rFonts w:ascii="Times New Roman" w:hAnsi="Times New Roman" w:eastAsia="Times New Roman"/>
-          <w:b w:val="0"/>
-          <w:i w:val="0"/>
-          <w:color w:val="181A1F"/>
-          <w:sz w:val="28"/>
-        </w:rPr>
-        <w:t>Найдите две характеристики, «выпадающие» из общего ряда, и запишите в таблицу цифры, под которыми они указаны.</w:t>
-      </w:r>
-    </w:p>
-    <w:p>
-      <w:pPr>
-        <w:keepNext/>
-        <w:widowControl/>
-        <w:spacing w:line="240" w:lineRule="auto" w:after="0" w:before="120"/>
-      </w:pPr>
-      <w:r>
-        <w:rPr>
-          <w:rFonts w:ascii="Times New Roman" w:hAnsi="Times New Roman" w:eastAsia="Times New Roman"/>
-          <w:b/>
-          <w:color w:val="181A1F"/>
-          <w:sz w:val="28"/>
-        </w:rPr>
-        <w:t>13.</w:t>
-      </w:r>
-    </w:p>
-    <w:p>
-      <w:pPr>
-        <w:widowControl/>
-        <w:spacing w:line="240" w:lineRule="auto" w:after="0"/>
-      </w:pPr>
-      <w:r>
-        <w:rPr>
-          <w:rFonts w:ascii="Times New Roman" w:hAnsi="Times New Roman" w:eastAsia="Times New Roman"/>
-          <w:b w:val="0"/>
-          <w:i w:val="0"/>
-          <w:color w:val="181A1F"/>
-          <w:sz w:val="28"/>
-        </w:rPr>
-        <w:t>Выберите верные суждения о военной службе и альтернативной государственной службе в РФ. Запишите цифры, под которыми они указаны.</w:t>
-      </w:r>
-    </w:p>
-    <w:p>
-      <w:pPr>
-        <w:widowControl/>
-        <w:spacing w:line="240" w:lineRule="auto" w:after="0"/>
-      </w:pPr>
-      <w:r>
-        <w:rPr>
-          <w:rFonts w:ascii="Times New Roman" w:hAnsi="Times New Roman" w:eastAsia="Times New Roman"/>
-          <w:b w:val="0"/>
-          <w:i w:val="0"/>
-          <w:color w:val="181A1F"/>
-          <w:sz w:val="28"/>
-        </w:rPr>
-        <w:t>1) Воинская обязанность — вид трудовой деятельности, связанный с обороной страны, регулируемый нормами Трудового кодекса РФ.</w:t>
-      </w:r>
-    </w:p>
-    <w:p>
-      <w:pPr>
-        <w:widowControl/>
-        <w:spacing w:line="240" w:lineRule="auto" w:after="0"/>
-      </w:pPr>
-      <w:r>
-        <w:rPr>
-          <w:rFonts w:ascii="Times New Roman" w:hAnsi="Times New Roman" w:eastAsia="Times New Roman"/>
-          <w:b w:val="0"/>
-          <w:i w:val="0"/>
-          <w:color w:val="181A1F"/>
-          <w:sz w:val="28"/>
-        </w:rPr>
-        <w:t>2) На военную службу призываются все граждане мужского пола установленного возраста, не имеющие права на освобождение или отсрочку от призыва.</w:t>
-      </w:r>
-    </w:p>
-    <w:p>
-      <w:pPr>
-        <w:widowControl/>
-        <w:spacing w:line="240" w:lineRule="auto" w:after="0"/>
-      </w:pPr>
-      <w:r>
-        <w:rPr>
-          <w:rFonts w:ascii="Times New Roman" w:hAnsi="Times New Roman" w:eastAsia="Times New Roman"/>
-          <w:b w:val="0"/>
-          <w:i w:val="0"/>
-          <w:color w:val="181A1F"/>
-          <w:sz w:val="28"/>
-        </w:rPr>
-        <w:t>3) Гражданин имеет право на замену военной службы по призыву альтернативной гражданской службой, если несение военной службы противоречит его убеждениям или вероисповеданию.</w:t>
-      </w:r>
-    </w:p>
-    <w:p>
-      <w:pPr>
-        <w:widowControl/>
-        <w:spacing w:line="240" w:lineRule="auto" w:after="0"/>
-      </w:pPr>
-      <w:r>
-        <w:rPr>
-          <w:rFonts w:ascii="Times New Roman" w:hAnsi="Times New Roman" w:eastAsia="Times New Roman"/>
-          <w:b w:val="0"/>
-          <w:i w:val="0"/>
-          <w:color w:val="181A1F"/>
-          <w:sz w:val="28"/>
-        </w:rPr>
-        <w:t>4) Срок альтернативной гражданской службы в 1,75 раза больше установленного срока военной службы по призыву.</w:t>
-      </w:r>
-    </w:p>
-    <w:p>
-      <w:pPr>
-        <w:widowControl/>
-        <w:spacing w:line="240" w:lineRule="auto" w:after="0"/>
-      </w:pPr>
-      <w:r>
-        <w:rPr>
-          <w:rFonts w:ascii="Times New Roman" w:hAnsi="Times New Roman" w:eastAsia="Times New Roman"/>
-          <w:b w:val="0"/>
-          <w:i w:val="0"/>
-          <w:color w:val="181A1F"/>
-          <w:sz w:val="28"/>
-        </w:rPr>
-        <w:t>5) Молодой человек в год достижения 14-летнего возраста обязан встать на воинский учёт в районном военном комиссариате по месту жительства.</w:t>
-      </w:r>
-    </w:p>
-    <w:p>
-      <w:pPr>
-        <w:keepNext/>
-        <w:widowControl/>
-        <w:spacing w:line="240" w:lineRule="auto" w:after="0" w:before="120"/>
-      </w:pPr>
-      <w:r>
-        <w:rPr>
-          <w:rFonts w:ascii="Times New Roman" w:hAnsi="Times New Roman" w:eastAsia="Times New Roman"/>
-          <w:b/>
-          <w:color w:val="181A1F"/>
-          <w:sz w:val="28"/>
-        </w:rPr>
-        <w:t>14.</w:t>
-      </w:r>
-    </w:p>
-    <w:p>
-      <w:pPr>
-        <w:widowControl/>
-        <w:spacing w:line="240" w:lineRule="auto" w:after="0"/>
-      </w:pPr>
-      <w:r>
-        <w:rPr>
-          <w:rFonts w:ascii="Times New Roman" w:hAnsi="Times New Roman" w:eastAsia="Times New Roman"/>
-          <w:b w:val="0"/>
-          <w:i w:val="0"/>
-          <w:color w:val="181A1F"/>
-          <w:sz w:val="28"/>
-        </w:rPr>
-        <w:t>Установите соответствие между организационно-правовыми формами и видами юридических лиц: к каждой позиции, данной в первом столбце, подберите соответствующую позицию из второго столбца.</w:t>
-      </w:r>
-    </w:p>
-    <w:tbl>
-      <w:tblPr>
-        <w:tblStyle w:val="TableGrid"/>
-        <w:tblW w:type="auto" w:w="0"/>
-        <w:tblLayout w:type="autofit"/>
-        <w:tblLook w:firstColumn="1" w:firstRow="1" w:lastColumn="0" w:lastRow="0" w:noHBand="0" w:noVBand="1" w:val="04A0"/>
-      </w:tblPr>
-      <w:tblGrid>
-        <w:gridCol w:w="5128"/>
-        <w:gridCol w:w="5128"/>
-      </w:tblGrid>
-      <w:tr>
-        <w:tc>
-          <w:tcPr>
-            <w:tcW w:type="dxa" w:w="5128"/>
-          </w:tcPr>
-          <w:p>
-            <w:pPr>
-              <w:spacing w:after="0" w:line="240" w:lineRule="auto"/>
-            </w:pPr>
-            <w:r>
-              <w:rPr>
-                <w:rFonts w:ascii="Times New Roman" w:hAnsi="Times New Roman" w:eastAsia="Times New Roman"/>
-                <w:b/>
-                <w:color w:val="181A1F"/>
-                <w:sz w:val="28"/>
-              </w:rPr>
-              <w:t>ОРГАНИЗАЦИОННО-ПРАВОВЫЕ ФОРМЫ ЮРИДИЧЕСКИХ ЛИЦ</w:t>
-            </w:r>
-          </w:p>
-        </w:tc>
-        <w:tc>
-          <w:tcPr>
-            <w:tcW w:type="dxa" w:w="5128"/>
-          </w:tcPr>
-          <w:p>
-            <w:pPr>
-              <w:spacing w:after="0" w:line="240" w:lineRule="auto"/>
-            </w:pPr>
-            <w:r>
-              <w:rPr>
-                <w:rFonts w:ascii="Times New Roman" w:hAnsi="Times New Roman" w:eastAsia="Times New Roman"/>
-                <w:b/>
-                <w:color w:val="181A1F"/>
-                <w:sz w:val="28"/>
-              </w:rPr>
-              <w:t>ВИДЫ ЮРИДИЧЕСКИХ ЛИЦ</w:t>
-            </w:r>
-          </w:p>
-        </w:tc>
-      </w:tr>
-      <w:tr>
-        <w:tc>
-          <w:tcPr>
-            <w:tcW w:type="dxa" w:w="5128"/>
-          </w:tcPr>
-          <w:p>
-            <w:pPr>
-              <w:spacing w:after="0" w:line="240" w:lineRule="auto"/>
-            </w:pPr>
-            <w:r>
-              <w:rPr>
-                <w:rFonts w:ascii="Times New Roman" w:hAnsi="Times New Roman" w:eastAsia="Times New Roman"/>
-                <w:color w:val="181A1F"/>
-                <w:sz w:val="28"/>
-              </w:rPr>
-              <w:t>А) производственные кооперативы</w:t>
-              <w:br/>
-              <w:t>Б) товарищества собственников жильяB) хозяйственные товарищества</w:t>
-              <w:br/>
-              <w:t>Г) муниципальные унитарные предприятия</w:t>
-              <w:br/>
-              <w:t>Д) общины коренных малочисленных народов РФ</w:t>
-            </w:r>
-          </w:p>
-        </w:tc>
-        <w:tc>
-          <w:tcPr>
-            <w:tcW w:type="dxa" w:w="5128"/>
-          </w:tcPr>
-          <w:p>
-            <w:pPr>
-              <w:spacing w:after="0" w:line="240" w:lineRule="auto"/>
-            </w:pPr>
-            <w:r>
-              <w:rPr>
-                <w:rFonts w:ascii="Times New Roman" w:hAnsi="Times New Roman" w:eastAsia="Times New Roman"/>
-                <w:color w:val="181A1F"/>
-                <w:sz w:val="28"/>
-              </w:rPr>
-              <w:t>1) коммерческие</w:t>
-              <w:br/>
-              <w:t>2) некоммерческие</w:t>
-            </w:r>
-          </w:p>
-        </w:tc>
-      </w:tr>
-    </w:tbl>
-    <w:p>
-      <w:pPr>
-        <w:widowControl/>
-        <w:spacing w:line="240" w:lineRule="auto" w:after="0"/>
-      </w:pPr>
-      <w:r>
-        <w:rPr>
-          <w:rFonts w:ascii="Times New Roman" w:hAnsi="Times New Roman" w:eastAsia="Times New Roman"/>
-          <w:b w:val="0"/>
-          <w:i w:val="0"/>
-          <w:color w:val="181A1F"/>
-          <w:sz w:val="28"/>
-        </w:rPr>
-        <w:t>Запишите в ответ цифры, расположив их в порядке, соответствующем буквам:</w:t>
-      </w:r>
-    </w:p>
-    <w:tbl>
-      <w:tblPr>
-        <w:tblStyle w:val="TableGrid"/>
-        <w:tblW w:type="auto" w:w="0"/>
-        <w:tblLayout w:type="autofit"/>
-        <w:tblLook w:firstColumn="1" w:firstRow="1" w:lastColumn="0" w:lastRow="0" w:noHBand="0" w:noVBand="1" w:val="04A0"/>
-      </w:tblPr>
-      <w:tblGrid>
-        <w:gridCol w:w="2051"/>
-        <w:gridCol w:w="2051"/>
-        <w:gridCol w:w="2051"/>
-        <w:gridCol w:w="2051"/>
-        <w:gridCol w:w="2051"/>
-      </w:tblGrid>
-      <w:tr>
-        <w:tc>
-          <w:tcPr>
-            <w:tcW w:type="dxa" w:w="2051"/>
-          </w:tcPr>
-          <w:p>
-            <w:pPr>
-              <w:spacing w:after="0" w:line="240" w:lineRule="auto"/>
-            </w:pPr>
-            <w:r>
-              <w:rPr>
-                <w:rFonts w:ascii="Times New Roman" w:hAnsi="Times New Roman" w:eastAsia="Times New Roman"/>
-                <w:b/>
-                <w:color w:val="181A1F"/>
-                <w:sz w:val="28"/>
-              </w:rPr>
-              <w:t>A</w:t>
-            </w:r>
-          </w:p>
-        </w:tc>
-        <w:tc>
-          <w:tcPr>
-            <w:tcW w:type="dxa" w:w="2051"/>
-          </w:tcPr>
-          <w:p>
-            <w:pPr>
-              <w:spacing w:after="0" w:line="240" w:lineRule="auto"/>
-            </w:pPr>
-            <w:r>
-              <w:rPr>
-                <w:rFonts w:ascii="Times New Roman" w:hAnsi="Times New Roman" w:eastAsia="Times New Roman"/>
-                <w:b/>
-                <w:color w:val="181A1F"/>
-                <w:sz w:val="28"/>
-              </w:rPr>
-              <w:t>Б</w:t>
-            </w:r>
-          </w:p>
-        </w:tc>
-        <w:tc>
-          <w:tcPr>
-            <w:tcW w:type="dxa" w:w="2051"/>
-          </w:tcPr>
-          <w:p>
-            <w:pPr>
-              <w:spacing w:after="0" w:line="240" w:lineRule="auto"/>
-            </w:pPr>
-            <w:r>
-              <w:rPr>
-                <w:rFonts w:ascii="Times New Roman" w:hAnsi="Times New Roman" w:eastAsia="Times New Roman"/>
-                <w:b/>
-                <w:color w:val="181A1F"/>
-                <w:sz w:val="28"/>
-              </w:rPr>
-              <w:t>В</w:t>
-            </w:r>
-          </w:p>
-        </w:tc>
-        <w:tc>
-          <w:tcPr>
-            <w:tcW w:type="dxa" w:w="2051"/>
-          </w:tcPr>
-          <w:p>
-            <w:pPr>
-              <w:spacing w:after="0" w:line="240" w:lineRule="auto"/>
-            </w:pPr>
-            <w:r>
-              <w:rPr>
-                <w:rFonts w:ascii="Times New Roman" w:hAnsi="Times New Roman" w:eastAsia="Times New Roman"/>
-                <w:b/>
-                <w:color w:val="181A1F"/>
-                <w:sz w:val="28"/>
-              </w:rPr>
-              <w:t>Г</w:t>
-            </w:r>
-          </w:p>
-        </w:tc>
-        <w:tc>
-          <w:tcPr>
-            <w:tcW w:type="dxa" w:w="2051"/>
-          </w:tcPr>
-          <w:p>
-            <w:pPr>
-              <w:spacing w:after="0" w:line="240" w:lineRule="auto"/>
-            </w:pPr>
-            <w:r>
-              <w:rPr>
-                <w:rFonts w:ascii="Times New Roman" w:hAnsi="Times New Roman" w:eastAsia="Times New Roman"/>
-                <w:b/>
-                <w:color w:val="181A1F"/>
-                <w:sz w:val="28"/>
-              </w:rPr>
-              <w:t>Д</w:t>
-            </w:r>
-          </w:p>
-        </w:tc>
-      </w:tr>
-      <w:tr>
-        <w:tc>
-          <w:tcPr>
-            <w:tcW w:type="dxa" w:w="2051"/>
-          </w:tcPr>
-          <w:p>
-            <w:pPr>
-              <w:spacing w:after="0" w:line="240" w:lineRule="auto"/>
-            </w:pPr>
-            <w:r>
-              <w:rPr>
-                <w:rFonts w:ascii="Times New Roman" w:hAnsi="Times New Roman" w:eastAsia="Times New Roman"/>
-                <w:color w:val="181A1F"/>
-                <w:sz w:val="28"/>
-              </w:rPr>
-            </w:r>
-          </w:p>
-        </w:tc>
-        <w:tc>
-          <w:tcPr>
-            <w:tcW w:type="dxa" w:w="2051"/>
-          </w:tcPr>
-          <w:p>
-            <w:pPr>
-              <w:spacing w:after="0" w:line="240" w:lineRule="auto"/>
-            </w:pPr>
-            <w:r>
-              <w:rPr>
-                <w:rFonts w:ascii="Times New Roman" w:hAnsi="Times New Roman" w:eastAsia="Times New Roman"/>
-                <w:color w:val="181A1F"/>
-                <w:sz w:val="28"/>
-              </w:rPr>
-            </w:r>
-          </w:p>
-        </w:tc>
-        <w:tc>
-          <w:tcPr>
-            <w:tcW w:type="dxa" w:w="2051"/>
-          </w:tcPr>
-          <w:p>
-            <w:pPr>
-              <w:spacing w:after="0" w:line="240" w:lineRule="auto"/>
-            </w:pPr>
-            <w:r>
-              <w:rPr>
-                <w:rFonts w:ascii="Times New Roman" w:hAnsi="Times New Roman" w:eastAsia="Times New Roman"/>
-                <w:color w:val="181A1F"/>
-                <w:sz w:val="28"/>
-              </w:rPr>
-            </w:r>
-          </w:p>
-        </w:tc>
-        <w:tc>
-          <w:tcPr>
-            <w:tcW w:type="dxa" w:w="2051"/>
-          </w:tcPr>
-          <w:p>
-            <w:pPr>
-              <w:spacing w:after="0" w:line="240" w:lineRule="auto"/>
-            </w:pPr>
-            <w:r>
-              <w:rPr>
-                <w:rFonts w:ascii="Times New Roman" w:hAnsi="Times New Roman" w:eastAsia="Times New Roman"/>
-                <w:color w:val="181A1F"/>
-                <w:sz w:val="28"/>
-              </w:rPr>
-            </w:r>
-          </w:p>
-        </w:tc>
-        <w:tc>
-          <w:tcPr>
-            <w:tcW w:type="dxa" w:w="2051"/>
-          </w:tcPr>
-          <w:p>
-            <w:pPr>
-              <w:spacing w:after="0" w:line="240" w:lineRule="auto"/>
-            </w:pPr>
-            <w:r>
-              <w:rPr>
-                <w:rFonts w:ascii="Times New Roman" w:hAnsi="Times New Roman" w:eastAsia="Times New Roman"/>
-                <w:color w:val="181A1F"/>
-                <w:sz w:val="28"/>
-              </w:rPr>
-            </w:r>
-          </w:p>
-        </w:tc>
-      </w:tr>
-    </w:tbl>
-    <w:p>
-      <w:pPr>
-        <w:keepNext/>
-        <w:widowControl/>
-        <w:spacing w:line="240" w:lineRule="auto" w:after="0" w:before="120"/>
-      </w:pPr>
-      <w:r>
-        <w:rPr>
-          <w:rFonts w:ascii="Times New Roman" w:hAnsi="Times New Roman" w:eastAsia="Times New Roman"/>
-          <w:b/>
-          <w:color w:val="181A1F"/>
-          <w:sz w:val="28"/>
-        </w:rPr>
-        <w:t>15.</w:t>
-      </w:r>
-    </w:p>
-    <w:p>
-      <w:pPr>
-        <w:widowControl/>
-        <w:spacing w:line="240" w:lineRule="auto" w:after="0"/>
-      </w:pPr>
-      <w:r>
-        <w:rPr>
-          <w:rFonts w:ascii="Times New Roman" w:hAnsi="Times New Roman" w:eastAsia="Times New Roman"/>
-          <w:b w:val="0"/>
-          <w:i w:val="0"/>
-          <w:color w:val="181A1F"/>
-          <w:sz w:val="28"/>
-        </w:rPr>
-        <w:t>Установите соответствие между примерами и основаниями прекращения трудового договора в соответствии с Трудовым кодексом РФ: к каждой позиции, данной в первом столбце, подберите соответствующую позицию из второго столбца.</w:t>
-      </w:r>
-    </w:p>
-    <w:tbl>
-      <w:tblPr>
-        <w:tblStyle w:val="TableGrid"/>
-        <w:tblW w:type="auto" w:w="0"/>
-        <w:tblLayout w:type="autofit"/>
-        <w:tblLook w:firstColumn="1" w:firstRow="1" w:lastColumn="0" w:lastRow="0" w:noHBand="0" w:noVBand="1" w:val="04A0"/>
-      </w:tblPr>
-      <w:tblGrid>
-        <w:gridCol w:w="5128"/>
-        <w:gridCol w:w="5128"/>
-      </w:tblGrid>
-      <w:tr>
-        <w:tc>
-          <w:tcPr>
-            <w:tcW w:type="dxa" w:w="5128"/>
-          </w:tcPr>
-          <w:p>
-            <w:pPr>
-              <w:spacing w:after="0" w:line="240" w:lineRule="auto"/>
-            </w:pPr>
-            <w:r>
-              <w:rPr>
-                <w:rFonts w:ascii="Times New Roman" w:hAnsi="Times New Roman" w:eastAsia="Times New Roman"/>
-                <w:b/>
-                <w:color w:val="181A1F"/>
-                <w:sz w:val="28"/>
-              </w:rPr>
-              <w:t>ПРИМЕРЫ</w:t>
-            </w:r>
-          </w:p>
-        </w:tc>
-        <w:tc>
-          <w:tcPr>
-            <w:tcW w:type="dxa" w:w="5128"/>
-          </w:tcPr>
-          <w:p>
-            <w:pPr>
-              <w:spacing w:after="0" w:line="240" w:lineRule="auto"/>
-            </w:pPr>
-            <w:r>
-              <w:rPr>
-                <w:rFonts w:ascii="Times New Roman" w:hAnsi="Times New Roman" w:eastAsia="Times New Roman"/>
-                <w:b/>
-                <w:color w:val="181A1F"/>
-                <w:sz w:val="28"/>
-              </w:rPr>
-              <w:t>ОСНОВАНИЯ ПРЕКРАЩЕНИЯ ТРУДОВОГО ДОГОВОРА</w:t>
-            </w:r>
-          </w:p>
-        </w:tc>
-      </w:tr>
-      <w:tr>
-        <w:tc>
-          <w:tcPr>
-            <w:tcW w:type="dxa" w:w="5128"/>
-          </w:tcPr>
-          <w:p>
-            <w:pPr>
-              <w:spacing w:after="0" w:line="240" w:lineRule="auto"/>
-            </w:pPr>
-            <w:r>
-              <w:rPr>
-                <w:rFonts w:ascii="Times New Roman" w:hAnsi="Times New Roman" w:eastAsia="Times New Roman"/>
-                <w:color w:val="181A1F"/>
-                <w:sz w:val="28"/>
-              </w:rPr>
-              <w:t>А) Матвей З. был признан полностью неспособным к трудовой деятельности в соответствии с медицинским заключением.</w:t>
-              <w:br/>
-              <w:t>Б) Виктория К. нашла более престижную работу.</w:t>
-              <w:br/>
-              <w:t>В) Комиссия по охране труда установила, что Иван Ж. нарушил требования охраны труда, что повлекло несчастный случай на производстве.</w:t>
-              <w:br/>
-              <w:t>Г) Ираклий З. без уважительных причин не исполнял трудовых обязанностей и имел несколько дисциплинарных взысканий.</w:t>
-              <w:br/>
-              <w:t>Д) 26-летний Пётр Ч. был направлен на альтернативную гражданскую службу.</w:t>
-            </w:r>
-          </w:p>
-        </w:tc>
-        <w:tc>
-          <w:tcPr>
-            <w:tcW w:type="dxa" w:w="5128"/>
-          </w:tcPr>
-          <w:p>
-            <w:pPr>
-              <w:spacing w:after="0" w:line="240" w:lineRule="auto"/>
-            </w:pPr>
-            <w:r>
-              <w:rPr>
-                <w:rFonts w:ascii="Times New Roman" w:hAnsi="Times New Roman" w:eastAsia="Times New Roman"/>
-                <w:color w:val="181A1F"/>
-                <w:sz w:val="28"/>
-              </w:rPr>
-              <w:t>1) инициатива работника</w:t>
-              <w:br/>
-              <w:t>2) инициатива работодателя</w:t>
-              <w:br/>
-              <w:t>3) обстоятельства, не зависящие от воли сторон</w:t>
-            </w:r>
-          </w:p>
-        </w:tc>
-      </w:tr>
-    </w:tbl>
-    <w:p>
-      <w:pPr>
-        <w:widowControl/>
-        <w:spacing w:line="240" w:lineRule="auto" w:after="0"/>
-      </w:pPr>
-      <w:r>
-        <w:rPr>
-          <w:rFonts w:ascii="Times New Roman" w:hAnsi="Times New Roman" w:eastAsia="Times New Roman"/>
-          <w:b w:val="0"/>
-          <w:i w:val="0"/>
-          <w:color w:val="181A1F"/>
-          <w:sz w:val="28"/>
-        </w:rPr>
-        <w:t>Запишите в ответ цифры, расположив их в порядке, соответствующем буквам:</w:t>
-      </w:r>
-    </w:p>
-    <w:tbl>
-      <w:tblPr>
-        <w:tblStyle w:val="TableGrid"/>
-        <w:tblW w:type="auto" w:w="0"/>
-        <w:tblLayout w:type="autofit"/>
-        <w:tblLook w:firstColumn="1" w:firstRow="1" w:lastColumn="0" w:lastRow="0" w:noHBand="0" w:noVBand="1" w:val="04A0"/>
-      </w:tblPr>
-      <w:tblGrid>
-        <w:gridCol w:w="2051"/>
-        <w:gridCol w:w="2051"/>
-        <w:gridCol w:w="2051"/>
-        <w:gridCol w:w="2051"/>
-        <w:gridCol w:w="2051"/>
-      </w:tblGrid>
-      <w:tr>
-        <w:tc>
-          <w:tcPr>
-            <w:tcW w:type="dxa" w:w="2051"/>
-          </w:tcPr>
-          <w:p>
-            <w:pPr>
-              <w:spacing w:after="0" w:line="240" w:lineRule="auto"/>
-            </w:pPr>
-            <w:r>
-              <w:rPr>
-                <w:rFonts w:ascii="Times New Roman" w:hAnsi="Times New Roman" w:eastAsia="Times New Roman"/>
-                <w:b/>
-                <w:color w:val="181A1F"/>
-                <w:sz w:val="28"/>
-              </w:rPr>
-              <w:t>А</w:t>
-            </w:r>
-          </w:p>
-        </w:tc>
-        <w:tc>
-          <w:tcPr>
-            <w:tcW w:type="dxa" w:w="2051"/>
-          </w:tcPr>
-          <w:p>
-            <w:pPr>
-              <w:spacing w:after="0" w:line="240" w:lineRule="auto"/>
-            </w:pPr>
-            <w:r>
-              <w:rPr>
-                <w:rFonts w:ascii="Times New Roman" w:hAnsi="Times New Roman" w:eastAsia="Times New Roman"/>
-                <w:b/>
-                <w:color w:val="181A1F"/>
-                <w:sz w:val="28"/>
-              </w:rPr>
-              <w:t>Б</w:t>
-            </w:r>
-          </w:p>
-        </w:tc>
-        <w:tc>
-          <w:tcPr>
-            <w:tcW w:type="dxa" w:w="2051"/>
-          </w:tcPr>
-          <w:p>
-            <w:pPr>
-              <w:spacing w:after="0" w:line="240" w:lineRule="auto"/>
-            </w:pPr>
-            <w:r>
-              <w:rPr>
-                <w:rFonts w:ascii="Times New Roman" w:hAnsi="Times New Roman" w:eastAsia="Times New Roman"/>
-                <w:b/>
-                <w:color w:val="181A1F"/>
-                <w:sz w:val="28"/>
-              </w:rPr>
-              <w:t>В</w:t>
-            </w:r>
-          </w:p>
-        </w:tc>
-        <w:tc>
-          <w:tcPr>
-            <w:tcW w:type="dxa" w:w="2051"/>
-          </w:tcPr>
-          <w:p>
-            <w:pPr>
-              <w:spacing w:after="0" w:line="240" w:lineRule="auto"/>
-            </w:pPr>
-            <w:r>
-              <w:rPr>
-                <w:rFonts w:ascii="Times New Roman" w:hAnsi="Times New Roman" w:eastAsia="Times New Roman"/>
-                <w:b/>
-                <w:color w:val="181A1F"/>
-                <w:sz w:val="28"/>
-              </w:rPr>
-              <w:t>Г</w:t>
-            </w:r>
-          </w:p>
-        </w:tc>
-        <w:tc>
-          <w:tcPr>
-            <w:tcW w:type="dxa" w:w="2051"/>
-          </w:tcPr>
-          <w:p>
-            <w:pPr>
-              <w:spacing w:after="0" w:line="240" w:lineRule="auto"/>
-            </w:pPr>
-            <w:r>
-              <w:rPr>
-                <w:rFonts w:ascii="Times New Roman" w:hAnsi="Times New Roman" w:eastAsia="Times New Roman"/>
-                <w:b/>
-                <w:color w:val="181A1F"/>
-                <w:sz w:val="28"/>
-              </w:rPr>
-              <w:t>Д</w:t>
-            </w:r>
-          </w:p>
-        </w:tc>
-      </w:tr>
-      <w:tr>
-        <w:tc>
-          <w:tcPr>
-            <w:tcW w:type="dxa" w:w="2051"/>
-          </w:tcPr>
-          <w:p>
-            <w:pPr>
-              <w:spacing w:after="0" w:line="240" w:lineRule="auto"/>
-            </w:pPr>
-            <w:r>
-              <w:rPr>
-                <w:rFonts w:ascii="Times New Roman" w:hAnsi="Times New Roman" w:eastAsia="Times New Roman"/>
-                <w:color w:val="181A1F"/>
-                <w:sz w:val="28"/>
-              </w:rPr>
-            </w:r>
-          </w:p>
-        </w:tc>
-        <w:tc>
-          <w:tcPr>
-            <w:tcW w:type="dxa" w:w="2051"/>
-          </w:tcPr>
-          <w:p>
-            <w:pPr>
-              <w:spacing w:after="0" w:line="240" w:lineRule="auto"/>
-            </w:pPr>
-            <w:r>
-              <w:rPr>
-                <w:rFonts w:ascii="Times New Roman" w:hAnsi="Times New Roman" w:eastAsia="Times New Roman"/>
-                <w:color w:val="181A1F"/>
-                <w:sz w:val="28"/>
-              </w:rPr>
-            </w:r>
-          </w:p>
-        </w:tc>
-        <w:tc>
-          <w:tcPr>
-            <w:tcW w:type="dxa" w:w="2051"/>
-          </w:tcPr>
-          <w:p>
-            <w:pPr>
-              <w:spacing w:after="0" w:line="240" w:lineRule="auto"/>
-            </w:pPr>
-            <w:r>
-              <w:rPr>
-                <w:rFonts w:ascii="Times New Roman" w:hAnsi="Times New Roman" w:eastAsia="Times New Roman"/>
-                <w:color w:val="181A1F"/>
-                <w:sz w:val="28"/>
-              </w:rPr>
-            </w:r>
-          </w:p>
-        </w:tc>
-        <w:tc>
-          <w:tcPr>
-            <w:tcW w:type="dxa" w:w="2051"/>
-          </w:tcPr>
-          <w:p>
-            <w:pPr>
-              <w:spacing w:after="0" w:line="240" w:lineRule="auto"/>
-            </w:pPr>
-            <w:r>
-              <w:rPr>
-                <w:rFonts w:ascii="Times New Roman" w:hAnsi="Times New Roman" w:eastAsia="Times New Roman"/>
-                <w:color w:val="181A1F"/>
-                <w:sz w:val="28"/>
-              </w:rPr>
-            </w:r>
-          </w:p>
-        </w:tc>
-        <w:tc>
-          <w:tcPr>
-            <w:tcW w:type="dxa" w:w="2051"/>
-          </w:tcPr>
-          <w:p>
-            <w:pPr>
-              <w:spacing w:after="0" w:line="240" w:lineRule="auto"/>
-            </w:pPr>
-            <w:r>
-              <w:rPr>
-                <w:rFonts w:ascii="Times New Roman" w:hAnsi="Times New Roman" w:eastAsia="Times New Roman"/>
-                <w:color w:val="181A1F"/>
-                <w:sz w:val="28"/>
-              </w:rPr>
-            </w:r>
-          </w:p>
-        </w:tc>
-      </w:tr>
-    </w:tbl>
-    <w:p>
-      <w:pPr>
-        <w:keepNext/>
-        <w:widowControl/>
-        <w:spacing w:line="240" w:lineRule="auto" w:after="0" w:before="120"/>
-      </w:pPr>
-      <w:r>
-        <w:rPr>
-          <w:rFonts w:ascii="Times New Roman" w:hAnsi="Times New Roman" w:eastAsia="Times New Roman"/>
-          <w:b/>
-          <w:color w:val="181A1F"/>
-          <w:sz w:val="28"/>
-        </w:rPr>
-        <w:t>16.</w:t>
-      </w:r>
-    </w:p>
-    <w:p>
-      <w:pPr>
-        <w:widowControl/>
-        <w:spacing w:line="240" w:lineRule="auto" w:after="0"/>
-      </w:pPr>
-      <w:r>
-        <w:rPr>
-          <w:rFonts w:ascii="Times New Roman" w:hAnsi="Times New Roman" w:eastAsia="Times New Roman"/>
-          <w:b w:val="0"/>
-          <w:i w:val="0"/>
-          <w:color w:val="181A1F"/>
-          <w:sz w:val="28"/>
-        </w:rPr>
-        <w:t xml:space="preserve">Выберите верные суждения о правонарушениях и юридической ответственности. Запишите цифры, под которыми они указаны. </w:t>
-      </w:r>
-    </w:p>
-    <w:p>
-      <w:pPr>
-        <w:widowControl/>
-        <w:spacing w:line="240" w:lineRule="auto" w:after="0"/>
-      </w:pPr>
-      <w:r>
-        <w:rPr>
-          <w:rFonts w:ascii="Times New Roman" w:hAnsi="Times New Roman" w:eastAsia="Times New Roman"/>
-          <w:b w:val="0"/>
-          <w:i w:val="0"/>
-          <w:color w:val="181A1F"/>
-          <w:sz w:val="28"/>
-        </w:rPr>
-        <w:t>1) Привлечение к юридической ответственности возможно при наличии вины правонарушителя.</w:t>
-      </w:r>
-    </w:p>
-    <w:p>
-      <w:pPr>
-        <w:widowControl/>
-        <w:spacing w:line="240" w:lineRule="auto" w:after="0"/>
-      </w:pPr>
-      <w:r>
-        <w:rPr>
-          <w:rFonts w:ascii="Times New Roman" w:hAnsi="Times New Roman" w:eastAsia="Times New Roman"/>
-          <w:b w:val="0"/>
-          <w:i w:val="0"/>
-          <w:color w:val="181A1F"/>
-          <w:sz w:val="28"/>
-        </w:rPr>
-        <w:t xml:space="preserve">2) Гражданско-правовые проступки выражаются в нанесении организациям или отдельным гражданам имущественного или морального вреда. </w:t>
-      </w:r>
-    </w:p>
-    <w:p>
-      <w:pPr>
-        <w:widowControl/>
-        <w:spacing w:line="240" w:lineRule="auto" w:after="0"/>
-      </w:pPr>
-      <w:r>
-        <w:rPr>
-          <w:rFonts w:ascii="Times New Roman" w:hAnsi="Times New Roman" w:eastAsia="Times New Roman"/>
-          <w:b w:val="0"/>
-          <w:i w:val="0"/>
-          <w:color w:val="181A1F"/>
-          <w:sz w:val="28"/>
-        </w:rPr>
-        <w:t xml:space="preserve">3) Административная ответственность налагается только судом на лицо, совершившее преступление. </w:t>
-      </w:r>
-    </w:p>
-    <w:p>
-      <w:pPr>
-        <w:widowControl/>
-        <w:spacing w:line="240" w:lineRule="auto" w:after="0"/>
-      </w:pPr>
-      <w:r>
-        <w:rPr>
-          <w:rFonts w:ascii="Times New Roman" w:hAnsi="Times New Roman" w:eastAsia="Times New Roman"/>
-          <w:b w:val="0"/>
-          <w:i w:val="0"/>
-          <w:color w:val="181A1F"/>
-          <w:sz w:val="28"/>
-        </w:rPr>
-        <w:t xml:space="preserve">4) Субъектом правонарушения может быть только индивид. </w:t>
-      </w:r>
-    </w:p>
-    <w:p>
-      <w:pPr>
-        <w:widowControl/>
-        <w:spacing w:line="240" w:lineRule="auto" w:after="0"/>
-      </w:pPr>
-      <w:r>
-        <w:rPr>
-          <w:rFonts w:ascii="Times New Roman" w:hAnsi="Times New Roman" w:eastAsia="Times New Roman"/>
-          <w:b w:val="0"/>
-          <w:i w:val="0"/>
-          <w:color w:val="181A1F"/>
-          <w:sz w:val="28"/>
-        </w:rPr>
-        <w:t>5) Уголовная ответственность, в отличие от гражданско-правовой ответственности, носит имущественный характер и направлена на компенсацию причинённых убытков.</w:t>
-      </w:r>
-    </w:p>
-    <w:p>
-      <w:pPr>
-        <w:widowControl/>
-        <w:spacing w:line="240" w:lineRule="auto" w:after="0"/>
-      </w:pPr>
-      <w:r>
-        <w:rPr>
-          <w:rFonts w:ascii="Times New Roman" w:hAnsi="Times New Roman" w:eastAsia="Times New Roman"/>
-          <w:color w:val="181A1F"/>
-          <w:sz w:val="28"/>
-        </w:rPr>
-        <w:br w:type="page"/>
-      </w:r>
-    </w:p>
-    <w:p>
-      <w:pPr>
-        <w:pStyle w:val="Heading1"/>
-        <w:keepNext/>
-        <w:widowControl/>
-        <w:spacing w:line="240" w:lineRule="auto" w:after="60" w:before="160"/>
-      </w:pPr>
-      <w:r>
-        <w:rPr>
-          <w:rFonts w:ascii="Times New Roman" w:hAnsi="Times New Roman" w:eastAsia="Times New Roman"/>
-          <w:b/>
-          <w:color w:val="181A1F"/>
-          <w:sz w:val="28"/>
-        </w:rPr>
-        <w:t>Часть 2</w:t>
-      </w:r>
-    </w:p>
-    <w:p>
-      <w:pPr>
-        <w:widowControl/>
-        <w:spacing w:line="240" w:lineRule="auto" w:after="0"/>
-      </w:pPr>
-      <w:r>
-        <w:rPr>
-          <w:rFonts w:ascii="Times New Roman" w:hAnsi="Times New Roman" w:eastAsia="Times New Roman"/>
-          <w:color w:val="181A1F"/>
-          <w:sz w:val="28"/>
-        </w:rPr>
-        <w:t>Для заданий 17–25 запишите полный развёрнутый ответ. Каждый вопрос самодостаточен и тематически соответствует варианту.</w:t>
-      </w:r>
-    </w:p>
-    <w:p>
-      <w:pPr>
-        <w:keepNext/>
-        <w:widowControl/>
-        <w:spacing w:line="240" w:lineRule="auto" w:after="0" w:before="120"/>
-      </w:pPr>
-      <w:r>
-        <w:rPr>
-          <w:rFonts w:ascii="Times New Roman" w:hAnsi="Times New Roman" w:eastAsia="Times New Roman"/>
-          <w:b/>
-          <w:color w:val="181A1F"/>
-          <w:sz w:val="28"/>
-        </w:rPr>
-        <w:t>17.</w:t>
-      </w:r>
-    </w:p>
-    <w:p>
-      <w:pPr>
-        <w:widowControl/>
-        <w:spacing w:line="240" w:lineRule="auto" w:after="0"/>
-      </w:pPr>
-      <w:r>
-        <w:rPr>
-          <w:rFonts w:ascii="Times New Roman" w:hAnsi="Times New Roman" w:eastAsia="Times New Roman"/>
-          <w:b w:val="0"/>
-          <w:i w:val="0"/>
-          <w:color w:val="181A1F"/>
-          <w:sz w:val="28"/>
-        </w:rPr>
-        <w:t>Сопоставительный анализ права и власти, а затем права и морали показывает значительную силу права. В связи с развитием направления философской мысли, называемого аксиологией (учением о ценностях), стало возможным охарактеризовать эту значительную силу права как регулятора в современных и высокозначимых категориях.</w:t>
-      </w:r>
-    </w:p>
-    <w:p>
-      <w:pPr>
-        <w:widowControl/>
-        <w:spacing w:line="240" w:lineRule="auto" w:after="0"/>
-      </w:pPr>
-      <w:r>
-        <w:rPr>
-          <w:rFonts w:ascii="Times New Roman" w:hAnsi="Times New Roman" w:eastAsia="Times New Roman"/>
-          <w:b w:val="0"/>
-          <w:i w:val="0"/>
-          <w:color w:val="181A1F"/>
-          <w:sz w:val="28"/>
-        </w:rPr>
-        <w:t>Право в обществе в условиях цивилизации, его сила с аксиологической точки зрения — это не только необходимость, не просто средство социального регулирования, но такое «средство», которое выступает как ценность, социальное благо. Исходным для понимания права в этом качестве являются его особенности как институционного образования. Благодаря своей институционности право обладает рядом существенных социально значимых свойств — общеобязательной нормативностью, высокой (формальной) определённостью по содержанию, государственной гарантированностью, раскрывающими его миссию существенной социальной силы общества, носителя значительной социальной энергии. Это и связано как раз с характеристикой права в качестве социального феномена, обладающего социальной ценностью — инструментальной и собственной.</w:t>
-      </w:r>
-    </w:p>
-    <w:p>
-      <w:pPr>
-        <w:widowControl/>
-        <w:spacing w:line="240" w:lineRule="auto" w:after="0"/>
-      </w:pPr>
-      <w:r>
-        <w:rPr>
-          <w:rFonts w:ascii="Times New Roman" w:hAnsi="Times New Roman" w:eastAsia="Times New Roman"/>
-          <w:b w:val="0"/>
-          <w:i w:val="0"/>
-          <w:color w:val="181A1F"/>
-          <w:sz w:val="28"/>
-        </w:rPr>
-        <w:t>Если не идти дальше рассмотрения права как регулятора общественных отношений, то его миссия в обществе состоит прежде всего в инструментальной ценности, т. е. ценности «инструмента», «средства» решения задач, относимых к различным сторонам жизни общества — экономической, политической, культурной…</w:t>
-      </w:r>
-    </w:p>
-    <w:p>
-      <w:pPr>
-        <w:widowControl/>
-        <w:spacing w:line="240" w:lineRule="auto" w:after="0"/>
-      </w:pPr>
-      <w:r>
-        <w:rPr>
-          <w:rFonts w:ascii="Times New Roman" w:hAnsi="Times New Roman" w:eastAsia="Times New Roman"/>
-          <w:b w:val="0"/>
-          <w:i w:val="0"/>
-          <w:color w:val="181A1F"/>
-          <w:sz w:val="28"/>
-        </w:rPr>
-        <w:t>Вместе с тем важно подчеркнуть, что право имеет и собственную ценность, которая в демократическом обществе приобретает доминирующее значение. Эта собственная ценность даёт о себе знать и в сугубо «регулятивном плане». В том, что право способно «воспроизводить» данную социальную систему, вносить в неё нормативные начала.</w:t>
-      </w:r>
-    </w:p>
-    <w:p>
-      <w:pPr>
-        <w:widowControl/>
-        <w:spacing w:line="240" w:lineRule="auto" w:after="0"/>
-      </w:pPr>
-      <w:r>
-        <w:rPr>
-          <w:rFonts w:ascii="Times New Roman" w:hAnsi="Times New Roman" w:eastAsia="Times New Roman"/>
-          <w:b w:val="0"/>
-          <w:i w:val="0"/>
-          <w:color w:val="181A1F"/>
-          <w:sz w:val="28"/>
-        </w:rPr>
-        <w:t>Но есть здесь нечто совсем своеобразное, исконно правовое. Самым общим образом собственную ценность права в этом отношении можно определить как выражение и олицетворение правом свободы и активности людей на основе упорядоченных отношений и в соответствии со справедливостью, необходимостью согласования воли и интересов различных слоёв населения, социальных групп. Иными словами, право в идеале — это ценность, которая не присуща никакому другому социально-политическому явлению, ценность упорядоченной свободы человека, справедливости, консенсуса. В этом своём качестве право может предоставлять людям, их коллективам в виде субъективных прав простор для свободы, для активности в поведении, и в то же время оно направлено на то, чтобы исключить произвол и своеволие, противостоять им, сообразовать поведение с моралью, со справедливостью. Именно как явление, противостоящее произволу и беззаконию и в то же время обеспечивающее простор для упорядоченной социальной свободы и активности, право само по себе занимает высокозначимое место в социальной жизни, выступает как фактор социального прогресса. И именно в этом отношении право и является значительной и притом — самостоятельной социальной ценностью... (С. С. Алексеев )</w:t>
-      </w:r>
-    </w:p>
-    <w:p>
-      <w:pPr>
-        <w:widowControl/>
-        <w:spacing w:line="240" w:lineRule="auto" w:after="0"/>
-      </w:pPr>
-      <w:r>
-        <w:rPr>
-          <w:rFonts w:ascii="Times New Roman" w:hAnsi="Times New Roman" w:eastAsia="Times New Roman"/>
-          <w:b w:val="0"/>
-          <w:i w:val="0"/>
-          <w:color w:val="181A1F"/>
-          <w:sz w:val="28"/>
-        </w:rPr>
-        <w:t>Какие три социально значимых свойства права как институционного образования приведены автором? Как он характеризует силу права с аксиологической точки зрения? В чём, по мнению автора, проявляется собственная ценность права?</w:t>
-      </w:r>
-    </w:p>
-    <w:p>
-      <w:pPr>
-        <w:widowControl/>
-        <w:spacing w:line="240" w:lineRule="auto" w:after="0"/>
-      </w:pPr>
-      <w:r>
-        <w:rPr>
-          <w:rFonts w:ascii="Times New Roman" w:hAnsi="Times New Roman" w:eastAsia="Times New Roman"/>
-          <w:color w:val="181A1F"/>
           <w:sz w:val="28"/>
         </w:rPr>
         <w:t>Ответ:</w:t>
@@ -3623,31 +3316,300 @@
     </w:p>
     <w:p>
       <w:pPr>
-        <w:keepNext/>
-        <w:widowControl/>
-        <w:spacing w:line="240" w:lineRule="auto" w:after="0" w:before="120"/>
+        <w:keepNext w:val="0"/>
+        <w:spacing w:after="60" w:line="240" w:lineRule="auto"/>
+        <w:jc w:val="both"/>
       </w:pPr>
       <w:r>
         <w:rPr>
           <w:rFonts w:ascii="Times New Roman" w:hAnsi="Times New Roman" w:eastAsia="Times New Roman"/>
           <w:b/>
-          <w:color w:val="181A1F"/>
           <w:sz w:val="28"/>
         </w:rPr>
-        <w:t>18.</w:t>
+        <w:t xml:space="preserve">№16 </w:t>
       </w:r>
-    </w:p>
-    <w:p>
-      <w:pPr>
-        <w:widowControl/>
-        <w:spacing w:line="240" w:lineRule="auto" w:after="0"/>
-      </w:pPr>
       <w:r>
         <w:rPr>
           <w:rFonts w:ascii="Times New Roman" w:hAnsi="Times New Roman" w:eastAsia="Times New Roman"/>
           <w:b w:val="0"/>
           <w:i w:val="0"/>
-          <w:color w:val="181A1F"/>
+          <w:sz w:val="28"/>
+        </w:rPr>
+        <w:t>Пётр Сергеевич работает нотариусом. Найдите в приведённом списке действия, входящие в круг полномочий (прав) нотариуса, и запишите цифры, под которыми они указаны.</w:t>
+      </w:r>
+    </w:p>
+    <w:p>
+      <w:pPr>
+        <w:keepNext w:val="0"/>
+        <w:spacing w:after="60" w:line="240" w:lineRule="auto"/>
+        <w:jc w:val="both"/>
+      </w:pPr>
+      <w:r>
+        <w:rPr>
+          <w:rFonts w:ascii="Times New Roman" w:hAnsi="Times New Roman" w:eastAsia="Times New Roman"/>
+          <w:b w:val="0"/>
+          <w:i w:val="0"/>
+          <w:sz w:val="28"/>
+        </w:rPr>
+        <w:t>1) удостоверять брачный договор</w:t>
+      </w:r>
+    </w:p>
+    <w:p>
+      <w:pPr>
+        <w:keepNext w:val="0"/>
+        <w:spacing w:after="60" w:line="240" w:lineRule="auto"/>
+        <w:jc w:val="both"/>
+      </w:pPr>
+      <w:r>
+        <w:rPr>
+          <w:rFonts w:ascii="Times New Roman" w:hAnsi="Times New Roman" w:eastAsia="Times New Roman"/>
+          <w:b w:val="0"/>
+          <w:i w:val="0"/>
+          <w:sz w:val="28"/>
+        </w:rPr>
+        <w:t>2) выносить решение по правовым спорам</w:t>
+      </w:r>
+    </w:p>
+    <w:p>
+      <w:pPr>
+        <w:keepNext w:val="0"/>
+        <w:spacing w:after="60" w:line="240" w:lineRule="auto"/>
+        <w:jc w:val="both"/>
+      </w:pPr>
+      <w:r>
+        <w:rPr>
+          <w:rFonts w:ascii="Times New Roman" w:hAnsi="Times New Roman" w:eastAsia="Times New Roman"/>
+          <w:b w:val="0"/>
+          <w:i w:val="0"/>
+          <w:sz w:val="28"/>
+        </w:rPr>
+        <w:t>3) налагать административную ответственность</w:t>
+      </w:r>
+    </w:p>
+    <w:p>
+      <w:pPr>
+        <w:keepNext w:val="0"/>
+        <w:spacing w:after="60" w:line="240" w:lineRule="auto"/>
+        <w:jc w:val="both"/>
+      </w:pPr>
+      <w:r>
+        <w:rPr>
+          <w:rFonts w:ascii="Times New Roman" w:hAnsi="Times New Roman" w:eastAsia="Times New Roman"/>
+          <w:b w:val="0"/>
+          <w:i w:val="0"/>
+          <w:sz w:val="28"/>
+        </w:rPr>
+        <w:t>4) давать разъяснения по вопросам совершения определённых правовых действий в пределах своей компетенции</w:t>
+      </w:r>
+    </w:p>
+    <w:p>
+      <w:pPr>
+        <w:keepNext w:val="0"/>
+        <w:spacing w:after="60" w:line="240" w:lineRule="auto"/>
+        <w:jc w:val="both"/>
+      </w:pPr>
+      <w:r>
+        <w:rPr>
+          <w:rFonts w:ascii="Times New Roman" w:hAnsi="Times New Roman" w:eastAsia="Times New Roman"/>
+          <w:b w:val="0"/>
+          <w:i w:val="0"/>
+          <w:sz w:val="28"/>
+        </w:rPr>
+        <w:t>5) изготовлять копии документов и выписки из них</w:t>
+      </w:r>
+    </w:p>
+    <w:p>
+      <w:pPr>
+        <w:keepNext w:val="0"/>
+        <w:spacing w:after="60" w:line="240" w:lineRule="auto"/>
+        <w:jc w:val="both"/>
+      </w:pPr>
+      <w:r>
+        <w:rPr>
+          <w:rFonts w:ascii="Times New Roman" w:hAnsi="Times New Roman" w:eastAsia="Times New Roman"/>
+          <w:b w:val="0"/>
+          <w:i w:val="0"/>
+          <w:sz w:val="28"/>
+        </w:rPr>
+        <w:t>6) осуществлять надзор за исполнением законов органами, ведущими дознание и предварительное следствие</w:t>
+      </w:r>
+    </w:p>
+    <w:p>
+      <w:pPr>
+        <w:keepNext w:val="0"/>
+        <w:spacing w:after="60" w:line="240" w:lineRule="auto"/>
+        <w:jc w:val="both"/>
+      </w:pPr>
+      <w:r>
+        <w:rPr>
+          <w:rFonts w:ascii="Times New Roman" w:hAnsi="Times New Roman" w:eastAsia="Times New Roman"/>
+          <w:b w:val="0"/>
+          <w:i w:val="0"/>
+          <w:sz w:val="28"/>
+        </w:rPr>
+        <w:t>Ответ:</w:t>
+      </w:r>
+    </w:p>
+    <w:p>
+      <w:r>
+        <w:br w:type="page"/>
+      </w:r>
+    </w:p>
+    <w:p>
+      <w:pPr>
+        <w:keepNext/>
+        <w:spacing w:after="60" w:line="240" w:lineRule="auto"/>
+        <w:jc w:val="both"/>
+      </w:pPr>
+      <w:r>
+        <w:rPr>
+          <w:rFonts w:ascii="Times New Roman" w:hAnsi="Times New Roman" w:eastAsia="Times New Roman"/>
+          <w:b/>
+          <w:i w:val="0"/>
+          <w:sz w:val="28"/>
+        </w:rPr>
+        <w:t>Вторая часть</w:t>
+      </w:r>
+    </w:p>
+    <w:p>
+      <w:pPr>
+        <w:keepNext w:val="0"/>
+        <w:spacing w:after="60" w:line="240" w:lineRule="auto"/>
+        <w:jc w:val="both"/>
+      </w:pPr>
+      <w:r>
+        <w:rPr>
+          <w:rFonts w:ascii="Times New Roman" w:hAnsi="Times New Roman" w:eastAsia="Times New Roman"/>
+          <w:b w:val="0"/>
+          <w:i w:val="0"/>
+          <w:sz w:val="28"/>
+        </w:rPr>
+        <w:t>Понятие состава правонарушения помогает на практике определить, имеется или отсутствует правонарушение в конкретном поведении того или иного субъекта права... В этой связи под составом правонарушения понимают наличие объективной и субъективной сторон, субъекта и объекта правонарушения. Причем только совокупность этих элементов позволяет говорить о наличии или отсутствии конкретного правонарушения.</w:t>
+      </w:r>
+    </w:p>
+    <w:p>
+      <w:pPr>
+        <w:keepNext w:val="0"/>
+        <w:spacing w:after="60" w:line="240" w:lineRule="auto"/>
+        <w:jc w:val="both"/>
+      </w:pPr>
+      <w:r>
+        <w:rPr>
+          <w:rFonts w:ascii="Times New Roman" w:hAnsi="Times New Roman" w:eastAsia="Times New Roman"/>
+          <w:b w:val="0"/>
+          <w:i w:val="0"/>
+          <w:sz w:val="28"/>
+        </w:rPr>
+        <w:t>Правонарушение — это не столько юридическое, сколько социальное явление, так как общим объектом всех правонарушений являются социальные сущности, прежде всего правопорядок. Правопорядок как наиболее общий объект правонарушения характеризует юридическое состояние общественных отношений, представляет суммарный итог, результат соблюдения, исполнения, использования и применения правовых норм в обществе. Понятно, что любое правонарушение в той или иной степени ослабляет правопорядок, выбивает из него то или иное основание, разрушает то или иное звено. Поэтому любое правонарушение наносит ущерб, причиняет вред устойчивости, стабильности жизни общества, личным и общественным интересам, а в конечном счете правопорядку. Кроме этого общего объекта правонарушения, теория права выделяет конкретный объект каждого правонарушения. Это могут быть права и свободы человека, его жизнь и здоровье, собственность и безопасность. Это могут быть имущественные и финансовые интересы юридического лица, экологические интересы, это может быть и сфера государственного устройства –основы конституционного строя, форма правления, политический режим, военная сфера и т.д. важно подчеркнуть, что объект правонарушения –это всегда личное или общественное благо, которое охраняется правом. Именно формальный момент –противоправность того или иного действия (бездействия) –прежде всего характеризует правонарушение. Поведение субъекта права составляет объективную картину правонарушения, то есть те внешние действия, которые можно наблюдать, устанавливать, оценивать. Это объективная сторона в свою очередь представляет собой единство трех элементов: противоправного поведения, вреда и причинной связи между действием (бездействием) и причиненным вредом.</w:t>
+      </w:r>
+    </w:p>
+    <w:p>
+      <w:pPr>
+        <w:keepNext w:val="0"/>
+        <w:spacing w:after="60" w:line="240" w:lineRule="auto"/>
+        <w:jc w:val="both"/>
+      </w:pPr>
+      <w:r>
+        <w:rPr>
+          <w:rFonts w:ascii="Times New Roman" w:hAnsi="Times New Roman" w:eastAsia="Times New Roman"/>
+          <w:b w:val="0"/>
+          <w:i w:val="0"/>
+          <w:sz w:val="28"/>
+        </w:rPr>
+        <w:t>Субъектом правонарушения является дееспособный субъект права: вменяемый, достигший определенного возраста, гражданин государства или иностранец, не обладающий дипломатическим иммунитетом, либо лицо без гражданства.</w:t>
+      </w:r>
+    </w:p>
+    <w:p>
+      <w:pPr>
+        <w:keepNext w:val="0"/>
+        <w:spacing w:after="60" w:line="240" w:lineRule="auto"/>
+        <w:jc w:val="both"/>
+      </w:pPr>
+      <w:r>
+        <w:rPr>
+          <w:rFonts w:ascii="Times New Roman" w:hAnsi="Times New Roman" w:eastAsia="Times New Roman"/>
+          <w:b w:val="0"/>
+          <w:i w:val="0"/>
+          <w:sz w:val="28"/>
+        </w:rPr>
+        <w:t>Важное значение имеет возраст. Субъектом преступления может быть только лицо, достигшее 16 лет, а по некоторым преступлениям 14 лет... Наконец, субъективная сторона. Она характеризуется виной –психическим отношением субъекта к своему действию (бездействию), к его результатам. Свобода воли, которая определяет выбор субъектом тех или иных вариантов поведения, проявляется и в психическом отношении этого субъекта к своему поведению, его итогам.</w:t>
+      </w:r>
+    </w:p>
+    <w:p>
+      <w:pPr>
+        <w:keepNext/>
+        <w:spacing w:after="60" w:line="240" w:lineRule="auto"/>
+        <w:jc w:val="both"/>
+      </w:pPr>
+      <w:r>
+        <w:rPr>
+          <w:rFonts w:ascii="Times New Roman" w:hAnsi="Times New Roman" w:eastAsia="Times New Roman"/>
+          <w:b/>
+          <w:i w:val="0"/>
+          <w:sz w:val="28"/>
+        </w:rPr>
+        <w:t>№17</w:t>
+      </w:r>
+    </w:p>
+    <w:p>
+      <w:pPr>
+        <w:keepNext w:val="0"/>
+        <w:spacing w:after="60" w:line="240" w:lineRule="auto"/>
+        <w:jc w:val="both"/>
+      </w:pPr>
+      <w:r>
+        <w:rPr>
+          <w:rFonts w:ascii="Times New Roman" w:hAnsi="Times New Roman" w:eastAsia="Times New Roman"/>
+          <w:b w:val="0"/>
+          <w:i w:val="0"/>
+          <w:sz w:val="28"/>
+        </w:rPr>
+        <w:t>Какой общий объект правонарушения назван в тексте? Какой формальный момент, по мнению автора, прежде всего характеризует правонарушение? Кто может являться субъектом правонарушения?</w:t>
+      </w:r>
+    </w:p>
+    <w:p>
+      <w:pPr>
+        <w:keepNext w:val="0"/>
+        <w:spacing w:after="60" w:line="240" w:lineRule="auto"/>
+        <w:jc w:val="both"/>
+      </w:pPr>
+      <w:r>
+        <w:rPr>
+          <w:rFonts w:ascii="Times New Roman" w:hAnsi="Times New Roman" w:eastAsia="Times New Roman"/>
+          <w:b w:val="0"/>
+          <w:i w:val="0"/>
+          <w:sz w:val="28"/>
+        </w:rPr>
+        <w:t>Ответ:</w:t>
+      </w:r>
+    </w:p>
+    <w:p>
+      <w:pPr>
+        <w:keepNext/>
+        <w:spacing w:after="60" w:line="240" w:lineRule="auto"/>
+        <w:jc w:val="both"/>
+      </w:pPr>
+      <w:r>
+        <w:rPr>
+          <w:rFonts w:ascii="Times New Roman" w:hAnsi="Times New Roman" w:eastAsia="Times New Roman"/>
+          <w:b/>
+          <w:i w:val="0"/>
+          <w:sz w:val="28"/>
+        </w:rPr>
+        <w:t>№18</w:t>
+      </w:r>
+    </w:p>
+    <w:p>
+      <w:pPr>
+        <w:keepNext w:val="0"/>
+        <w:spacing w:after="60" w:line="240" w:lineRule="auto"/>
+        <w:jc w:val="both"/>
+      </w:pPr>
+      <w:r>
+        <w:rPr>
+          <w:rFonts w:ascii="Times New Roman" w:hAnsi="Times New Roman" w:eastAsia="Times New Roman"/>
+          <w:b w:val="0"/>
+          <w:i w:val="0"/>
           <w:sz w:val="28"/>
         </w:rPr>
         <w:t>В тексте упомянуты ключевые понятия социально-гуманитарных наук.</w:t>
@@ -3655,15 +3617,15 @@
     </w:p>
     <w:p>
       <w:pPr>
-        <w:widowControl/>
-        <w:spacing w:line="240" w:lineRule="auto" w:after="0"/>
+        <w:keepNext w:val="0"/>
+        <w:spacing w:after="60" w:line="240" w:lineRule="auto"/>
+        <w:jc w:val="both"/>
       </w:pPr>
       <w:r>
         <w:rPr>
           <w:rFonts w:ascii="Times New Roman" w:hAnsi="Times New Roman" w:eastAsia="Times New Roman"/>
           <w:b w:val="0"/>
           <w:i w:val="0"/>
-          <w:color w:val="181A1F"/>
           <w:sz w:val="28"/>
         </w:rPr>
         <w:t>Используя обществоведческие знания,</w:t>
@@ -3671,93 +3633,47 @@
     </w:p>
     <w:p>
       <w:pPr>
-        <w:widowControl/>
-        <w:spacing w:line="240" w:lineRule="auto" w:after="0"/>
+        <w:keepNext w:val="0"/>
+        <w:spacing w:after="60" w:line="240" w:lineRule="auto"/>
+        <w:jc w:val="both"/>
       </w:pPr>
       <w:r>
         <w:rPr>
           <w:rFonts w:ascii="Times New Roman" w:hAnsi="Times New Roman" w:eastAsia="Times New Roman"/>
           <w:b w:val="0"/>
           <w:i w:val="0"/>
-          <w:color w:val="181A1F"/>
           <w:sz w:val="28"/>
         </w:rPr>
-        <w:t>– укажите не менее трёх основных признаков налога как платежа физических и юридических лиц;</w:t>
+        <w:t>– укажите не менее трёх основных признаков понятия «право»;</w:t>
       </w:r>
     </w:p>
     <w:p>
       <w:pPr>
-        <w:widowControl/>
-        <w:spacing w:line="240" w:lineRule="auto" w:after="0"/>
+        <w:keepNext w:val="0"/>
+        <w:spacing w:after="60" w:line="240" w:lineRule="auto"/>
+        <w:jc w:val="both"/>
       </w:pPr>
       <w:r>
         <w:rPr>
           <w:rFonts w:ascii="Times New Roman" w:hAnsi="Times New Roman" w:eastAsia="Times New Roman"/>
           <w:b w:val="0"/>
           <w:i w:val="0"/>
-          <w:color w:val="181A1F"/>
           <w:sz w:val="28"/>
         </w:rPr>
-        <w:t>– объясните, в чём заключается значимость предмета регулирования конституционного права. (Объяснение может быть дано в одном или нескольких распространённых предложениях.)</w:t>
+        <w:t>– объясните связь правопорядка с эффективностью государства. (Объяснение с опорой на текста может быть дано в одном или нескольких распространённых предложениях.)</w:t>
       </w:r>
     </w:p>
     <w:p>
       <w:pPr>
-        <w:widowControl/>
-        <w:spacing w:line="240" w:lineRule="auto" w:after="0"/>
+        <w:keepNext w:val="0"/>
+        <w:spacing w:after="60" w:line="240" w:lineRule="auto"/>
+        <w:jc w:val="both"/>
       </w:pPr>
       <w:r>
         <w:rPr>
           <w:rFonts w:ascii="Times New Roman" w:hAnsi="Times New Roman" w:eastAsia="Times New Roman"/>
           <w:b w:val="0"/>
           <w:i w:val="0"/>
-          <w:color w:val="181A1F"/>
-          <w:sz w:val="28"/>
-        </w:rPr>
-        <w:t xml:space="preserve">Под конституционным правом понимается система юридических норм, регулирующих целостный комплекс общественных отношений, которые складываются в процессе определения устоев общества и государства, закрепления основ правового статуса человека, личности и гражданина, установления системы, организации и функционирования государственной власти... </w:t>
-      </w:r>
-    </w:p>
-    <w:p>
-      <w:pPr>
-        <w:widowControl/>
-        <w:spacing w:line="240" w:lineRule="auto" w:after="0"/>
-      </w:pPr>
-      <w:r>
-        <w:rPr>
-          <w:rFonts w:ascii="Times New Roman" w:hAnsi="Times New Roman" w:eastAsia="Times New Roman"/>
-          <w:b w:val="0"/>
-          <w:i w:val="0"/>
-          <w:color w:val="181A1F"/>
-          <w:sz w:val="28"/>
-        </w:rPr>
-        <w:t xml:space="preserve">Конституционное право является ведущей отраслью в системе национального права каждой страны. Это обусловлено значительностью предмета правового регулирования, исключительной ролью заглавного акта конституционного права, учредительным характером его норм. Объём и пределы конституционно-правового регулирования общественных отношений определяются государством с политических позиций. Государство просто вынуждено выражать в нормах конституционного права стабильное соотношение различных социальных сил, сложившееся во взаимоотношениях между классами, народами, нациями и государством по поводу определения формы государства, осуществления публичной власти, закрепления правового статуса человека, личности и гражданина... Каждая отрасль национальной системы права почти всегда имеет свой заглавный нормативный правовой акт. В России, например, роль заглавного акта в гражданском праве выполняет Гражданский кодекс РФ, в трудовом — Трудовой кодекс РФ, в земельном — Земельный кодекс РФ и т. д. </w:t>
-      </w:r>
-    </w:p>
-    <w:p>
-      <w:pPr>
-        <w:widowControl/>
-        <w:spacing w:line="240" w:lineRule="auto" w:after="0"/>
-      </w:pPr>
-      <w:r>
-        <w:rPr>
-          <w:rFonts w:ascii="Times New Roman" w:hAnsi="Times New Roman" w:eastAsia="Times New Roman"/>
-          <w:b w:val="0"/>
-          <w:i w:val="0"/>
-          <w:color w:val="181A1F"/>
-          <w:sz w:val="28"/>
-        </w:rPr>
-        <w:t>В отношении конституционного права в качестве заглавного нормативного правового акта выступает конституция. Её исключительная роль проявляется в том, что она обладает верховенством на всей территории суверенного государства, имеет приоритет над всеми другими законами, является базой текущего законодательства, имеет прямое действие и применяется на всей территории страны (ст. 15 Конституции РФ). Из всех законов лишь одна конституция служит основным источником не только конституционного права, но и всех других отраслей национальной системы права. В этом смысле все отрасли права являются производными от конституции, коренятся в её содержании. Учредительный характер конституционно-правовых норм означает, что они устанавливают основные начала, своеобразные истоки всех других отраслей национальной системы права. Нормы конституционного права определяют место и роль органов исполнительной власти в системе органов государства, их виды, устанавливают подотчётность и ответственность правительства перед парламентом или главой государства. Тем самым они закладывают основы, формируют исходные положения для административного права, нормы которого регулируют отношения, возникающие в процессе деятельности исполнительных органов государственной власти, осуществления государственного управления. Конституционно-правовые нормы в большинстве стран определяют экономическую систему государства и соответствующие ей формы собственности.</w:t>
-      </w:r>
-    </w:p>
-    <w:p>
-      <w:pPr>
-        <w:widowControl/>
-        <w:spacing w:line="240" w:lineRule="auto" w:after="0"/>
-      </w:pPr>
-      <w:r>
-        <w:rPr>
-          <w:rFonts w:ascii="Times New Roman" w:hAnsi="Times New Roman" w:eastAsia="Times New Roman"/>
-          <w:color w:val="181A1F"/>
           <w:sz w:val="28"/>
         </w:rPr>
         <w:t>Ответ:</w:t>
@@ -3765,45 +3681,39 @@
     </w:p>
     <w:p>
       <w:pPr>
-        <w:keepNext/>
-        <w:widowControl/>
-        <w:spacing w:line="240" w:lineRule="auto" w:after="0" w:before="120"/>
+        <w:keepNext w:val="0"/>
+        <w:spacing w:after="60" w:line="240" w:lineRule="auto"/>
+        <w:jc w:val="both"/>
       </w:pPr>
       <w:r>
         <w:rPr>
           <w:rFonts w:ascii="Times New Roman" w:hAnsi="Times New Roman" w:eastAsia="Times New Roman"/>
           <w:b/>
-          <w:color w:val="181A1F"/>
           <w:sz w:val="28"/>
         </w:rPr>
-        <w:t>19.</w:t>
+        <w:t xml:space="preserve">№19 </w:t>
       </w:r>
-    </w:p>
-    <w:p>
-      <w:pPr>
-        <w:widowControl/>
-        <w:spacing w:line="240" w:lineRule="auto" w:after="0"/>
-      </w:pPr>
       <w:r>
         <w:rPr>
           <w:rFonts w:ascii="Times New Roman" w:hAnsi="Times New Roman" w:eastAsia="Times New Roman"/>
           <w:b w:val="0"/>
           <w:i w:val="0"/>
-          <w:color w:val="181A1F"/>
           <w:sz w:val="28"/>
         </w:rPr>
-        <w:t>Проиллюстрируйте тремя примерами действия государственных органов по охране правопорядка. (Сначала назовите государственный орган, затем приведите соответствующий пример. Каждый пример должен быть сформулирован развёрнуто).</w:t>
+        <w:t>Назовите и проиллюстрируйте примерами любые три вида гражданско-правовых договоров согласно Гражданскому кодексу РФ. (Сначала назовите вид гражданско-правового договора, затем приведите соответствующий пример.) (Каждый пример должен быть сформулирован развёрнуто.)</w:t>
       </w:r>
     </w:p>
     <w:p>
       <w:pPr>
-        <w:widowControl/>
-        <w:spacing w:line="240" w:lineRule="auto" w:after="0"/>
+        <w:keepNext w:val="0"/>
+        <w:spacing w:after="60" w:line="240" w:lineRule="auto"/>
+        <w:jc w:val="both"/>
       </w:pPr>
       <w:r>
         <w:rPr>
           <w:rFonts w:ascii="Times New Roman" w:hAnsi="Times New Roman" w:eastAsia="Times New Roman"/>
-          <w:color w:val="181A1F"/>
+          <w:b w:val="0"/>
+          <w:i w:val="0"/>
           <w:sz w:val="28"/>
         </w:rPr>
         <w:t>Ответ:</w:t>
@@ -3811,45 +3721,39 @@
     </w:p>
     <w:p>
       <w:pPr>
-        <w:keepNext/>
-        <w:widowControl/>
-        <w:spacing w:line="240" w:lineRule="auto" w:after="0" w:before="120"/>
+        <w:keepNext w:val="0"/>
+        <w:spacing w:after="60" w:line="240" w:lineRule="auto"/>
+        <w:jc w:val="both"/>
       </w:pPr>
       <w:r>
         <w:rPr>
           <w:rFonts w:ascii="Times New Roman" w:hAnsi="Times New Roman" w:eastAsia="Times New Roman"/>
           <w:b/>
-          <w:color w:val="181A1F"/>
           <w:sz w:val="28"/>
         </w:rPr>
-        <w:t>20.</w:t>
+        <w:t xml:space="preserve">№20 </w:t>
       </w:r>
-    </w:p>
-    <w:p>
-      <w:pPr>
-        <w:widowControl/>
-        <w:spacing w:line="240" w:lineRule="auto" w:after="0"/>
-      </w:pPr>
       <w:r>
         <w:rPr>
           <w:rFonts w:ascii="Times New Roman" w:hAnsi="Times New Roman" w:eastAsia="Times New Roman"/>
           <w:b w:val="0"/>
           <w:i w:val="0"/>
-          <w:color w:val="181A1F"/>
           <w:sz w:val="28"/>
         </w:rPr>
-        <w:t>Существует мысль о том, что посредством установления запретов право предупреждает и пресекает поступки, которые противоречат интересам государства, общества и индивида. Проиллюстрируйте эту мысль примерами из любых трёх отраслей российского права. (В каждом случае сначала укажите отрасль российского права, а затем приведите соответствующий пример).</w:t>
+        <w:t>Существует мнение, что государство всегда незримо, но весьма мощно присутствует в правоотношении в качестве «третьего нелишнего». Используя обществоведческие знания, приведите три аргумента, подтверждающих это мнение. (Каждый аргумент должен быть сформулирован как распространённое предложение.)</w:t>
       </w:r>
     </w:p>
     <w:p>
       <w:pPr>
-        <w:widowControl/>
-        <w:spacing w:line="240" w:lineRule="auto" w:after="0"/>
+        <w:keepNext w:val="0"/>
+        <w:spacing w:after="60" w:line="240" w:lineRule="auto"/>
+        <w:jc w:val="both"/>
       </w:pPr>
       <w:r>
         <w:rPr>
           <w:rFonts w:ascii="Times New Roman" w:hAnsi="Times New Roman" w:eastAsia="Times New Roman"/>
-          <w:color w:val="181A1F"/>
+          <w:b w:val="0"/>
+          <w:i w:val="0"/>
           <w:sz w:val="28"/>
         </w:rPr>
         <w:t>Ответ:</w:t>
@@ -3857,45 +3761,127 @@
     </w:p>
     <w:p>
       <w:pPr>
-        <w:keepNext/>
-        <w:widowControl/>
-        <w:spacing w:line="240" w:lineRule="auto" w:after="0" w:before="120"/>
+        <w:keepNext w:val="0"/>
+        <w:spacing w:after="60" w:line="240" w:lineRule="auto"/>
+        <w:jc w:val="both"/>
       </w:pPr>
       <w:r>
         <w:rPr>
           <w:rFonts w:ascii="Times New Roman" w:hAnsi="Times New Roman" w:eastAsia="Times New Roman"/>
           <w:b/>
-          <w:color w:val="181A1F"/>
           <w:sz w:val="28"/>
         </w:rPr>
-        <w:t>21.</w:t>
+        <w:t xml:space="preserve">№21 </w:t>
       </w:r>
-    </w:p>
-    <w:p>
-      <w:pPr>
-        <w:widowControl/>
-        <w:spacing w:line="240" w:lineRule="auto" w:after="0"/>
-      </w:pPr>
       <w:r>
         <w:rPr>
           <w:rFonts w:ascii="Times New Roman" w:hAnsi="Times New Roman" w:eastAsia="Times New Roman"/>
           <w:b w:val="0"/>
           <w:i w:val="0"/>
-          <w:color w:val="181A1F"/>
           <w:sz w:val="28"/>
         </w:rPr>
-        <w:t xml:space="preserve">Приведите три аргумента в пользу негативного влияния низкого уровня правовой культуры на общественную жизнь и правопорядок. (Каждый аргумент должен быть сформулирован как распространенное предложение.) </w:t>
+        <w:t>На графике изображено изменение ситуации на рынке автобусов в стране Z. Спрос переместился из положения D в положение D1 при неизменном предложении S. (На графике P – цена товара; Q – количество товара).</w:t>
       </w:r>
     </w:p>
     <w:p>
       <w:pPr>
-        <w:widowControl/>
-        <w:spacing w:line="240" w:lineRule="auto" w:after="0"/>
+        <w:spacing w:after="80"/>
+        <w:jc w:val="center"/>
+      </w:pPr>
+      <w:r>
+        <w:drawing>
+          <wp:inline xmlns:a="http://schemas.openxmlformats.org/drawingml/2006/main" xmlns:pic="http://schemas.openxmlformats.org/drawingml/2006/picture">
+            <wp:extent cx="3348000" cy="3348000"/>
+            <wp:docPr id="2" name="Picture 2"/>
+            <wp:cNvGraphicFramePr>
+              <a:graphicFrameLocks noChangeAspect="1"/>
+            </wp:cNvGraphicFramePr>
+            <a:graphic>
+              <a:graphicData uri="http://schemas.openxmlformats.org/drawingml/2006/picture">
+                <pic:pic>
+                  <pic:nvPicPr>
+                    <pic:cNvPr id="0" name="asset-0067.png"/>
+                    <pic:cNvPicPr/>
+                  </pic:nvPicPr>
+                  <pic:blipFill>
+                    <a:blip r:embed="rId10"/>
+                    <a:stretch>
+                      <a:fillRect/>
+                    </a:stretch>
+                  </pic:blipFill>
+                  <pic:spPr>
+                    <a:xfrm>
+                      <a:off x="0" y="0"/>
+                      <a:ext cx="3348000" cy="3348000"/>
+                    </a:xfrm>
+                    <a:prstGeom prst="rect"/>
+                  </pic:spPr>
+                </pic:pic>
+              </a:graphicData>
+            </a:graphic>
+          </wp:inline>
+        </w:drawing>
+      </w:r>
+    </w:p>
+    <w:p>
+      <w:pPr>
+        <w:keepNext w:val="0"/>
+        <w:spacing w:after="60" w:line="240" w:lineRule="auto"/>
+        <w:jc w:val="both"/>
       </w:pPr>
       <w:r>
         <w:rPr>
           <w:rFonts w:ascii="Times New Roman" w:hAnsi="Times New Roman" w:eastAsia="Times New Roman"/>
-          <w:color w:val="181A1F"/>
+          <w:b w:val="0"/>
+          <w:i w:val="0"/>
+          <w:sz w:val="28"/>
+        </w:rPr>
+        <w:t xml:space="preserve">Как изменилась равновесная цена? </w:t>
+      </w:r>
+    </w:p>
+    <w:p>
+      <w:pPr>
+        <w:keepNext w:val="0"/>
+        <w:spacing w:after="60" w:line="240" w:lineRule="auto"/>
+        <w:jc w:val="both"/>
+      </w:pPr>
+      <w:r>
+        <w:rPr>
+          <w:rFonts w:ascii="Times New Roman" w:hAnsi="Times New Roman" w:eastAsia="Times New Roman"/>
+          <w:b w:val="0"/>
+          <w:i w:val="0"/>
+          <w:sz w:val="28"/>
+        </w:rPr>
+        <w:t>Что могло вызвать изменение спроса? Сначала укажите любое одно обстоятельство (фактор), затем объясните его влияние на спрос (обязательно укажите характер изменения спроса). (Объяснение должно быть дано применительно к рынку, указанному в тексте задания.)</w:t>
+      </w:r>
+    </w:p>
+    <w:p>
+      <w:pPr>
+        <w:keepNext w:val="0"/>
+        <w:spacing w:after="60" w:line="240" w:lineRule="auto"/>
+        <w:jc w:val="both"/>
+      </w:pPr>
+      <w:r>
+        <w:rPr>
+          <w:rFonts w:ascii="Times New Roman" w:hAnsi="Times New Roman" w:eastAsia="Times New Roman"/>
+          <w:b w:val="0"/>
+          <w:i w:val="0"/>
+          <w:sz w:val="28"/>
+        </w:rPr>
+        <w:t>Как изменятся предложение и равновесная цена, если государство предоставит субсидии автотранспортным предприятиям?</w:t>
+      </w:r>
+    </w:p>
+    <w:p>
+      <w:pPr>
+        <w:keepNext w:val="0"/>
+        <w:spacing w:after="60" w:line="240" w:lineRule="auto"/>
+        <w:jc w:val="both"/>
+      </w:pPr>
+      <w:r>
+        <w:rPr>
+          <w:rFonts w:ascii="Times New Roman" w:hAnsi="Times New Roman" w:eastAsia="Times New Roman"/>
+          <w:b w:val="0"/>
+          <w:i w:val="0"/>
           <w:sz w:val="28"/>
         </w:rPr>
         <w:t>Ответ:</w:t>
@@ -3903,61 +3889,39 @@
     </w:p>
     <w:p>
       <w:pPr>
-        <w:keepNext/>
-        <w:widowControl/>
-        <w:spacing w:line="240" w:lineRule="auto" w:after="0" w:before="120"/>
+        <w:keepNext w:val="0"/>
+        <w:spacing w:after="60" w:line="240" w:lineRule="auto"/>
+        <w:jc w:val="both"/>
       </w:pPr>
       <w:r>
         <w:rPr>
           <w:rFonts w:ascii="Times New Roman" w:hAnsi="Times New Roman" w:eastAsia="Times New Roman"/>
           <w:b/>
-          <w:color w:val="181A1F"/>
           <w:sz w:val="28"/>
         </w:rPr>
-        <w:t>22.</w:t>
+        <w:t xml:space="preserve">№22 </w:t>
       </w:r>
-    </w:p>
-    <w:p>
-      <w:pPr>
-        <w:widowControl/>
-        <w:spacing w:line="240" w:lineRule="auto" w:after="0"/>
-      </w:pPr>
       <w:r>
         <w:rPr>
           <w:rFonts w:ascii="Times New Roman" w:hAnsi="Times New Roman" w:eastAsia="Times New Roman"/>
           <w:b w:val="0"/>
           <w:i w:val="0"/>
-          <w:color w:val="181A1F"/>
           <w:sz w:val="28"/>
         </w:rPr>
-        <w:t>Работающий пенсионер И. Н. Кулебякин, обеспокоенный процессом обесценивания денег, проявляющемся в виде устойчивого долговременного повышения общего уровня цен, купил новый смартфон и подарил его своей внучке Глафире. Глафира с помощью нового гаджета ознакомилась с записями о своей успеваемости в электронном журнале и скачала домашнее задание по нескольким предметам. Глафире предстояло выполнить несколько задач по обществознанию, одна из которых вызвала у неё затруднение. Приведём ее условие: «Законодательную власть в государстве Z осуществляет парламент, а всенародно избираемый глава государства формирует правительство и возглавляет исполнительную власть. Какая форма правления в государстве Z? (Дайте полное название.)»</w:t>
+        <w:t>Анна и Матвей Лебедевы, родители двух пятилетних близнецов, решили расторгнуть брак. Одновременно с решением о расторжении брака суд будет принимать решение о месте проживания детей. Почему расторжение брака будет производиться в судебном порядке? В рамках какого судопроизводства будет рассмотрено данное дело? Чем определяется места жительства детей? Какие основные факторы учитывает суд при определении места жительства детей? (Укажите любые три фактора.)</w:t>
       </w:r>
     </w:p>
     <w:p>
       <w:pPr>
-        <w:widowControl/>
-        <w:spacing w:line="240" w:lineRule="auto" w:after="0"/>
+        <w:keepNext w:val="0"/>
+        <w:spacing w:after="60" w:line="240" w:lineRule="auto"/>
+        <w:jc w:val="both"/>
       </w:pPr>
       <w:r>
         <w:rPr>
           <w:rFonts w:ascii="Times New Roman" w:hAnsi="Times New Roman" w:eastAsia="Times New Roman"/>
           <w:b w:val="0"/>
           <w:i w:val="0"/>
-          <w:color w:val="181A1F"/>
-          <w:sz w:val="28"/>
-        </w:rPr>
-        <w:t>Какое экономическое явление обеспокоило И. Н. Кулебякина? (Дайте название описанному процессу.) Какое правомочие собственника он реализовал? Какая тенденция современного образования может быть проиллюстрирована действиями Глафиры по использованию гаджета? Каков правильный ответ на задачу, вызвавшую затруднение у девочки?</w:t>
-      </w:r>
-    </w:p>
-    <w:p>
-      <w:pPr>
-        <w:widowControl/>
-        <w:spacing w:line="240" w:lineRule="auto" w:after="0"/>
-      </w:pPr>
-      <w:r>
-        <w:rPr>
-          <w:rFonts w:ascii="Times New Roman" w:hAnsi="Times New Roman" w:eastAsia="Times New Roman"/>
-          <w:color w:val="181A1F"/>
           <w:sz w:val="28"/>
         </w:rPr>
         <w:t>Ответ:</w:t>
@@ -3965,45 +3929,87 @@
     </w:p>
     <w:p>
       <w:pPr>
-        <w:keepNext/>
-        <w:widowControl/>
-        <w:spacing w:line="240" w:lineRule="auto" w:after="0" w:before="120"/>
+        <w:keepNext w:val="0"/>
+        <w:spacing w:after="60" w:line="240" w:lineRule="auto"/>
+        <w:jc w:val="both"/>
       </w:pPr>
       <w:r>
         <w:rPr>
           <w:rFonts w:ascii="Times New Roman" w:hAnsi="Times New Roman" w:eastAsia="Times New Roman"/>
           <w:b/>
-          <w:color w:val="181A1F"/>
           <w:sz w:val="28"/>
         </w:rPr>
-        <w:t>23.</w:t>
+        <w:t xml:space="preserve">№23 </w:t>
       </w:r>
-    </w:p>
-    <w:p>
-      <w:pPr>
-        <w:widowControl/>
-        <w:spacing w:line="240" w:lineRule="auto" w:after="0"/>
-      </w:pPr>
       <w:r>
         <w:rPr>
           <w:rFonts w:ascii="Times New Roman" w:hAnsi="Times New Roman" w:eastAsia="Times New Roman"/>
           <w:b w:val="0"/>
           <w:i w:val="0"/>
-          <w:color w:val="181A1F"/>
           <w:sz w:val="28"/>
         </w:rPr>
-        <w:t>Используя обществоведческие знания и факты общественной жизни, приведите три примера, иллюстрирующих действие федерального закона, федерального конституционного закона и закона субъекта РФ. (Каждый пример должен быть сформулирован развернуто.)</w:t>
+        <w:t xml:space="preserve">Конституция Российской Федерации закрепляет возможности человека реализовывать свой потенциал в процессе создания экономических благ. </w:t>
       </w:r>
     </w:p>
     <w:p>
       <w:pPr>
-        <w:widowControl/>
-        <w:spacing w:line="240" w:lineRule="auto" w:after="0"/>
+        <w:keepNext w:val="0"/>
+        <w:spacing w:after="60" w:line="240" w:lineRule="auto"/>
+        <w:jc w:val="both"/>
       </w:pPr>
       <w:r>
         <w:rPr>
           <w:rFonts w:ascii="Times New Roman" w:hAnsi="Times New Roman" w:eastAsia="Times New Roman"/>
-          <w:color w:val="181A1F"/>
+          <w:b w:val="0"/>
+          <w:i w:val="0"/>
+          <w:sz w:val="28"/>
+        </w:rPr>
+        <w:t xml:space="preserve">На основе положений Конституции Российской Федерации приведите три объяснения этой характеристики. </w:t>
+      </w:r>
+    </w:p>
+    <w:p>
+      <w:pPr>
+        <w:keepNext w:val="0"/>
+        <w:spacing w:after="60" w:line="240" w:lineRule="auto"/>
+        <w:jc w:val="both"/>
+      </w:pPr>
+      <w:r>
+        <w:rPr>
+          <w:rFonts w:ascii="Times New Roman" w:hAnsi="Times New Roman" w:eastAsia="Times New Roman"/>
+          <w:b w:val="0"/>
+          <w:i w:val="0"/>
+          <w:sz w:val="28"/>
+        </w:rPr>
+        <w:t xml:space="preserve">(Каждое объяснение должно быть сформулировано как распространённое предложение с опорой на конкретное положение Конституции Российской Федерации. </w:t>
+      </w:r>
+    </w:p>
+    <w:p>
+      <w:pPr>
+        <w:keepNext w:val="0"/>
+        <w:spacing w:after="60" w:line="240" w:lineRule="auto"/>
+        <w:jc w:val="both"/>
+      </w:pPr>
+      <w:r>
+        <w:rPr>
+          <w:rFonts w:ascii="Times New Roman" w:hAnsi="Times New Roman" w:eastAsia="Times New Roman"/>
+          <w:b w:val="0"/>
+          <w:i w:val="0"/>
+          <w:sz w:val="28"/>
+        </w:rPr>
+        <w:t>Обратите внимание на то, что правильное выполнение задания не требует указания в ответе номеров соответствующих статей Конституции и дословного воспроизведения их содержания.)</w:t>
+      </w:r>
+    </w:p>
+    <w:p>
+      <w:pPr>
+        <w:keepNext w:val="0"/>
+        <w:spacing w:after="60" w:line="240" w:lineRule="auto"/>
+        <w:jc w:val="both"/>
+      </w:pPr>
+      <w:r>
+        <w:rPr>
+          <w:rFonts w:ascii="Times New Roman" w:hAnsi="Times New Roman" w:eastAsia="Times New Roman"/>
+          <w:b w:val="0"/>
+          <w:i w:val="0"/>
           <w:sz w:val="28"/>
         </w:rPr>
         <w:t>Ответ:</w:t>
@@ -4011,61 +4017,39 @@
     </w:p>
     <w:p>
       <w:pPr>
-        <w:keepNext/>
-        <w:widowControl/>
-        <w:spacing w:line="240" w:lineRule="auto" w:after="0" w:before="120"/>
+        <w:keepNext w:val="0"/>
+        <w:spacing w:after="60" w:line="240" w:lineRule="auto"/>
+        <w:jc w:val="both"/>
       </w:pPr>
       <w:r>
         <w:rPr>
           <w:rFonts w:ascii="Times New Roman" w:hAnsi="Times New Roman" w:eastAsia="Times New Roman"/>
           <w:b/>
-          <w:color w:val="181A1F"/>
           <w:sz w:val="28"/>
         </w:rPr>
-        <w:t>24.</w:t>
+        <w:t xml:space="preserve">№24 </w:t>
       </w:r>
-    </w:p>
-    <w:p>
-      <w:pPr>
-        <w:widowControl/>
-        <w:spacing w:line="240" w:lineRule="auto" w:after="0"/>
-      </w:pPr>
       <w:r>
         <w:rPr>
           <w:rFonts w:ascii="Times New Roman" w:hAnsi="Times New Roman" w:eastAsia="Times New Roman"/>
           <w:b w:val="0"/>
           <w:i w:val="0"/>
-          <w:color w:val="181A1F"/>
           <w:sz w:val="28"/>
         </w:rPr>
-        <w:t>Антон работает инженером-технологом на кондитерской фабрике. Уставный капитал предприятия разделен на определенное число ценных бумаг, владельцы которых ежегодно получают часть прибыли в виде дивидендов.</w:t>
+        <w:t>Используя обществоведческие знания, составьте сложный план, позволяющий раскрыть по существу тему «Уголовное право в российской правовой системе». Сложный план должен содержать не менее трёх непосредственно раскрывающих тему по существу пунктов, детализированных в подпунктах. (Количество подпунктов каждого детализированного пункта должно быть не менее трёх, за исключением случаев, когда с точки зрения общественных наук возможны только два подпункта.)</w:t>
       </w:r>
     </w:p>
     <w:p>
       <w:pPr>
-        <w:widowControl/>
-        <w:spacing w:line="240" w:lineRule="auto" w:after="0"/>
+        <w:keepNext w:val="0"/>
+        <w:spacing w:after="60" w:line="240" w:lineRule="auto"/>
+        <w:jc w:val="both"/>
       </w:pPr>
       <w:r>
         <w:rPr>
           <w:rFonts w:ascii="Times New Roman" w:hAnsi="Times New Roman" w:eastAsia="Times New Roman"/>
           <w:b w:val="0"/>
           <w:i w:val="0"/>
-          <w:color w:val="181A1F"/>
-          <w:sz w:val="28"/>
-        </w:rPr>
-        <w:t>Какова организационно-правовая форма данного предприятия? Как владельцы ценных бумаг несут риск убытков, связанных с деятельностью данного предприятия? Отвечают ли они по обязательствам данного предприятия? К какому виду юридических лиц по целям деятельности относится эта организация?</w:t>
-      </w:r>
-    </w:p>
-    <w:p>
-      <w:pPr>
-        <w:widowControl/>
-        <w:spacing w:line="240" w:lineRule="auto" w:after="0"/>
-      </w:pPr>
-      <w:r>
-        <w:rPr>
-          <w:rFonts w:ascii="Times New Roman" w:hAnsi="Times New Roman" w:eastAsia="Times New Roman"/>
-          <w:color w:val="181A1F"/>
           <w:sz w:val="28"/>
         </w:rPr>
         <w:t>Ответ:</w:t>
@@ -4073,115 +4057,84 @@
     </w:p>
     <w:p>
       <w:pPr>
-        <w:keepNext/>
-        <w:widowControl/>
-        <w:spacing w:line="240" w:lineRule="auto" w:after="0" w:before="120"/>
+        <w:keepNext w:val="0"/>
+        <w:spacing w:after="60" w:line="240" w:lineRule="auto"/>
+        <w:jc w:val="both"/>
       </w:pPr>
       <w:r>
         <w:rPr>
           <w:rFonts w:ascii="Times New Roman" w:hAnsi="Times New Roman" w:eastAsia="Times New Roman"/>
           <w:b/>
-          <w:color w:val="181A1F"/>
           <w:sz w:val="28"/>
         </w:rPr>
-        <w:t>25.</w:t>
+        <w:t xml:space="preserve">№25 </w:t>
       </w:r>
-    </w:p>
-    <w:p>
-      <w:pPr>
-        <w:widowControl/>
-        <w:spacing w:line="240" w:lineRule="auto" w:after="0"/>
-      </w:pPr>
       <w:r>
         <w:rPr>
           <w:rFonts w:ascii="Times New Roman" w:hAnsi="Times New Roman" w:eastAsia="Times New Roman"/>
           <w:b w:val="0"/>
           <w:i w:val="0"/>
-          <w:color w:val="181A1F"/>
           <w:sz w:val="28"/>
         </w:rPr>
-        <w:t>Объясните необходимость защиты окружающей среды для устойчивого развития современного общества. (Обоснование должно быть дано с опорой на обществоведческие знания в нескольких связанных между  собой распространенных предложениях, раскрывать причинно-следственные и (или) функциональные связи.)</w:t>
+        <w:t>Обоснуйте значимость арбитражного судопроизводства для укрепления законности и правопорядка в Российской Федерации. (Обоснование должно быть дано с опорой на обществоведческие знания в нескольких связанных между собой распространённых предложениях, раскрывать причинно-следственные и (или) функциональные связи.)</w:t>
       </w:r>
     </w:p>
     <w:p>
       <w:pPr>
-        <w:widowControl/>
-        <w:spacing w:line="240" w:lineRule="auto" w:after="0"/>
+        <w:keepNext w:val="0"/>
+        <w:spacing w:after="60" w:line="240" w:lineRule="auto"/>
+        <w:jc w:val="both"/>
       </w:pPr>
       <w:r>
         <w:rPr>
           <w:rFonts w:ascii="Times New Roman" w:hAnsi="Times New Roman" w:eastAsia="Times New Roman"/>
           <w:b w:val="0"/>
           <w:i w:val="0"/>
-          <w:color w:val="181A1F"/>
           <w:sz w:val="28"/>
         </w:rPr>
-        <w:t>Назовите виды юридической ответственности за нарушение норм экологического права. (Назовите любые три вида юридической ответственности.)</w:t>
+        <w:t xml:space="preserve">За защитой каких нарушенных либо оспариваемых прав (свобод) или законных интересов в порядке, установленном российским законодательством об арбитражном судопроизводстве, заинтересованное лицо вправе обратиться в суд? (Укажите любые три таких права (свободы) или законных интереса.) </w:t>
       </w:r>
     </w:p>
     <w:p>
       <w:pPr>
-        <w:widowControl/>
-        <w:spacing w:line="240" w:lineRule="auto" w:after="0"/>
+        <w:keepNext w:val="0"/>
+        <w:spacing w:after="60" w:line="240" w:lineRule="auto"/>
+        <w:jc w:val="both"/>
       </w:pPr>
       <w:r>
         <w:rPr>
           <w:rFonts w:ascii="Times New Roman" w:hAnsi="Times New Roman" w:eastAsia="Times New Roman"/>
           <w:b w:val="0"/>
           <w:i w:val="0"/>
-          <w:color w:val="181A1F"/>
           <w:sz w:val="28"/>
         </w:rPr>
-        <w:t>Для каждого вида приведенного в пункте 2 юридической ответственности приведите по одному примеру, иллюстрирующему применение мер юридической ответственности за экологические правонарушения. (Каждый пример должен быть сформулирован развернуто. В совокупности примеры должны иллюстрировать три различных вида юридической ответственности.)</w:t>
+        <w:t>Приведите по одному примеру, иллюстрирующему конкретную ситуацию, связанную с нарушением/оспариванием каждого из указанных в пункте 2) прав (свобод) или законных интересов юридических лиц. (Каждый пример должен быть сформулирован развернуто. Примеры не должны быть однотипными и дублировать друг друга по содержанию.)</w:t>
       </w:r>
     </w:p>
     <w:p>
       <w:pPr>
-        <w:widowControl/>
-        <w:spacing w:line="240" w:lineRule="auto" w:after="0"/>
+        <w:keepNext w:val="0"/>
+        <w:spacing w:after="60" w:line="240" w:lineRule="auto"/>
+        <w:jc w:val="both"/>
       </w:pPr>
       <w:r>
         <w:rPr>
           <w:rFonts w:ascii="Times New Roman" w:hAnsi="Times New Roman" w:eastAsia="Times New Roman"/>
-          <w:color w:val="181A1F"/>
+          <w:b w:val="0"/>
+          <w:i w:val="0"/>
           <w:sz w:val="28"/>
         </w:rPr>
         <w:t>Ответ:</w:t>
       </w:r>
     </w:p>
-    <w:p>
-      <w:pPr>
-        <w:widowControl/>
-        <w:spacing w:line="240" w:lineRule="auto" w:after="0"/>
-      </w:pPr>
-      <w:r>
-        <w:rPr>
-          <w:rFonts w:ascii="Times New Roman" w:hAnsi="Times New Roman" w:eastAsia="Times New Roman"/>
-          <w:color w:val="181A1F"/>
-          <w:sz w:val="28"/>
-        </w:rPr>
-        <w:br w:type="page"/>
-      </w:r>
-    </w:p>
     <w:sectPr>
-      <w:footerReference w:type="default" r:id="rId9"/>
-      <w:pgSz w:w="11906" w:h="16838"/>
-      <w:pgMar w:top="935" w:right="879" w:bottom="879" w:left="992" w:header="397" w:footer="397" w:gutter="0"/>
+      <w:pgSz w:w="12240" w:h="15840"/>
+      <w:pgMar w:top="964" w:right="850" w:bottom="964" w:left="1134" w:header="720" w:footer="720" w:gutter="0"/>
       <w:cols w:space="720"/>
       <w:docGrid w:linePitch="360"/>
     </w:sectPr>
   </w:body>
 </w:document>
-</file>
-
-<file path=word/footer1.xml><?xml version="1.0" encoding="utf-8"?>
-<w:ftr xmlns:m="http://schemas.openxmlformats.org/officeDocument/2006/math" xmlns:mc="http://schemas.openxmlformats.org/markup-compatibility/2006" xmlns:mo="http://schemas.microsoft.com/office/mac/office/2008/main" xmlns:mv="urn:schemas-microsoft-com:mac:vml" xmlns:o="urn:schemas-microsoft-com:office:office" xmlns:r="http://schemas.openxmlformats.org/officeDocument/2006/relationships" xmlns:v="urn:schemas-microsoft-com:vml" xmlns:w10="urn:schemas-microsoft-com:office:word" xmlns:w14="http://schemas.microsoft.com/office/word/2010/wordml" xmlns:w="http://schemas.openxmlformats.org/wordprocessingml/2006/main" xmlns:wne="http://schemas.microsoft.com/office/word/2006/wordml" xmlns:wp14="http://schemas.microsoft.com/office/word/2010/wordprocessingDrawing" xmlns:wp="http://schemas.openxmlformats.org/drawingml/2006/wordprocessingDrawing" xmlns:wpc="http://schemas.microsoft.com/office/word/2010/wordprocessingCanvas" xmlns:wpg="http://schemas.microsoft.com/office/word/2010/wordprocessingGroup" xmlns:wpi="http://schemas.microsoft.com/office/word/2010/wordprocessingInk" xmlns:wps="http://schemas.microsoft.com/office/word/2010/wordprocessingShape" mc:Ignorable="w14 wp14">
-  <w:p>
-    <w:pPr>
-      <w:pStyle w:val="Footer"/>
-    </w:pPr>
-  </w:p>
-</w:ftr>
 </file>
 
 <file path=word/numbering.xml><?xml version="1.0" encoding="utf-8"?>
@@ -4548,11 +4501,10 @@
     <w:qFormat/>
     <w:rsid w:val="00FC693F"/>
     <w:pPr>
-      <w:spacing w:after="0" w:line="240" w:lineRule="auto"/>
+      <w:spacing w:after="60" w:line="240" w:lineRule="auto"/>
     </w:pPr>
     <w:rPr>
-      <w:rFonts w:ascii="Times New Roman" w:hAnsi="Times New Roman"/>
-      <w:color w:val="181A1F"/>
+      <w:rFonts w:ascii="Times New Roman" w:hAnsi="Times New Roman" w:eastAsia="Times New Roman"/>
       <w:sz w:val="28"/>
     </w:rPr>
   </w:style>
@@ -4615,10 +4567,10 @@
       <w:outlineLvl w:val="0"/>
     </w:pPr>
     <w:rPr>
-      <w:rFonts w:asciiTheme="majorHAnsi" w:eastAsiaTheme="majorEastAsia" w:hAnsiTheme="majorHAnsi" w:cstheme="majorBidi" w:ascii="Times New Roman" w:hAnsi="Times New Roman"/>
+      <w:rFonts w:asciiTheme="majorHAnsi" w:eastAsiaTheme="majorEastAsia" w:hAnsiTheme="majorHAnsi" w:cstheme="majorBidi"/>
       <w:b/>
       <w:bCs/>
-      <w:color w:val="181A1F"/>
+      <w:color w:val="365F91" w:themeColor="accent1" w:themeShade="BF"/>
       <w:sz w:val="28"/>
       <w:szCs w:val="28"/>
     </w:rPr>
@@ -4639,7 +4591,7 @@
       <w:outlineLvl w:val="1"/>
     </w:pPr>
     <w:rPr>
-      <w:rFonts w:asciiTheme="majorHAnsi" w:eastAsiaTheme="majorEastAsia" w:hAnsiTheme="majorHAnsi" w:cstheme="majorBidi" w:ascii="Arial" w:hAnsi="Arial"/>
+      <w:rFonts w:asciiTheme="majorHAnsi" w:eastAsiaTheme="majorEastAsia" w:hAnsiTheme="majorHAnsi" w:cstheme="majorBidi"/>
       <w:b/>
       <w:bCs/>
       <w:color w:val="4F81BD" w:themeColor="accent1"/>
@@ -4904,7 +4856,7 @@
       <w:contextualSpacing/>
     </w:pPr>
     <w:rPr>
-      <w:rFonts w:asciiTheme="majorHAnsi" w:eastAsiaTheme="majorEastAsia" w:hAnsiTheme="majorHAnsi" w:cstheme="majorBidi" w:ascii="Arial" w:hAnsi="Arial"/>
+      <w:rFonts w:asciiTheme="majorHAnsi" w:eastAsiaTheme="majorEastAsia" w:hAnsiTheme="majorHAnsi" w:cstheme="majorBidi"/>
       <w:color w:val="17365D" w:themeColor="text2" w:themeShade="BF"/>
       <w:spacing w:val="5"/>
       <w:kern w:val="28"/>
